--- a/10-应急管理/流程制度规范类文件/TXHS-10-01-运维应急管理制度.docx
+++ b/10-应急管理/流程制度规范类文件/TXHS-10-01-运维应急管理制度.docx
@@ -602,17 +602,7 @@
                 <w:vertAlign w:val="baseline"/>
                 <w:lang w:val="en-US" w:eastAsia="zh-CN"/>
               </w:rPr>
-              <w:t>审核</w:t>
-            </w:r>
-            <w:bookmarkStart w:id="26" w:name="_GoBack"/>
-            <w:bookmarkEnd w:id="26"/>
-            <w:r>
-              <w:rPr>
-                <w:rFonts w:hint="eastAsia"/>
-                <w:vertAlign w:val="baseline"/>
-                <w:lang w:val="en-US" w:eastAsia="zh-CN"/>
-              </w:rPr>
-              <w:t>时间</w:t>
+              <w:t>审核时间</w:t>
             </w:r>
             <w:r>
               <w:rPr>
@@ -3785,7 +3775,16 @@
           <w:rFonts w:hint="default"/>
           <w:lang w:val="en-US" w:eastAsia="zh-CN"/>
         </w:rPr>
-        <w:t>为建立健全公司软件运维服务的应急响应机制，规范对突发事件的预防、准备、响应、恢复和总结改进的全过程管理，最大限度地预防和减少突发事件造成的业务影响与损失，保障客户业务连续性，特制定本制度。</w:t>
+        <w:t>为建立健全公司</w:t>
+      </w:r>
+      <w:bookmarkStart w:id="26" w:name="_GoBack"/>
+      <w:bookmarkEnd w:id="26"/>
+      <w:r>
+        <w:rPr>
+          <w:rFonts w:hint="default"/>
+          <w:lang w:val="en-US" w:eastAsia="zh-CN"/>
+        </w:rPr>
+        <w:t>运维服务的应急响应机制，规范对突发事件的预防、准备、响应、恢复和总结改进的全过程管理，最大限度地预防和减少突发事件造成的业务影响与损失，保障客户业务连续性，特制定本制度。</w:t>
       </w:r>
     </w:p>
     <w:p>
@@ -5875,6 +5874,7 @@
             <w:insideH w:val="none" w:color="auto" w:sz="0" w:space="0"/>
             <w:insideV w:val="none" w:color="auto" w:sz="0" w:space="0"/>
           </w:tblBorders>
+          <w:shd w:val="clear" w:color="auto" w:fill="auto"/>
           <w:tblCellMar>
             <w:top w:w="0" w:type="dxa"/>
             <w:left w:w="108" w:type="dxa"/>

--- a/10-应急管理/流程制度规范类文件/TXHS-10-01-运维应急管理制度.docx
+++ b/10-应急管理/流程制度规范类文件/TXHS-10-01-运维应急管理制度.docx
@@ -1,10 +1,11 @@
 
 <file path=word/document.xml><?xml version="1.0" encoding="utf-8"?>
-<w:document xmlns:wpc="http://schemas.microsoft.com/office/word/2010/wordprocessingCanvas" xmlns:mc="http://schemas.openxmlformats.org/markup-compatibility/2006" xmlns:o="urn:schemas-microsoft-com:office:office" xmlns:r="http://schemas.openxmlformats.org/officeDocument/2006/relationships" xmlns:m="http://schemas.openxmlformats.org/officeDocument/2006/math" xmlns:v="urn:schemas-microsoft-com:vml" xmlns:wp14="http://schemas.microsoft.com/office/word/2010/wordprocessingDrawing" xmlns:wp="http://schemas.openxmlformats.org/drawingml/2006/wordprocessingDrawing" xmlns:w="http://schemas.openxmlformats.org/wordprocessingml/2006/main" xmlns:w14="http://schemas.microsoft.com/office/word/2010/wordml" xmlns:w10="urn:schemas-microsoft-com:office:word" xmlns:w15="http://schemas.microsoft.com/office/word/2012/wordml" xmlns:wpg="http://schemas.microsoft.com/office/word/2010/wordprocessingGroup" xmlns:wpi="http://schemas.microsoft.com/office/word/2010/wordprocessingInk" xmlns:wne="http://schemas.microsoft.com/office/word/2006/wordml" xmlns:wps="http://schemas.microsoft.com/office/word/2010/wordprocessingShape" xmlns:wpsCustomData="http://www.wps.cn/officeDocument/2013/wpsCustomData" mc:Ignorable="w14 w15 wp14">
+<w:document xmlns:wpc="http://schemas.microsoft.com/office/word/2010/wordprocessingCanvas" xmlns:mc="http://schemas.openxmlformats.org/markup-compatibility/2006" xmlns:o="urn:schemas-microsoft-com:office:office" xmlns:r="http://schemas.openxmlformats.org/officeDocument/2006/relationships" xmlns:m="http://schemas.openxmlformats.org/officeDocument/2006/math" xmlns:v="urn:schemas-microsoft-com:vml" xmlns:wp14="http://schemas.microsoft.com/office/word/2010/wordprocessingDrawing" xmlns:wp="http://schemas.openxmlformats.org/drawingml/2006/wordprocessingDrawing" xmlns:w10="urn:schemas-microsoft-com:office:word" xmlns:w="http://schemas.openxmlformats.org/wordprocessingml/2006/main" xmlns:w14="http://schemas.microsoft.com/office/word/2010/wordml" xmlns:w15="http://schemas.microsoft.com/office/word/2012/wordml" xmlns:wne="http://schemas.microsoft.com/office/word/2006/wordml" xmlns:wpg="http://schemas.microsoft.com/office/word/2010/wordprocessingGroup" xmlns:wpi="http://schemas.microsoft.com/office/word/2010/wordprocessingInk" xmlns:wps="http://schemas.microsoft.com/office/word/2010/wordprocessingShape" mc:Ignorable="w14 w15 wp14">
+  <!-- Generated by Aspose.Words for .NET 13.3.0.1 -->
   <w:body>
     <w:p>
       <w:pPr>
-        <w:pStyle w:val="24"/>
+        <w:pStyle w:val="a"/>
         <w:keepNext w:val="0"/>
         <w:keepLines w:val="0"/>
         <w:pageBreakBefore w:val="0"/>
@@ -24,7 +25,7 @@
       <w:bookmarkStart w:id="0" w:name="_Toc11537"/>
       <w:r>
         <w:drawing>
-          <wp:anchor distT="0" distB="0" distL="114300" distR="114300" simplePos="0" relativeHeight="251661312" behindDoc="1" locked="0" layoutInCell="1" allowOverlap="1">
+          <wp:anchor distT="0" distB="0" distL="114300" distR="114300" simplePos="0" relativeHeight="251660288" behindDoc="1" locked="0" layoutInCell="1" allowOverlap="1">
             <wp:simplePos x="0" y="0"/>
             <wp:positionH relativeFrom="column">
               <wp:posOffset>-19050</wp:posOffset>
@@ -49,7 +50,7 @@
                     </pic:cNvPicPr>
                   </pic:nvPicPr>
                   <pic:blipFill>
-                    <a:blip r:embed="rId7"/>
+                    <a:blip xmlns:r="http://schemas.openxmlformats.org/officeDocument/2006/relationships" r:embed="rId4"/>
                     <a:stretch>
                       <a:fillRect/>
                     </a:stretch>
@@ -75,7 +76,7 @@
       </w:r>
       <w:r>
         <w:drawing>
-          <wp:anchor distT="0" distB="0" distL="114300" distR="114300" simplePos="0" relativeHeight="251660288" behindDoc="1" locked="0" layoutInCell="1" allowOverlap="1">
+          <wp:anchor distT="0" distB="0" distL="114300" distR="114300" simplePos="0" relativeHeight="251659264" behindDoc="1" locked="0" layoutInCell="1" allowOverlap="1">
             <wp:simplePos x="0" y="0"/>
             <wp:positionH relativeFrom="column">
               <wp:posOffset>0</wp:posOffset>
@@ -100,7 +101,7 @@
                     </pic:cNvPicPr>
                   </pic:nvPicPr>
                   <pic:blipFill>
-                    <a:blip r:embed="rId8"/>
+                    <a:blip xmlns:r="http://schemas.openxmlformats.org/officeDocument/2006/relationships" r:embed="rId5"/>
                     <a:stretch>
                       <a:fillRect/>
                     </a:stretch>
@@ -130,7 +131,7 @@
           <w:lang w:val="en-US" w:eastAsia="zh-CN"/>
         </w:rPr>
         <w:drawing>
-          <wp:anchor distT="0" distB="0" distL="114300" distR="114300" simplePos="0" relativeHeight="251659264" behindDoc="1" locked="0" layoutInCell="1" allowOverlap="1">
+          <wp:anchor distT="0" distB="0" distL="114300" distR="114300" simplePos="0" relativeHeight="251658240" behindDoc="1" locked="0" layoutInCell="1" allowOverlap="1">
             <wp:simplePos x="0" y="0"/>
             <wp:positionH relativeFrom="column">
               <wp:posOffset>635</wp:posOffset>
@@ -155,7 +156,7 @@
                     </pic:cNvPicPr>
                   </pic:nvPicPr>
                   <pic:blipFill>
-                    <a:blip r:embed="rId9">
+                    <a:blip xmlns:r="http://schemas.openxmlformats.org/officeDocument/2006/relationships" r:embed="rId6">
                       <a:alphaModFix amt="58000"/>
                       <a:lum contrast="-52000"/>
                     </a:blip>
@@ -189,7 +190,7 @@
     </w:p>
     <w:p>
       <w:pPr>
-        <w:pStyle w:val="25"/>
+        <w:pStyle w:val="a0"/>
         <w:keepNext w:val="0"/>
         <w:keepLines w:val="0"/>
         <w:pageBreakBefore w:val="0"/>
@@ -236,11 +237,11 @@
         <w:adjustRightInd w:val="0"/>
         <w:snapToGrid w:val="0"/>
         <w:spacing w:after="624" w:afterLines="200" w:line="219" w:lineRule="auto"/>
-        <w:ind w:left="0" w:leftChars="0" w:right="0" w:rightChars="0" w:firstLine="0" w:firstLineChars="0"/>
+        <w:ind w:left="0" w:right="0" w:firstLine="0" w:leftChars="0" w:rightChars="0" w:firstLineChars="0"/>
         <w:jc w:val="center"/>
         <w:textAlignment w:val="baseline"/>
         <w:rPr>
-          <w:rFonts w:hint="default" w:ascii="宋体" w:hAnsi="宋体" w:eastAsia="宋体" w:cs="宋体"/>
+          <w:rFonts w:ascii="宋体" w:eastAsia="宋体" w:hAnsi="宋体" w:cs="宋体" w:hint="default"/>
           <w:sz w:val="24"/>
           <w:szCs w:val="24"/>
           <w:lang w:val="en-US" w:eastAsia="zh-CN"/>
@@ -248,7 +249,7 @@
       </w:pPr>
       <w:r>
         <w:rPr>
-          <w:rFonts w:ascii="宋体" w:hAnsi="宋体" w:eastAsia="宋体" w:cs="宋体"/>
+          <w:rFonts w:ascii="宋体" w:eastAsia="宋体" w:hAnsi="宋体" w:cs="宋体"/>
           <w:b/>
           <w:bCs/>
           <w:spacing w:val="-3"/>
@@ -259,7 +260,7 @@
       </w:r>
       <w:r>
         <w:rPr>
-          <w:rFonts w:hint="eastAsia" w:ascii="宋体" w:hAnsi="宋体" w:eastAsia="宋体" w:cs="宋体"/>
+          <w:rFonts w:ascii="宋体" w:eastAsia="宋体" w:hAnsi="宋体" w:cs="宋体" w:hint="eastAsia"/>
           <w:b/>
           <w:bCs/>
           <w:spacing w:val="-3"/>
@@ -271,7 +272,7 @@
       </w:r>
       <w:r>
         <w:rPr>
-          <w:rFonts w:ascii="宋体" w:hAnsi="宋体" w:eastAsia="宋体" w:cs="宋体"/>
+          <w:rFonts w:ascii="宋体" w:eastAsia="宋体" w:hAnsi="宋体" w:cs="宋体"/>
           <w:b/>
           <w:bCs/>
           <w:spacing w:val="-3"/>
@@ -282,7 +283,7 @@
       </w:r>
       <w:r>
         <w:rPr>
-          <w:rFonts w:hint="eastAsia" w:ascii="宋体" w:hAnsi="宋体" w:cs="宋体"/>
+          <w:rFonts w:ascii="宋体" w:hAnsi="宋体" w:cs="宋体" w:hint="eastAsia"/>
           <w:b/>
           <w:bCs/>
           <w:spacing w:val="-3"/>
@@ -294,7 +295,7 @@
       </w:r>
       <w:r>
         <w:rPr>
-          <w:rFonts w:ascii="宋体" w:hAnsi="宋体" w:eastAsia="宋体" w:cs="宋体"/>
+          <w:rFonts w:ascii="宋体" w:eastAsia="宋体" w:hAnsi="宋体" w:cs="宋体"/>
           <w:b/>
           <w:bCs/>
           <w:spacing w:val="-3"/>
@@ -306,18 +307,17 @@
     </w:p>
     <w:tbl>
       <w:tblPr>
-        <w:tblStyle w:val="21"/>
+        <w:tblStyle w:val="TableGrid"/>
         <w:tblW w:w="0" w:type="auto"/>
         <w:jc w:val="center"/>
         <w:tblBorders>
-          <w:top w:val="none" w:color="auto" w:sz="0" w:space="0"/>
-          <w:left w:val="none" w:color="auto" w:sz="0" w:space="0"/>
-          <w:bottom w:val="none" w:color="auto" w:sz="0" w:space="0"/>
-          <w:right w:val="none" w:color="auto" w:sz="0" w:space="0"/>
-          <w:insideH w:val="none" w:color="auto" w:sz="0" w:space="0"/>
-          <w:insideV w:val="none" w:color="auto" w:sz="0" w:space="0"/>
+          <w:top w:val="nil"/>
+          <w:left w:val="nil"/>
+          <w:bottom w:val="nil"/>
+          <w:right w:val="nil"/>
+          <w:insideH w:val="nil"/>
+          <w:insideV w:val="nil"/>
         </w:tblBorders>
-        <w:tblLayout w:type="autofit"/>
         <w:tblCellMar>
           <w:top w:w="0" w:type="dxa"/>
           <w:left w:w="108" w:type="dxa"/>
@@ -331,13 +331,15 @@
       </w:tblGrid>
       <w:tr>
         <w:tblPrEx>
+          <w:tblW w:w="0" w:type="auto"/>
+          <w:jc w:val="center"/>
           <w:tblBorders>
-            <w:top w:val="none" w:color="auto" w:sz="0" w:space="0"/>
-            <w:left w:val="none" w:color="auto" w:sz="0" w:space="0"/>
-            <w:bottom w:val="none" w:color="auto" w:sz="0" w:space="0"/>
-            <w:right w:val="none" w:color="auto" w:sz="0" w:space="0"/>
-            <w:insideH w:val="none" w:color="auto" w:sz="0" w:space="0"/>
-            <w:insideV w:val="none" w:color="auto" w:sz="0" w:space="0"/>
+            <w:top w:val="nil"/>
+            <w:left w:val="nil"/>
+            <w:bottom w:val="nil"/>
+            <w:right w:val="nil"/>
+            <w:insideH w:val="nil"/>
+            <w:insideV w:val="nil"/>
           </w:tblBorders>
           <w:tblCellMar>
             <w:top w:w="0" w:type="dxa"/>
@@ -347,7 +349,7 @@
           </w:tblCellMar>
         </w:tblPrEx>
         <w:trPr>
-          <w:trHeight w:val="810" w:hRule="atLeast"/>
+          <w:trHeight w:val="810"/>
           <w:jc w:val="center"/>
         </w:trPr>
         <w:tc>
@@ -385,7 +387,7 @@
             </w:r>
             <w:r>
               <w:rPr>
-                <w:rFonts w:hint="default" w:asciiTheme="minorAscii" w:hAnsiTheme="minorAscii" w:eastAsiaTheme="minorEastAsia"/>
+                <w:rFonts w:asciiTheme="minorAscii" w:eastAsiaTheme="minorEastAsia" w:hAnsiTheme="minorAscii" w:hint="default"/>
                 <w:spacing w:val="227"/>
                 <w:sz w:val="21"/>
                 <w:vertAlign w:val="baseline"/>
@@ -439,7 +441,7 @@
             </w:r>
             <w:r>
               <w:rPr>
-                <w:rFonts w:hint="eastAsia" w:asciiTheme="minorAscii" w:hAnsiTheme="minorAscii" w:eastAsiaTheme="minorEastAsia"/>
+                <w:rFonts w:asciiTheme="minorAscii" w:eastAsiaTheme="minorEastAsia" w:hAnsiTheme="minorAscii" w:hint="eastAsia"/>
                 <w:spacing w:val="227"/>
                 <w:sz w:val="21"/>
                 <w:vertAlign w:val="baseline"/>
@@ -461,14 +463,8 @@
       </w:tr>
       <w:tr>
         <w:tblPrEx>
-          <w:tblBorders>
-            <w:top w:val="none" w:color="auto" w:sz="0" w:space="0"/>
-            <w:left w:val="none" w:color="auto" w:sz="0" w:space="0"/>
-            <w:bottom w:val="none" w:color="auto" w:sz="0" w:space="0"/>
-            <w:right w:val="none" w:color="auto" w:sz="0" w:space="0"/>
-            <w:insideH w:val="none" w:color="auto" w:sz="0" w:space="0"/>
-            <w:insideV w:val="none" w:color="auto" w:sz="0" w:space="0"/>
-          </w:tblBorders>
+          <w:tblW w:w="0" w:type="auto"/>
+          <w:jc w:val="center"/>
           <w:tblCellMar>
             <w:top w:w="0" w:type="dxa"/>
             <w:left w:w="108" w:type="dxa"/>
@@ -477,7 +473,7 @@
           </w:tblCellMar>
         </w:tblPrEx>
         <w:trPr>
-          <w:trHeight w:val="810" w:hRule="atLeast"/>
+          <w:trHeight w:val="810"/>
           <w:jc w:val="center"/>
         </w:trPr>
         <w:tc>
@@ -501,7 +497,7 @@
               <w:snapToGrid w:val="0"/>
               <w:textAlignment w:val="baseline"/>
               <w:rPr>
-                <w:rFonts w:hint="default" w:ascii="Arial" w:hAnsi="Arial" w:eastAsia="Arial" w:cs="Arial"/>
+                <w:rFonts w:ascii="Arial" w:eastAsia="Arial" w:hAnsi="Arial" w:cs="Arial" w:hint="default"/>
                 <w:snapToGrid w:val="0"/>
                 <w:color w:val="000000"/>
                 <w:kern w:val="0"/>
@@ -533,7 +529,7 @@
             </w:r>
             <w:r>
               <w:rPr>
-                <w:rFonts w:hint="default" w:asciiTheme="minorAscii" w:hAnsiTheme="minorAscii" w:eastAsiaTheme="minorEastAsia"/>
+                <w:rFonts w:asciiTheme="minorAscii" w:eastAsiaTheme="minorEastAsia" w:hAnsiTheme="minorAscii" w:hint="default"/>
                 <w:spacing w:val="227"/>
                 <w:sz w:val="21"/>
                 <w:vertAlign w:val="baseline"/>
@@ -586,7 +582,7 @@
               <w:snapToGrid w:val="0"/>
               <w:textAlignment w:val="baseline"/>
               <w:rPr>
-                <w:rFonts w:hint="default" w:ascii="Arial" w:hAnsi="Arial" w:eastAsia="Arial" w:cs="Arial"/>
+                <w:rFonts w:ascii="Arial" w:eastAsia="Arial" w:hAnsi="Arial" w:cs="Arial" w:hint="default"/>
                 <w:snapToGrid w:val="0"/>
                 <w:color w:val="000000"/>
                 <w:kern w:val="0"/>
@@ -606,7 +602,7 @@
             </w:r>
             <w:r>
               <w:rPr>
-                <w:rFonts w:hint="eastAsia" w:asciiTheme="minorAscii" w:hAnsiTheme="minorAscii" w:eastAsiaTheme="minorEastAsia"/>
+                <w:rFonts w:asciiTheme="minorAscii" w:eastAsiaTheme="minorEastAsia" w:hAnsiTheme="minorAscii" w:hint="eastAsia"/>
                 <w:spacing w:val="227"/>
                 <w:sz w:val="21"/>
                 <w:vertAlign w:val="baseline"/>
@@ -628,14 +624,8 @@
       </w:tr>
       <w:tr>
         <w:tblPrEx>
-          <w:tblBorders>
-            <w:top w:val="none" w:color="auto" w:sz="0" w:space="0"/>
-            <w:left w:val="none" w:color="auto" w:sz="0" w:space="0"/>
-            <w:bottom w:val="none" w:color="auto" w:sz="0" w:space="0"/>
-            <w:right w:val="none" w:color="auto" w:sz="0" w:space="0"/>
-            <w:insideH w:val="none" w:color="auto" w:sz="0" w:space="0"/>
-            <w:insideV w:val="none" w:color="auto" w:sz="0" w:space="0"/>
-          </w:tblBorders>
+          <w:tblW w:w="0" w:type="auto"/>
+          <w:jc w:val="center"/>
           <w:tblCellMar>
             <w:top w:w="0" w:type="dxa"/>
             <w:left w:w="108" w:type="dxa"/>
@@ -644,7 +634,7 @@
           </w:tblCellMar>
         </w:tblPrEx>
         <w:trPr>
-          <w:trHeight w:val="635" w:hRule="atLeast"/>
+          <w:trHeight w:val="635"/>
           <w:jc w:val="center"/>
         </w:trPr>
         <w:tc>
@@ -694,7 +684,7 @@
             </w:r>
             <w:r>
               <w:rPr>
-                <w:rFonts w:hint="eastAsia" w:asciiTheme="minorAscii" w:hAnsiTheme="minorAscii" w:eastAsiaTheme="minorEastAsia"/>
+                <w:rFonts w:asciiTheme="minorAscii" w:eastAsiaTheme="minorEastAsia" w:hAnsiTheme="minorAscii" w:hint="eastAsia"/>
                 <w:spacing w:val="227"/>
                 <w:sz w:val="21"/>
                 <w:vertAlign w:val="baseline"/>
@@ -747,7 +737,7 @@
             </w:r>
             <w:r>
               <w:rPr>
-                <w:rFonts w:hint="eastAsia" w:asciiTheme="minorAscii" w:hAnsiTheme="minorAscii" w:eastAsiaTheme="minorEastAsia"/>
+                <w:rFonts w:asciiTheme="minorAscii" w:eastAsiaTheme="minorEastAsia" w:hAnsiTheme="minorAscii" w:hint="eastAsia"/>
                 <w:spacing w:val="227"/>
                 <w:sz w:val="21"/>
                 <w:vertAlign w:val="baseline"/>
@@ -806,14 +796,14 @@
         <w:ind w:left="3634"/>
         <w:textAlignment w:val="baseline"/>
         <w:rPr>
-          <w:rFonts w:ascii="宋体" w:hAnsi="宋体" w:eastAsia="宋体" w:cs="宋体"/>
+          <w:rFonts w:ascii="宋体" w:eastAsia="宋体" w:hAnsi="宋体" w:cs="宋体"/>
           <w:sz w:val="31"/>
           <w:szCs w:val="31"/>
         </w:rPr>
       </w:pPr>
       <w:r>
         <w:rPr>
-          <w:rFonts w:ascii="宋体" w:hAnsi="宋体" w:eastAsia="宋体" w:cs="宋体"/>
+          <w:rFonts w:ascii="宋体" w:eastAsia="宋体" w:hAnsi="宋体" w:cs="宋体"/>
           <w:b/>
           <w:bCs/>
           <w:spacing w:val="4"/>
@@ -825,16 +815,16 @@
     </w:p>
     <w:tbl>
       <w:tblPr>
-        <w:tblStyle w:val="26"/>
+        <w:tblStyle w:val="TableNormal0"/>
         <w:tblW w:w="8214" w:type="dxa"/>
         <w:jc w:val="center"/>
         <w:tblBorders>
-          <w:top w:val="single" w:color="000000" w:sz="2" w:space="0"/>
-          <w:left w:val="single" w:color="000000" w:sz="2" w:space="0"/>
-          <w:bottom w:val="single" w:color="000000" w:sz="2" w:space="0"/>
-          <w:right w:val="single" w:color="000000" w:sz="2" w:space="0"/>
-          <w:insideH w:val="single" w:color="000000" w:sz="2" w:space="0"/>
-          <w:insideV w:val="single" w:color="000000" w:sz="2" w:space="0"/>
+          <w:top w:val="single" w:sz="2" w:space="0" w:color="000000"/>
+          <w:left w:val="single" w:sz="2" w:space="0" w:color="000000"/>
+          <w:bottom w:val="single" w:sz="2" w:space="0" w:color="000000"/>
+          <w:right w:val="single" w:sz="2" w:space="0" w:color="000000"/>
+          <w:insideH w:val="single" w:sz="2" w:space="0" w:color="000000"/>
+          <w:insideV w:val="single" w:sz="2" w:space="0" w:color="000000"/>
         </w:tblBorders>
         <w:tblLayout w:type="fixed"/>
         <w:tblCellMar>
@@ -854,14 +844,17 @@
       </w:tblGrid>
       <w:tr>
         <w:tblPrEx>
+          <w:tblW w:w="8214" w:type="dxa"/>
+          <w:jc w:val="center"/>
           <w:tblBorders>
-            <w:top w:val="single" w:color="000000" w:sz="2" w:space="0"/>
-            <w:left w:val="single" w:color="000000" w:sz="2" w:space="0"/>
-            <w:bottom w:val="single" w:color="000000" w:sz="2" w:space="0"/>
-            <w:right w:val="single" w:color="000000" w:sz="2" w:space="0"/>
-            <w:insideH w:val="single" w:color="000000" w:sz="2" w:space="0"/>
-            <w:insideV w:val="single" w:color="000000" w:sz="2" w:space="0"/>
+            <w:top w:val="single" w:sz="2" w:space="0" w:color="000000"/>
+            <w:left w:val="single" w:sz="2" w:space="0" w:color="000000"/>
+            <w:bottom w:val="single" w:sz="2" w:space="0" w:color="000000"/>
+            <w:right w:val="single" w:sz="2" w:space="0" w:color="000000"/>
+            <w:insideH w:val="single" w:sz="2" w:space="0" w:color="000000"/>
+            <w:insideV w:val="single" w:sz="2" w:space="0" w:color="000000"/>
           </w:tblBorders>
+          <w:tblLayout w:type="fixed"/>
           <w:tblCellMar>
             <w:top w:w="0" w:type="dxa"/>
             <w:left w:w="0" w:type="dxa"/>
@@ -870,7 +863,7 @@
           </w:tblCellMar>
         </w:tblPrEx>
         <w:trPr>
-          <w:trHeight w:val="593" w:hRule="atLeast"/>
+          <w:trHeight w:val="593"/>
           <w:jc w:val="center"/>
         </w:trPr>
         <w:tc>
@@ -892,18 +885,18 @@
               <w:adjustRightInd w:val="0"/>
               <w:snapToGrid w:val="0"/>
               <w:spacing w:before="176" w:line="228" w:lineRule="auto"/>
-              <w:ind w:left="0" w:leftChars="0" w:right="0" w:rightChars="0" w:firstLine="0" w:firstLineChars="0"/>
+              <w:ind w:left="0" w:right="0" w:firstLine="0" w:leftChars="0" w:rightChars="0" w:firstLineChars="0"/>
               <w:jc w:val="center"/>
               <w:textAlignment w:val="baseline"/>
               <w:rPr>
-                <w:rFonts w:ascii="宋体" w:hAnsi="宋体" w:eastAsia="宋体" w:cs="宋体"/>
+                <w:rFonts w:ascii="宋体" w:eastAsia="宋体" w:hAnsi="宋体" w:cs="宋体"/>
                 <w:sz w:val="20"/>
                 <w:szCs w:val="20"/>
               </w:rPr>
             </w:pPr>
             <w:r>
               <w:rPr>
-                <w:rFonts w:hint="eastAsia" w:ascii="宋体" w:hAnsi="宋体" w:cs="宋体"/>
+                <w:rFonts w:ascii="宋体" w:hAnsi="宋体" w:cs="宋体" w:hint="eastAsia"/>
                 <w:spacing w:val="-14"/>
                 <w:sz w:val="20"/>
                 <w:szCs w:val="20"/>
@@ -913,7 +906,7 @@
             </w:r>
             <w:r>
               <w:rPr>
-                <w:rFonts w:ascii="宋体" w:hAnsi="宋体" w:eastAsia="宋体" w:cs="宋体"/>
+                <w:rFonts w:ascii="宋体" w:eastAsia="宋体" w:hAnsi="宋体" w:cs="宋体"/>
                 <w:spacing w:val="-14"/>
                 <w:sz w:val="20"/>
                 <w:szCs w:val="20"/>
@@ -941,18 +934,18 @@
               <w:adjustRightInd w:val="0"/>
               <w:snapToGrid w:val="0"/>
               <w:spacing w:before="175" w:line="227" w:lineRule="auto"/>
-              <w:ind w:left="0" w:leftChars="0" w:right="0" w:rightChars="0" w:firstLine="0" w:firstLineChars="0"/>
+              <w:ind w:left="0" w:right="0" w:firstLine="0" w:leftChars="0" w:rightChars="0" w:firstLineChars="0"/>
               <w:jc w:val="center"/>
               <w:textAlignment w:val="baseline"/>
               <w:rPr>
-                <w:rFonts w:ascii="宋体" w:hAnsi="宋体" w:eastAsia="宋体" w:cs="宋体"/>
+                <w:rFonts w:ascii="宋体" w:eastAsia="宋体" w:hAnsi="宋体" w:cs="宋体"/>
                 <w:sz w:val="20"/>
                 <w:szCs w:val="20"/>
               </w:rPr>
             </w:pPr>
             <w:r>
               <w:rPr>
-                <w:rFonts w:ascii="宋体" w:hAnsi="宋体" w:eastAsia="宋体" w:cs="宋体"/>
+                <w:rFonts w:ascii="宋体" w:eastAsia="宋体" w:hAnsi="宋体" w:cs="宋体"/>
                 <w:spacing w:val="4"/>
                 <w:sz w:val="20"/>
                 <w:szCs w:val="20"/>
@@ -980,18 +973,18 @@
               <w:adjustRightInd w:val="0"/>
               <w:snapToGrid w:val="0"/>
               <w:spacing w:before="175" w:line="228" w:lineRule="auto"/>
-              <w:ind w:left="0" w:leftChars="0" w:right="0" w:rightChars="0" w:firstLine="0" w:firstLineChars="0"/>
+              <w:ind w:left="0" w:right="0" w:firstLine="0" w:leftChars="0" w:rightChars="0" w:firstLineChars="0"/>
               <w:jc w:val="center"/>
               <w:textAlignment w:val="baseline"/>
               <w:rPr>
-                <w:rFonts w:ascii="宋体" w:hAnsi="宋体" w:eastAsia="宋体" w:cs="宋体"/>
+                <w:rFonts w:ascii="宋体" w:eastAsia="宋体" w:hAnsi="宋体" w:cs="宋体"/>
                 <w:sz w:val="20"/>
                 <w:szCs w:val="20"/>
               </w:rPr>
             </w:pPr>
             <w:r>
               <w:rPr>
-                <w:rFonts w:ascii="宋体" w:hAnsi="宋体" w:eastAsia="宋体" w:cs="宋体"/>
+                <w:rFonts w:ascii="宋体" w:eastAsia="宋体" w:hAnsi="宋体" w:cs="宋体"/>
                 <w:spacing w:val="7"/>
                 <w:sz w:val="20"/>
                 <w:szCs w:val="20"/>
@@ -1019,11 +1012,11 @@
               <w:adjustRightInd w:val="0"/>
               <w:snapToGrid w:val="0"/>
               <w:spacing w:before="175" w:line="228" w:lineRule="auto"/>
-              <w:ind w:left="0" w:leftChars="0" w:right="0" w:rightChars="0" w:firstLine="0" w:firstLineChars="0"/>
+              <w:ind w:left="0" w:right="0" w:firstLine="0" w:leftChars="0" w:rightChars="0" w:firstLineChars="0"/>
               <w:jc w:val="center"/>
               <w:textAlignment w:val="baseline"/>
               <w:rPr>
-                <w:rFonts w:hint="eastAsia" w:ascii="宋体" w:hAnsi="宋体" w:eastAsia="宋体" w:cs="宋体"/>
+                <w:rFonts w:ascii="宋体" w:eastAsia="宋体" w:hAnsi="宋体" w:cs="宋体" w:hint="eastAsia"/>
                 <w:spacing w:val="7"/>
                 <w:sz w:val="20"/>
                 <w:szCs w:val="20"/>
@@ -1032,7 +1025,7 @@
             </w:pPr>
             <w:r>
               <w:rPr>
-                <w:rFonts w:hint="eastAsia" w:ascii="宋体" w:hAnsi="宋体" w:cs="宋体"/>
+                <w:rFonts w:ascii="宋体" w:hAnsi="宋体" w:cs="宋体" w:hint="eastAsia"/>
                 <w:spacing w:val="7"/>
                 <w:sz w:val="20"/>
                 <w:szCs w:val="20"/>
@@ -1061,11 +1054,11 @@
               <w:adjustRightInd w:val="0"/>
               <w:snapToGrid w:val="0"/>
               <w:spacing w:before="175" w:line="228" w:lineRule="auto"/>
-              <w:ind w:left="0" w:leftChars="0" w:right="0" w:rightChars="0" w:firstLine="0" w:firstLineChars="0"/>
+              <w:ind w:left="0" w:right="0" w:firstLine="0" w:leftChars="0" w:rightChars="0" w:firstLineChars="0"/>
               <w:jc w:val="center"/>
               <w:textAlignment w:val="baseline"/>
               <w:rPr>
-                <w:rFonts w:hint="default" w:ascii="宋体" w:hAnsi="宋体" w:cs="宋体"/>
+                <w:rFonts w:ascii="宋体" w:hAnsi="宋体" w:cs="宋体" w:hint="default"/>
                 <w:spacing w:val="7"/>
                 <w:sz w:val="20"/>
                 <w:szCs w:val="20"/>
@@ -1074,7 +1067,7 @@
             </w:pPr>
             <w:r>
               <w:rPr>
-                <w:rFonts w:hint="eastAsia" w:ascii="宋体" w:hAnsi="宋体" w:cs="宋体"/>
+                <w:rFonts w:ascii="宋体" w:hAnsi="宋体" w:cs="宋体" w:hint="eastAsia"/>
                 <w:spacing w:val="7"/>
                 <w:sz w:val="20"/>
                 <w:szCs w:val="20"/>
@@ -1103,18 +1096,18 @@
               <w:adjustRightInd w:val="0"/>
               <w:snapToGrid w:val="0"/>
               <w:spacing w:before="176" w:line="229" w:lineRule="auto"/>
-              <w:ind w:left="0" w:leftChars="0" w:right="0" w:rightChars="0" w:firstLine="0" w:firstLineChars="0"/>
+              <w:ind w:left="0" w:right="0" w:firstLine="0" w:leftChars="0" w:rightChars="0" w:firstLineChars="0"/>
               <w:jc w:val="center"/>
               <w:textAlignment w:val="baseline"/>
               <w:rPr>
-                <w:rFonts w:ascii="宋体" w:hAnsi="宋体" w:eastAsia="宋体" w:cs="宋体"/>
+                <w:rFonts w:ascii="宋体" w:eastAsia="宋体" w:hAnsi="宋体" w:cs="宋体"/>
                 <w:sz w:val="20"/>
                 <w:szCs w:val="20"/>
               </w:rPr>
             </w:pPr>
             <w:r>
               <w:rPr>
-                <w:rFonts w:ascii="宋体" w:hAnsi="宋体" w:eastAsia="宋体" w:cs="宋体"/>
+                <w:rFonts w:ascii="宋体" w:eastAsia="宋体" w:hAnsi="宋体" w:cs="宋体"/>
                 <w:spacing w:val="7"/>
                 <w:sz w:val="20"/>
                 <w:szCs w:val="20"/>
@@ -1126,14 +1119,9 @@
       </w:tr>
       <w:tr>
         <w:tblPrEx>
-          <w:tblBorders>
-            <w:top w:val="single" w:color="000000" w:sz="2" w:space="0"/>
-            <w:left w:val="single" w:color="000000" w:sz="2" w:space="0"/>
-            <w:bottom w:val="single" w:color="000000" w:sz="2" w:space="0"/>
-            <w:right w:val="single" w:color="000000" w:sz="2" w:space="0"/>
-            <w:insideH w:val="single" w:color="000000" w:sz="2" w:space="0"/>
-            <w:insideV w:val="single" w:color="000000" w:sz="2" w:space="0"/>
-          </w:tblBorders>
+          <w:tblW w:w="8214" w:type="dxa"/>
+          <w:jc w:val="center"/>
+          <w:tblLayout w:type="fixed"/>
           <w:tblCellMar>
             <w:top w:w="0" w:type="dxa"/>
             <w:left w:w="0" w:type="dxa"/>
@@ -1142,13 +1130,12 @@
           </w:tblCellMar>
         </w:tblPrEx>
         <w:trPr>
-          <w:trHeight w:val="516" w:hRule="atLeast"/>
+          <w:trHeight w:val="516"/>
           <w:jc w:val="center"/>
         </w:trPr>
         <w:tc>
           <w:tcPr>
             <w:tcW w:w="1317" w:type="dxa"/>
-            <w:vAlign w:val="top"/>
           </w:tcPr>
           <w:p>
             <w:pPr>
@@ -1165,11 +1152,11 @@
               <w:adjustRightInd w:val="0"/>
               <w:snapToGrid w:val="0"/>
               <w:spacing w:before="173" w:line="267" w:lineRule="exact"/>
-              <w:ind w:left="0" w:leftChars="0" w:right="0" w:rightChars="0" w:firstLine="0" w:firstLineChars="0"/>
+              <w:ind w:left="0" w:right="0" w:firstLine="0" w:leftChars="0" w:rightChars="0" w:firstLineChars="0"/>
               <w:jc w:val="center"/>
               <w:textAlignment w:val="baseline"/>
               <w:rPr>
-                <w:rFonts w:hint="default" w:ascii="宋体" w:hAnsi="宋体" w:eastAsia="宋体" w:cs="宋体"/>
+                <w:rFonts w:ascii="宋体" w:eastAsia="宋体" w:hAnsi="宋体" w:cs="宋体" w:hint="default"/>
                 <w:sz w:val="20"/>
                 <w:szCs w:val="20"/>
                 <w:lang w:val="en-US"/>
@@ -1177,7 +1164,7 @@
             </w:pPr>
             <w:r>
               <w:rPr>
-                <w:rFonts w:ascii="宋体" w:hAnsi="宋体" w:eastAsia="宋体" w:cs="宋体"/>
+                <w:rFonts w:ascii="宋体" w:eastAsia="宋体" w:hAnsi="宋体" w:cs="宋体"/>
                 <w:spacing w:val="3"/>
                 <w:position w:val="1"/>
                 <w:sz w:val="20"/>
@@ -1187,7 +1174,7 @@
             </w:r>
             <w:r>
               <w:rPr>
-                <w:rFonts w:hint="eastAsia" w:ascii="宋体" w:hAnsi="宋体" w:cs="宋体"/>
+                <w:rFonts w:ascii="宋体" w:hAnsi="宋体" w:cs="宋体" w:hint="eastAsia"/>
                 <w:spacing w:val="3"/>
                 <w:position w:val="1"/>
                 <w:sz w:val="20"/>
@@ -1201,7 +1188,6 @@
         <w:tc>
           <w:tcPr>
             <w:tcW w:w="972" w:type="dxa"/>
-            <w:vAlign w:val="top"/>
           </w:tcPr>
           <w:p>
             <w:pPr>
@@ -1218,18 +1204,18 @@
               <w:adjustRightInd w:val="0"/>
               <w:snapToGrid w:val="0"/>
               <w:spacing w:before="173" w:line="267" w:lineRule="exact"/>
-              <w:ind w:left="0" w:leftChars="0" w:right="0" w:rightChars="0" w:firstLine="0" w:firstLineChars="0"/>
+              <w:ind w:left="0" w:right="0" w:firstLine="0" w:leftChars="0" w:rightChars="0" w:firstLineChars="0"/>
               <w:jc w:val="center"/>
               <w:textAlignment w:val="baseline"/>
               <w:rPr>
-                <w:rFonts w:ascii="宋体" w:hAnsi="宋体" w:eastAsia="宋体" w:cs="宋体"/>
+                <w:rFonts w:ascii="宋体" w:eastAsia="宋体" w:hAnsi="宋体" w:cs="宋体"/>
                 <w:sz w:val="20"/>
                 <w:szCs w:val="20"/>
               </w:rPr>
             </w:pPr>
             <w:r>
               <w:rPr>
-                <w:rFonts w:ascii="宋体" w:hAnsi="宋体" w:eastAsia="宋体" w:cs="宋体"/>
+                <w:rFonts w:ascii="宋体" w:eastAsia="宋体" w:hAnsi="宋体" w:cs="宋体"/>
                 <w:spacing w:val="4"/>
                 <w:position w:val="1"/>
                 <w:sz w:val="20"/>
@@ -1239,7 +1225,7 @@
             </w:r>
             <w:r>
               <w:rPr>
-                <w:rFonts w:hint="eastAsia" w:ascii="宋体" w:hAnsi="宋体" w:cs="宋体"/>
+                <w:rFonts w:ascii="宋体" w:hAnsi="宋体" w:cs="宋体" w:hint="eastAsia"/>
                 <w:spacing w:val="4"/>
                 <w:position w:val="1"/>
                 <w:sz w:val="20"/>
@@ -1250,7 +1236,7 @@
             </w:r>
             <w:r>
               <w:rPr>
-                <w:rFonts w:ascii="宋体" w:hAnsi="宋体" w:eastAsia="宋体" w:cs="宋体"/>
+                <w:rFonts w:ascii="宋体" w:eastAsia="宋体" w:hAnsi="宋体" w:cs="宋体"/>
                 <w:spacing w:val="4"/>
                 <w:position w:val="1"/>
                 <w:sz w:val="20"/>
@@ -1263,7 +1249,6 @@
         <w:tc>
           <w:tcPr>
             <w:tcW w:w="1575" w:type="dxa"/>
-            <w:vAlign w:val="top"/>
           </w:tcPr>
           <w:p>
             <w:pPr>
@@ -1280,18 +1265,18 @@
               <w:adjustRightInd w:val="0"/>
               <w:snapToGrid w:val="0"/>
               <w:spacing w:before="173" w:line="229" w:lineRule="auto"/>
-              <w:ind w:left="0" w:leftChars="0" w:right="0" w:rightChars="0" w:firstLine="0" w:firstLineChars="0"/>
+              <w:ind w:left="0" w:right="0" w:firstLine="0" w:leftChars="0" w:rightChars="0" w:firstLineChars="0"/>
               <w:jc w:val="center"/>
               <w:textAlignment w:val="baseline"/>
               <w:rPr>
-                <w:rFonts w:ascii="宋体" w:hAnsi="宋体" w:eastAsia="宋体" w:cs="宋体"/>
+                <w:rFonts w:ascii="宋体" w:eastAsia="宋体" w:hAnsi="宋体" w:cs="宋体"/>
                 <w:sz w:val="20"/>
                 <w:szCs w:val="20"/>
               </w:rPr>
             </w:pPr>
             <w:r>
               <w:rPr>
-                <w:rFonts w:hint="eastAsia" w:ascii="宋体" w:hAnsi="宋体" w:cs="宋体"/>
+                <w:rFonts w:ascii="宋体" w:hAnsi="宋体" w:cs="宋体" w:hint="eastAsia"/>
                 <w:sz w:val="20"/>
                 <w:szCs w:val="20"/>
                 <w:lang w:val="en-US" w:eastAsia="zh-CN"/>
@@ -1303,7 +1288,6 @@
         <w:tc>
           <w:tcPr>
             <w:tcW w:w="1829" w:type="dxa"/>
-            <w:vAlign w:val="top"/>
           </w:tcPr>
           <w:p>
             <w:pPr>
@@ -1320,11 +1304,11 @@
               <w:adjustRightInd w:val="0"/>
               <w:snapToGrid w:val="0"/>
               <w:spacing w:before="173" w:line="229" w:lineRule="auto"/>
-              <w:ind w:left="0" w:leftChars="0" w:right="0" w:rightChars="0" w:firstLine="0" w:firstLineChars="0"/>
+              <w:ind w:left="0" w:right="0" w:firstLine="0" w:leftChars="0" w:rightChars="0" w:firstLineChars="0"/>
               <w:jc w:val="center"/>
               <w:textAlignment w:val="baseline"/>
               <w:rPr>
-                <w:rFonts w:ascii="宋体" w:hAnsi="宋体" w:eastAsia="宋体" w:cs="宋体"/>
+                <w:rFonts w:ascii="宋体" w:eastAsia="宋体" w:hAnsi="宋体" w:cs="宋体"/>
                 <w:spacing w:val="200"/>
                 <w:kern w:val="0"/>
                 <w:sz w:val="20"/>
@@ -1333,21 +1317,20 @@
             </w:pPr>
             <w:r>
               <w:rPr>
-                <w:rFonts w:hint="eastAsia" w:asciiTheme="minorAscii" w:hAnsiTheme="minorAscii" w:eastAsiaTheme="minorEastAsia"/>
+                <w:rFonts w:asciiTheme="minorAscii" w:eastAsiaTheme="minorEastAsia" w:hAnsiTheme="minorAscii" w:hint="eastAsia"/>
                 <w:spacing w:val="0"/>
                 <w:kern w:val="0"/>
                 <w:sz w:val="21"/>
                 <w:vertAlign w:val="baseline"/>
                 <w:lang w:val="en-US" w:eastAsia="zh-CN"/>
               </w:rPr>
-              <w:t>程方</w:t>
+              <w:t>强宇涛</w:t>
             </w:r>
           </w:p>
         </w:tc>
         <w:tc>
           <w:tcPr>
             <w:tcW w:w="1606" w:type="dxa"/>
-            <w:vAlign w:val="top"/>
           </w:tcPr>
           <w:p>
             <w:pPr>
@@ -1364,11 +1347,11 @@
               <w:adjustRightInd w:val="0"/>
               <w:snapToGrid w:val="0"/>
               <w:spacing w:before="173" w:line="229" w:lineRule="auto"/>
-              <w:ind w:left="0" w:leftChars="0" w:right="0" w:rightChars="0" w:firstLine="0" w:firstLineChars="0"/>
+              <w:ind w:left="0" w:right="0" w:firstLine="0" w:leftChars="0" w:rightChars="0" w:firstLineChars="0"/>
               <w:jc w:val="center"/>
               <w:textAlignment w:val="baseline"/>
               <w:rPr>
-                <w:rFonts w:ascii="宋体" w:hAnsi="宋体" w:eastAsia="宋体" w:cs="宋体"/>
+                <w:rFonts w:ascii="宋体" w:eastAsia="宋体" w:hAnsi="宋体" w:cs="宋体"/>
                 <w:spacing w:val="200"/>
                 <w:kern w:val="0"/>
                 <w:sz w:val="20"/>
@@ -1377,21 +1360,20 @@
             </w:pPr>
             <w:r>
               <w:rPr>
-                <w:rFonts w:hint="eastAsia" w:asciiTheme="minorAscii" w:hAnsiTheme="minorAscii" w:eastAsiaTheme="minorEastAsia"/>
+                <w:rFonts w:asciiTheme="minorAscii" w:eastAsiaTheme="minorEastAsia" w:hAnsiTheme="minorAscii" w:hint="eastAsia"/>
                 <w:spacing w:val="0"/>
                 <w:kern w:val="0"/>
                 <w:sz w:val="21"/>
                 <w:vertAlign w:val="baseline"/>
                 <w:lang w:val="en-US" w:eastAsia="zh-CN"/>
               </w:rPr>
-              <w:t>茅建根</w:t>
+              <w:t>陈凯</w:t>
             </w:r>
           </w:p>
         </w:tc>
         <w:tc>
           <w:tcPr>
             <w:tcW w:w="915" w:type="dxa"/>
-            <w:vAlign w:val="top"/>
           </w:tcPr>
           <w:p>
             <w:pPr>
@@ -1408,18 +1390,18 @@
               <w:adjustRightInd w:val="0"/>
               <w:snapToGrid w:val="0"/>
               <w:spacing w:before="173" w:line="229" w:lineRule="auto"/>
-              <w:ind w:left="0" w:leftChars="0" w:right="0" w:rightChars="0" w:firstLine="0" w:firstLineChars="0"/>
+              <w:ind w:left="0" w:right="0" w:firstLine="0" w:leftChars="0" w:rightChars="0" w:firstLineChars="0"/>
               <w:jc w:val="center"/>
               <w:textAlignment w:val="baseline"/>
               <w:rPr>
-                <w:rFonts w:ascii="宋体" w:hAnsi="宋体" w:eastAsia="宋体" w:cs="宋体"/>
+                <w:rFonts w:ascii="宋体" w:eastAsia="宋体" w:hAnsi="宋体" w:cs="宋体"/>
                 <w:sz w:val="20"/>
                 <w:szCs w:val="20"/>
               </w:rPr>
             </w:pPr>
             <w:r>
               <w:rPr>
-                <w:rFonts w:hint="eastAsia" w:asciiTheme="minorAscii" w:hAnsiTheme="minorAscii" w:eastAsiaTheme="minorEastAsia"/>
+                <w:rFonts w:asciiTheme="minorAscii" w:eastAsiaTheme="minorEastAsia" w:hAnsiTheme="minorAscii" w:hint="eastAsia"/>
                 <w:spacing w:val="0"/>
                 <w:kern w:val="0"/>
                 <w:sz w:val="21"/>
@@ -1433,14 +1415,9 @@
       </w:tr>
       <w:tr>
         <w:tblPrEx>
-          <w:tblBorders>
-            <w:top w:val="single" w:color="000000" w:sz="2" w:space="0"/>
-            <w:left w:val="single" w:color="000000" w:sz="2" w:space="0"/>
-            <w:bottom w:val="single" w:color="000000" w:sz="2" w:space="0"/>
-            <w:right w:val="single" w:color="000000" w:sz="2" w:space="0"/>
-            <w:insideH w:val="single" w:color="000000" w:sz="2" w:space="0"/>
-            <w:insideV w:val="single" w:color="000000" w:sz="2" w:space="0"/>
-          </w:tblBorders>
+          <w:tblW w:w="8214" w:type="dxa"/>
+          <w:jc w:val="center"/>
+          <w:tblLayout w:type="fixed"/>
           <w:tblCellMar>
             <w:top w:w="0" w:type="dxa"/>
             <w:left w:w="0" w:type="dxa"/>
@@ -1449,13 +1426,12 @@
           </w:tblCellMar>
         </w:tblPrEx>
         <w:trPr>
-          <w:trHeight w:val="556" w:hRule="atLeast"/>
+          <w:trHeight w:val="556"/>
           <w:jc w:val="center"/>
         </w:trPr>
         <w:tc>
           <w:tcPr>
             <w:tcW w:w="1317" w:type="dxa"/>
-            <w:vAlign w:val="top"/>
           </w:tcPr>
           <w:p>
             <w:pPr>
@@ -1472,7 +1448,7 @@
               <w:adjustRightInd w:val="0"/>
               <w:snapToGrid w:val="0"/>
               <w:spacing w:before="173" w:line="267" w:lineRule="exact"/>
-              <w:ind w:left="0" w:leftChars="0" w:right="0" w:rightChars="0" w:firstLine="0" w:firstLineChars="0"/>
+              <w:ind w:left="0" w:right="0" w:firstLine="0" w:leftChars="0" w:rightChars="0" w:firstLineChars="0"/>
               <w:jc w:val="center"/>
               <w:textAlignment w:val="baseline"/>
             </w:pPr>
@@ -1481,7 +1457,6 @@
         <w:tc>
           <w:tcPr>
             <w:tcW w:w="972" w:type="dxa"/>
-            <w:vAlign w:val="top"/>
           </w:tcPr>
           <w:p>
             <w:pPr>
@@ -1498,7 +1473,7 @@
               <w:adjustRightInd w:val="0"/>
               <w:snapToGrid w:val="0"/>
               <w:spacing w:before="173" w:line="267" w:lineRule="exact"/>
-              <w:ind w:left="0" w:leftChars="0" w:right="0" w:rightChars="0" w:firstLine="0" w:firstLineChars="0"/>
+              <w:ind w:left="0" w:right="0" w:firstLine="0" w:leftChars="0" w:rightChars="0" w:firstLineChars="0"/>
               <w:jc w:val="center"/>
               <w:textAlignment w:val="baseline"/>
             </w:pPr>
@@ -1507,7 +1482,6 @@
         <w:tc>
           <w:tcPr>
             <w:tcW w:w="1575" w:type="dxa"/>
-            <w:vAlign w:val="top"/>
           </w:tcPr>
           <w:p>
             <w:pPr>
@@ -1524,7 +1498,7 @@
               <w:adjustRightInd w:val="0"/>
               <w:snapToGrid w:val="0"/>
               <w:spacing w:before="173" w:line="229" w:lineRule="auto"/>
-              <w:ind w:left="0" w:leftChars="0" w:right="0" w:rightChars="0" w:firstLine="0" w:firstLineChars="0"/>
+              <w:ind w:left="0" w:right="0" w:firstLine="0" w:leftChars="0" w:rightChars="0" w:firstLineChars="0"/>
               <w:jc w:val="center"/>
               <w:textAlignment w:val="baseline"/>
               <w:rPr>
@@ -1537,7 +1511,6 @@
         <w:tc>
           <w:tcPr>
             <w:tcW w:w="1829" w:type="dxa"/>
-            <w:vAlign w:val="top"/>
           </w:tcPr>
           <w:p>
             <w:pPr>
@@ -1554,7 +1527,7 @@
               <w:adjustRightInd w:val="0"/>
               <w:snapToGrid w:val="0"/>
               <w:spacing w:before="173" w:line="229" w:lineRule="auto"/>
-              <w:ind w:left="0" w:leftChars="0" w:right="0" w:rightChars="0" w:firstLine="0" w:firstLineChars="0"/>
+              <w:ind w:left="0" w:right="0" w:firstLine="0" w:leftChars="0" w:rightChars="0" w:firstLineChars="0"/>
               <w:jc w:val="center"/>
               <w:textAlignment w:val="baseline"/>
             </w:pPr>
@@ -1563,7 +1536,6 @@
         <w:tc>
           <w:tcPr>
             <w:tcW w:w="1606" w:type="dxa"/>
-            <w:vAlign w:val="top"/>
           </w:tcPr>
           <w:p>
             <w:pPr>
@@ -1580,7 +1552,7 @@
               <w:adjustRightInd w:val="0"/>
               <w:snapToGrid w:val="0"/>
               <w:spacing w:before="173" w:line="229" w:lineRule="auto"/>
-              <w:ind w:left="0" w:leftChars="0" w:right="0" w:rightChars="0" w:firstLine="0" w:firstLineChars="0"/>
+              <w:ind w:left="0" w:right="0" w:firstLine="0" w:leftChars="0" w:rightChars="0" w:firstLineChars="0"/>
               <w:jc w:val="center"/>
               <w:textAlignment w:val="baseline"/>
             </w:pPr>
@@ -1589,7 +1561,6 @@
         <w:tc>
           <w:tcPr>
             <w:tcW w:w="915" w:type="dxa"/>
-            <w:vAlign w:val="top"/>
           </w:tcPr>
           <w:p>
             <w:pPr>
@@ -1606,7 +1577,7 @@
               <w:adjustRightInd w:val="0"/>
               <w:snapToGrid w:val="0"/>
               <w:spacing w:before="173" w:line="229" w:lineRule="auto"/>
-              <w:ind w:left="0" w:leftChars="0" w:right="0" w:rightChars="0" w:firstLine="0" w:firstLineChars="0"/>
+              <w:ind w:left="0" w:right="0" w:firstLine="0" w:leftChars="0" w:rightChars="0" w:firstLineChars="0"/>
               <w:jc w:val="center"/>
               <w:textAlignment w:val="baseline"/>
             </w:pPr>
@@ -1615,14 +1586,9 @@
       </w:tr>
       <w:tr>
         <w:tblPrEx>
-          <w:tblBorders>
-            <w:top w:val="single" w:color="000000" w:sz="2" w:space="0"/>
-            <w:left w:val="single" w:color="000000" w:sz="2" w:space="0"/>
-            <w:bottom w:val="single" w:color="000000" w:sz="2" w:space="0"/>
-            <w:right w:val="single" w:color="000000" w:sz="2" w:space="0"/>
-            <w:insideH w:val="single" w:color="000000" w:sz="2" w:space="0"/>
-            <w:insideV w:val="single" w:color="000000" w:sz="2" w:space="0"/>
-          </w:tblBorders>
+          <w:tblW w:w="8214" w:type="dxa"/>
+          <w:jc w:val="center"/>
+          <w:tblLayout w:type="fixed"/>
           <w:tblCellMar>
             <w:top w:w="0" w:type="dxa"/>
             <w:left w:w="0" w:type="dxa"/>
@@ -1631,7 +1597,7 @@
           </w:tblCellMar>
         </w:tblPrEx>
         <w:trPr>
-          <w:trHeight w:val="556" w:hRule="atLeast"/>
+          <w:trHeight w:val="556"/>
           <w:jc w:val="center"/>
         </w:trPr>
         <w:tc>
@@ -1640,7 +1606,7 @@
           </w:tcPr>
           <w:p>
             <w:pPr>
-              <w:pStyle w:val="27"/>
+              <w:pStyle w:val="TableText"/>
               <w:keepNext w:val="0"/>
               <w:keepLines w:val="0"/>
               <w:pageBreakBefore w:val="0"/>
@@ -1653,7 +1619,7 @@
               <w:bidi w:val="0"/>
               <w:adjustRightInd w:val="0"/>
               <w:snapToGrid w:val="0"/>
-              <w:ind w:left="0" w:leftChars="0" w:right="0" w:rightChars="0" w:firstLine="0" w:firstLineChars="0"/>
+              <w:ind w:left="0" w:right="0" w:firstLine="0" w:leftChars="0" w:rightChars="0" w:firstLineChars="0"/>
               <w:jc w:val="center"/>
               <w:textAlignment w:val="baseline"/>
             </w:pPr>
@@ -1665,7 +1631,7 @@
           </w:tcPr>
           <w:p>
             <w:pPr>
-              <w:pStyle w:val="27"/>
+              <w:pStyle w:val="TableText"/>
               <w:keepNext w:val="0"/>
               <w:keepLines w:val="0"/>
               <w:pageBreakBefore w:val="0"/>
@@ -1678,7 +1644,7 @@
               <w:bidi w:val="0"/>
               <w:adjustRightInd w:val="0"/>
               <w:snapToGrid w:val="0"/>
-              <w:ind w:left="0" w:leftChars="0" w:right="0" w:rightChars="0" w:firstLine="0" w:firstLineChars="0"/>
+              <w:ind w:left="0" w:right="0" w:firstLine="0" w:leftChars="0" w:rightChars="0" w:firstLineChars="0"/>
               <w:jc w:val="center"/>
               <w:textAlignment w:val="baseline"/>
             </w:pPr>
@@ -1690,7 +1656,7 @@
           </w:tcPr>
           <w:p>
             <w:pPr>
-              <w:pStyle w:val="27"/>
+              <w:pStyle w:val="TableText"/>
               <w:keepNext w:val="0"/>
               <w:keepLines w:val="0"/>
               <w:pageBreakBefore w:val="0"/>
@@ -1703,7 +1669,7 @@
               <w:bidi w:val="0"/>
               <w:adjustRightInd w:val="0"/>
               <w:snapToGrid w:val="0"/>
-              <w:ind w:left="0" w:leftChars="0" w:right="0" w:rightChars="0" w:firstLine="0" w:firstLineChars="0"/>
+              <w:ind w:left="0" w:right="0" w:firstLine="0" w:leftChars="0" w:rightChars="0" w:firstLineChars="0"/>
               <w:jc w:val="center"/>
               <w:textAlignment w:val="baseline"/>
             </w:pPr>
@@ -1715,7 +1681,7 @@
           </w:tcPr>
           <w:p>
             <w:pPr>
-              <w:pStyle w:val="27"/>
+              <w:pStyle w:val="TableText"/>
               <w:keepNext w:val="0"/>
               <w:keepLines w:val="0"/>
               <w:pageBreakBefore w:val="0"/>
@@ -1728,7 +1694,7 @@
               <w:bidi w:val="0"/>
               <w:adjustRightInd w:val="0"/>
               <w:snapToGrid w:val="0"/>
-              <w:ind w:left="0" w:leftChars="0" w:right="0" w:rightChars="0" w:firstLine="0" w:firstLineChars="0"/>
+              <w:ind w:left="0" w:right="0" w:firstLine="0" w:leftChars="0" w:rightChars="0" w:firstLineChars="0"/>
               <w:jc w:val="center"/>
               <w:textAlignment w:val="baseline"/>
             </w:pPr>
@@ -1740,7 +1706,7 @@
           </w:tcPr>
           <w:p>
             <w:pPr>
-              <w:pStyle w:val="27"/>
+              <w:pStyle w:val="TableText"/>
               <w:keepNext w:val="0"/>
               <w:keepLines w:val="0"/>
               <w:pageBreakBefore w:val="0"/>
@@ -1753,7 +1719,7 @@
               <w:bidi w:val="0"/>
               <w:adjustRightInd w:val="0"/>
               <w:snapToGrid w:val="0"/>
-              <w:ind w:left="0" w:leftChars="0" w:right="0" w:rightChars="0" w:firstLine="0" w:firstLineChars="0"/>
+              <w:ind w:left="0" w:right="0" w:firstLine="0" w:leftChars="0" w:rightChars="0" w:firstLineChars="0"/>
               <w:jc w:val="center"/>
               <w:textAlignment w:val="baseline"/>
             </w:pPr>
@@ -1765,7 +1731,7 @@
           </w:tcPr>
           <w:p>
             <w:pPr>
-              <w:pStyle w:val="27"/>
+              <w:pStyle w:val="TableText"/>
               <w:keepNext w:val="0"/>
               <w:keepLines w:val="0"/>
               <w:pageBreakBefore w:val="0"/>
@@ -1778,7 +1744,7 @@
               <w:bidi w:val="0"/>
               <w:adjustRightInd w:val="0"/>
               <w:snapToGrid w:val="0"/>
-              <w:ind w:left="0" w:leftChars="0" w:right="0" w:rightChars="0" w:firstLine="0" w:firstLineChars="0"/>
+              <w:ind w:left="0" w:right="0" w:firstLine="0" w:leftChars="0" w:rightChars="0" w:firstLineChars="0"/>
               <w:jc w:val="center"/>
               <w:textAlignment w:val="baseline"/>
             </w:pPr>
@@ -1787,14 +1753,9 @@
       </w:tr>
       <w:tr>
         <w:tblPrEx>
-          <w:tblBorders>
-            <w:top w:val="single" w:color="000000" w:sz="2" w:space="0"/>
-            <w:left w:val="single" w:color="000000" w:sz="2" w:space="0"/>
-            <w:bottom w:val="single" w:color="000000" w:sz="2" w:space="0"/>
-            <w:right w:val="single" w:color="000000" w:sz="2" w:space="0"/>
-            <w:insideH w:val="single" w:color="000000" w:sz="2" w:space="0"/>
-            <w:insideV w:val="single" w:color="000000" w:sz="2" w:space="0"/>
-          </w:tblBorders>
+          <w:tblW w:w="8214" w:type="dxa"/>
+          <w:jc w:val="center"/>
+          <w:tblLayout w:type="fixed"/>
           <w:tblCellMar>
             <w:top w:w="0" w:type="dxa"/>
             <w:left w:w="0" w:type="dxa"/>
@@ -1803,7 +1764,7 @@
           </w:tblCellMar>
         </w:tblPrEx>
         <w:trPr>
-          <w:trHeight w:val="557" w:hRule="atLeast"/>
+          <w:trHeight w:val="557"/>
           <w:jc w:val="center"/>
         </w:trPr>
         <w:tc>
@@ -1812,7 +1773,7 @@
           </w:tcPr>
           <w:p>
             <w:pPr>
-              <w:pStyle w:val="27"/>
+              <w:pStyle w:val="TableText"/>
               <w:keepNext w:val="0"/>
               <w:keepLines w:val="0"/>
               <w:pageBreakBefore w:val="0"/>
@@ -1825,7 +1786,7 @@
               <w:bidi w:val="0"/>
               <w:adjustRightInd w:val="0"/>
               <w:snapToGrid w:val="0"/>
-              <w:ind w:left="0" w:leftChars="0" w:right="0" w:rightChars="0" w:firstLine="0" w:firstLineChars="0"/>
+              <w:ind w:left="0" w:right="0" w:firstLine="0" w:leftChars="0" w:rightChars="0" w:firstLineChars="0"/>
               <w:jc w:val="center"/>
               <w:textAlignment w:val="baseline"/>
             </w:pPr>
@@ -1837,7 +1798,7 @@
           </w:tcPr>
           <w:p>
             <w:pPr>
-              <w:pStyle w:val="27"/>
+              <w:pStyle w:val="TableText"/>
               <w:keepNext w:val="0"/>
               <w:keepLines w:val="0"/>
               <w:pageBreakBefore w:val="0"/>
@@ -1850,7 +1811,7 @@
               <w:bidi w:val="0"/>
               <w:adjustRightInd w:val="0"/>
               <w:snapToGrid w:val="0"/>
-              <w:ind w:left="0" w:leftChars="0" w:right="0" w:rightChars="0" w:firstLine="0" w:firstLineChars="0"/>
+              <w:ind w:left="0" w:right="0" w:firstLine="0" w:leftChars="0" w:rightChars="0" w:firstLineChars="0"/>
               <w:jc w:val="center"/>
               <w:textAlignment w:val="baseline"/>
             </w:pPr>
@@ -1862,7 +1823,7 @@
           </w:tcPr>
           <w:p>
             <w:pPr>
-              <w:pStyle w:val="27"/>
+              <w:pStyle w:val="TableText"/>
               <w:keepNext w:val="0"/>
               <w:keepLines w:val="0"/>
               <w:pageBreakBefore w:val="0"/>
@@ -1875,7 +1836,7 @@
               <w:bidi w:val="0"/>
               <w:adjustRightInd w:val="0"/>
               <w:snapToGrid w:val="0"/>
-              <w:ind w:left="0" w:leftChars="0" w:right="0" w:rightChars="0" w:firstLine="0" w:firstLineChars="0"/>
+              <w:ind w:left="0" w:right="0" w:firstLine="0" w:leftChars="0" w:rightChars="0" w:firstLineChars="0"/>
               <w:jc w:val="center"/>
               <w:textAlignment w:val="baseline"/>
             </w:pPr>
@@ -1887,7 +1848,7 @@
           </w:tcPr>
           <w:p>
             <w:pPr>
-              <w:pStyle w:val="27"/>
+              <w:pStyle w:val="TableText"/>
               <w:keepNext w:val="0"/>
               <w:keepLines w:val="0"/>
               <w:pageBreakBefore w:val="0"/>
@@ -1900,7 +1861,7 @@
               <w:bidi w:val="0"/>
               <w:adjustRightInd w:val="0"/>
               <w:snapToGrid w:val="0"/>
-              <w:ind w:left="0" w:leftChars="0" w:right="0" w:rightChars="0" w:firstLine="0" w:firstLineChars="0"/>
+              <w:ind w:left="0" w:right="0" w:firstLine="0" w:leftChars="0" w:rightChars="0" w:firstLineChars="0"/>
               <w:jc w:val="center"/>
               <w:textAlignment w:val="baseline"/>
             </w:pPr>
@@ -1912,7 +1873,7 @@
           </w:tcPr>
           <w:p>
             <w:pPr>
-              <w:pStyle w:val="27"/>
+              <w:pStyle w:val="TableText"/>
               <w:keepNext w:val="0"/>
               <w:keepLines w:val="0"/>
               <w:pageBreakBefore w:val="0"/>
@@ -1925,7 +1886,7 @@
               <w:bidi w:val="0"/>
               <w:adjustRightInd w:val="0"/>
               <w:snapToGrid w:val="0"/>
-              <w:ind w:left="0" w:leftChars="0" w:right="0" w:rightChars="0" w:firstLine="0" w:firstLineChars="0"/>
+              <w:ind w:left="0" w:right="0" w:firstLine="0" w:leftChars="0" w:rightChars="0" w:firstLineChars="0"/>
               <w:jc w:val="center"/>
               <w:textAlignment w:val="baseline"/>
             </w:pPr>
@@ -1937,7 +1898,7 @@
           </w:tcPr>
           <w:p>
             <w:pPr>
-              <w:pStyle w:val="27"/>
+              <w:pStyle w:val="TableText"/>
               <w:keepNext w:val="0"/>
               <w:keepLines w:val="0"/>
               <w:pageBreakBefore w:val="0"/>
@@ -1950,7 +1911,7 @@
               <w:bidi w:val="0"/>
               <w:adjustRightInd w:val="0"/>
               <w:snapToGrid w:val="0"/>
-              <w:ind w:left="0" w:leftChars="0" w:right="0" w:rightChars="0" w:firstLine="0" w:firstLineChars="0"/>
+              <w:ind w:left="0" w:right="0" w:firstLine="0" w:leftChars="0" w:rightChars="0" w:firstLineChars="0"/>
               <w:jc w:val="center"/>
               <w:textAlignment w:val="baseline"/>
             </w:pPr>
@@ -1981,7 +1942,7 @@
     <w:sdt>
       <w:sdtPr>
         <w:rPr>
-          <w:rFonts w:ascii="宋体" w:hAnsi="宋体" w:eastAsia="宋体" w:cs="Arial"/>
+          <w:rFonts w:ascii="宋体" w:eastAsia="宋体" w:hAnsi="宋体" w:cs="Arial"/>
           <w:snapToGrid w:val="0"/>
           <w:color w:val="000000"/>
           <w:kern w:val="0"/>
@@ -1997,7 +1958,7 @@
       </w:sdtPr>
       <w:sdtEndPr>
         <w:rPr>
-          <w:rFonts w:hint="eastAsia" w:ascii="宋体" w:hAnsi="宋体" w:eastAsia="宋体" w:cs="宋体"/>
+          <w:rFonts w:ascii="宋体" w:eastAsia="宋体" w:hAnsi="宋体" w:cs="宋体" w:hint="eastAsia"/>
           <w:snapToGrid w:val="0"/>
           <w:color w:val="000000"/>
           <w:kern w:val="0"/>
@@ -2022,18 +1983,18 @@
             <w:adjustRightInd w:val="0"/>
             <w:snapToGrid w:val="0"/>
             <w:spacing w:before="0" w:beforeLines="0" w:after="0" w:afterLines="0" w:line="240" w:lineRule="auto"/>
-            <w:ind w:left="0" w:leftChars="0" w:right="0" w:rightChars="0" w:firstLine="0" w:firstLineChars="0"/>
+            <w:ind w:left="0" w:right="0" w:firstLine="0" w:leftChars="0" w:rightChars="0" w:firstLineChars="0"/>
             <w:jc w:val="center"/>
             <w:textAlignment w:val="baseline"/>
             <w:rPr>
-              <w:rFonts w:hint="eastAsia" w:ascii="宋体" w:hAnsi="宋体" w:eastAsia="宋体" w:cs="宋体"/>
+              <w:rFonts w:ascii="宋体" w:eastAsia="宋体" w:hAnsi="宋体" w:cs="宋体" w:hint="eastAsia"/>
               <w:sz w:val="24"/>
               <w:szCs w:val="24"/>
             </w:rPr>
           </w:pPr>
           <w:r>
             <w:rPr>
-              <w:rFonts w:hint="eastAsia" w:ascii="宋体" w:hAnsi="宋体" w:eastAsia="宋体" w:cs="宋体"/>
+              <w:rFonts w:ascii="宋体" w:eastAsia="宋体" w:hAnsi="宋体" w:cs="宋体" w:hint="eastAsia"/>
               <w:sz w:val="24"/>
               <w:szCs w:val="24"/>
             </w:rPr>
@@ -2042,14 +2003,14 @@
         </w:p>
         <w:p>
           <w:pPr>
-            <w:pStyle w:val="16"/>
+            <w:pStyle w:val="TOC1"/>
             <w:tabs>
               <w:tab w:val="right" w:leader="dot" w:pos="8306"/>
             </w:tabs>
           </w:pPr>
           <w:r>
             <w:rPr>
-              <w:rFonts w:hint="eastAsia" w:ascii="宋体" w:hAnsi="宋体" w:eastAsia="宋体" w:cs="宋体"/>
+              <w:rFonts w:ascii="宋体" w:eastAsia="宋体" w:hAnsi="宋体" w:cs="宋体" w:hint="eastAsia"/>
               <w:sz w:val="24"/>
               <w:szCs w:val="24"/>
             </w:rPr>
@@ -2057,7 +2018,7 @@
           </w:r>
           <w:r>
             <w:rPr>
-              <w:rFonts w:hint="eastAsia" w:ascii="宋体" w:hAnsi="宋体" w:eastAsia="宋体" w:cs="宋体"/>
+              <w:rFonts w:ascii="宋体" w:eastAsia="宋体" w:hAnsi="宋体" w:cs="宋体" w:hint="eastAsia"/>
               <w:sz w:val="24"/>
               <w:szCs w:val="24"/>
             </w:rPr>
@@ -2065,7 +2026,7 @@
           </w:r>
           <w:r>
             <w:rPr>
-              <w:rFonts w:hint="eastAsia" w:ascii="宋体" w:hAnsi="宋体" w:eastAsia="宋体" w:cs="宋体"/>
+              <w:rFonts w:ascii="宋体" w:eastAsia="宋体" w:hAnsi="宋体" w:cs="宋体" w:hint="eastAsia"/>
               <w:sz w:val="24"/>
               <w:szCs w:val="24"/>
             </w:rPr>
@@ -2073,21 +2034,21 @@
           </w:r>
           <w:r>
             <w:rPr>
-              <w:rFonts w:hint="eastAsia" w:ascii="宋体" w:hAnsi="宋体" w:eastAsia="宋体" w:cs="宋体"/>
+              <w:rFonts w:ascii="宋体" w:eastAsia="宋体" w:hAnsi="宋体" w:cs="宋体" w:hint="eastAsia"/>
               <w:szCs w:val="24"/>
             </w:rPr>
             <w:fldChar w:fldCharType="begin"/>
           </w:r>
           <w:r>
             <w:rPr>
-              <w:rFonts w:hint="eastAsia" w:ascii="宋体" w:hAnsi="宋体" w:eastAsia="宋体" w:cs="宋体"/>
+              <w:rFonts w:ascii="宋体" w:eastAsia="宋体" w:hAnsi="宋体" w:cs="宋体" w:hint="eastAsia"/>
               <w:szCs w:val="24"/>
             </w:rPr>
             <w:instrText xml:space="preserve"> HYPERLINK \l _Toc11537 </w:instrText>
           </w:r>
           <w:r>
             <w:rPr>
-              <w:rFonts w:hint="eastAsia" w:ascii="宋体" w:hAnsi="宋体" w:eastAsia="宋体" w:cs="宋体"/>
+              <w:rFonts w:ascii="宋体" w:eastAsia="宋体" w:hAnsi="宋体" w:cs="宋体" w:hint="eastAsia"/>
               <w:szCs w:val="24"/>
             </w:rPr>
             <w:fldChar w:fldCharType="separate"/>
@@ -2119,7 +2080,7 @@
           </w:r>
           <w:r>
             <w:rPr>
-              <w:rFonts w:hint="eastAsia" w:ascii="宋体" w:hAnsi="宋体" w:eastAsia="宋体" w:cs="宋体"/>
+              <w:rFonts w:ascii="宋体" w:eastAsia="宋体" w:hAnsi="宋体" w:cs="宋体" w:hint="eastAsia"/>
               <w:szCs w:val="24"/>
             </w:rPr>
             <w:fldChar w:fldCharType="end"/>
@@ -2127,28 +2088,28 @@
         </w:p>
         <w:p>
           <w:pPr>
-            <w:pStyle w:val="16"/>
+            <w:pStyle w:val="TOC1"/>
             <w:tabs>
               <w:tab w:val="right" w:leader="dot" w:pos="8306"/>
             </w:tabs>
           </w:pPr>
           <w:r>
             <w:rPr>
-              <w:rFonts w:hint="eastAsia" w:ascii="宋体" w:hAnsi="宋体" w:eastAsia="宋体" w:cs="宋体"/>
+              <w:rFonts w:ascii="宋体" w:eastAsia="宋体" w:hAnsi="宋体" w:cs="宋体" w:hint="eastAsia"/>
               <w:szCs w:val="24"/>
             </w:rPr>
             <w:fldChar w:fldCharType="begin"/>
           </w:r>
           <w:r>
             <w:rPr>
-              <w:rFonts w:hint="eastAsia" w:ascii="宋体" w:hAnsi="宋体" w:eastAsia="宋体" w:cs="宋体"/>
+              <w:rFonts w:ascii="宋体" w:eastAsia="宋体" w:hAnsi="宋体" w:cs="宋体" w:hint="eastAsia"/>
               <w:szCs w:val="24"/>
             </w:rPr>
             <w:instrText xml:space="preserve"> HYPERLINK \l _Toc4401 </w:instrText>
           </w:r>
           <w:r>
             <w:rPr>
-              <w:rFonts w:hint="eastAsia" w:ascii="宋体" w:hAnsi="宋体" w:eastAsia="宋体" w:cs="宋体"/>
+              <w:rFonts w:ascii="宋体" w:eastAsia="宋体" w:hAnsi="宋体" w:cs="宋体" w:hint="eastAsia"/>
               <w:szCs w:val="24"/>
             </w:rPr>
             <w:fldChar w:fldCharType="separate"/>
@@ -2180,7 +2141,7 @@
           </w:r>
           <w:r>
             <w:rPr>
-              <w:rFonts w:hint="eastAsia" w:ascii="宋体" w:hAnsi="宋体" w:eastAsia="宋体" w:cs="宋体"/>
+              <w:rFonts w:ascii="宋体" w:eastAsia="宋体" w:hAnsi="宋体" w:cs="宋体" w:hint="eastAsia"/>
               <w:szCs w:val="24"/>
             </w:rPr>
             <w:fldChar w:fldCharType="end"/>
@@ -2188,28 +2149,28 @@
         </w:p>
         <w:p>
           <w:pPr>
-            <w:pStyle w:val="16"/>
+            <w:pStyle w:val="TOC1"/>
             <w:tabs>
               <w:tab w:val="right" w:leader="dot" w:pos="8306"/>
             </w:tabs>
           </w:pPr>
           <w:r>
             <w:rPr>
-              <w:rFonts w:hint="eastAsia" w:ascii="宋体" w:hAnsi="宋体" w:eastAsia="宋体" w:cs="宋体"/>
+              <w:rFonts w:ascii="宋体" w:eastAsia="宋体" w:hAnsi="宋体" w:cs="宋体" w:hint="eastAsia"/>
               <w:szCs w:val="24"/>
             </w:rPr>
             <w:fldChar w:fldCharType="begin"/>
           </w:r>
           <w:r>
             <w:rPr>
-              <w:rFonts w:hint="eastAsia" w:ascii="宋体" w:hAnsi="宋体" w:eastAsia="宋体" w:cs="宋体"/>
+              <w:rFonts w:ascii="宋体" w:eastAsia="宋体" w:hAnsi="宋体" w:cs="宋体" w:hint="eastAsia"/>
               <w:szCs w:val="24"/>
             </w:rPr>
             <w:instrText xml:space="preserve"> HYPERLINK \l _Toc8788 </w:instrText>
           </w:r>
           <w:r>
             <w:rPr>
-              <w:rFonts w:hint="eastAsia" w:ascii="宋体" w:hAnsi="宋体" w:eastAsia="宋体" w:cs="宋体"/>
+              <w:rFonts w:ascii="宋体" w:eastAsia="宋体" w:hAnsi="宋体" w:cs="宋体" w:hint="eastAsia"/>
               <w:szCs w:val="24"/>
             </w:rPr>
             <w:fldChar w:fldCharType="separate"/>
@@ -2241,7 +2202,7 @@
           </w:r>
           <w:r>
             <w:rPr>
-              <w:rFonts w:hint="eastAsia" w:ascii="宋体" w:hAnsi="宋体" w:eastAsia="宋体" w:cs="宋体"/>
+              <w:rFonts w:ascii="宋体" w:eastAsia="宋体" w:hAnsi="宋体" w:cs="宋体" w:hint="eastAsia"/>
               <w:szCs w:val="24"/>
             </w:rPr>
             <w:fldChar w:fldCharType="end"/>
@@ -2249,28 +2210,28 @@
         </w:p>
         <w:p>
           <w:pPr>
-            <w:pStyle w:val="16"/>
+            <w:pStyle w:val="TOC1"/>
             <w:tabs>
               <w:tab w:val="right" w:leader="dot" w:pos="8306"/>
             </w:tabs>
           </w:pPr>
           <w:r>
             <w:rPr>
-              <w:rFonts w:hint="eastAsia" w:ascii="宋体" w:hAnsi="宋体" w:eastAsia="宋体" w:cs="宋体"/>
+              <w:rFonts w:ascii="宋体" w:eastAsia="宋体" w:hAnsi="宋体" w:cs="宋体" w:hint="eastAsia"/>
               <w:szCs w:val="24"/>
             </w:rPr>
             <w:fldChar w:fldCharType="begin"/>
           </w:r>
           <w:r>
             <w:rPr>
-              <w:rFonts w:hint="eastAsia" w:ascii="宋体" w:hAnsi="宋体" w:eastAsia="宋体" w:cs="宋体"/>
+              <w:rFonts w:ascii="宋体" w:eastAsia="宋体" w:hAnsi="宋体" w:cs="宋体" w:hint="eastAsia"/>
               <w:szCs w:val="24"/>
             </w:rPr>
             <w:instrText xml:space="preserve"> HYPERLINK \l _Toc24662 </w:instrText>
           </w:r>
           <w:r>
             <w:rPr>
-              <w:rFonts w:hint="eastAsia" w:ascii="宋体" w:hAnsi="宋体" w:eastAsia="宋体" w:cs="宋体"/>
+              <w:rFonts w:ascii="宋体" w:eastAsia="宋体" w:hAnsi="宋体" w:cs="宋体" w:hint="eastAsia"/>
               <w:szCs w:val="24"/>
             </w:rPr>
             <w:fldChar w:fldCharType="separate"/>
@@ -2302,7 +2263,7 @@
           </w:r>
           <w:r>
             <w:rPr>
-              <w:rFonts w:hint="eastAsia" w:ascii="宋体" w:hAnsi="宋体" w:eastAsia="宋体" w:cs="宋体"/>
+              <w:rFonts w:ascii="宋体" w:eastAsia="宋体" w:hAnsi="宋体" w:cs="宋体" w:hint="eastAsia"/>
               <w:szCs w:val="24"/>
             </w:rPr>
             <w:fldChar w:fldCharType="end"/>
@@ -2310,28 +2271,28 @@
         </w:p>
         <w:p>
           <w:pPr>
-            <w:pStyle w:val="16"/>
+            <w:pStyle w:val="TOC1"/>
             <w:tabs>
               <w:tab w:val="right" w:leader="dot" w:pos="8306"/>
             </w:tabs>
           </w:pPr>
           <w:r>
             <w:rPr>
-              <w:rFonts w:hint="eastAsia" w:ascii="宋体" w:hAnsi="宋体" w:eastAsia="宋体" w:cs="宋体"/>
+              <w:rFonts w:ascii="宋体" w:eastAsia="宋体" w:hAnsi="宋体" w:cs="宋体" w:hint="eastAsia"/>
               <w:szCs w:val="24"/>
             </w:rPr>
             <w:fldChar w:fldCharType="begin"/>
           </w:r>
           <w:r>
             <w:rPr>
-              <w:rFonts w:hint="eastAsia" w:ascii="宋体" w:hAnsi="宋体" w:eastAsia="宋体" w:cs="宋体"/>
+              <w:rFonts w:ascii="宋体" w:eastAsia="宋体" w:hAnsi="宋体" w:cs="宋体" w:hint="eastAsia"/>
               <w:szCs w:val="24"/>
             </w:rPr>
             <w:instrText xml:space="preserve"> HYPERLINK \l _Toc5183 </w:instrText>
           </w:r>
           <w:r>
             <w:rPr>
-              <w:rFonts w:hint="eastAsia" w:ascii="宋体" w:hAnsi="宋体" w:eastAsia="宋体" w:cs="宋体"/>
+              <w:rFonts w:ascii="宋体" w:eastAsia="宋体" w:hAnsi="宋体" w:cs="宋体" w:hint="eastAsia"/>
               <w:szCs w:val="24"/>
             </w:rPr>
             <w:fldChar w:fldCharType="separate"/>
@@ -2363,7 +2324,7 @@
           </w:r>
           <w:r>
             <w:rPr>
-              <w:rFonts w:hint="eastAsia" w:ascii="宋体" w:hAnsi="宋体" w:eastAsia="宋体" w:cs="宋体"/>
+              <w:rFonts w:ascii="宋体" w:eastAsia="宋体" w:hAnsi="宋体" w:cs="宋体" w:hint="eastAsia"/>
               <w:szCs w:val="24"/>
             </w:rPr>
             <w:fldChar w:fldCharType="end"/>
@@ -2371,28 +2332,28 @@
         </w:p>
         <w:p>
           <w:pPr>
-            <w:pStyle w:val="16"/>
+            <w:pStyle w:val="TOC1"/>
             <w:tabs>
               <w:tab w:val="right" w:leader="dot" w:pos="8306"/>
             </w:tabs>
           </w:pPr>
           <w:r>
             <w:rPr>
-              <w:rFonts w:hint="eastAsia" w:ascii="宋体" w:hAnsi="宋体" w:eastAsia="宋体" w:cs="宋体"/>
+              <w:rFonts w:ascii="宋体" w:eastAsia="宋体" w:hAnsi="宋体" w:cs="宋体" w:hint="eastAsia"/>
               <w:szCs w:val="24"/>
             </w:rPr>
             <w:fldChar w:fldCharType="begin"/>
           </w:r>
           <w:r>
             <w:rPr>
-              <w:rFonts w:hint="eastAsia" w:ascii="宋体" w:hAnsi="宋体" w:eastAsia="宋体" w:cs="宋体"/>
+              <w:rFonts w:ascii="宋体" w:eastAsia="宋体" w:hAnsi="宋体" w:cs="宋体" w:hint="eastAsia"/>
               <w:szCs w:val="24"/>
             </w:rPr>
             <w:instrText xml:space="preserve"> HYPERLINK \l _Toc10277 </w:instrText>
           </w:r>
           <w:r>
             <w:rPr>
-              <w:rFonts w:hint="eastAsia" w:ascii="宋体" w:hAnsi="宋体" w:eastAsia="宋体" w:cs="宋体"/>
+              <w:rFonts w:ascii="宋体" w:eastAsia="宋体" w:hAnsi="宋体" w:cs="宋体" w:hint="eastAsia"/>
               <w:szCs w:val="24"/>
             </w:rPr>
             <w:fldChar w:fldCharType="separate"/>
@@ -2424,7 +2385,7 @@
           </w:r>
           <w:r>
             <w:rPr>
-              <w:rFonts w:hint="eastAsia" w:ascii="宋体" w:hAnsi="宋体" w:eastAsia="宋体" w:cs="宋体"/>
+              <w:rFonts w:ascii="宋体" w:eastAsia="宋体" w:hAnsi="宋体" w:cs="宋体" w:hint="eastAsia"/>
               <w:szCs w:val="24"/>
             </w:rPr>
             <w:fldChar w:fldCharType="end"/>
@@ -2432,28 +2393,28 @@
         </w:p>
         <w:p>
           <w:pPr>
-            <w:pStyle w:val="16"/>
+            <w:pStyle w:val="TOC1"/>
             <w:tabs>
               <w:tab w:val="right" w:leader="dot" w:pos="8306"/>
             </w:tabs>
           </w:pPr>
           <w:r>
             <w:rPr>
-              <w:rFonts w:hint="eastAsia" w:ascii="宋体" w:hAnsi="宋体" w:eastAsia="宋体" w:cs="宋体"/>
+              <w:rFonts w:ascii="宋体" w:eastAsia="宋体" w:hAnsi="宋体" w:cs="宋体" w:hint="eastAsia"/>
               <w:szCs w:val="24"/>
             </w:rPr>
             <w:fldChar w:fldCharType="begin"/>
           </w:r>
           <w:r>
             <w:rPr>
-              <w:rFonts w:hint="eastAsia" w:ascii="宋体" w:hAnsi="宋体" w:eastAsia="宋体" w:cs="宋体"/>
+              <w:rFonts w:ascii="宋体" w:eastAsia="宋体" w:hAnsi="宋体" w:cs="宋体" w:hint="eastAsia"/>
               <w:szCs w:val="24"/>
             </w:rPr>
             <w:instrText xml:space="preserve"> HYPERLINK \l _Toc12609 </w:instrText>
           </w:r>
           <w:r>
             <w:rPr>
-              <w:rFonts w:hint="eastAsia" w:ascii="宋体" w:hAnsi="宋体" w:eastAsia="宋体" w:cs="宋体"/>
+              <w:rFonts w:ascii="宋体" w:eastAsia="宋体" w:hAnsi="宋体" w:cs="宋体" w:hint="eastAsia"/>
               <w:szCs w:val="24"/>
             </w:rPr>
             <w:fldChar w:fldCharType="separate"/>
@@ -2485,7 +2446,7 @@
           </w:r>
           <w:r>
             <w:rPr>
-              <w:rFonts w:hint="eastAsia" w:ascii="宋体" w:hAnsi="宋体" w:eastAsia="宋体" w:cs="宋体"/>
+              <w:rFonts w:ascii="宋体" w:eastAsia="宋体" w:hAnsi="宋体" w:cs="宋体" w:hint="eastAsia"/>
               <w:szCs w:val="24"/>
             </w:rPr>
             <w:fldChar w:fldCharType="end"/>
@@ -2493,28 +2454,28 @@
         </w:p>
         <w:p>
           <w:pPr>
-            <w:pStyle w:val="17"/>
+            <w:pStyle w:val="TOC2"/>
             <w:tabs>
               <w:tab w:val="right" w:leader="dot" w:pos="8306"/>
             </w:tabs>
           </w:pPr>
           <w:r>
             <w:rPr>
-              <w:rFonts w:hint="eastAsia" w:ascii="宋体" w:hAnsi="宋体" w:eastAsia="宋体" w:cs="宋体"/>
+              <w:rFonts w:ascii="宋体" w:eastAsia="宋体" w:hAnsi="宋体" w:cs="宋体" w:hint="eastAsia"/>
               <w:szCs w:val="24"/>
             </w:rPr>
             <w:fldChar w:fldCharType="begin"/>
           </w:r>
           <w:r>
             <w:rPr>
-              <w:rFonts w:hint="eastAsia" w:ascii="宋体" w:hAnsi="宋体" w:eastAsia="宋体" w:cs="宋体"/>
+              <w:rFonts w:ascii="宋体" w:eastAsia="宋体" w:hAnsi="宋体" w:cs="宋体" w:hint="eastAsia"/>
               <w:szCs w:val="24"/>
             </w:rPr>
             <w:instrText xml:space="preserve"> HYPERLINK \l _Toc3191 </w:instrText>
           </w:r>
           <w:r>
             <w:rPr>
-              <w:rFonts w:hint="eastAsia" w:ascii="宋体" w:hAnsi="宋体" w:eastAsia="宋体" w:cs="宋体"/>
+              <w:rFonts w:ascii="宋体" w:eastAsia="宋体" w:hAnsi="宋体" w:cs="宋体" w:hint="eastAsia"/>
               <w:szCs w:val="24"/>
             </w:rPr>
             <w:fldChar w:fldCharType="separate"/>
@@ -2546,7 +2507,7 @@
           </w:r>
           <w:r>
             <w:rPr>
-              <w:rFonts w:hint="eastAsia" w:ascii="宋体" w:hAnsi="宋体" w:eastAsia="宋体" w:cs="宋体"/>
+              <w:rFonts w:ascii="宋体" w:eastAsia="宋体" w:hAnsi="宋体" w:cs="宋体" w:hint="eastAsia"/>
               <w:szCs w:val="24"/>
             </w:rPr>
             <w:fldChar w:fldCharType="end"/>
@@ -2554,28 +2515,28 @@
         </w:p>
         <w:p>
           <w:pPr>
-            <w:pStyle w:val="17"/>
+            <w:pStyle w:val="TOC2"/>
             <w:tabs>
               <w:tab w:val="right" w:leader="dot" w:pos="8306"/>
             </w:tabs>
           </w:pPr>
           <w:r>
             <w:rPr>
-              <w:rFonts w:hint="eastAsia" w:ascii="宋体" w:hAnsi="宋体" w:eastAsia="宋体" w:cs="宋体"/>
+              <w:rFonts w:ascii="宋体" w:eastAsia="宋体" w:hAnsi="宋体" w:cs="宋体" w:hint="eastAsia"/>
               <w:szCs w:val="24"/>
             </w:rPr>
             <w:fldChar w:fldCharType="begin"/>
           </w:r>
           <w:r>
             <w:rPr>
-              <w:rFonts w:hint="eastAsia" w:ascii="宋体" w:hAnsi="宋体" w:eastAsia="宋体" w:cs="宋体"/>
+              <w:rFonts w:ascii="宋体" w:eastAsia="宋体" w:hAnsi="宋体" w:cs="宋体" w:hint="eastAsia"/>
               <w:szCs w:val="24"/>
             </w:rPr>
             <w:instrText xml:space="preserve"> HYPERLINK \l _Toc2149 </w:instrText>
           </w:r>
           <w:r>
             <w:rPr>
-              <w:rFonts w:hint="eastAsia" w:ascii="宋体" w:hAnsi="宋体" w:eastAsia="宋体" w:cs="宋体"/>
+              <w:rFonts w:ascii="宋体" w:eastAsia="宋体" w:hAnsi="宋体" w:cs="宋体" w:hint="eastAsia"/>
               <w:szCs w:val="24"/>
             </w:rPr>
             <w:fldChar w:fldCharType="separate"/>
@@ -2607,7 +2568,7 @@
           </w:r>
           <w:r>
             <w:rPr>
-              <w:rFonts w:hint="eastAsia" w:ascii="宋体" w:hAnsi="宋体" w:eastAsia="宋体" w:cs="宋体"/>
+              <w:rFonts w:ascii="宋体" w:eastAsia="宋体" w:hAnsi="宋体" w:cs="宋体" w:hint="eastAsia"/>
               <w:szCs w:val="24"/>
             </w:rPr>
             <w:fldChar w:fldCharType="end"/>
@@ -2615,28 +2576,28 @@
         </w:p>
         <w:p>
           <w:pPr>
-            <w:pStyle w:val="17"/>
+            <w:pStyle w:val="TOC2"/>
             <w:tabs>
               <w:tab w:val="right" w:leader="dot" w:pos="8306"/>
             </w:tabs>
           </w:pPr>
           <w:r>
             <w:rPr>
-              <w:rFonts w:hint="eastAsia" w:ascii="宋体" w:hAnsi="宋体" w:eastAsia="宋体" w:cs="宋体"/>
+              <w:rFonts w:ascii="宋体" w:eastAsia="宋体" w:hAnsi="宋体" w:cs="宋体" w:hint="eastAsia"/>
               <w:szCs w:val="24"/>
             </w:rPr>
             <w:fldChar w:fldCharType="begin"/>
           </w:r>
           <w:r>
             <w:rPr>
-              <w:rFonts w:hint="eastAsia" w:ascii="宋体" w:hAnsi="宋体" w:eastAsia="宋体" w:cs="宋体"/>
+              <w:rFonts w:ascii="宋体" w:eastAsia="宋体" w:hAnsi="宋体" w:cs="宋体" w:hint="eastAsia"/>
               <w:szCs w:val="24"/>
             </w:rPr>
             <w:instrText xml:space="preserve"> HYPERLINK \l _Toc22618 </w:instrText>
           </w:r>
           <w:r>
             <w:rPr>
-              <w:rFonts w:hint="eastAsia" w:ascii="宋体" w:hAnsi="宋体" w:eastAsia="宋体" w:cs="宋体"/>
+              <w:rFonts w:ascii="宋体" w:eastAsia="宋体" w:hAnsi="宋体" w:cs="宋体" w:hint="eastAsia"/>
               <w:szCs w:val="24"/>
             </w:rPr>
             <w:fldChar w:fldCharType="separate"/>
@@ -2668,7 +2629,7 @@
           </w:r>
           <w:r>
             <w:rPr>
-              <w:rFonts w:hint="eastAsia" w:ascii="宋体" w:hAnsi="宋体" w:eastAsia="宋体" w:cs="宋体"/>
+              <w:rFonts w:ascii="宋体" w:eastAsia="宋体" w:hAnsi="宋体" w:cs="宋体" w:hint="eastAsia"/>
               <w:szCs w:val="24"/>
             </w:rPr>
             <w:fldChar w:fldCharType="end"/>
@@ -2676,28 +2637,28 @@
         </w:p>
         <w:p>
           <w:pPr>
-            <w:pStyle w:val="16"/>
+            <w:pStyle w:val="TOC1"/>
             <w:tabs>
               <w:tab w:val="right" w:leader="dot" w:pos="8306"/>
             </w:tabs>
           </w:pPr>
           <w:r>
             <w:rPr>
-              <w:rFonts w:hint="eastAsia" w:ascii="宋体" w:hAnsi="宋体" w:eastAsia="宋体" w:cs="宋体"/>
+              <w:rFonts w:ascii="宋体" w:eastAsia="宋体" w:hAnsi="宋体" w:cs="宋体" w:hint="eastAsia"/>
               <w:szCs w:val="24"/>
             </w:rPr>
             <w:fldChar w:fldCharType="begin"/>
           </w:r>
           <w:r>
             <w:rPr>
-              <w:rFonts w:hint="eastAsia" w:ascii="宋体" w:hAnsi="宋体" w:eastAsia="宋体" w:cs="宋体"/>
+              <w:rFonts w:ascii="宋体" w:eastAsia="宋体" w:hAnsi="宋体" w:cs="宋体" w:hint="eastAsia"/>
               <w:szCs w:val="24"/>
             </w:rPr>
             <w:instrText xml:space="preserve"> HYPERLINK \l _Toc6128 </w:instrText>
           </w:r>
           <w:r>
             <w:rPr>
-              <w:rFonts w:hint="eastAsia" w:ascii="宋体" w:hAnsi="宋体" w:eastAsia="宋体" w:cs="宋体"/>
+              <w:rFonts w:ascii="宋体" w:eastAsia="宋体" w:hAnsi="宋体" w:cs="宋体" w:hint="eastAsia"/>
               <w:szCs w:val="24"/>
             </w:rPr>
             <w:fldChar w:fldCharType="separate"/>
@@ -2729,7 +2690,7 @@
           </w:r>
           <w:r>
             <w:rPr>
-              <w:rFonts w:hint="eastAsia" w:ascii="宋体" w:hAnsi="宋体" w:eastAsia="宋体" w:cs="宋体"/>
+              <w:rFonts w:ascii="宋体" w:eastAsia="宋体" w:hAnsi="宋体" w:cs="宋体" w:hint="eastAsia"/>
               <w:szCs w:val="24"/>
             </w:rPr>
             <w:fldChar w:fldCharType="end"/>
@@ -2737,28 +2698,28 @@
         </w:p>
         <w:p>
           <w:pPr>
-            <w:pStyle w:val="17"/>
+            <w:pStyle w:val="TOC2"/>
             <w:tabs>
               <w:tab w:val="right" w:leader="dot" w:pos="8306"/>
             </w:tabs>
           </w:pPr>
           <w:r>
             <w:rPr>
-              <w:rFonts w:hint="eastAsia" w:ascii="宋体" w:hAnsi="宋体" w:eastAsia="宋体" w:cs="宋体"/>
+              <w:rFonts w:ascii="宋体" w:eastAsia="宋体" w:hAnsi="宋体" w:cs="宋体" w:hint="eastAsia"/>
               <w:szCs w:val="24"/>
             </w:rPr>
             <w:fldChar w:fldCharType="begin"/>
           </w:r>
           <w:r>
             <w:rPr>
-              <w:rFonts w:hint="eastAsia" w:ascii="宋体" w:hAnsi="宋体" w:eastAsia="宋体" w:cs="宋体"/>
+              <w:rFonts w:ascii="宋体" w:eastAsia="宋体" w:hAnsi="宋体" w:cs="宋体" w:hint="eastAsia"/>
               <w:szCs w:val="24"/>
             </w:rPr>
             <w:instrText xml:space="preserve"> HYPERLINK \l _Toc6852 </w:instrText>
           </w:r>
           <w:r>
             <w:rPr>
-              <w:rFonts w:hint="eastAsia" w:ascii="宋体" w:hAnsi="宋体" w:eastAsia="宋体" w:cs="宋体"/>
+              <w:rFonts w:ascii="宋体" w:eastAsia="宋体" w:hAnsi="宋体" w:cs="宋体" w:hint="eastAsia"/>
               <w:szCs w:val="24"/>
             </w:rPr>
             <w:fldChar w:fldCharType="separate"/>
@@ -2790,7 +2751,7 @@
           </w:r>
           <w:r>
             <w:rPr>
-              <w:rFonts w:hint="eastAsia" w:ascii="宋体" w:hAnsi="宋体" w:eastAsia="宋体" w:cs="宋体"/>
+              <w:rFonts w:ascii="宋体" w:eastAsia="宋体" w:hAnsi="宋体" w:cs="宋体" w:hint="eastAsia"/>
               <w:szCs w:val="24"/>
             </w:rPr>
             <w:fldChar w:fldCharType="end"/>
@@ -2798,28 +2759,28 @@
         </w:p>
         <w:p>
           <w:pPr>
-            <w:pStyle w:val="17"/>
+            <w:pStyle w:val="TOC2"/>
             <w:tabs>
               <w:tab w:val="right" w:leader="dot" w:pos="8306"/>
             </w:tabs>
           </w:pPr>
           <w:r>
             <w:rPr>
-              <w:rFonts w:hint="eastAsia" w:ascii="宋体" w:hAnsi="宋体" w:eastAsia="宋体" w:cs="宋体"/>
+              <w:rFonts w:ascii="宋体" w:eastAsia="宋体" w:hAnsi="宋体" w:cs="宋体" w:hint="eastAsia"/>
               <w:szCs w:val="24"/>
             </w:rPr>
             <w:fldChar w:fldCharType="begin"/>
           </w:r>
           <w:r>
             <w:rPr>
-              <w:rFonts w:hint="eastAsia" w:ascii="宋体" w:hAnsi="宋体" w:eastAsia="宋体" w:cs="宋体"/>
+              <w:rFonts w:ascii="宋体" w:eastAsia="宋体" w:hAnsi="宋体" w:cs="宋体" w:hint="eastAsia"/>
               <w:szCs w:val="24"/>
             </w:rPr>
             <w:instrText xml:space="preserve"> HYPERLINK \l _Toc7604 </w:instrText>
           </w:r>
           <w:r>
             <w:rPr>
-              <w:rFonts w:hint="eastAsia" w:ascii="宋体" w:hAnsi="宋体" w:eastAsia="宋体" w:cs="宋体"/>
+              <w:rFonts w:ascii="宋体" w:eastAsia="宋体" w:hAnsi="宋体" w:cs="宋体" w:hint="eastAsia"/>
               <w:szCs w:val="24"/>
             </w:rPr>
             <w:fldChar w:fldCharType="separate"/>
@@ -2851,7 +2812,7 @@
           </w:r>
           <w:r>
             <w:rPr>
-              <w:rFonts w:hint="eastAsia" w:ascii="宋体" w:hAnsi="宋体" w:eastAsia="宋体" w:cs="宋体"/>
+              <w:rFonts w:ascii="宋体" w:eastAsia="宋体" w:hAnsi="宋体" w:cs="宋体" w:hint="eastAsia"/>
               <w:szCs w:val="24"/>
             </w:rPr>
             <w:fldChar w:fldCharType="end"/>
@@ -2859,28 +2820,28 @@
         </w:p>
         <w:p>
           <w:pPr>
-            <w:pStyle w:val="17"/>
+            <w:pStyle w:val="TOC2"/>
             <w:tabs>
               <w:tab w:val="right" w:leader="dot" w:pos="8306"/>
             </w:tabs>
           </w:pPr>
           <w:r>
             <w:rPr>
-              <w:rFonts w:hint="eastAsia" w:ascii="宋体" w:hAnsi="宋体" w:eastAsia="宋体" w:cs="宋体"/>
+              <w:rFonts w:ascii="宋体" w:eastAsia="宋体" w:hAnsi="宋体" w:cs="宋体" w:hint="eastAsia"/>
               <w:szCs w:val="24"/>
             </w:rPr>
             <w:fldChar w:fldCharType="begin"/>
           </w:r>
           <w:r>
             <w:rPr>
-              <w:rFonts w:hint="eastAsia" w:ascii="宋体" w:hAnsi="宋体" w:eastAsia="宋体" w:cs="宋体"/>
+              <w:rFonts w:ascii="宋体" w:eastAsia="宋体" w:hAnsi="宋体" w:cs="宋体" w:hint="eastAsia"/>
               <w:szCs w:val="24"/>
             </w:rPr>
             <w:instrText xml:space="preserve"> HYPERLINK \l _Toc16909 </w:instrText>
           </w:r>
           <w:r>
             <w:rPr>
-              <w:rFonts w:hint="eastAsia" w:ascii="宋体" w:hAnsi="宋体" w:eastAsia="宋体" w:cs="宋体"/>
+              <w:rFonts w:ascii="宋体" w:eastAsia="宋体" w:hAnsi="宋体" w:cs="宋体" w:hint="eastAsia"/>
               <w:szCs w:val="24"/>
             </w:rPr>
             <w:fldChar w:fldCharType="separate"/>
@@ -2912,7 +2873,7 @@
           </w:r>
           <w:r>
             <w:rPr>
-              <w:rFonts w:hint="eastAsia" w:ascii="宋体" w:hAnsi="宋体" w:eastAsia="宋体" w:cs="宋体"/>
+              <w:rFonts w:ascii="宋体" w:eastAsia="宋体" w:hAnsi="宋体" w:cs="宋体" w:hint="eastAsia"/>
               <w:szCs w:val="24"/>
             </w:rPr>
             <w:fldChar w:fldCharType="end"/>
@@ -2920,28 +2881,28 @@
         </w:p>
         <w:p>
           <w:pPr>
-            <w:pStyle w:val="16"/>
+            <w:pStyle w:val="TOC1"/>
             <w:tabs>
               <w:tab w:val="right" w:leader="dot" w:pos="8306"/>
             </w:tabs>
           </w:pPr>
           <w:r>
             <w:rPr>
-              <w:rFonts w:hint="eastAsia" w:ascii="宋体" w:hAnsi="宋体" w:eastAsia="宋体" w:cs="宋体"/>
+              <w:rFonts w:ascii="宋体" w:eastAsia="宋体" w:hAnsi="宋体" w:cs="宋体" w:hint="eastAsia"/>
               <w:szCs w:val="24"/>
             </w:rPr>
             <w:fldChar w:fldCharType="begin"/>
           </w:r>
           <w:r>
             <w:rPr>
-              <w:rFonts w:hint="eastAsia" w:ascii="宋体" w:hAnsi="宋体" w:eastAsia="宋体" w:cs="宋体"/>
+              <w:rFonts w:ascii="宋体" w:eastAsia="宋体" w:hAnsi="宋体" w:cs="宋体" w:hint="eastAsia"/>
               <w:szCs w:val="24"/>
             </w:rPr>
             <w:instrText xml:space="preserve"> HYPERLINK \l _Toc7992 </w:instrText>
           </w:r>
           <w:r>
             <w:rPr>
-              <w:rFonts w:hint="eastAsia" w:ascii="宋体" w:hAnsi="宋体" w:eastAsia="宋体" w:cs="宋体"/>
+              <w:rFonts w:ascii="宋体" w:eastAsia="宋体" w:hAnsi="宋体" w:cs="宋体" w:hint="eastAsia"/>
               <w:szCs w:val="24"/>
             </w:rPr>
             <w:fldChar w:fldCharType="separate"/>
@@ -2973,7 +2934,7 @@
           </w:r>
           <w:r>
             <w:rPr>
-              <w:rFonts w:hint="eastAsia" w:ascii="宋体" w:hAnsi="宋体" w:eastAsia="宋体" w:cs="宋体"/>
+              <w:rFonts w:ascii="宋体" w:eastAsia="宋体" w:hAnsi="宋体" w:cs="宋体" w:hint="eastAsia"/>
               <w:szCs w:val="24"/>
             </w:rPr>
             <w:fldChar w:fldCharType="end"/>
@@ -2981,28 +2942,28 @@
         </w:p>
         <w:p>
           <w:pPr>
-            <w:pStyle w:val="17"/>
+            <w:pStyle w:val="TOC2"/>
             <w:tabs>
               <w:tab w:val="right" w:leader="dot" w:pos="8306"/>
             </w:tabs>
           </w:pPr>
           <w:r>
             <w:rPr>
-              <w:rFonts w:hint="eastAsia" w:ascii="宋体" w:hAnsi="宋体" w:eastAsia="宋体" w:cs="宋体"/>
+              <w:rFonts w:ascii="宋体" w:eastAsia="宋体" w:hAnsi="宋体" w:cs="宋体" w:hint="eastAsia"/>
               <w:szCs w:val="24"/>
             </w:rPr>
             <w:fldChar w:fldCharType="begin"/>
           </w:r>
           <w:r>
             <w:rPr>
-              <w:rFonts w:hint="eastAsia" w:ascii="宋体" w:hAnsi="宋体" w:eastAsia="宋体" w:cs="宋体"/>
+              <w:rFonts w:ascii="宋体" w:eastAsia="宋体" w:hAnsi="宋体" w:cs="宋体" w:hint="eastAsia"/>
               <w:szCs w:val="24"/>
             </w:rPr>
             <w:instrText xml:space="preserve"> HYPERLINK \l _Toc29699 </w:instrText>
           </w:r>
           <w:r>
             <w:rPr>
-              <w:rFonts w:hint="eastAsia" w:ascii="宋体" w:hAnsi="宋体" w:eastAsia="宋体" w:cs="宋体"/>
+              <w:rFonts w:ascii="宋体" w:eastAsia="宋体" w:hAnsi="宋体" w:cs="宋体" w:hint="eastAsia"/>
               <w:szCs w:val="24"/>
             </w:rPr>
             <w:fldChar w:fldCharType="separate"/>
@@ -3034,7 +2995,7 @@
           </w:r>
           <w:r>
             <w:rPr>
-              <w:rFonts w:hint="eastAsia" w:ascii="宋体" w:hAnsi="宋体" w:eastAsia="宋体" w:cs="宋体"/>
+              <w:rFonts w:ascii="宋体" w:eastAsia="宋体" w:hAnsi="宋体" w:cs="宋体" w:hint="eastAsia"/>
               <w:szCs w:val="24"/>
             </w:rPr>
             <w:fldChar w:fldCharType="end"/>
@@ -3042,28 +3003,28 @@
         </w:p>
         <w:p>
           <w:pPr>
-            <w:pStyle w:val="17"/>
+            <w:pStyle w:val="TOC2"/>
             <w:tabs>
               <w:tab w:val="right" w:leader="dot" w:pos="8306"/>
             </w:tabs>
           </w:pPr>
           <w:r>
             <w:rPr>
-              <w:rFonts w:hint="eastAsia" w:ascii="宋体" w:hAnsi="宋体" w:eastAsia="宋体" w:cs="宋体"/>
+              <w:rFonts w:ascii="宋体" w:eastAsia="宋体" w:hAnsi="宋体" w:cs="宋体" w:hint="eastAsia"/>
               <w:szCs w:val="24"/>
             </w:rPr>
             <w:fldChar w:fldCharType="begin"/>
           </w:r>
           <w:r>
             <w:rPr>
-              <w:rFonts w:hint="eastAsia" w:ascii="宋体" w:hAnsi="宋体" w:eastAsia="宋体" w:cs="宋体"/>
+              <w:rFonts w:ascii="宋体" w:eastAsia="宋体" w:hAnsi="宋体" w:cs="宋体" w:hint="eastAsia"/>
               <w:szCs w:val="24"/>
             </w:rPr>
             <w:instrText xml:space="preserve"> HYPERLINK \l _Toc4073 </w:instrText>
           </w:r>
           <w:r>
             <w:rPr>
-              <w:rFonts w:hint="eastAsia" w:ascii="宋体" w:hAnsi="宋体" w:eastAsia="宋体" w:cs="宋体"/>
+              <w:rFonts w:ascii="宋体" w:eastAsia="宋体" w:hAnsi="宋体" w:cs="宋体" w:hint="eastAsia"/>
               <w:szCs w:val="24"/>
             </w:rPr>
             <w:fldChar w:fldCharType="separate"/>
@@ -3095,7 +3056,7 @@
           </w:r>
           <w:r>
             <w:rPr>
-              <w:rFonts w:hint="eastAsia" w:ascii="宋体" w:hAnsi="宋体" w:eastAsia="宋体" w:cs="宋体"/>
+              <w:rFonts w:ascii="宋体" w:eastAsia="宋体" w:hAnsi="宋体" w:cs="宋体" w:hint="eastAsia"/>
               <w:szCs w:val="24"/>
             </w:rPr>
             <w:fldChar w:fldCharType="end"/>
@@ -3103,28 +3064,28 @@
         </w:p>
         <w:p>
           <w:pPr>
-            <w:pStyle w:val="17"/>
+            <w:pStyle w:val="TOC2"/>
             <w:tabs>
               <w:tab w:val="right" w:leader="dot" w:pos="8306"/>
             </w:tabs>
           </w:pPr>
           <w:r>
             <w:rPr>
-              <w:rFonts w:hint="eastAsia" w:ascii="宋体" w:hAnsi="宋体" w:eastAsia="宋体" w:cs="宋体"/>
+              <w:rFonts w:ascii="宋体" w:eastAsia="宋体" w:hAnsi="宋体" w:cs="宋体" w:hint="eastAsia"/>
               <w:szCs w:val="24"/>
             </w:rPr>
             <w:fldChar w:fldCharType="begin"/>
           </w:r>
           <w:r>
             <w:rPr>
-              <w:rFonts w:hint="eastAsia" w:ascii="宋体" w:hAnsi="宋体" w:eastAsia="宋体" w:cs="宋体"/>
+              <w:rFonts w:ascii="宋体" w:eastAsia="宋体" w:hAnsi="宋体" w:cs="宋体" w:hint="eastAsia"/>
               <w:szCs w:val="24"/>
             </w:rPr>
             <w:instrText xml:space="preserve"> HYPERLINK \l _Toc4054 </w:instrText>
           </w:r>
           <w:r>
             <w:rPr>
-              <w:rFonts w:hint="eastAsia" w:ascii="宋体" w:hAnsi="宋体" w:eastAsia="宋体" w:cs="宋体"/>
+              <w:rFonts w:ascii="宋体" w:eastAsia="宋体" w:hAnsi="宋体" w:cs="宋体" w:hint="eastAsia"/>
               <w:szCs w:val="24"/>
             </w:rPr>
             <w:fldChar w:fldCharType="separate"/>
@@ -3156,7 +3117,7 @@
           </w:r>
           <w:r>
             <w:rPr>
-              <w:rFonts w:hint="eastAsia" w:ascii="宋体" w:hAnsi="宋体" w:eastAsia="宋体" w:cs="宋体"/>
+              <w:rFonts w:ascii="宋体" w:eastAsia="宋体" w:hAnsi="宋体" w:cs="宋体" w:hint="eastAsia"/>
               <w:szCs w:val="24"/>
             </w:rPr>
             <w:fldChar w:fldCharType="end"/>
@@ -3164,28 +3125,28 @@
         </w:p>
         <w:p>
           <w:pPr>
-            <w:pStyle w:val="17"/>
+            <w:pStyle w:val="TOC2"/>
             <w:tabs>
               <w:tab w:val="right" w:leader="dot" w:pos="8306"/>
             </w:tabs>
           </w:pPr>
           <w:r>
             <w:rPr>
-              <w:rFonts w:hint="eastAsia" w:ascii="宋体" w:hAnsi="宋体" w:eastAsia="宋体" w:cs="宋体"/>
+              <w:rFonts w:ascii="宋体" w:eastAsia="宋体" w:hAnsi="宋体" w:cs="宋体" w:hint="eastAsia"/>
               <w:szCs w:val="24"/>
             </w:rPr>
             <w:fldChar w:fldCharType="begin"/>
           </w:r>
           <w:r>
             <w:rPr>
-              <w:rFonts w:hint="eastAsia" w:ascii="宋体" w:hAnsi="宋体" w:eastAsia="宋体" w:cs="宋体"/>
+              <w:rFonts w:ascii="宋体" w:eastAsia="宋体" w:hAnsi="宋体" w:cs="宋体" w:hint="eastAsia"/>
               <w:szCs w:val="24"/>
             </w:rPr>
             <w:instrText xml:space="preserve"> HYPERLINK \l _Toc28130 </w:instrText>
           </w:r>
           <w:r>
             <w:rPr>
-              <w:rFonts w:hint="eastAsia" w:ascii="宋体" w:hAnsi="宋体" w:eastAsia="宋体" w:cs="宋体"/>
+              <w:rFonts w:ascii="宋体" w:eastAsia="宋体" w:hAnsi="宋体" w:cs="宋体" w:hint="eastAsia"/>
               <w:szCs w:val="24"/>
             </w:rPr>
             <w:fldChar w:fldCharType="separate"/>
@@ -3217,7 +3178,7 @@
           </w:r>
           <w:r>
             <w:rPr>
-              <w:rFonts w:hint="eastAsia" w:ascii="宋体" w:hAnsi="宋体" w:eastAsia="宋体" w:cs="宋体"/>
+              <w:rFonts w:ascii="宋体" w:eastAsia="宋体" w:hAnsi="宋体" w:cs="宋体" w:hint="eastAsia"/>
               <w:szCs w:val="24"/>
             </w:rPr>
             <w:fldChar w:fldCharType="end"/>
@@ -3225,28 +3186,28 @@
         </w:p>
         <w:p>
           <w:pPr>
-            <w:pStyle w:val="16"/>
+            <w:pStyle w:val="TOC1"/>
             <w:tabs>
               <w:tab w:val="right" w:leader="dot" w:pos="8306"/>
             </w:tabs>
           </w:pPr>
           <w:r>
             <w:rPr>
-              <w:rFonts w:hint="eastAsia" w:ascii="宋体" w:hAnsi="宋体" w:eastAsia="宋体" w:cs="宋体"/>
+              <w:rFonts w:ascii="宋体" w:eastAsia="宋体" w:hAnsi="宋体" w:cs="宋体" w:hint="eastAsia"/>
               <w:szCs w:val="24"/>
             </w:rPr>
             <w:fldChar w:fldCharType="begin"/>
           </w:r>
           <w:r>
             <w:rPr>
-              <w:rFonts w:hint="eastAsia" w:ascii="宋体" w:hAnsi="宋体" w:eastAsia="宋体" w:cs="宋体"/>
+              <w:rFonts w:ascii="宋体" w:eastAsia="宋体" w:hAnsi="宋体" w:cs="宋体" w:hint="eastAsia"/>
               <w:szCs w:val="24"/>
             </w:rPr>
             <w:instrText xml:space="preserve"> HYPERLINK \l _Toc28720 </w:instrText>
           </w:r>
           <w:r>
             <w:rPr>
-              <w:rFonts w:hint="eastAsia" w:ascii="宋体" w:hAnsi="宋体" w:eastAsia="宋体" w:cs="宋体"/>
+              <w:rFonts w:ascii="宋体" w:eastAsia="宋体" w:hAnsi="宋体" w:cs="宋体" w:hint="eastAsia"/>
               <w:szCs w:val="24"/>
             </w:rPr>
             <w:fldChar w:fldCharType="separate"/>
@@ -3278,7 +3239,7 @@
           </w:r>
           <w:r>
             <w:rPr>
-              <w:rFonts w:hint="eastAsia" w:ascii="宋体" w:hAnsi="宋体" w:eastAsia="宋体" w:cs="宋体"/>
+              <w:rFonts w:ascii="宋体" w:eastAsia="宋体" w:hAnsi="宋体" w:cs="宋体" w:hint="eastAsia"/>
               <w:szCs w:val="24"/>
             </w:rPr>
             <w:fldChar w:fldCharType="end"/>
@@ -3286,28 +3247,28 @@
         </w:p>
         <w:p>
           <w:pPr>
-            <w:pStyle w:val="17"/>
+            <w:pStyle w:val="TOC2"/>
             <w:tabs>
               <w:tab w:val="right" w:leader="dot" w:pos="8306"/>
             </w:tabs>
           </w:pPr>
           <w:r>
             <w:rPr>
-              <w:rFonts w:hint="eastAsia" w:ascii="宋体" w:hAnsi="宋体" w:eastAsia="宋体" w:cs="宋体"/>
+              <w:rFonts w:ascii="宋体" w:eastAsia="宋体" w:hAnsi="宋体" w:cs="宋体" w:hint="eastAsia"/>
               <w:szCs w:val="24"/>
             </w:rPr>
             <w:fldChar w:fldCharType="begin"/>
           </w:r>
           <w:r>
             <w:rPr>
-              <w:rFonts w:hint="eastAsia" w:ascii="宋体" w:hAnsi="宋体" w:eastAsia="宋体" w:cs="宋体"/>
+              <w:rFonts w:ascii="宋体" w:eastAsia="宋体" w:hAnsi="宋体" w:cs="宋体" w:hint="eastAsia"/>
               <w:szCs w:val="24"/>
             </w:rPr>
             <w:instrText xml:space="preserve"> HYPERLINK \l _Toc12833 </w:instrText>
           </w:r>
           <w:r>
             <w:rPr>
-              <w:rFonts w:hint="eastAsia" w:ascii="宋体" w:hAnsi="宋体" w:eastAsia="宋体" w:cs="宋体"/>
+              <w:rFonts w:ascii="宋体" w:eastAsia="宋体" w:hAnsi="宋体" w:cs="宋体" w:hint="eastAsia"/>
               <w:szCs w:val="24"/>
             </w:rPr>
             <w:fldChar w:fldCharType="separate"/>
@@ -3339,7 +3300,7 @@
           </w:r>
           <w:r>
             <w:rPr>
-              <w:rFonts w:hint="eastAsia" w:ascii="宋体" w:hAnsi="宋体" w:eastAsia="宋体" w:cs="宋体"/>
+              <w:rFonts w:ascii="宋体" w:eastAsia="宋体" w:hAnsi="宋体" w:cs="宋体" w:hint="eastAsia"/>
               <w:szCs w:val="24"/>
             </w:rPr>
             <w:fldChar w:fldCharType="end"/>
@@ -3347,28 +3308,28 @@
         </w:p>
         <w:p>
           <w:pPr>
-            <w:pStyle w:val="17"/>
+            <w:pStyle w:val="TOC2"/>
             <w:tabs>
               <w:tab w:val="right" w:leader="dot" w:pos="8306"/>
             </w:tabs>
           </w:pPr>
           <w:r>
             <w:rPr>
-              <w:rFonts w:hint="eastAsia" w:ascii="宋体" w:hAnsi="宋体" w:eastAsia="宋体" w:cs="宋体"/>
+              <w:rFonts w:ascii="宋体" w:eastAsia="宋体" w:hAnsi="宋体" w:cs="宋体" w:hint="eastAsia"/>
               <w:szCs w:val="24"/>
             </w:rPr>
             <w:fldChar w:fldCharType="begin"/>
           </w:r>
           <w:r>
             <w:rPr>
-              <w:rFonts w:hint="eastAsia" w:ascii="宋体" w:hAnsi="宋体" w:eastAsia="宋体" w:cs="宋体"/>
+              <w:rFonts w:ascii="宋体" w:eastAsia="宋体" w:hAnsi="宋体" w:cs="宋体" w:hint="eastAsia"/>
               <w:szCs w:val="24"/>
             </w:rPr>
             <w:instrText xml:space="preserve"> HYPERLINK \l _Toc30510 </w:instrText>
           </w:r>
           <w:r>
             <w:rPr>
-              <w:rFonts w:hint="eastAsia" w:ascii="宋体" w:hAnsi="宋体" w:eastAsia="宋体" w:cs="宋体"/>
+              <w:rFonts w:ascii="宋体" w:eastAsia="宋体" w:hAnsi="宋体" w:cs="宋体" w:hint="eastAsia"/>
               <w:szCs w:val="24"/>
             </w:rPr>
             <w:fldChar w:fldCharType="separate"/>
@@ -3400,7 +3361,7 @@
           </w:r>
           <w:r>
             <w:rPr>
-              <w:rFonts w:hint="eastAsia" w:ascii="宋体" w:hAnsi="宋体" w:eastAsia="宋体" w:cs="宋体"/>
+              <w:rFonts w:ascii="宋体" w:eastAsia="宋体" w:hAnsi="宋体" w:cs="宋体" w:hint="eastAsia"/>
               <w:szCs w:val="24"/>
             </w:rPr>
             <w:fldChar w:fldCharType="end"/>
@@ -3408,28 +3369,28 @@
         </w:p>
         <w:p>
           <w:pPr>
-            <w:pStyle w:val="17"/>
+            <w:pStyle w:val="TOC2"/>
             <w:tabs>
               <w:tab w:val="right" w:leader="dot" w:pos="8306"/>
             </w:tabs>
           </w:pPr>
           <w:r>
             <w:rPr>
-              <w:rFonts w:hint="eastAsia" w:ascii="宋体" w:hAnsi="宋体" w:eastAsia="宋体" w:cs="宋体"/>
+              <w:rFonts w:ascii="宋体" w:eastAsia="宋体" w:hAnsi="宋体" w:cs="宋体" w:hint="eastAsia"/>
               <w:szCs w:val="24"/>
             </w:rPr>
             <w:fldChar w:fldCharType="begin"/>
           </w:r>
           <w:r>
             <w:rPr>
-              <w:rFonts w:hint="eastAsia" w:ascii="宋体" w:hAnsi="宋体" w:eastAsia="宋体" w:cs="宋体"/>
+              <w:rFonts w:ascii="宋体" w:eastAsia="宋体" w:hAnsi="宋体" w:cs="宋体" w:hint="eastAsia"/>
               <w:szCs w:val="24"/>
             </w:rPr>
             <w:instrText xml:space="preserve"> HYPERLINK \l _Toc5910 </w:instrText>
           </w:r>
           <w:r>
             <w:rPr>
-              <w:rFonts w:hint="eastAsia" w:ascii="宋体" w:hAnsi="宋体" w:eastAsia="宋体" w:cs="宋体"/>
+              <w:rFonts w:ascii="宋体" w:eastAsia="宋体" w:hAnsi="宋体" w:cs="宋体" w:hint="eastAsia"/>
               <w:szCs w:val="24"/>
             </w:rPr>
             <w:fldChar w:fldCharType="separate"/>
@@ -3461,7 +3422,7 @@
           </w:r>
           <w:r>
             <w:rPr>
-              <w:rFonts w:hint="eastAsia" w:ascii="宋体" w:hAnsi="宋体" w:eastAsia="宋体" w:cs="宋体"/>
+              <w:rFonts w:ascii="宋体" w:eastAsia="宋体" w:hAnsi="宋体" w:cs="宋体" w:hint="eastAsia"/>
               <w:szCs w:val="24"/>
             </w:rPr>
             <w:fldChar w:fldCharType="end"/>
@@ -3469,28 +3430,28 @@
         </w:p>
         <w:p>
           <w:pPr>
-            <w:pStyle w:val="16"/>
+            <w:pStyle w:val="TOC1"/>
             <w:tabs>
               <w:tab w:val="right" w:leader="dot" w:pos="8306"/>
             </w:tabs>
           </w:pPr>
           <w:r>
             <w:rPr>
-              <w:rFonts w:hint="eastAsia" w:ascii="宋体" w:hAnsi="宋体" w:eastAsia="宋体" w:cs="宋体"/>
+              <w:rFonts w:ascii="宋体" w:eastAsia="宋体" w:hAnsi="宋体" w:cs="宋体" w:hint="eastAsia"/>
               <w:szCs w:val="24"/>
             </w:rPr>
             <w:fldChar w:fldCharType="begin"/>
           </w:r>
           <w:r>
             <w:rPr>
-              <w:rFonts w:hint="eastAsia" w:ascii="宋体" w:hAnsi="宋体" w:eastAsia="宋体" w:cs="宋体"/>
+              <w:rFonts w:ascii="宋体" w:eastAsia="宋体" w:hAnsi="宋体" w:cs="宋体" w:hint="eastAsia"/>
               <w:szCs w:val="24"/>
             </w:rPr>
             <w:instrText xml:space="preserve"> HYPERLINK \l _Toc31520 </w:instrText>
           </w:r>
           <w:r>
             <w:rPr>
-              <w:rFonts w:hint="eastAsia" w:ascii="宋体" w:hAnsi="宋体" w:eastAsia="宋体" w:cs="宋体"/>
+              <w:rFonts w:ascii="宋体" w:eastAsia="宋体" w:hAnsi="宋体" w:cs="宋体" w:hint="eastAsia"/>
               <w:szCs w:val="24"/>
             </w:rPr>
             <w:fldChar w:fldCharType="separate"/>
@@ -3522,7 +3483,7 @@
           </w:r>
           <w:r>
             <w:rPr>
-              <w:rFonts w:hint="eastAsia" w:ascii="宋体" w:hAnsi="宋体" w:eastAsia="宋体" w:cs="宋体"/>
+              <w:rFonts w:ascii="宋体" w:eastAsia="宋体" w:hAnsi="宋体" w:cs="宋体" w:hint="eastAsia"/>
               <w:szCs w:val="24"/>
             </w:rPr>
             <w:fldChar w:fldCharType="end"/>
@@ -3530,28 +3491,28 @@
         </w:p>
         <w:p>
           <w:pPr>
-            <w:pStyle w:val="16"/>
+            <w:pStyle w:val="TOC1"/>
             <w:tabs>
               <w:tab w:val="right" w:leader="dot" w:pos="8306"/>
             </w:tabs>
           </w:pPr>
           <w:r>
             <w:rPr>
-              <w:rFonts w:hint="eastAsia" w:ascii="宋体" w:hAnsi="宋体" w:eastAsia="宋体" w:cs="宋体"/>
+              <w:rFonts w:ascii="宋体" w:eastAsia="宋体" w:hAnsi="宋体" w:cs="宋体" w:hint="eastAsia"/>
               <w:szCs w:val="24"/>
             </w:rPr>
             <w:fldChar w:fldCharType="begin"/>
           </w:r>
           <w:r>
             <w:rPr>
-              <w:rFonts w:hint="eastAsia" w:ascii="宋体" w:hAnsi="宋体" w:eastAsia="宋体" w:cs="宋体"/>
+              <w:rFonts w:ascii="宋体" w:eastAsia="宋体" w:hAnsi="宋体" w:cs="宋体" w:hint="eastAsia"/>
               <w:szCs w:val="24"/>
             </w:rPr>
             <w:instrText xml:space="preserve"> HYPERLINK \l _Toc4335 </w:instrText>
           </w:r>
           <w:r>
             <w:rPr>
-              <w:rFonts w:hint="eastAsia" w:ascii="宋体" w:hAnsi="宋体" w:eastAsia="宋体" w:cs="宋体"/>
+              <w:rFonts w:ascii="宋体" w:eastAsia="宋体" w:hAnsi="宋体" w:cs="宋体" w:hint="eastAsia"/>
               <w:szCs w:val="24"/>
             </w:rPr>
             <w:fldChar w:fldCharType="separate"/>
@@ -3590,7 +3551,7 @@
           </w:r>
           <w:r>
             <w:rPr>
-              <w:rFonts w:hint="eastAsia" w:ascii="宋体" w:hAnsi="宋体" w:eastAsia="宋体" w:cs="宋体"/>
+              <w:rFonts w:ascii="宋体" w:eastAsia="宋体" w:hAnsi="宋体" w:cs="宋体" w:hint="eastAsia"/>
               <w:szCs w:val="24"/>
             </w:rPr>
             <w:fldChar w:fldCharType="end"/>
@@ -3598,28 +3559,28 @@
         </w:p>
         <w:p>
           <w:pPr>
-            <w:pStyle w:val="16"/>
+            <w:pStyle w:val="TOC1"/>
             <w:tabs>
               <w:tab w:val="right" w:leader="dot" w:pos="8306"/>
             </w:tabs>
           </w:pPr>
           <w:r>
             <w:rPr>
-              <w:rFonts w:hint="eastAsia" w:ascii="宋体" w:hAnsi="宋体" w:eastAsia="宋体" w:cs="宋体"/>
+              <w:rFonts w:ascii="宋体" w:eastAsia="宋体" w:hAnsi="宋体" w:cs="宋体" w:hint="eastAsia"/>
               <w:szCs w:val="24"/>
             </w:rPr>
             <w:fldChar w:fldCharType="begin"/>
           </w:r>
           <w:r>
             <w:rPr>
-              <w:rFonts w:hint="eastAsia" w:ascii="宋体" w:hAnsi="宋体" w:eastAsia="宋体" w:cs="宋体"/>
+              <w:rFonts w:ascii="宋体" w:eastAsia="宋体" w:hAnsi="宋体" w:cs="宋体" w:hint="eastAsia"/>
               <w:szCs w:val="24"/>
             </w:rPr>
             <w:instrText xml:space="preserve"> HYPERLINK \l _Toc8752 </w:instrText>
           </w:r>
           <w:r>
             <w:rPr>
-              <w:rFonts w:hint="eastAsia" w:ascii="宋体" w:hAnsi="宋体" w:eastAsia="宋体" w:cs="宋体"/>
+              <w:rFonts w:ascii="宋体" w:eastAsia="宋体" w:hAnsi="宋体" w:cs="宋体" w:hint="eastAsia"/>
               <w:szCs w:val="24"/>
             </w:rPr>
             <w:fldChar w:fldCharType="separate"/>
@@ -3651,7 +3612,7 @@
           </w:r>
           <w:r>
             <w:rPr>
-              <w:rFonts w:hint="eastAsia" w:ascii="宋体" w:hAnsi="宋体" w:eastAsia="宋体" w:cs="宋体"/>
+              <w:rFonts w:ascii="宋体" w:eastAsia="宋体" w:hAnsi="宋体" w:cs="宋体" w:hint="eastAsia"/>
               <w:szCs w:val="24"/>
             </w:rPr>
             <w:fldChar w:fldCharType="end"/>
@@ -3673,7 +3634,7 @@
             <w:snapToGrid w:val="0"/>
             <w:textAlignment w:val="baseline"/>
             <w:rPr>
-              <w:rFonts w:hint="eastAsia" w:ascii="宋体" w:hAnsi="宋体" w:eastAsia="宋体" w:cs="宋体"/>
+              <w:rFonts w:ascii="宋体" w:eastAsia="宋体" w:hAnsi="宋体" w:cs="宋体" w:hint="eastAsia"/>
               <w:snapToGrid w:val="0"/>
               <w:color w:val="000000"/>
               <w:kern w:val="0"/>
@@ -3684,7 +3645,7 @@
           </w:pPr>
           <w:r>
             <w:rPr>
-              <w:rFonts w:hint="eastAsia" w:ascii="宋体" w:hAnsi="宋体" w:eastAsia="宋体" w:cs="宋体"/>
+              <w:rFonts w:ascii="宋体" w:eastAsia="宋体" w:hAnsi="宋体" w:cs="宋体" w:hint="eastAsia"/>
               <w:szCs w:val="24"/>
             </w:rPr>
             <w:fldChar w:fldCharType="end"/>
@@ -3708,7 +3669,7 @@
         <w:snapToGrid w:val="0"/>
         <w:textAlignment w:val="baseline"/>
         <w:rPr>
-          <w:rFonts w:ascii="Arial" w:hAnsi="Arial" w:eastAsia="Arial" w:cs="Arial"/>
+          <w:rFonts w:ascii="Arial" w:eastAsia="Arial" w:hAnsi="Arial" w:cs="Arial"/>
           <w:snapToGrid w:val="0"/>
           <w:color w:val="000000"/>
           <w:kern w:val="0"/>
@@ -3719,7 +3680,7 @@
       </w:pPr>
       <w:r>
         <w:rPr>
-          <w:rFonts w:ascii="Arial" w:hAnsi="Arial" w:eastAsia="Arial" w:cs="Arial"/>
+          <w:rFonts w:ascii="Arial" w:eastAsia="Arial" w:hAnsi="Arial" w:cs="Arial"/>
           <w:snapToGrid w:val="0"/>
           <w:color w:val="000000"/>
           <w:kern w:val="0"/>
@@ -3732,7 +3693,7 @@
     </w:p>
     <w:p>
       <w:pPr>
-        <w:pStyle w:val="28"/>
+        <w:pStyle w:val="1"/>
         <w:bidi w:val="0"/>
         <w:rPr>
           <w:rFonts w:hint="default"/>
@@ -3751,7 +3712,7 @@
     </w:p>
     <w:p>
       <w:pPr>
-        <w:pStyle w:val="29"/>
+        <w:pStyle w:val="a1"/>
         <w:keepNext w:val="0"/>
         <w:keepLines w:val="0"/>
         <w:pageBreakBefore w:val="0"/>
@@ -3777,8 +3738,8 @@
         </w:rPr>
         <w:t>为建立健全公司</w:t>
       </w:r>
-      <w:bookmarkStart w:id="26" w:name="_GoBack"/>
-      <w:bookmarkEnd w:id="26"/>
+      <w:bookmarkStart w:id="3" w:name="_GoBack"/>
+      <w:bookmarkEnd w:id="3"/>
       <w:r>
         <w:rPr>
           <w:rFonts w:hint="default"/>
@@ -3789,14 +3750,14 @@
     </w:p>
     <w:p>
       <w:pPr>
-        <w:pStyle w:val="28"/>
+        <w:pStyle w:val="1"/>
         <w:bidi w:val="0"/>
         <w:rPr>
           <w:rFonts w:hint="default"/>
           <w:lang w:val="en-US" w:eastAsia="zh-CN"/>
         </w:rPr>
       </w:pPr>
-      <w:bookmarkStart w:id="3" w:name="_Toc24662"/>
+      <w:bookmarkStart w:id="4" w:name="_Toc24662"/>
       <w:r>
         <w:rPr>
           <w:rFonts w:hint="default"/>
@@ -3804,11 +3765,11 @@
         </w:rPr>
         <w:t>适用范围</w:t>
       </w:r>
-      <w:bookmarkEnd w:id="3"/>
-    </w:p>
-    <w:p>
-      <w:pPr>
-        <w:pStyle w:val="29"/>
+      <w:bookmarkEnd w:id="4"/>
+    </w:p>
+    <w:p>
+      <w:pPr>
+        <w:pStyle w:val="a1"/>
         <w:keepNext w:val="0"/>
         <w:keepLines w:val="0"/>
         <w:pageBreakBefore w:val="0"/>
@@ -3837,14 +3798,14 @@
     </w:p>
     <w:p>
       <w:pPr>
-        <w:pStyle w:val="28"/>
+        <w:pStyle w:val="1"/>
         <w:bidi w:val="0"/>
         <w:rPr>
           <w:rFonts w:hint="default"/>
           <w:lang w:val="en-US" w:eastAsia="zh-CN"/>
         </w:rPr>
       </w:pPr>
-      <w:bookmarkStart w:id="4" w:name="_Toc5183"/>
+      <w:bookmarkStart w:id="5" w:name="_Toc5183"/>
       <w:r>
         <w:rPr>
           <w:rFonts w:hint="default"/>
@@ -3852,11 +3813,11 @@
         </w:rPr>
         <w:t>定义与术语</w:t>
       </w:r>
-      <w:bookmarkEnd w:id="4"/>
-    </w:p>
-    <w:p>
-      <w:pPr>
-        <w:pStyle w:val="29"/>
+      <w:bookmarkEnd w:id="5"/>
+    </w:p>
+    <w:p>
+      <w:pPr>
+        <w:pStyle w:val="a1"/>
         <w:keepNext w:val="0"/>
         <w:keepLines w:val="0"/>
         <w:pageBreakBefore w:val="0"/>
@@ -3885,7 +3846,7 @@
     </w:p>
     <w:p>
       <w:pPr>
-        <w:pStyle w:val="29"/>
+        <w:pStyle w:val="a1"/>
         <w:keepNext w:val="0"/>
         <w:keepLines w:val="0"/>
         <w:pageBreakBefore w:val="0"/>
@@ -3914,7 +3875,7 @@
     </w:p>
     <w:p>
       <w:pPr>
-        <w:pStyle w:val="29"/>
+        <w:pStyle w:val="a1"/>
         <w:keepNext w:val="0"/>
         <w:keepLines w:val="0"/>
         <w:pageBreakBefore w:val="0"/>
@@ -3950,7 +3911,7 @@
     </w:p>
     <w:p>
       <w:pPr>
-        <w:pStyle w:val="29"/>
+        <w:pStyle w:val="a1"/>
         <w:keepNext w:val="0"/>
         <w:keepLines w:val="0"/>
         <w:pageBreakBefore w:val="0"/>
@@ -3979,14 +3940,14 @@
     </w:p>
     <w:p>
       <w:pPr>
-        <w:pStyle w:val="28"/>
+        <w:pStyle w:val="1"/>
         <w:bidi w:val="0"/>
         <w:rPr>
           <w:rFonts w:hint="default"/>
           <w:lang w:val="en-US" w:eastAsia="zh-CN"/>
         </w:rPr>
       </w:pPr>
-      <w:bookmarkStart w:id="5" w:name="_Toc10277"/>
+      <w:bookmarkStart w:id="6" w:name="_Toc10277"/>
       <w:r>
         <w:rPr>
           <w:rFonts w:hint="default"/>
@@ -3994,11 +3955,11 @@
         </w:rPr>
         <w:t>应急管理原则</w:t>
       </w:r>
-      <w:bookmarkEnd w:id="5"/>
-    </w:p>
-    <w:p>
-      <w:pPr>
-        <w:pStyle w:val="29"/>
+      <w:bookmarkEnd w:id="6"/>
+    </w:p>
+    <w:p>
+      <w:pPr>
+        <w:pStyle w:val="a1"/>
         <w:keepNext w:val="0"/>
         <w:keepLines w:val="0"/>
         <w:pageBreakBefore w:val="0"/>
@@ -4027,7 +3988,7 @@
     </w:p>
     <w:p>
       <w:pPr>
-        <w:pStyle w:val="29"/>
+        <w:pStyle w:val="a1"/>
         <w:keepNext w:val="0"/>
         <w:keepLines w:val="0"/>
         <w:pageBreakBefore w:val="0"/>
@@ -4056,7 +4017,7 @@
     </w:p>
     <w:p>
       <w:pPr>
-        <w:pStyle w:val="29"/>
+        <w:pStyle w:val="a1"/>
         <w:keepNext w:val="0"/>
         <w:keepLines w:val="0"/>
         <w:pageBreakBefore w:val="0"/>
@@ -4085,7 +4046,7 @@
     </w:p>
     <w:p>
       <w:pPr>
-        <w:pStyle w:val="29"/>
+        <w:pStyle w:val="a1"/>
         <w:keepNext w:val="0"/>
         <w:keepLines w:val="0"/>
         <w:pageBreakBefore w:val="0"/>
@@ -4114,14 +4075,14 @@
     </w:p>
     <w:p>
       <w:pPr>
-        <w:pStyle w:val="28"/>
+        <w:pStyle w:val="1"/>
         <w:bidi w:val="0"/>
         <w:rPr>
           <w:rFonts w:hint="default"/>
           <w:lang w:val="en-US" w:eastAsia="zh-CN"/>
         </w:rPr>
       </w:pPr>
-      <w:bookmarkStart w:id="6" w:name="_Toc12609"/>
+      <w:bookmarkStart w:id="7" w:name="_Toc12609"/>
       <w:r>
         <w:rPr>
           <w:rFonts w:hint="default"/>
@@ -4129,18 +4090,18 @@
         </w:rPr>
         <w:t>组织与职责</w:t>
       </w:r>
-      <w:bookmarkEnd w:id="6"/>
-    </w:p>
-    <w:p>
-      <w:pPr>
-        <w:pStyle w:val="30"/>
+      <w:bookmarkEnd w:id="7"/>
+    </w:p>
+    <w:p>
+      <w:pPr>
+        <w:pStyle w:val="2"/>
         <w:bidi w:val="0"/>
         <w:rPr>
           <w:rFonts w:hint="default"/>
           <w:lang w:val="en-US" w:eastAsia="zh-CN"/>
         </w:rPr>
       </w:pPr>
-      <w:bookmarkStart w:id="7" w:name="_Toc3191"/>
+      <w:bookmarkStart w:id="8" w:name="_Toc3191"/>
       <w:r>
         <w:rPr>
           <w:rFonts w:hint="default"/>
@@ -4148,11 +4109,11 @@
         </w:rPr>
         <w:t>运维部</w:t>
       </w:r>
-      <w:bookmarkEnd w:id="7"/>
-    </w:p>
-    <w:p>
-      <w:pPr>
-        <w:pStyle w:val="29"/>
+      <w:bookmarkEnd w:id="8"/>
+    </w:p>
+    <w:p>
+      <w:pPr>
+        <w:pStyle w:val="a1"/>
         <w:rPr>
           <w:rFonts w:hint="default"/>
           <w:lang w:val="en-US" w:eastAsia="zh-CN"/>
@@ -4168,7 +4129,7 @@
     </w:p>
     <w:p>
       <w:pPr>
-        <w:pStyle w:val="29"/>
+        <w:pStyle w:val="a1"/>
         <w:rPr>
           <w:rFonts w:hint="default"/>
           <w:lang w:val="en-US" w:eastAsia="zh-CN"/>
@@ -4184,7 +4145,7 @@
     </w:p>
     <w:p>
       <w:pPr>
-        <w:pStyle w:val="29"/>
+        <w:pStyle w:val="a1"/>
         <w:rPr>
           <w:rFonts w:hint="default"/>
           <w:lang w:val="en-US" w:eastAsia="zh-CN"/>
@@ -4200,7 +4161,7 @@
     </w:p>
     <w:p>
       <w:pPr>
-        <w:pStyle w:val="29"/>
+        <w:pStyle w:val="a1"/>
         <w:rPr>
           <w:rFonts w:hint="default"/>
           <w:lang w:val="en-US" w:eastAsia="zh-CN"/>
@@ -4216,7 +4177,7 @@
     </w:p>
     <w:p>
       <w:pPr>
-        <w:pStyle w:val="29"/>
+        <w:pStyle w:val="a1"/>
         <w:rPr>
           <w:rFonts w:hint="default"/>
           <w:lang w:val="en-US" w:eastAsia="zh-CN"/>
@@ -4232,7 +4193,7 @@
     </w:p>
     <w:p>
       <w:pPr>
-        <w:pStyle w:val="29"/>
+        <w:pStyle w:val="a1"/>
         <w:rPr>
           <w:rFonts w:hint="default"/>
           <w:lang w:val="en-US" w:eastAsia="zh-CN"/>
@@ -4248,7 +4209,7 @@
     </w:p>
     <w:p>
       <w:pPr>
-        <w:pStyle w:val="29"/>
+        <w:pStyle w:val="a1"/>
         <w:rPr>
           <w:rFonts w:hint="default"/>
           <w:lang w:val="en-US" w:eastAsia="zh-CN"/>
@@ -4264,7 +4225,7 @@
     </w:p>
     <w:p>
       <w:pPr>
-        <w:pStyle w:val="29"/>
+        <w:pStyle w:val="a1"/>
         <w:rPr>
           <w:rFonts w:hint="default"/>
           <w:lang w:val="en-US" w:eastAsia="zh-CN"/>
@@ -4280,7 +4241,7 @@
     </w:p>
     <w:p>
       <w:pPr>
-        <w:pStyle w:val="29"/>
+        <w:pStyle w:val="a1"/>
         <w:rPr>
           <w:rFonts w:hint="default"/>
           <w:lang w:val="en-US" w:eastAsia="zh-CN"/>
@@ -4296,7 +4257,7 @@
     </w:p>
     <w:p>
       <w:pPr>
-        <w:pStyle w:val="29"/>
+        <w:pStyle w:val="a1"/>
         <w:rPr>
           <w:rFonts w:hint="default"/>
           <w:lang w:val="en-US" w:eastAsia="zh-CN"/>
@@ -4312,14 +4273,14 @@
     </w:p>
     <w:p>
       <w:pPr>
-        <w:pStyle w:val="30"/>
+        <w:pStyle w:val="2"/>
         <w:bidi w:val="0"/>
         <w:rPr>
           <w:rFonts w:hint="default"/>
           <w:lang w:val="en-US" w:eastAsia="zh-CN"/>
         </w:rPr>
       </w:pPr>
-      <w:bookmarkStart w:id="8" w:name="_Toc2149"/>
+      <w:bookmarkStart w:id="9" w:name="_Toc2149"/>
       <w:r>
         <w:rPr>
           <w:rFonts w:hint="default"/>
@@ -4327,11 +4288,11 @@
         </w:rPr>
         <w:t>研发部</w:t>
       </w:r>
-      <w:bookmarkEnd w:id="8"/>
-    </w:p>
-    <w:p>
-      <w:pPr>
-        <w:pStyle w:val="29"/>
+      <w:bookmarkEnd w:id="9"/>
+    </w:p>
+    <w:p>
+      <w:pPr>
+        <w:pStyle w:val="a1"/>
         <w:rPr>
           <w:rFonts w:hint="default"/>
           <w:lang w:val="en-US" w:eastAsia="zh-CN"/>
@@ -4347,7 +4308,7 @@
     </w:p>
     <w:p>
       <w:pPr>
-        <w:pStyle w:val="29"/>
+        <w:pStyle w:val="a1"/>
         <w:rPr>
           <w:rFonts w:hint="default"/>
           <w:lang w:val="en-US" w:eastAsia="zh-CN"/>
@@ -4363,14 +4324,14 @@
     </w:p>
     <w:p>
       <w:pPr>
-        <w:pStyle w:val="30"/>
+        <w:pStyle w:val="2"/>
         <w:bidi w:val="0"/>
         <w:rPr>
           <w:rFonts w:hint="default"/>
           <w:lang w:val="en-US" w:eastAsia="zh-CN"/>
         </w:rPr>
       </w:pPr>
-      <w:bookmarkStart w:id="9" w:name="_Toc22618"/>
+      <w:bookmarkStart w:id="10" w:name="_Toc22618"/>
       <w:r>
         <w:rPr>
           <w:rFonts w:hint="default"/>
@@ -4378,11 +4339,11 @@
         </w:rPr>
         <w:t>质量管理部</w:t>
       </w:r>
-      <w:bookmarkEnd w:id="9"/>
-    </w:p>
-    <w:p>
-      <w:pPr>
-        <w:pStyle w:val="29"/>
+      <w:bookmarkEnd w:id="10"/>
+    </w:p>
+    <w:p>
+      <w:pPr>
+        <w:pStyle w:val="a1"/>
         <w:rPr>
           <w:rFonts w:hint="default"/>
           <w:lang w:val="en-US" w:eastAsia="zh-CN"/>
@@ -4398,7 +4359,7 @@
     </w:p>
     <w:p>
       <w:pPr>
-        <w:pStyle w:val="29"/>
+        <w:pStyle w:val="a1"/>
         <w:rPr>
           <w:rFonts w:hint="default"/>
           <w:lang w:val="en-US" w:eastAsia="zh-CN"/>
@@ -4414,14 +4375,14 @@
     </w:p>
     <w:p>
       <w:pPr>
-        <w:pStyle w:val="28"/>
+        <w:pStyle w:val="1"/>
         <w:bidi w:val="0"/>
         <w:rPr>
           <w:rFonts w:hint="default"/>
           <w:lang w:val="en-US" w:eastAsia="zh-CN"/>
         </w:rPr>
       </w:pPr>
-      <w:bookmarkStart w:id="10" w:name="_Toc6128"/>
+      <w:bookmarkStart w:id="11" w:name="_Toc6128"/>
       <w:r>
         <w:rPr>
           <w:rFonts w:hint="default"/>
@@ -4429,18 +4390,18 @@
         </w:rPr>
         <w:t>应急预案管理</w:t>
       </w:r>
-      <w:bookmarkEnd w:id="10"/>
-    </w:p>
-    <w:p>
-      <w:pPr>
-        <w:pStyle w:val="30"/>
+      <w:bookmarkEnd w:id="11"/>
+    </w:p>
+    <w:p>
+      <w:pPr>
+        <w:pStyle w:val="2"/>
         <w:bidi w:val="0"/>
         <w:rPr>
           <w:rFonts w:hint="default"/>
           <w:lang w:val="en-US" w:eastAsia="zh-CN"/>
         </w:rPr>
       </w:pPr>
-      <w:bookmarkStart w:id="11" w:name="_Toc6852"/>
+      <w:bookmarkStart w:id="12" w:name="_Toc6852"/>
       <w:r>
         <w:rPr>
           <w:rFonts w:hint="default"/>
@@ -4448,11 +4409,11 @@
         </w:rPr>
         <w:t>预案制定</w:t>
       </w:r>
-      <w:bookmarkEnd w:id="11"/>
-    </w:p>
-    <w:p>
-      <w:pPr>
-        <w:pStyle w:val="29"/>
+      <w:bookmarkEnd w:id="12"/>
+    </w:p>
+    <w:p>
+      <w:pPr>
+        <w:pStyle w:val="a1"/>
         <w:keepNext w:val="0"/>
         <w:keepLines w:val="0"/>
         <w:pageBreakBefore w:val="0"/>
@@ -4481,7 +4442,7 @@
     </w:p>
     <w:p>
       <w:pPr>
-        <w:pStyle w:val="29"/>
+        <w:pStyle w:val="a1"/>
         <w:keepNext w:val="0"/>
         <w:keepLines w:val="0"/>
         <w:pageBreakBefore w:val="0"/>
@@ -4510,7 +4471,7 @@
     </w:p>
     <w:p>
       <w:pPr>
-        <w:pStyle w:val="29"/>
+        <w:pStyle w:val="a1"/>
         <w:keepNext w:val="0"/>
         <w:keepLines w:val="0"/>
         <w:pageBreakBefore w:val="0"/>
@@ -4539,14 +4500,14 @@
     </w:p>
     <w:p>
       <w:pPr>
-        <w:pStyle w:val="30"/>
+        <w:pStyle w:val="2"/>
         <w:bidi w:val="0"/>
         <w:rPr>
           <w:rFonts w:hint="default"/>
           <w:lang w:val="en-US" w:eastAsia="zh-CN"/>
         </w:rPr>
       </w:pPr>
-      <w:bookmarkStart w:id="12" w:name="_Toc7604"/>
+      <w:bookmarkStart w:id="13" w:name="_Toc7604"/>
       <w:r>
         <w:rPr>
           <w:rFonts w:hint="default"/>
@@ -4554,11 +4515,11 @@
         </w:rPr>
         <w:t>预案维护</w:t>
       </w:r>
-      <w:bookmarkEnd w:id="12"/>
-    </w:p>
-    <w:p>
-      <w:pPr>
-        <w:pStyle w:val="29"/>
+      <w:bookmarkEnd w:id="13"/>
+    </w:p>
+    <w:p>
+      <w:pPr>
+        <w:pStyle w:val="a1"/>
         <w:keepNext w:val="0"/>
         <w:keepLines w:val="0"/>
         <w:pageBreakBefore w:val="0"/>
@@ -4587,7 +4548,7 @@
     </w:p>
     <w:p>
       <w:pPr>
-        <w:pStyle w:val="29"/>
+        <w:pStyle w:val="a1"/>
         <w:keepNext w:val="0"/>
         <w:keepLines w:val="0"/>
         <w:pageBreakBefore w:val="0"/>
@@ -4616,7 +4577,7 @@
     </w:p>
     <w:p>
       <w:pPr>
-        <w:pStyle w:val="29"/>
+        <w:pStyle w:val="a1"/>
         <w:keepNext w:val="0"/>
         <w:keepLines w:val="0"/>
         <w:pageBreakBefore w:val="0"/>
@@ -4645,7 +4606,7 @@
     </w:p>
     <w:p>
       <w:pPr>
-        <w:pStyle w:val="29"/>
+        <w:pStyle w:val="a1"/>
         <w:keepNext w:val="0"/>
         <w:keepLines w:val="0"/>
         <w:pageBreakBefore w:val="0"/>
@@ -4674,7 +4635,7 @@
     </w:p>
     <w:p>
       <w:pPr>
-        <w:pStyle w:val="29"/>
+        <w:pStyle w:val="a1"/>
         <w:keepNext w:val="0"/>
         <w:keepLines w:val="0"/>
         <w:pageBreakBefore w:val="0"/>
@@ -4703,7 +4664,7 @@
     </w:p>
     <w:p>
       <w:pPr>
-        <w:pStyle w:val="29"/>
+        <w:pStyle w:val="a1"/>
         <w:keepNext w:val="0"/>
         <w:keepLines w:val="0"/>
         <w:pageBreakBefore w:val="0"/>
@@ -4732,14 +4693,14 @@
     </w:p>
     <w:p>
       <w:pPr>
-        <w:pStyle w:val="30"/>
+        <w:pStyle w:val="2"/>
         <w:bidi w:val="0"/>
         <w:rPr>
           <w:rFonts w:hint="default"/>
           <w:lang w:val="en-US" w:eastAsia="zh-CN"/>
         </w:rPr>
       </w:pPr>
-      <w:bookmarkStart w:id="13" w:name="_Toc16909"/>
+      <w:bookmarkStart w:id="14" w:name="_Toc16909"/>
       <w:r>
         <w:rPr>
           <w:rFonts w:hint="default"/>
@@ -4747,11 +4708,11 @@
         </w:rPr>
         <w:t>预案演练</w:t>
       </w:r>
-      <w:bookmarkEnd w:id="13"/>
-    </w:p>
-    <w:p>
-      <w:pPr>
-        <w:pStyle w:val="29"/>
+      <w:bookmarkEnd w:id="14"/>
+    </w:p>
+    <w:p>
+      <w:pPr>
+        <w:pStyle w:val="a1"/>
         <w:keepNext w:val="0"/>
         <w:keepLines w:val="0"/>
         <w:pageBreakBefore w:val="0"/>
@@ -4780,7 +4741,7 @@
     </w:p>
     <w:p>
       <w:pPr>
-        <w:pStyle w:val="29"/>
+        <w:pStyle w:val="a1"/>
         <w:keepNext w:val="0"/>
         <w:keepLines w:val="0"/>
         <w:pageBreakBefore w:val="0"/>
@@ -4809,7 +4770,7 @@
     </w:p>
     <w:p>
       <w:pPr>
-        <w:pStyle w:val="29"/>
+        <w:pStyle w:val="a1"/>
         <w:keepNext w:val="0"/>
         <w:keepLines w:val="0"/>
         <w:pageBreakBefore w:val="0"/>
@@ -4838,14 +4799,14 @@
     </w:p>
     <w:p>
       <w:pPr>
-        <w:pStyle w:val="28"/>
+        <w:pStyle w:val="1"/>
         <w:bidi w:val="0"/>
         <w:rPr>
           <w:rFonts w:hint="default"/>
           <w:lang w:val="en-US" w:eastAsia="zh-CN"/>
         </w:rPr>
       </w:pPr>
-      <w:bookmarkStart w:id="14" w:name="_Toc7992"/>
+      <w:bookmarkStart w:id="15" w:name="_Toc7992"/>
       <w:r>
         <w:rPr>
           <w:rFonts w:hint="default"/>
@@ -4853,18 +4814,18 @@
         </w:rPr>
         <w:t>应急响应流程</w:t>
       </w:r>
-      <w:bookmarkEnd w:id="14"/>
-    </w:p>
-    <w:p>
-      <w:pPr>
-        <w:pStyle w:val="30"/>
+      <w:bookmarkEnd w:id="15"/>
+    </w:p>
+    <w:p>
+      <w:pPr>
+        <w:pStyle w:val="2"/>
         <w:bidi w:val="0"/>
         <w:rPr>
           <w:rFonts w:hint="default"/>
           <w:lang w:val="en-US" w:eastAsia="zh-CN"/>
         </w:rPr>
       </w:pPr>
-      <w:bookmarkStart w:id="15" w:name="_Toc29699"/>
+      <w:bookmarkStart w:id="16" w:name="_Toc29699"/>
       <w:r>
         <w:rPr>
           <w:rFonts w:hint="default"/>
@@ -4872,11 +4833,11 @@
         </w:rPr>
         <w:t>监测与预警</w:t>
       </w:r>
-      <w:bookmarkEnd w:id="15"/>
-    </w:p>
-    <w:p>
-      <w:pPr>
-        <w:pStyle w:val="29"/>
+      <w:bookmarkEnd w:id="16"/>
+    </w:p>
+    <w:p>
+      <w:pPr>
+        <w:pStyle w:val="a1"/>
         <w:keepNext w:val="0"/>
         <w:keepLines w:val="0"/>
         <w:pageBreakBefore w:val="0"/>
@@ -4905,7 +4866,7 @@
     </w:p>
     <w:p>
       <w:pPr>
-        <w:pStyle w:val="29"/>
+        <w:pStyle w:val="a1"/>
         <w:keepNext w:val="0"/>
         <w:keepLines w:val="0"/>
         <w:pageBreakBefore w:val="0"/>
@@ -4934,14 +4895,14 @@
     </w:p>
     <w:p>
       <w:pPr>
-        <w:pStyle w:val="30"/>
+        <w:pStyle w:val="2"/>
         <w:bidi w:val="0"/>
         <w:rPr>
           <w:rFonts w:hint="default"/>
           <w:lang w:val="en-US" w:eastAsia="zh-CN"/>
         </w:rPr>
       </w:pPr>
-      <w:bookmarkStart w:id="16" w:name="_Toc4073"/>
+      <w:bookmarkStart w:id="17" w:name="_Toc4073"/>
       <w:r>
         <w:rPr>
           <w:rFonts w:hint="default"/>
@@ -4949,11 +4910,11 @@
         </w:rPr>
         <w:t>启动与响应</w:t>
       </w:r>
-      <w:bookmarkEnd w:id="16"/>
-    </w:p>
-    <w:p>
-      <w:pPr>
-        <w:pStyle w:val="29"/>
+      <w:bookmarkEnd w:id="17"/>
+    </w:p>
+    <w:p>
+      <w:pPr>
+        <w:pStyle w:val="a1"/>
         <w:keepNext w:val="0"/>
         <w:keepLines w:val="0"/>
         <w:pageBreakBefore w:val="0"/>
@@ -4982,7 +4943,7 @@
     </w:p>
     <w:p>
       <w:pPr>
-        <w:pStyle w:val="29"/>
+        <w:pStyle w:val="a1"/>
         <w:keepNext w:val="0"/>
         <w:keepLines w:val="0"/>
         <w:pageBreakBefore w:val="0"/>
@@ -5011,7 +4972,7 @@
     </w:p>
     <w:p>
       <w:pPr>
-        <w:pStyle w:val="29"/>
+        <w:pStyle w:val="a1"/>
         <w:keepNext w:val="0"/>
         <w:keepLines w:val="0"/>
         <w:pageBreakBefore w:val="0"/>
@@ -5040,14 +5001,14 @@
     </w:p>
     <w:p>
       <w:pPr>
-        <w:pStyle w:val="30"/>
+        <w:pStyle w:val="2"/>
         <w:bidi w:val="0"/>
         <w:rPr>
           <w:rFonts w:hint="default"/>
           <w:lang w:val="en-US" w:eastAsia="zh-CN"/>
         </w:rPr>
       </w:pPr>
-      <w:bookmarkStart w:id="17" w:name="_Toc4054"/>
+      <w:bookmarkStart w:id="18" w:name="_Toc4054"/>
       <w:r>
         <w:rPr>
           <w:rFonts w:hint="default"/>
@@ -5055,11 +5016,11 @@
         </w:rPr>
         <w:t>处置与恢复</w:t>
       </w:r>
-      <w:bookmarkEnd w:id="17"/>
-    </w:p>
-    <w:p>
-      <w:pPr>
-        <w:pStyle w:val="29"/>
+      <w:bookmarkEnd w:id="18"/>
+    </w:p>
+    <w:p>
+      <w:pPr>
+        <w:pStyle w:val="a1"/>
         <w:keepNext w:val="0"/>
         <w:keepLines w:val="0"/>
         <w:pageBreakBefore w:val="0"/>
@@ -5088,7 +5049,7 @@
     </w:p>
     <w:p>
       <w:pPr>
-        <w:pStyle w:val="29"/>
+        <w:pStyle w:val="a1"/>
         <w:keepNext w:val="0"/>
         <w:keepLines w:val="0"/>
         <w:pageBreakBefore w:val="0"/>
@@ -5117,7 +5078,7 @@
     </w:p>
     <w:p>
       <w:pPr>
-        <w:pStyle w:val="29"/>
+        <w:pStyle w:val="a1"/>
         <w:keepNext w:val="0"/>
         <w:keepLines w:val="0"/>
         <w:pageBreakBefore w:val="0"/>
@@ -5146,14 +5107,14 @@
     </w:p>
     <w:p>
       <w:pPr>
-        <w:pStyle w:val="30"/>
+        <w:pStyle w:val="2"/>
         <w:bidi w:val="0"/>
         <w:rPr>
           <w:rFonts w:hint="default"/>
           <w:lang w:val="en-US" w:eastAsia="zh-CN"/>
         </w:rPr>
       </w:pPr>
-      <w:bookmarkStart w:id="18" w:name="_Toc28130"/>
+      <w:bookmarkStart w:id="19" w:name="_Toc28130"/>
       <w:r>
         <w:rPr>
           <w:rFonts w:hint="default"/>
@@ -5161,11 +5122,11 @@
         </w:rPr>
         <w:t>终止与报告</w:t>
       </w:r>
-      <w:bookmarkEnd w:id="18"/>
-    </w:p>
-    <w:p>
-      <w:pPr>
-        <w:pStyle w:val="29"/>
+      <w:bookmarkEnd w:id="19"/>
+    </w:p>
+    <w:p>
+      <w:pPr>
+        <w:pStyle w:val="a1"/>
         <w:keepNext w:val="0"/>
         <w:keepLines w:val="0"/>
         <w:pageBreakBefore w:val="0"/>
@@ -5194,7 +5155,7 @@
     </w:p>
     <w:p>
       <w:pPr>
-        <w:pStyle w:val="29"/>
+        <w:pStyle w:val="a1"/>
         <w:keepNext w:val="0"/>
         <w:keepLines w:val="0"/>
         <w:pageBreakBefore w:val="0"/>
@@ -5223,14 +5184,14 @@
     </w:p>
     <w:p>
       <w:pPr>
-        <w:pStyle w:val="28"/>
+        <w:pStyle w:val="1"/>
         <w:bidi w:val="0"/>
         <w:rPr>
           <w:rFonts w:hint="default"/>
           <w:lang w:val="en-US" w:eastAsia="zh-CN"/>
         </w:rPr>
       </w:pPr>
-      <w:bookmarkStart w:id="19" w:name="_Toc28720"/>
+      <w:bookmarkStart w:id="20" w:name="_Toc28720"/>
       <w:r>
         <w:rPr>
           <w:rFonts w:hint="default"/>
@@ -5238,18 +5199,18 @@
         </w:rPr>
         <w:t>应急总结与改进</w:t>
       </w:r>
-      <w:bookmarkEnd w:id="19"/>
-    </w:p>
-    <w:p>
-      <w:pPr>
-        <w:pStyle w:val="30"/>
+      <w:bookmarkEnd w:id="20"/>
+    </w:p>
+    <w:p>
+      <w:pPr>
+        <w:pStyle w:val="2"/>
         <w:bidi w:val="0"/>
         <w:rPr>
           <w:rFonts w:hint="default"/>
           <w:lang w:val="en-US" w:eastAsia="zh-CN"/>
         </w:rPr>
       </w:pPr>
-      <w:bookmarkStart w:id="20" w:name="_Toc12833"/>
+      <w:bookmarkStart w:id="21" w:name="_Toc12833"/>
       <w:r>
         <w:rPr>
           <w:rFonts w:hint="default"/>
@@ -5257,11 +5218,11 @@
         </w:rPr>
         <w:t>事件复盘</w:t>
       </w:r>
-      <w:bookmarkEnd w:id="20"/>
-    </w:p>
-    <w:p>
-      <w:pPr>
-        <w:pStyle w:val="29"/>
+      <w:bookmarkEnd w:id="21"/>
+    </w:p>
+    <w:p>
+      <w:pPr>
+        <w:pStyle w:val="a1"/>
         <w:keepNext w:val="0"/>
         <w:keepLines w:val="0"/>
         <w:pageBreakBefore w:val="0"/>
@@ -5290,7 +5251,7 @@
     </w:p>
     <w:p>
       <w:pPr>
-        <w:pStyle w:val="29"/>
+        <w:pStyle w:val="a1"/>
         <w:keepNext w:val="0"/>
         <w:keepLines w:val="0"/>
         <w:pageBreakBefore w:val="0"/>
@@ -5319,14 +5280,14 @@
     </w:p>
     <w:p>
       <w:pPr>
-        <w:pStyle w:val="30"/>
+        <w:pStyle w:val="2"/>
         <w:bidi w:val="0"/>
         <w:rPr>
           <w:rFonts w:hint="default"/>
           <w:lang w:val="en-US" w:eastAsia="zh-CN"/>
         </w:rPr>
       </w:pPr>
-      <w:bookmarkStart w:id="21" w:name="_Toc30510"/>
+      <w:bookmarkStart w:id="22" w:name="_Toc30510"/>
       <w:r>
         <w:rPr>
           <w:rFonts w:hint="default"/>
@@ -5334,11 +5295,11 @@
         </w:rPr>
         <w:t>报告编制</w:t>
       </w:r>
-      <w:bookmarkEnd w:id="21"/>
-    </w:p>
-    <w:p>
-      <w:pPr>
-        <w:pStyle w:val="29"/>
+      <w:bookmarkEnd w:id="22"/>
+    </w:p>
+    <w:p>
+      <w:pPr>
+        <w:pStyle w:val="a1"/>
         <w:keepNext w:val="0"/>
         <w:keepLines w:val="0"/>
         <w:pageBreakBefore w:val="0"/>
@@ -5367,7 +5328,7 @@
     </w:p>
     <w:p>
       <w:pPr>
-        <w:pStyle w:val="29"/>
+        <w:pStyle w:val="a1"/>
         <w:keepNext w:val="0"/>
         <w:keepLines w:val="0"/>
         <w:pageBreakBefore w:val="0"/>
@@ -5396,14 +5357,14 @@
     </w:p>
     <w:p>
       <w:pPr>
-        <w:pStyle w:val="30"/>
+        <w:pStyle w:val="2"/>
         <w:bidi w:val="0"/>
         <w:rPr>
           <w:rFonts w:hint="default"/>
           <w:lang w:val="en-US" w:eastAsia="zh-CN"/>
         </w:rPr>
       </w:pPr>
-      <w:bookmarkStart w:id="22" w:name="_Toc5910"/>
+      <w:bookmarkStart w:id="23" w:name="_Toc5910"/>
       <w:r>
         <w:rPr>
           <w:rFonts w:hint="default"/>
@@ -5411,11 +5372,11 @@
         </w:rPr>
         <w:t>改进跟踪</w:t>
       </w:r>
-      <w:bookmarkEnd w:id="22"/>
-    </w:p>
-    <w:p>
-      <w:pPr>
-        <w:pStyle w:val="29"/>
+      <w:bookmarkEnd w:id="23"/>
+    </w:p>
+    <w:p>
+      <w:pPr>
+        <w:pStyle w:val="a1"/>
         <w:keepNext w:val="0"/>
         <w:keepLines w:val="0"/>
         <w:pageBreakBefore w:val="0"/>
@@ -5444,7 +5405,7 @@
     </w:p>
     <w:p>
       <w:pPr>
-        <w:pStyle w:val="29"/>
+        <w:pStyle w:val="a1"/>
         <w:keepNext w:val="0"/>
         <w:keepLines w:val="0"/>
         <w:pageBreakBefore w:val="0"/>
@@ -5473,14 +5434,14 @@
     </w:p>
     <w:p>
       <w:pPr>
-        <w:pStyle w:val="28"/>
+        <w:pStyle w:val="1"/>
         <w:bidi w:val="0"/>
         <w:rPr>
           <w:rFonts w:hint="default"/>
           <w:lang w:val="en-US" w:eastAsia="zh-CN"/>
         </w:rPr>
       </w:pPr>
-      <w:bookmarkStart w:id="23" w:name="_Toc31520"/>
+      <w:bookmarkStart w:id="24" w:name="_Toc31520"/>
       <w:r>
         <w:rPr>
           <w:rFonts w:hint="default"/>
@@ -5488,11 +5449,11 @@
         </w:rPr>
         <w:t>资源保障</w:t>
       </w:r>
-      <w:bookmarkEnd w:id="23"/>
-    </w:p>
-    <w:p>
-      <w:pPr>
-        <w:pStyle w:val="29"/>
+      <w:bookmarkEnd w:id="24"/>
+    </w:p>
+    <w:p>
+      <w:pPr>
+        <w:pStyle w:val="a1"/>
         <w:keepNext w:val="0"/>
         <w:keepLines w:val="0"/>
         <w:pageBreakBefore w:val="0"/>
@@ -5521,7 +5482,7 @@
     </w:p>
     <w:p>
       <w:pPr>
-        <w:pStyle w:val="29"/>
+        <w:pStyle w:val="a1"/>
         <w:keepNext w:val="0"/>
         <w:keepLines w:val="0"/>
         <w:pageBreakBefore w:val="0"/>
@@ -5550,7 +5511,7 @@
     </w:p>
     <w:p>
       <w:pPr>
-        <w:pStyle w:val="29"/>
+        <w:pStyle w:val="a1"/>
         <w:keepNext w:val="0"/>
         <w:keepLines w:val="0"/>
         <w:pageBreakBefore w:val="0"/>
@@ -5593,14 +5554,14 @@
     </w:p>
     <w:p>
       <w:pPr>
-        <w:pStyle w:val="28"/>
+        <w:pStyle w:val="1"/>
         <w:bidi w:val="0"/>
         <w:rPr>
           <w:rFonts w:hint="default"/>
           <w:lang w:val="en-US" w:eastAsia="zh-CN"/>
         </w:rPr>
       </w:pPr>
-      <w:bookmarkStart w:id="24" w:name="_Toc4335"/>
+      <w:bookmarkStart w:id="25" w:name="_Toc4335"/>
       <w:r>
         <w:rPr>
           <w:rFonts w:hint="eastAsia"/>
@@ -5608,23 +5569,22 @@
         </w:rPr>
         <w:t>考核指标</w:t>
       </w:r>
-      <w:bookmarkEnd w:id="24"/>
+      <w:bookmarkEnd w:id="25"/>
     </w:p>
     <w:tbl>
       <w:tblPr>
-        <w:tblStyle w:val="20"/>
+        <w:tblStyle w:val="TableNormal"/>
         <w:tblW w:w="8504" w:type="dxa"/>
         <w:tblInd w:w="96" w:type="dxa"/>
         <w:tblBorders>
-          <w:top w:val="none" w:color="auto" w:sz="0" w:space="0"/>
-          <w:left w:val="none" w:color="auto" w:sz="0" w:space="0"/>
-          <w:bottom w:val="none" w:color="auto" w:sz="0" w:space="0"/>
-          <w:right w:val="none" w:color="auto" w:sz="0" w:space="0"/>
-          <w:insideH w:val="none" w:color="auto" w:sz="0" w:space="0"/>
-          <w:insideV w:val="none" w:color="auto" w:sz="0" w:space="0"/>
+          <w:top w:val="nil"/>
+          <w:left w:val="nil"/>
+          <w:bottom w:val="nil"/>
+          <w:right w:val="nil"/>
+          <w:insideH w:val="nil"/>
+          <w:insideV w:val="nil"/>
         </w:tblBorders>
         <w:shd w:val="clear" w:color="auto" w:fill="auto"/>
-        <w:tblLayout w:type="autofit"/>
         <w:tblCellMar>
           <w:top w:w="0" w:type="dxa"/>
           <w:left w:w="108" w:type="dxa"/>
@@ -5640,13 +5600,15 @@
       </w:tblGrid>
       <w:tr>
         <w:tblPrEx>
+          <w:tblW w:w="8504" w:type="dxa"/>
+          <w:tblInd w:w="96" w:type="dxa"/>
           <w:tblBorders>
-            <w:top w:val="none" w:color="auto" w:sz="0" w:space="0"/>
-            <w:left w:val="none" w:color="auto" w:sz="0" w:space="0"/>
-            <w:bottom w:val="none" w:color="auto" w:sz="0" w:space="0"/>
-            <w:right w:val="none" w:color="auto" w:sz="0" w:space="0"/>
-            <w:insideH w:val="none" w:color="auto" w:sz="0" w:space="0"/>
-            <w:insideV w:val="none" w:color="auto" w:sz="0" w:space="0"/>
+            <w:top w:val="nil"/>
+            <w:left w:val="nil"/>
+            <w:bottom w:val="nil"/>
+            <w:right w:val="nil"/>
+            <w:insideH w:val="nil"/>
+            <w:insideV w:val="nil"/>
           </w:tblBorders>
           <w:shd w:val="clear" w:color="auto" w:fill="auto"/>
           <w:tblCellMar>
@@ -5657,16 +5619,16 @@
           </w:tblCellMar>
         </w:tblPrEx>
         <w:trPr>
-          <w:trHeight w:val="493" w:hRule="atLeast"/>
+          <w:trHeight w:val="493"/>
         </w:trPr>
         <w:tc>
           <w:tcPr>
             <w:tcW w:w="1267" w:type="dxa"/>
             <w:tcBorders>
-              <w:top w:val="single" w:color="000000" w:sz="4" w:space="0"/>
-              <w:left w:val="single" w:color="000000" w:sz="4" w:space="0"/>
-              <w:bottom w:val="single" w:color="000000" w:sz="4" w:space="0"/>
-              <w:right w:val="single" w:color="000000" w:sz="4" w:space="0"/>
+              <w:top w:val="single" w:sz="4" w:space="0" w:color="000000"/>
+              <w:left w:val="single" w:sz="4" w:space="0" w:color="000000"/>
+              <w:bottom w:val="single" w:sz="4" w:space="0" w:color="000000"/>
+              <w:right w:val="single" w:sz="4" w:space="0" w:color="000000"/>
             </w:tcBorders>
             <w:shd w:val="clear" w:color="auto" w:fill="C0C0C0"/>
             <w:vAlign w:val="center"/>
@@ -5680,7 +5642,7 @@
               <w:jc w:val="center"/>
               <w:textAlignment w:val="center"/>
               <w:rPr>
-                <w:rFonts w:ascii="楷体_GB2312" w:hAnsi="宋体" w:eastAsia="楷体_GB2312" w:cs="楷体_GB2312"/>
+                <w:rFonts w:ascii="楷体_GB2312" w:eastAsia="楷体_GB2312" w:hAnsi="宋体" w:cs="楷体_GB2312"/>
                 <w:b/>
                 <w:bCs/>
                 <w:i w:val="0"/>
@@ -5693,7 +5655,7 @@
             </w:pPr>
             <w:r>
               <w:rPr>
-                <w:rFonts w:hint="default" w:ascii="楷体_GB2312" w:hAnsi="宋体" w:eastAsia="楷体_GB2312" w:cs="楷体_GB2312"/>
+                <w:rFonts w:ascii="楷体_GB2312" w:eastAsia="楷体_GB2312" w:hAnsi="宋体" w:cs="楷体_GB2312" w:hint="default"/>
                 <w:b/>
                 <w:bCs/>
                 <w:i w:val="0"/>
@@ -5714,10 +5676,10 @@
           <w:tcPr>
             <w:tcW w:w="1276" w:type="dxa"/>
             <w:tcBorders>
-              <w:top w:val="single" w:color="000000" w:sz="4" w:space="0"/>
-              <w:left w:val="single" w:color="000000" w:sz="4" w:space="0"/>
-              <w:bottom w:val="single" w:color="000000" w:sz="4" w:space="0"/>
-              <w:right w:val="single" w:color="000000" w:sz="4" w:space="0"/>
+              <w:top w:val="single" w:sz="4" w:space="0" w:color="000000"/>
+              <w:left w:val="single" w:sz="4" w:space="0" w:color="000000"/>
+              <w:bottom w:val="single" w:sz="4" w:space="0" w:color="000000"/>
+              <w:right w:val="single" w:sz="4" w:space="0" w:color="000000"/>
             </w:tcBorders>
             <w:shd w:val="clear" w:color="auto" w:fill="C0C0C0"/>
             <w:vAlign w:val="center"/>
@@ -5731,7 +5693,7 @@
               <w:jc w:val="center"/>
               <w:textAlignment w:val="center"/>
               <w:rPr>
-                <w:rFonts w:hint="default" w:ascii="楷体_GB2312" w:hAnsi="宋体" w:eastAsia="楷体_GB2312" w:cs="楷体_GB2312"/>
+                <w:rFonts w:ascii="楷体_GB2312" w:eastAsia="楷体_GB2312" w:hAnsi="宋体" w:cs="楷体_GB2312" w:hint="default"/>
                 <w:b/>
                 <w:bCs/>
                 <w:i w:val="0"/>
@@ -5744,7 +5706,7 @@
             </w:pPr>
             <w:r>
               <w:rPr>
-                <w:rFonts w:hint="default" w:ascii="楷体_GB2312" w:hAnsi="宋体" w:eastAsia="楷体_GB2312" w:cs="楷体_GB2312"/>
+                <w:rFonts w:ascii="楷体_GB2312" w:eastAsia="楷体_GB2312" w:hAnsi="宋体" w:cs="楷体_GB2312" w:hint="default"/>
                 <w:b/>
                 <w:bCs/>
                 <w:i w:val="0"/>
@@ -5765,10 +5727,10 @@
           <w:tcPr>
             <w:tcW w:w="5035" w:type="dxa"/>
             <w:tcBorders>
-              <w:top w:val="single" w:color="000000" w:sz="4" w:space="0"/>
-              <w:left w:val="single" w:color="000000" w:sz="4" w:space="0"/>
-              <w:bottom w:val="single" w:color="000000" w:sz="4" w:space="0"/>
-              <w:right w:val="single" w:color="000000" w:sz="4" w:space="0"/>
+              <w:top w:val="single" w:sz="4" w:space="0" w:color="000000"/>
+              <w:left w:val="single" w:sz="4" w:space="0" w:color="000000"/>
+              <w:bottom w:val="single" w:sz="4" w:space="0" w:color="000000"/>
+              <w:right w:val="single" w:sz="4" w:space="0" w:color="000000"/>
             </w:tcBorders>
             <w:shd w:val="clear" w:color="auto" w:fill="C0C0C0"/>
             <w:vAlign w:val="center"/>
@@ -5782,7 +5744,7 @@
               <w:jc w:val="center"/>
               <w:textAlignment w:val="center"/>
               <w:rPr>
-                <w:rFonts w:hint="default" w:ascii="楷体_GB2312" w:hAnsi="宋体" w:eastAsia="楷体_GB2312" w:cs="楷体_GB2312"/>
+                <w:rFonts w:ascii="楷体_GB2312" w:eastAsia="楷体_GB2312" w:hAnsi="宋体" w:cs="楷体_GB2312" w:hint="default"/>
                 <w:b/>
                 <w:bCs/>
                 <w:i w:val="0"/>
@@ -5795,7 +5757,7 @@
             </w:pPr>
             <w:r>
               <w:rPr>
-                <w:rFonts w:hint="default" w:ascii="楷体_GB2312" w:hAnsi="宋体" w:eastAsia="楷体_GB2312" w:cs="楷体_GB2312"/>
+                <w:rFonts w:ascii="楷体_GB2312" w:eastAsia="楷体_GB2312" w:hAnsi="宋体" w:cs="楷体_GB2312" w:hint="default"/>
                 <w:b/>
                 <w:bCs/>
                 <w:i w:val="0"/>
@@ -5816,10 +5778,10 @@
           <w:tcPr>
             <w:tcW w:w="926" w:type="dxa"/>
             <w:tcBorders>
-              <w:top w:val="single" w:color="000000" w:sz="4" w:space="0"/>
-              <w:left w:val="single" w:color="000000" w:sz="4" w:space="0"/>
-              <w:bottom w:val="single" w:color="000000" w:sz="4" w:space="0"/>
-              <w:right w:val="single" w:color="000000" w:sz="4" w:space="0"/>
+              <w:top w:val="single" w:sz="4" w:space="0" w:color="000000"/>
+              <w:left w:val="single" w:sz="4" w:space="0" w:color="000000"/>
+              <w:bottom w:val="single" w:sz="4" w:space="0" w:color="000000"/>
+              <w:right w:val="single" w:sz="4" w:space="0" w:color="000000"/>
             </w:tcBorders>
             <w:shd w:val="clear" w:color="auto" w:fill="C0C0C0"/>
             <w:vAlign w:val="center"/>
@@ -5833,7 +5795,7 @@
               <w:jc w:val="center"/>
               <w:textAlignment w:val="center"/>
               <w:rPr>
-                <w:rFonts w:hint="default" w:ascii="楷体_GB2312" w:hAnsi="宋体" w:eastAsia="楷体_GB2312" w:cs="楷体_GB2312"/>
+                <w:rFonts w:ascii="楷体_GB2312" w:eastAsia="楷体_GB2312" w:hAnsi="宋体" w:cs="楷体_GB2312" w:hint="default"/>
                 <w:b/>
                 <w:bCs/>
                 <w:i w:val="0"/>
@@ -5846,7 +5808,7 @@
             </w:pPr>
             <w:r>
               <w:rPr>
-                <w:rFonts w:hint="default" w:ascii="楷体_GB2312" w:hAnsi="宋体" w:eastAsia="楷体_GB2312" w:cs="楷体_GB2312"/>
+                <w:rFonts w:ascii="楷体_GB2312" w:eastAsia="楷体_GB2312" w:hAnsi="宋体" w:cs="楷体_GB2312" w:hint="default"/>
                 <w:b/>
                 <w:bCs/>
                 <w:i w:val="0"/>
@@ -5866,14 +5828,8 @@
       </w:tr>
       <w:tr>
         <w:tblPrEx>
-          <w:tblBorders>
-            <w:top w:val="none" w:color="auto" w:sz="0" w:space="0"/>
-            <w:left w:val="none" w:color="auto" w:sz="0" w:space="0"/>
-            <w:bottom w:val="none" w:color="auto" w:sz="0" w:space="0"/>
-            <w:right w:val="none" w:color="auto" w:sz="0" w:space="0"/>
-            <w:insideH w:val="none" w:color="auto" w:sz="0" w:space="0"/>
-            <w:insideV w:val="none" w:color="auto" w:sz="0" w:space="0"/>
-          </w:tblBorders>
+          <w:tblW w:w="8504" w:type="dxa"/>
+          <w:tblInd w:w="96" w:type="dxa"/>
           <w:shd w:val="clear" w:color="auto" w:fill="auto"/>
           <w:tblCellMar>
             <w:top w:w="0" w:type="dxa"/>
@@ -5883,16 +5839,16 @@
           </w:tblCellMar>
         </w:tblPrEx>
         <w:trPr>
-          <w:trHeight w:val="493" w:hRule="atLeast"/>
+          <w:trHeight w:val="493"/>
         </w:trPr>
         <w:tc>
           <w:tcPr>
             <w:tcW w:w="1267" w:type="dxa"/>
             <w:tcBorders>
-              <w:top w:val="single" w:color="000000" w:sz="4" w:space="0"/>
-              <w:left w:val="single" w:color="000000" w:sz="4" w:space="0"/>
-              <w:bottom w:val="single" w:color="000000" w:sz="4" w:space="0"/>
-              <w:right w:val="single" w:color="000000" w:sz="4" w:space="0"/>
+              <w:top w:val="single" w:sz="4" w:space="0" w:color="000000"/>
+              <w:left w:val="single" w:sz="4" w:space="0" w:color="000000"/>
+              <w:bottom w:val="single" w:sz="4" w:space="0" w:color="000000"/>
+              <w:right w:val="single" w:sz="4" w:space="0" w:color="000000"/>
             </w:tcBorders>
             <w:shd w:val="clear" w:color="auto" w:fill="auto"/>
             <w:vAlign w:val="center"/>
@@ -5906,7 +5862,7 @@
               <w:jc w:val="left"/>
               <w:textAlignment w:val="center"/>
               <w:rPr>
-                <w:rFonts w:hint="default" w:ascii="楷体_GB2312" w:hAnsi="宋体" w:eastAsia="楷体_GB2312" w:cs="楷体_GB2312"/>
+                <w:rFonts w:ascii="楷体_GB2312" w:eastAsia="楷体_GB2312" w:hAnsi="宋体" w:cs="楷体_GB2312" w:hint="default"/>
                 <w:b/>
                 <w:bCs/>
                 <w:i w:val="0"/>
@@ -5922,7 +5878,7 @@
             </w:pPr>
             <w:r>
               <w:rPr>
-                <w:rFonts w:hint="eastAsia" w:ascii="宋体" w:hAnsi="宋体" w:eastAsia="宋体" w:cs="宋体"/>
+                <w:rFonts w:ascii="宋体" w:eastAsia="宋体" w:hAnsi="宋体" w:cs="宋体" w:hint="eastAsia"/>
                 <w:i w:val="0"/>
                 <w:iCs w:val="0"/>
                 <w:snapToGrid w:val="0"/>
@@ -5941,10 +5897,10 @@
           <w:tcPr>
             <w:tcW w:w="1276" w:type="dxa"/>
             <w:tcBorders>
-              <w:top w:val="single" w:color="000000" w:sz="4" w:space="0"/>
-              <w:left w:val="single" w:color="000000" w:sz="4" w:space="0"/>
-              <w:bottom w:val="single" w:color="000000" w:sz="4" w:space="0"/>
-              <w:right w:val="single" w:color="000000" w:sz="4" w:space="0"/>
+              <w:top w:val="single" w:sz="4" w:space="0" w:color="000000"/>
+              <w:left w:val="single" w:sz="4" w:space="0" w:color="000000"/>
+              <w:bottom w:val="single" w:sz="4" w:space="0" w:color="000000"/>
+              <w:right w:val="single" w:sz="4" w:space="0" w:color="000000"/>
             </w:tcBorders>
             <w:shd w:val="clear" w:color="auto" w:fill="auto"/>
             <w:vAlign w:val="center"/>
@@ -5958,7 +5914,7 @@
               <w:jc w:val="left"/>
               <w:textAlignment w:val="center"/>
               <w:rPr>
-                <w:rFonts w:hint="default" w:ascii="楷体_GB2312" w:hAnsi="宋体" w:eastAsia="楷体_GB2312" w:cs="楷体_GB2312"/>
+                <w:rFonts w:ascii="楷体_GB2312" w:eastAsia="楷体_GB2312" w:hAnsi="宋体" w:cs="楷体_GB2312" w:hint="default"/>
                 <w:b/>
                 <w:bCs/>
                 <w:i w:val="0"/>
@@ -5974,7 +5930,7 @@
             </w:pPr>
             <w:r>
               <w:rPr>
-                <w:rFonts w:hint="eastAsia" w:ascii="宋体" w:hAnsi="宋体" w:eastAsia="宋体" w:cs="宋体"/>
+                <w:rFonts w:ascii="宋体" w:eastAsia="宋体" w:hAnsi="宋体" w:cs="宋体" w:hint="eastAsia"/>
                 <w:i w:val="0"/>
                 <w:iCs w:val="0"/>
                 <w:snapToGrid w:val="0"/>
@@ -5993,10 +5949,10 @@
           <w:tcPr>
             <w:tcW w:w="5035" w:type="dxa"/>
             <w:tcBorders>
-              <w:top w:val="single" w:color="000000" w:sz="4" w:space="0"/>
-              <w:left w:val="single" w:color="000000" w:sz="4" w:space="0"/>
-              <w:bottom w:val="single" w:color="000000" w:sz="4" w:space="0"/>
-              <w:right w:val="single" w:color="000000" w:sz="4" w:space="0"/>
+              <w:top w:val="single" w:sz="4" w:space="0" w:color="000000"/>
+              <w:left w:val="single" w:sz="4" w:space="0" w:color="000000"/>
+              <w:bottom w:val="single" w:sz="4" w:space="0" w:color="000000"/>
+              <w:right w:val="single" w:sz="4" w:space="0" w:color="000000"/>
             </w:tcBorders>
             <w:shd w:val="clear" w:color="auto" w:fill="auto"/>
             <w:vAlign w:val="center"/>
@@ -6010,7 +5966,7 @@
               <w:jc w:val="left"/>
               <w:textAlignment w:val="center"/>
               <w:rPr>
-                <w:rFonts w:hint="default" w:ascii="楷体_GB2312" w:hAnsi="宋体" w:eastAsia="楷体_GB2312" w:cs="楷体_GB2312"/>
+                <w:rFonts w:ascii="楷体_GB2312" w:eastAsia="楷体_GB2312" w:hAnsi="宋体" w:cs="楷体_GB2312" w:hint="default"/>
                 <w:b/>
                 <w:bCs/>
                 <w:i w:val="0"/>
@@ -6026,7 +5982,7 @@
             </w:pPr>
             <w:r>
               <w:rPr>
-                <w:rFonts w:hint="eastAsia" w:ascii="宋体" w:hAnsi="宋体" w:eastAsia="宋体" w:cs="宋体"/>
+                <w:rFonts w:ascii="宋体" w:eastAsia="宋体" w:hAnsi="宋体" w:cs="宋体" w:hint="eastAsia"/>
                 <w:i w:val="0"/>
                 <w:iCs w:val="0"/>
                 <w:snapToGrid w:val="0"/>
@@ -6045,10 +6001,10 @@
           <w:tcPr>
             <w:tcW w:w="926" w:type="dxa"/>
             <w:tcBorders>
-              <w:top w:val="single" w:color="000000" w:sz="4" w:space="0"/>
-              <w:left w:val="single" w:color="000000" w:sz="4" w:space="0"/>
-              <w:bottom w:val="single" w:color="000000" w:sz="4" w:space="0"/>
-              <w:right w:val="single" w:color="000000" w:sz="4" w:space="0"/>
+              <w:top w:val="single" w:sz="4" w:space="0" w:color="000000"/>
+              <w:left w:val="single" w:sz="4" w:space="0" w:color="000000"/>
+              <w:bottom w:val="single" w:sz="4" w:space="0" w:color="000000"/>
+              <w:right w:val="single" w:sz="4" w:space="0" w:color="000000"/>
             </w:tcBorders>
             <w:shd w:val="clear" w:color="auto" w:fill="auto"/>
             <w:vAlign w:val="center"/>
@@ -6062,7 +6018,7 @@
               <w:jc w:val="left"/>
               <w:textAlignment w:val="center"/>
               <w:rPr>
-                <w:rFonts w:hint="default" w:ascii="楷体_GB2312" w:hAnsi="宋体" w:eastAsia="楷体_GB2312" w:cs="楷体_GB2312"/>
+                <w:rFonts w:ascii="楷体_GB2312" w:eastAsia="楷体_GB2312" w:hAnsi="宋体" w:cs="楷体_GB2312" w:hint="default"/>
                 <w:b/>
                 <w:bCs/>
                 <w:i w:val="0"/>
@@ -6078,7 +6034,7 @@
             </w:pPr>
             <w:r>
               <w:rPr>
-                <w:rFonts w:hint="eastAsia" w:ascii="宋体" w:hAnsi="宋体" w:eastAsia="宋体" w:cs="宋体"/>
+                <w:rFonts w:ascii="宋体" w:eastAsia="宋体" w:hAnsi="宋体" w:cs="宋体" w:hint="eastAsia"/>
                 <w:i w:val="0"/>
                 <w:iCs w:val="0"/>
                 <w:snapToGrid w:val="0"/>
@@ -6097,14 +6053,14 @@
     </w:tbl>
     <w:p>
       <w:pPr>
-        <w:pStyle w:val="28"/>
+        <w:pStyle w:val="1"/>
         <w:bidi w:val="0"/>
         <w:rPr>
           <w:rFonts w:hint="default"/>
           <w:lang w:val="en-US" w:eastAsia="zh-CN"/>
         </w:rPr>
       </w:pPr>
-      <w:bookmarkStart w:id="25" w:name="_Toc8752"/>
+      <w:bookmarkStart w:id="26" w:name="_Toc8752"/>
       <w:r>
         <w:rPr>
           <w:rFonts w:hint="default"/>
@@ -6112,11 +6068,11 @@
         </w:rPr>
         <w:t>附则</w:t>
       </w:r>
-      <w:bookmarkEnd w:id="25"/>
-    </w:p>
-    <w:p>
-      <w:pPr>
-        <w:pStyle w:val="29"/>
+      <w:bookmarkEnd w:id="26"/>
+    </w:p>
+    <w:p>
+      <w:pPr>
+        <w:pStyle w:val="a1"/>
         <w:keepNext w:val="0"/>
         <w:keepLines w:val="0"/>
         <w:pageBreakBefore w:val="0"/>
@@ -6144,73 +6100,23 @@
       </w:r>
     </w:p>
     <w:sectPr>
-      <w:headerReference r:id="rId5" w:type="default"/>
+      <w:headerReference w:type="default" r:id="rId7"/>
       <w:pgSz w:w="11906" w:h="16838"/>
       <w:pgMar w:top="1417" w:right="1800" w:bottom="1440" w:left="1800" w:header="1140" w:footer="992" w:gutter="0"/>
-      <w:cols w:space="425" w:num="1"/>
+      <w:cols w:num="1" w:space="425"/>
       <w:docGrid w:type="lines" w:linePitch="312" w:charSpace="0"/>
     </w:sectPr>
   </w:body>
 </w:document>
 </file>
 
-<file path=word/endnotes.xml><?xml version="1.0" encoding="utf-8"?>
-<w:endnotes xmlns:wpc="http://schemas.microsoft.com/office/word/2010/wordprocessingCanvas" xmlns:mc="http://schemas.openxmlformats.org/markup-compatibility/2006" xmlns:o="urn:schemas-microsoft-com:office:office" xmlns:r="http://schemas.openxmlformats.org/officeDocument/2006/relationships" xmlns:m="http://schemas.openxmlformats.org/officeDocument/2006/math" xmlns:v="urn:schemas-microsoft-com:vml" xmlns:wp14="http://schemas.microsoft.com/office/word/2010/wordprocessingDrawing" xmlns:wp="http://schemas.openxmlformats.org/drawingml/2006/wordprocessingDrawing" xmlns:w="http://schemas.openxmlformats.org/wordprocessingml/2006/main" xmlns:w14="http://schemas.microsoft.com/office/word/2010/wordml" xmlns:w15="http://schemas.microsoft.com/office/word/2012/wordml" xmlns:w10="urn:schemas-microsoft-com:office:word" xmlns:wpg="http://schemas.microsoft.com/office/word/2010/wordprocessingGroup" xmlns:wpi="http://schemas.microsoft.com/office/word/2010/wordprocessingInk" xmlns:wne="http://schemas.microsoft.com/office/word/2006/wordml" xmlns:wps="http://schemas.microsoft.com/office/word/2010/wordprocessingShape" xmlns:wpsCustomData="http://www.wps.cn/officeDocument/2013/wpsCustomData" mc:Ignorable="w14 w15 wp14">
-  <w:endnote w:type="separator" w:id="0">
-    <w:p>
-      <w:pPr>
-        <w:spacing w:line="240" w:lineRule="auto"/>
-      </w:pPr>
-      <w:r>
-        <w:separator/>
-      </w:r>
-    </w:p>
-  </w:endnote>
-  <w:endnote w:type="continuationSeparator" w:id="1">
-    <w:p>
-      <w:pPr>
-        <w:spacing w:line="240" w:lineRule="auto"/>
-      </w:pPr>
-      <w:r>
-        <w:continuationSeparator/>
-      </w:r>
-    </w:p>
-  </w:endnote>
-</w:endnotes>
-</file>
-
-<file path=word/footnotes.xml><?xml version="1.0" encoding="utf-8"?>
-<w:footnotes xmlns:wpc="http://schemas.microsoft.com/office/word/2010/wordprocessingCanvas" xmlns:mc="http://schemas.openxmlformats.org/markup-compatibility/2006" xmlns:o="urn:schemas-microsoft-com:office:office" xmlns:r="http://schemas.openxmlformats.org/officeDocument/2006/relationships" xmlns:m="http://schemas.openxmlformats.org/officeDocument/2006/math" xmlns:v="urn:schemas-microsoft-com:vml" xmlns:wp14="http://schemas.microsoft.com/office/word/2010/wordprocessingDrawing" xmlns:wp="http://schemas.openxmlformats.org/drawingml/2006/wordprocessingDrawing" xmlns:w="http://schemas.openxmlformats.org/wordprocessingml/2006/main" xmlns:w14="http://schemas.microsoft.com/office/word/2010/wordml" xmlns:w15="http://schemas.microsoft.com/office/word/2012/wordml" xmlns:w10="urn:schemas-microsoft-com:office:word" xmlns:wpg="http://schemas.microsoft.com/office/word/2010/wordprocessingGroup" xmlns:wpi="http://schemas.microsoft.com/office/word/2010/wordprocessingInk" xmlns:wne="http://schemas.microsoft.com/office/word/2006/wordml" xmlns:wps="http://schemas.microsoft.com/office/word/2010/wordprocessingShape" xmlns:wpsCustomData="http://www.wps.cn/officeDocument/2013/wpsCustomData" mc:Ignorable="w14 w15 wp14">
-  <w:footnote w:type="separator" w:id="0">
-    <w:p>
-      <w:pPr>
-        <w:spacing w:line="360" w:lineRule="auto"/>
-      </w:pPr>
-      <w:r>
-        <w:separator/>
-      </w:r>
-    </w:p>
-  </w:footnote>
-  <w:footnote w:type="continuationSeparator" w:id="1">
-    <w:p>
-      <w:pPr>
-        <w:spacing w:line="360" w:lineRule="auto"/>
-      </w:pPr>
-      <w:r>
-        <w:continuationSeparator/>
-      </w:r>
-    </w:p>
-  </w:footnote>
-</w:footnotes>
-</file>
-
 <file path=word/header1.xml><?xml version="1.0" encoding="utf-8"?>
-<w:hdr xmlns:wpc="http://schemas.microsoft.com/office/word/2010/wordprocessingCanvas" xmlns:mc="http://schemas.openxmlformats.org/markup-compatibility/2006" xmlns:o="urn:schemas-microsoft-com:office:office" xmlns:r="http://schemas.openxmlformats.org/officeDocument/2006/relationships" xmlns:m="http://schemas.openxmlformats.org/officeDocument/2006/math" xmlns:v="urn:schemas-microsoft-com:vml" xmlns:wp14="http://schemas.microsoft.com/office/word/2010/wordprocessingDrawing" xmlns:wp="http://schemas.openxmlformats.org/drawingml/2006/wordprocessingDrawing" xmlns:w10="urn:schemas-microsoft-com:office:word" xmlns:w="http://schemas.openxmlformats.org/wordprocessingml/2006/main" xmlns:w14="http://schemas.microsoft.com/office/word/2010/wordml" xmlns:w15="http://schemas.microsoft.com/office/word/2012/wordml" xmlns:wpg="http://schemas.microsoft.com/office/word/2010/wordprocessingGroup" xmlns:wpi="http://schemas.microsoft.com/office/word/2010/wordprocessingInk" xmlns:wne="http://schemas.microsoft.com/office/word/2006/wordml" xmlns:wps="http://schemas.microsoft.com/office/word/2010/wordprocessingShape" xmlns:wpsCustomData="http://www.wps.cn/officeDocument/2013/wpsCustomData" mc:Ignorable="w14 w15 wp14">
+<w:hdr xmlns:wpc="http://schemas.microsoft.com/office/word/2010/wordprocessingCanvas" xmlns:mc="http://schemas.openxmlformats.org/markup-compatibility/2006" xmlns:o="urn:schemas-microsoft-com:office:office" xmlns:r="http://schemas.openxmlformats.org/officeDocument/2006/relationships" xmlns:m="http://schemas.openxmlformats.org/officeDocument/2006/math" xmlns:v="urn:schemas-microsoft-com:vml" xmlns:wp14="http://schemas.microsoft.com/office/word/2010/wordprocessingDrawing" xmlns:wp="http://schemas.openxmlformats.org/drawingml/2006/wordprocessingDrawing" xmlns:w10="urn:schemas-microsoft-com:office:word" xmlns:w="http://schemas.openxmlformats.org/wordprocessingml/2006/main" xmlns:w14="http://schemas.microsoft.com/office/word/2010/wordml" xmlns:w15="http://schemas.microsoft.com/office/word/2012/wordml" xmlns:wne="http://schemas.microsoft.com/office/word/2006/wordml" xmlns:wpg="http://schemas.microsoft.com/office/word/2010/wordprocessingGroup" xmlns:wpi="http://schemas.microsoft.com/office/word/2010/wordprocessingInk" xmlns:wps="http://schemas.microsoft.com/office/word/2010/wordprocessingShape" mc:Ignorable="w14 w15 wp14">
   <w:p>
     <w:pPr>
-      <w:pStyle w:val="15"/>
+      <w:pStyle w:val="Header"/>
       <w:pBdr>
-        <w:bottom w:val="single" w:color="auto" w:sz="4" w:space="1"/>
+        <w:bottom w:val="single" w:sz="4" w:space="1" w:color="auto"/>
       </w:pBdr>
       <w:tabs>
         <w:tab w:val="left" w:pos="335"/>
@@ -6218,27 +6124,27 @@
       </w:tabs>
       <w:jc w:val="right"/>
       <w:rPr>
-        <w:rFonts w:hint="eastAsia" w:eastAsiaTheme="minorEastAsia"/>
+        <w:rFonts w:eastAsiaTheme="minorEastAsia" w:hint="eastAsia"/>
         <w:lang w:eastAsia="zh-CN"/>
       </w:rPr>
     </w:pPr>
     <w:r>
       <w:rPr>
-        <w:rFonts w:hint="eastAsia" w:eastAsiaTheme="minorEastAsia"/>
+        <w:rFonts w:eastAsiaTheme="minorEastAsia" w:hint="eastAsia"/>
         <w:lang w:val="en-US" w:eastAsia="zh-CN"/>
       </w:rPr>
       <w:tab/>
     </w:r>
     <w:r>
       <w:rPr>
-        <w:rFonts w:hint="eastAsia" w:eastAsiaTheme="minorEastAsia"/>
+        <w:rFonts w:eastAsiaTheme="minorEastAsia" w:hint="eastAsia"/>
         <w:lang w:val="en-US" w:eastAsia="zh-CN"/>
       </w:rPr>
       <w:tab/>
     </w:r>
     <w:r>
       <w:rPr>
-        <w:rFonts w:hint="eastAsia" w:eastAsiaTheme="minorEastAsia"/>
+        <w:rFonts w:eastAsiaTheme="minorEastAsia" w:hint="eastAsia"/>
         <w:lang w:val="en-US" w:eastAsia="zh-CN"/>
       </w:rPr>
       <w:t>桐乡华数广电网络有限公司</w:t>
@@ -6248,15 +6154,15 @@
 </file>
 
 <file path=word/numbering.xml><?xml version="1.0" encoding="utf-8"?>
-<w:numbering xmlns:wpc="http://schemas.microsoft.com/office/word/2010/wordprocessingCanvas" xmlns:mc="http://schemas.openxmlformats.org/markup-compatibility/2006" xmlns:o="urn:schemas-microsoft-com:office:office" xmlns:r="http://schemas.openxmlformats.org/officeDocument/2006/relationships" xmlns:m="http://schemas.openxmlformats.org/officeDocument/2006/math" xmlns:v="urn:schemas-microsoft-com:vml" xmlns:wp14="http://schemas.microsoft.com/office/word/2010/wordprocessingDrawing" xmlns:wp="http://schemas.openxmlformats.org/drawingml/2006/wordprocessingDrawing" xmlns:w10="urn:schemas-microsoft-com:office:word" xmlns:w="http://schemas.openxmlformats.org/wordprocessingml/2006/main" xmlns:w14="http://schemas.microsoft.com/office/word/2010/wordml" xmlns:wpg="http://schemas.microsoft.com/office/word/2010/wordprocessingGroup" xmlns:wpi="http://schemas.microsoft.com/office/word/2010/wordprocessingInk" xmlns:wne="http://schemas.microsoft.com/office/word/2006/wordml" xmlns:wps="http://schemas.microsoft.com/office/word/2010/wordprocessingShape" xmlns:wpsCustomData="http://www.wps.cn/officeDocument/2013/wpsCustomData" mc:Ignorable="w14 wp14">
+<w:numbering xmlns:wpc="http://schemas.microsoft.com/office/word/2010/wordprocessingCanvas" xmlns:mc="http://schemas.openxmlformats.org/markup-compatibility/2006" xmlns:o="urn:schemas-microsoft-com:office:office" xmlns:r="http://schemas.openxmlformats.org/officeDocument/2006/relationships" xmlns:m="http://schemas.openxmlformats.org/officeDocument/2006/math" xmlns:v="urn:schemas-microsoft-com:vml" xmlns:wp14="http://schemas.microsoft.com/office/word/2010/wordprocessingDrawing" xmlns:wp="http://schemas.openxmlformats.org/drawingml/2006/wordprocessingDrawing" xmlns:w10="urn:schemas-microsoft-com:office:word" xmlns:w="http://schemas.openxmlformats.org/wordprocessingml/2006/main" xmlns:w14="http://schemas.microsoft.com/office/word/2010/wordml" xmlns:w15="http://schemas.microsoft.com/office/word/2012/wordml" xmlns:wne="http://schemas.microsoft.com/office/word/2006/wordml" xmlns:wpg="http://schemas.microsoft.com/office/word/2010/wordprocessingGroup" xmlns:wpi="http://schemas.microsoft.com/office/word/2010/wordprocessingInk" xmlns:wps="http://schemas.microsoft.com/office/word/2010/wordprocessingShape" mc:Ignorable="w14 w15 wp14">
   <w:abstractNum w:abstractNumId="0">
     <w:nsid w:val="8E964DCE"/>
     <w:multiLevelType w:val="multilevel"/>
     <w:tmpl w:val="8E964DCE"/>
-    <w:lvl w:ilvl="0" w:tentative="0">
+    <w:lvl w:ilvl="0">
       <w:start w:val="1"/>
       <w:numFmt w:val="decimal"/>
-      <w:pStyle w:val="2"/>
+      <w:pStyle w:val="Heading1"/>
       <w:lvlText w:val="%1."/>
       <w:lvlJc w:val="left"/>
       <w:pPr>
@@ -6266,10 +6172,10 @@
         <w:rFonts w:hint="default"/>
       </w:rPr>
     </w:lvl>
-    <w:lvl w:ilvl="1" w:tentative="0">
+    <w:lvl w:ilvl="1">
       <w:start w:val="1"/>
       <w:numFmt w:val="decimal"/>
-      <w:pStyle w:val="3"/>
+      <w:pStyle w:val="Heading2"/>
       <w:lvlText w:val="%1.%2."/>
       <w:lvlJc w:val="left"/>
       <w:pPr>
@@ -6279,10 +6185,10 @@
         <w:rFonts w:hint="default"/>
       </w:rPr>
     </w:lvl>
-    <w:lvl w:ilvl="2" w:tentative="0">
+    <w:lvl w:ilvl="2">
       <w:start w:val="1"/>
       <w:numFmt w:val="decimal"/>
-      <w:pStyle w:val="4"/>
+      <w:pStyle w:val="Heading3"/>
       <w:lvlText w:val="%1.%2.%3."/>
       <w:lvlJc w:val="left"/>
       <w:pPr>
@@ -6292,10 +6198,10 @@
         <w:rFonts w:hint="default"/>
       </w:rPr>
     </w:lvl>
-    <w:lvl w:ilvl="3" w:tentative="0">
+    <w:lvl w:ilvl="3">
       <w:start w:val="1"/>
       <w:numFmt w:val="decimal"/>
-      <w:pStyle w:val="5"/>
+      <w:pStyle w:val="Heading4"/>
       <w:lvlText w:val="%1.%2.%3.%4."/>
       <w:lvlJc w:val="left"/>
       <w:pPr>
@@ -6305,10 +6211,10 @@
         <w:rFonts w:hint="default"/>
       </w:rPr>
     </w:lvl>
-    <w:lvl w:ilvl="4" w:tentative="0">
+    <w:lvl w:ilvl="4">
       <w:start w:val="1"/>
       <w:numFmt w:val="decimal"/>
-      <w:pStyle w:val="6"/>
+      <w:pStyle w:val="Heading5"/>
       <w:lvlText w:val="%1.%2.%3.%4.%5."/>
       <w:lvlJc w:val="left"/>
       <w:pPr>
@@ -6318,10 +6224,10 @@
         <w:rFonts w:hint="default"/>
       </w:rPr>
     </w:lvl>
-    <w:lvl w:ilvl="5" w:tentative="0">
+    <w:lvl w:ilvl="5">
       <w:start w:val="1"/>
       <w:numFmt w:val="decimal"/>
-      <w:pStyle w:val="7"/>
+      <w:pStyle w:val="Heading6"/>
       <w:lvlText w:val="%1.%2.%3.%4.%5.%6."/>
       <w:lvlJc w:val="left"/>
       <w:pPr>
@@ -6331,10 +6237,10 @@
         <w:rFonts w:hint="default"/>
       </w:rPr>
     </w:lvl>
-    <w:lvl w:ilvl="6" w:tentative="0">
+    <w:lvl w:ilvl="6">
       <w:start w:val="1"/>
       <w:numFmt w:val="decimal"/>
-      <w:pStyle w:val="8"/>
+      <w:pStyle w:val="Heading7"/>
       <w:lvlText w:val="%1.%2.%3.%4.%5.%6.%7."/>
       <w:lvlJc w:val="left"/>
       <w:pPr>
@@ -6344,10 +6250,10 @@
         <w:rFonts w:hint="default"/>
       </w:rPr>
     </w:lvl>
-    <w:lvl w:ilvl="7" w:tentative="0">
+    <w:lvl w:ilvl="7">
       <w:start w:val="1"/>
       <w:numFmt w:val="decimal"/>
-      <w:pStyle w:val="9"/>
+      <w:pStyle w:val="Heading8"/>
       <w:lvlText w:val="%1.%2.%3.%4.%5.%6.%7.%8."/>
       <w:lvlJc w:val="left"/>
       <w:pPr>
@@ -6357,10 +6263,10 @@
         <w:rFonts w:hint="default"/>
       </w:rPr>
     </w:lvl>
-    <w:lvl w:ilvl="8" w:tentative="0">
+    <w:lvl w:ilvl="8">
       <w:start w:val="1"/>
       <w:numFmt w:val="decimal"/>
-      <w:pStyle w:val="10"/>
+      <w:pStyle w:val="Heading9"/>
       <w:lvlText w:val="%1.%2.%3.%4.%5.%6.%7.%8.%9."/>
       <w:lvlJc w:val="left"/>
       <w:pPr>
@@ -6378,269 +6284,267 @@
 </file>
 
 <file path=word/styles.xml><?xml version="1.0" encoding="utf-8"?>
-<w:styles xmlns:mc="http://schemas.openxmlformats.org/markup-compatibility/2006" xmlns:o="urn:schemas-microsoft-com:office:office" xmlns:r="http://schemas.openxmlformats.org/officeDocument/2006/relationships" xmlns:m="http://schemas.openxmlformats.org/officeDocument/2006/math" xmlns:v="urn:schemas-microsoft-com:vml" xmlns:w="http://schemas.openxmlformats.org/wordprocessingml/2006/main" xmlns:w14="http://schemas.microsoft.com/office/word/2010/wordml" xmlns:w10="urn:schemas-microsoft-com:office:word" xmlns:sl="http://schemas.openxmlformats.org/schemaLibrary/2006/main" xmlns:wpsCustomData="http://www.wps.cn/officeDocument/2013/wpsCustomData" mc:Ignorable="w14">
+<w:styles xmlns:mc="http://schemas.openxmlformats.org/markup-compatibility/2006" xmlns:r="http://schemas.openxmlformats.org/officeDocument/2006/relationships" xmlns:w="http://schemas.openxmlformats.org/wordprocessingml/2006/main" xmlns:w14="http://schemas.microsoft.com/office/word/2010/wordml" xmlns:w15="http://schemas.microsoft.com/office/word/2012/wordml" mc:Ignorable="w14 w15">
   <w:docDefaults>
     <w:rPrDefault>
       <w:rPr>
-        <w:rFonts w:ascii="Times New Roman" w:hAnsi="Times New Roman" w:eastAsia="宋体" w:cs="Times New Roman"/>
+        <w:rFonts w:ascii="Times New Roman" w:eastAsia="宋体" w:hAnsi="Times New Roman" w:cs="Times New Roman"/>
       </w:rPr>
     </w:rPrDefault>
     <w:pPrDefault/>
   </w:docDefaults>
-  <w:latentStyles w:count="260" w:defQFormat="0" w:defUnhideWhenUsed="1" w:defSemiHidden="1" w:defUIPriority="99" w:defLockedState="0">
-    <w:lsdException w:qFormat="1" w:unhideWhenUsed="0" w:uiPriority="0" w:semiHidden="0" w:name="Normal"/>
-    <w:lsdException w:qFormat="1" w:unhideWhenUsed="0" w:uiPriority="0" w:semiHidden="0" w:name="heading 1"/>
-    <w:lsdException w:qFormat="1" w:uiPriority="0" w:semiHidden="0" w:name="heading 2"/>
-    <w:lsdException w:qFormat="1" w:uiPriority="0" w:name="heading 3"/>
-    <w:lsdException w:qFormat="1" w:uiPriority="0" w:semiHidden="0" w:name="heading 4"/>
-    <w:lsdException w:qFormat="1" w:uiPriority="0" w:name="heading 5"/>
-    <w:lsdException w:qFormat="1" w:uiPriority="0" w:name="heading 6"/>
-    <w:lsdException w:qFormat="1" w:uiPriority="0" w:name="heading 7"/>
-    <w:lsdException w:qFormat="1" w:uiPriority="0" w:name="heading 8"/>
-    <w:lsdException w:qFormat="1" w:uiPriority="0" w:name="heading 9"/>
-    <w:lsdException w:unhideWhenUsed="0" w:uiPriority="0" w:semiHidden="0" w:name="index 1"/>
-    <w:lsdException w:unhideWhenUsed="0" w:uiPriority="0" w:semiHidden="0" w:name="index 2"/>
-    <w:lsdException w:unhideWhenUsed="0" w:uiPriority="0" w:semiHidden="0" w:name="index 3"/>
-    <w:lsdException w:unhideWhenUsed="0" w:uiPriority="0" w:semiHidden="0" w:name="index 4"/>
-    <w:lsdException w:unhideWhenUsed="0" w:uiPriority="0" w:semiHidden="0" w:name="index 5"/>
-    <w:lsdException w:unhideWhenUsed="0" w:uiPriority="0" w:semiHidden="0" w:name="index 6"/>
-    <w:lsdException w:unhideWhenUsed="0" w:uiPriority="0" w:semiHidden="0" w:name="index 7"/>
-    <w:lsdException w:unhideWhenUsed="0" w:uiPriority="0" w:semiHidden="0" w:name="index 8"/>
-    <w:lsdException w:unhideWhenUsed="0" w:uiPriority="0" w:semiHidden="0" w:name="index 9"/>
-    <w:lsdException w:qFormat="1" w:unhideWhenUsed="0" w:uiPriority="0" w:semiHidden="0" w:name="toc 1"/>
-    <w:lsdException w:qFormat="1" w:unhideWhenUsed="0" w:uiPriority="0" w:semiHidden="0" w:name="toc 2"/>
-    <w:lsdException w:qFormat="1" w:unhideWhenUsed="0" w:uiPriority="0" w:semiHidden="0" w:name="toc 3"/>
-    <w:lsdException w:unhideWhenUsed="0" w:uiPriority="0" w:semiHidden="0" w:name="toc 4"/>
-    <w:lsdException w:unhideWhenUsed="0" w:uiPriority="0" w:semiHidden="0" w:name="toc 5"/>
-    <w:lsdException w:unhideWhenUsed="0" w:uiPriority="0" w:semiHidden="0" w:name="toc 6"/>
-    <w:lsdException w:unhideWhenUsed="0" w:uiPriority="0" w:semiHidden="0" w:name="toc 7"/>
-    <w:lsdException w:unhideWhenUsed="0" w:uiPriority="0" w:semiHidden="0" w:name="toc 8"/>
-    <w:lsdException w:unhideWhenUsed="0" w:uiPriority="0" w:semiHidden="0" w:name="toc 9"/>
-    <w:lsdException w:unhideWhenUsed="0" w:uiPriority="0" w:semiHidden="0" w:name="Normal Indent"/>
-    <w:lsdException w:unhideWhenUsed="0" w:uiPriority="0" w:semiHidden="0" w:name="footnote text"/>
-    <w:lsdException w:qFormat="1" w:unhideWhenUsed="0" w:uiPriority="0" w:semiHidden="0" w:name="annotation text"/>
-    <w:lsdException w:qFormat="1" w:unhideWhenUsed="0" w:uiPriority="0" w:semiHidden="0" w:name="header"/>
-    <w:lsdException w:qFormat="1" w:unhideWhenUsed="0" w:uiPriority="0" w:semiHidden="0" w:name="footer"/>
-    <w:lsdException w:unhideWhenUsed="0" w:uiPriority="0" w:semiHidden="0" w:name="index heading"/>
-    <w:lsdException w:qFormat="1" w:uiPriority="0" w:name="caption"/>
-    <w:lsdException w:unhideWhenUsed="0" w:uiPriority="0" w:semiHidden="0" w:name="table of figures"/>
-    <w:lsdException w:unhideWhenUsed="0" w:uiPriority="0" w:semiHidden="0" w:name="envelope address"/>
-    <w:lsdException w:unhideWhenUsed="0" w:uiPriority="0" w:semiHidden="0" w:name="envelope return"/>
-    <w:lsdException w:unhideWhenUsed="0" w:uiPriority="0" w:semiHidden="0" w:name="footnote reference"/>
-    <w:lsdException w:unhideWhenUsed="0" w:uiPriority="0" w:semiHidden="0" w:name="annotation reference"/>
-    <w:lsdException w:unhideWhenUsed="0" w:uiPriority="0" w:semiHidden="0" w:name="line number"/>
-    <w:lsdException w:unhideWhenUsed="0" w:uiPriority="0" w:semiHidden="0" w:name="page number"/>
-    <w:lsdException w:unhideWhenUsed="0" w:uiPriority="0" w:semiHidden="0" w:name="endnote reference"/>
-    <w:lsdException w:unhideWhenUsed="0" w:uiPriority="0" w:semiHidden="0" w:name="endnote text"/>
-    <w:lsdException w:unhideWhenUsed="0" w:uiPriority="0" w:semiHidden="0" w:name="table of authorities"/>
-    <w:lsdException w:unhideWhenUsed="0" w:uiPriority="0" w:semiHidden="0" w:name="macro"/>
-    <w:lsdException w:unhideWhenUsed="0" w:uiPriority="0" w:semiHidden="0" w:name="toa heading"/>
-    <w:lsdException w:unhideWhenUsed="0" w:uiPriority="0" w:semiHidden="0" w:name="List"/>
-    <w:lsdException w:unhideWhenUsed="0" w:uiPriority="0" w:semiHidden="0" w:name="List Bullet"/>
-    <w:lsdException w:unhideWhenUsed="0" w:uiPriority="0" w:semiHidden="0" w:name="List Number"/>
-    <w:lsdException w:unhideWhenUsed="0" w:uiPriority="0" w:semiHidden="0" w:name="List 2"/>
-    <w:lsdException w:unhideWhenUsed="0" w:uiPriority="0" w:semiHidden="0" w:name="List 3"/>
-    <w:lsdException w:unhideWhenUsed="0" w:uiPriority="0" w:semiHidden="0" w:name="List 4"/>
-    <w:lsdException w:unhideWhenUsed="0" w:uiPriority="0" w:semiHidden="0" w:name="List 5"/>
-    <w:lsdException w:unhideWhenUsed="0" w:uiPriority="0" w:semiHidden="0" w:name="List Bullet 2"/>
-    <w:lsdException w:unhideWhenUsed="0" w:uiPriority="0" w:semiHidden="0" w:name="List Bullet 3"/>
-    <w:lsdException w:unhideWhenUsed="0" w:uiPriority="0" w:semiHidden="0" w:name="List Bullet 4"/>
-    <w:lsdException w:unhideWhenUsed="0" w:uiPriority="0" w:semiHidden="0" w:name="List Bullet 5"/>
-    <w:lsdException w:unhideWhenUsed="0" w:uiPriority="0" w:semiHidden="0" w:name="List Number 2"/>
-    <w:lsdException w:unhideWhenUsed="0" w:uiPriority="0" w:semiHidden="0" w:name="List Number 3"/>
-    <w:lsdException w:unhideWhenUsed="0" w:uiPriority="0" w:semiHidden="0" w:name="List Number 4"/>
-    <w:lsdException w:unhideWhenUsed="0" w:uiPriority="0" w:semiHidden="0" w:name="List Number 5"/>
-    <w:lsdException w:qFormat="1" w:unhideWhenUsed="0" w:uiPriority="0" w:semiHidden="0" w:name="Title"/>
-    <w:lsdException w:unhideWhenUsed="0" w:uiPriority="0" w:semiHidden="0" w:name="Closing"/>
-    <w:lsdException w:unhideWhenUsed="0" w:uiPriority="0" w:semiHidden="0" w:name="Signature"/>
-    <w:lsdException w:qFormat="1" w:unhideWhenUsed="0" w:uiPriority="0" w:name="Default Paragraph Font"/>
-    <w:lsdException w:qFormat="1" w:unhideWhenUsed="0" w:uiPriority="0" w:name="Body Text"/>
-    <w:lsdException w:unhideWhenUsed="0" w:uiPriority="0" w:semiHidden="0" w:name="Body Text Indent"/>
-    <w:lsdException w:unhideWhenUsed="0" w:uiPriority="0" w:semiHidden="0" w:name="List Continue"/>
-    <w:lsdException w:unhideWhenUsed="0" w:uiPriority="0" w:semiHidden="0" w:name="List Continue 2"/>
-    <w:lsdException w:unhideWhenUsed="0" w:uiPriority="0" w:semiHidden="0" w:name="List Continue 3"/>
-    <w:lsdException w:unhideWhenUsed="0" w:uiPriority="0" w:semiHidden="0" w:name="List Continue 4"/>
-    <w:lsdException w:unhideWhenUsed="0" w:uiPriority="0" w:semiHidden="0" w:name="List Continue 5"/>
-    <w:lsdException w:unhideWhenUsed="0" w:uiPriority="0" w:semiHidden="0" w:name="Message Header"/>
-    <w:lsdException w:qFormat="1" w:unhideWhenUsed="0" w:uiPriority="0" w:semiHidden="0" w:name="Subtitle"/>
-    <w:lsdException w:unhideWhenUsed="0" w:uiPriority="0" w:semiHidden="0" w:name="Salutation"/>
-    <w:lsdException w:unhideWhenUsed="0" w:uiPriority="0" w:semiHidden="0" w:name="Date"/>
-    <w:lsdException w:unhideWhenUsed="0" w:uiPriority="0" w:semiHidden="0" w:name="Body Text First Indent"/>
-    <w:lsdException w:unhideWhenUsed="0" w:uiPriority="0" w:semiHidden="0" w:name="Body Text First Indent 2"/>
-    <w:lsdException w:uiPriority="99" w:name="Note Heading"/>
-    <w:lsdException w:unhideWhenUsed="0" w:uiPriority="0" w:semiHidden="0" w:name="Body Text 2"/>
-    <w:lsdException w:unhideWhenUsed="0" w:uiPriority="0" w:semiHidden="0" w:name="Body Text 3"/>
-    <w:lsdException w:unhideWhenUsed="0" w:uiPriority="0" w:semiHidden="0" w:name="Body Text Indent 2"/>
-    <w:lsdException w:unhideWhenUsed="0" w:uiPriority="0" w:semiHidden="0" w:name="Body Text Indent 3"/>
-    <w:lsdException w:unhideWhenUsed="0" w:uiPriority="0" w:semiHidden="0" w:name="Block Text"/>
-    <w:lsdException w:unhideWhenUsed="0" w:uiPriority="0" w:semiHidden="0" w:name="Hyperlink"/>
-    <w:lsdException w:unhideWhenUsed="0" w:uiPriority="0" w:semiHidden="0" w:name="FollowedHyperlink"/>
-    <w:lsdException w:qFormat="1" w:unhideWhenUsed="0" w:uiPriority="0" w:semiHidden="0" w:name="Strong"/>
-    <w:lsdException w:qFormat="1" w:unhideWhenUsed="0" w:uiPriority="0" w:semiHidden="0" w:name="Emphasis"/>
-    <w:lsdException w:unhideWhenUsed="0" w:uiPriority="0" w:semiHidden="0" w:name="Document Map"/>
-    <w:lsdException w:unhideWhenUsed="0" w:uiPriority="0" w:semiHidden="0" w:name="Plain Text"/>
-    <w:lsdException w:unhideWhenUsed="0" w:uiPriority="0" w:semiHidden="0" w:name="E-mail Signature"/>
-    <w:lsdException w:qFormat="1" w:unhideWhenUsed="0" w:uiPriority="0" w:semiHidden="0" w:name="Normal (Web)"/>
-    <w:lsdException w:unhideWhenUsed="0" w:uiPriority="0" w:semiHidden="0" w:name="HTML Acronym"/>
-    <w:lsdException w:unhideWhenUsed="0" w:uiPriority="0" w:semiHidden="0" w:name="HTML Address"/>
-    <w:lsdException w:unhideWhenUsed="0" w:uiPriority="0" w:semiHidden="0" w:name="HTML Cite"/>
-    <w:lsdException w:unhideWhenUsed="0" w:uiPriority="0" w:semiHidden="0" w:name="HTML Code"/>
-    <w:lsdException w:unhideWhenUsed="0" w:uiPriority="0" w:semiHidden="0" w:name="HTML Definition"/>
-    <w:lsdException w:unhideWhenUsed="0" w:uiPriority="0" w:semiHidden="0" w:name="HTML Keyboard"/>
-    <w:lsdException w:unhideWhenUsed="0" w:uiPriority="0" w:semiHidden="0" w:name="HTML Preformatted"/>
-    <w:lsdException w:unhideWhenUsed="0" w:uiPriority="0" w:semiHidden="0" w:name="HTML Sample"/>
-    <w:lsdException w:unhideWhenUsed="0" w:uiPriority="0" w:semiHidden="0" w:name="HTML Typewriter"/>
-    <w:lsdException w:unhideWhenUsed="0" w:uiPriority="0" w:semiHidden="0" w:name="HTML Variable"/>
-    <w:lsdException w:qFormat="1" w:unhideWhenUsed="0" w:uiPriority="0" w:name="Normal Table"/>
-    <w:lsdException w:unhideWhenUsed="0" w:uiPriority="0" w:semiHidden="0" w:name="annotation subject"/>
-    <w:lsdException w:unhideWhenUsed="0" w:uiPriority="0" w:semiHidden="0" w:name="Table Simple 1"/>
-    <w:lsdException w:unhideWhenUsed="0" w:uiPriority="0" w:semiHidden="0" w:name="Table Simple 2"/>
-    <w:lsdException w:unhideWhenUsed="0" w:uiPriority="0" w:semiHidden="0" w:name="Table Simple 3"/>
-    <w:lsdException w:unhideWhenUsed="0" w:uiPriority="0" w:semiHidden="0" w:name="Table Classic 1"/>
-    <w:lsdException w:unhideWhenUsed="0" w:uiPriority="0" w:semiHidden="0" w:name="Table Classic 2"/>
-    <w:lsdException w:unhideWhenUsed="0" w:uiPriority="0" w:semiHidden="0" w:name="Table Classic 3"/>
-    <w:lsdException w:unhideWhenUsed="0" w:uiPriority="0" w:semiHidden="0" w:name="Table Classic 4"/>
-    <w:lsdException w:unhideWhenUsed="0" w:uiPriority="0" w:semiHidden="0" w:name="Table Colorful 1"/>
-    <w:lsdException w:unhideWhenUsed="0" w:uiPriority="0" w:semiHidden="0" w:name="Table Colorful 2"/>
-    <w:lsdException w:unhideWhenUsed="0" w:uiPriority="0" w:semiHidden="0" w:name="Table Colorful 3"/>
-    <w:lsdException w:unhideWhenUsed="0" w:uiPriority="0" w:semiHidden="0" w:name="Table Columns 1"/>
-    <w:lsdException w:unhideWhenUsed="0" w:uiPriority="0" w:semiHidden="0" w:name="Table Columns 2"/>
-    <w:lsdException w:unhideWhenUsed="0" w:uiPriority="0" w:semiHidden="0" w:name="Table Columns 3"/>
-    <w:lsdException w:unhideWhenUsed="0" w:uiPriority="0" w:semiHidden="0" w:name="Table Columns 4"/>
-    <w:lsdException w:unhideWhenUsed="0" w:uiPriority="0" w:semiHidden="0" w:name="Table Columns 5"/>
-    <w:lsdException w:unhideWhenUsed="0" w:uiPriority="0" w:semiHidden="0" w:name="Table Grid 1"/>
-    <w:lsdException w:unhideWhenUsed="0" w:uiPriority="0" w:semiHidden="0" w:name="Table Grid 2"/>
-    <w:lsdException w:unhideWhenUsed="0" w:uiPriority="0" w:semiHidden="0" w:name="Table Grid 3"/>
-    <w:lsdException w:unhideWhenUsed="0" w:uiPriority="0" w:semiHidden="0" w:name="Table Grid 4"/>
-    <w:lsdException w:unhideWhenUsed="0" w:uiPriority="0" w:semiHidden="0" w:name="Table Grid 5"/>
-    <w:lsdException w:unhideWhenUsed="0" w:uiPriority="0" w:semiHidden="0" w:name="Table Grid 6"/>
-    <w:lsdException w:unhideWhenUsed="0" w:uiPriority="0" w:semiHidden="0" w:name="Table Grid 7"/>
-    <w:lsdException w:unhideWhenUsed="0" w:uiPriority="0" w:semiHidden="0" w:name="Table Grid 8"/>
-    <w:lsdException w:unhideWhenUsed="0" w:uiPriority="0" w:semiHidden="0" w:name="Table List 1"/>
-    <w:lsdException w:unhideWhenUsed="0" w:uiPriority="0" w:semiHidden="0" w:name="Table List 2"/>
-    <w:lsdException w:unhideWhenUsed="0" w:uiPriority="0" w:semiHidden="0" w:name="Table List 3"/>
-    <w:lsdException w:unhideWhenUsed="0" w:uiPriority="0" w:semiHidden="0" w:name="Table List 4"/>
-    <w:lsdException w:unhideWhenUsed="0" w:uiPriority="0" w:semiHidden="0" w:name="Table List 5"/>
-    <w:lsdException w:unhideWhenUsed="0" w:uiPriority="0" w:semiHidden="0" w:name="Table List 6"/>
-    <w:lsdException w:unhideWhenUsed="0" w:uiPriority="0" w:semiHidden="0" w:name="Table List 7"/>
-    <w:lsdException w:unhideWhenUsed="0" w:uiPriority="0" w:semiHidden="0" w:name="Table List 8"/>
-    <w:lsdException w:unhideWhenUsed="0" w:uiPriority="0" w:semiHidden="0" w:name="Table 3D effects 1"/>
-    <w:lsdException w:unhideWhenUsed="0" w:uiPriority="0" w:semiHidden="0" w:name="Table 3D effects 2"/>
-    <w:lsdException w:unhideWhenUsed="0" w:uiPriority="0" w:semiHidden="0" w:name="Table 3D effects 3"/>
-    <w:lsdException w:unhideWhenUsed="0" w:uiPriority="0" w:semiHidden="0" w:name="Table Contemporary"/>
-    <w:lsdException w:unhideWhenUsed="0" w:uiPriority="0" w:semiHidden="0" w:name="Table Elegant"/>
-    <w:lsdException w:unhideWhenUsed="0" w:uiPriority="0" w:semiHidden="0" w:name="Table Professional"/>
-    <w:lsdException w:unhideWhenUsed="0" w:uiPriority="0" w:semiHidden="0" w:name="Table Subtle 1"/>
-    <w:lsdException w:unhideWhenUsed="0" w:uiPriority="0" w:semiHidden="0" w:name="Table Subtle 2"/>
-    <w:lsdException w:unhideWhenUsed="0" w:uiPriority="0" w:semiHidden="0" w:name="Table Web 1"/>
-    <w:lsdException w:unhideWhenUsed="0" w:uiPriority="0" w:semiHidden="0" w:name="Table Web 2"/>
-    <w:lsdException w:unhideWhenUsed="0" w:uiPriority="0" w:semiHidden="0" w:name="Table Web 3"/>
-    <w:lsdException w:unhideWhenUsed="0" w:uiPriority="0" w:semiHidden="0" w:name="Balloon Text"/>
-    <w:lsdException w:qFormat="1" w:unhideWhenUsed="0" w:uiPriority="0" w:semiHidden="0" w:name="Table Grid"/>
-    <w:lsdException w:unhideWhenUsed="0" w:uiPriority="0" w:semiHidden="0" w:name="Table Theme"/>
-    <w:lsdException w:unhideWhenUsed="0" w:uiPriority="60" w:semiHidden="0" w:name="Light Shading"/>
-    <w:lsdException w:unhideWhenUsed="0" w:uiPriority="61" w:semiHidden="0" w:name="Light List"/>
-    <w:lsdException w:unhideWhenUsed="0" w:uiPriority="62" w:semiHidden="0" w:name="Light Grid"/>
-    <w:lsdException w:unhideWhenUsed="0" w:uiPriority="63" w:semiHidden="0" w:name="Medium Shading 1"/>
-    <w:lsdException w:unhideWhenUsed="0" w:uiPriority="64" w:semiHidden="0" w:name="Medium Shading 2"/>
-    <w:lsdException w:unhideWhenUsed="0" w:uiPriority="65" w:semiHidden="0" w:name="Medium List 1"/>
-    <w:lsdException w:unhideWhenUsed="0" w:uiPriority="66" w:semiHidden="0" w:name="Medium List 2"/>
-    <w:lsdException w:unhideWhenUsed="0" w:uiPriority="67" w:semiHidden="0" w:name="Medium Grid 1"/>
-    <w:lsdException w:unhideWhenUsed="0" w:uiPriority="68" w:semiHidden="0" w:name="Medium Grid 2"/>
-    <w:lsdException w:unhideWhenUsed="0" w:uiPriority="69" w:semiHidden="0" w:name="Medium Grid 3"/>
-    <w:lsdException w:unhideWhenUsed="0" w:uiPriority="70" w:semiHidden="0" w:name="Dark List"/>
-    <w:lsdException w:unhideWhenUsed="0" w:uiPriority="71" w:semiHidden="0" w:name="Colorful Shading"/>
-    <w:lsdException w:unhideWhenUsed="0" w:uiPriority="72" w:semiHidden="0" w:name="Colorful List"/>
-    <w:lsdException w:unhideWhenUsed="0" w:uiPriority="73" w:semiHidden="0" w:name="Colorful Grid"/>
-    <w:lsdException w:unhideWhenUsed="0" w:uiPriority="60" w:semiHidden="0" w:name="Light Shading Accent 1"/>
-    <w:lsdException w:unhideWhenUsed="0" w:uiPriority="61" w:semiHidden="0" w:name="Light List Accent 1"/>
-    <w:lsdException w:unhideWhenUsed="0" w:uiPriority="62" w:semiHidden="0" w:name="Light Grid Accent 1"/>
-    <w:lsdException w:unhideWhenUsed="0" w:uiPriority="63" w:semiHidden="0" w:name="Medium Shading 1 Accent 1"/>
-    <w:lsdException w:unhideWhenUsed="0" w:uiPriority="64" w:semiHidden="0" w:name="Medium Shading 2 Accent 1"/>
-    <w:lsdException w:unhideWhenUsed="0" w:uiPriority="65" w:semiHidden="0" w:name="Medium List 1 Accent 1"/>
-    <w:lsdException w:unhideWhenUsed="0" w:uiPriority="66" w:semiHidden="0" w:name="Medium List 2 Accent 1"/>
-    <w:lsdException w:unhideWhenUsed="0" w:uiPriority="67" w:semiHidden="0" w:name="Medium Grid 1 Accent 1"/>
-    <w:lsdException w:unhideWhenUsed="0" w:uiPriority="68" w:semiHidden="0" w:name="Medium Grid 2 Accent 1"/>
-    <w:lsdException w:unhideWhenUsed="0" w:uiPriority="69" w:semiHidden="0" w:name="Medium Grid 3 Accent 1"/>
-    <w:lsdException w:unhideWhenUsed="0" w:uiPriority="70" w:semiHidden="0" w:name="Dark List Accent 1"/>
-    <w:lsdException w:unhideWhenUsed="0" w:uiPriority="71" w:semiHidden="0" w:name="Colorful Shading Accent 1"/>
-    <w:lsdException w:unhideWhenUsed="0" w:uiPriority="72" w:semiHidden="0" w:name="Colorful List Accent 1"/>
-    <w:lsdException w:unhideWhenUsed="0" w:uiPriority="73" w:semiHidden="0" w:name="Colorful Grid Accent 1"/>
-    <w:lsdException w:unhideWhenUsed="0" w:uiPriority="60" w:semiHidden="0" w:name="Light Shading Accent 2"/>
-    <w:lsdException w:unhideWhenUsed="0" w:uiPriority="61" w:semiHidden="0" w:name="Light List Accent 2"/>
-    <w:lsdException w:unhideWhenUsed="0" w:uiPriority="62" w:semiHidden="0" w:name="Light Grid Accent 2"/>
-    <w:lsdException w:unhideWhenUsed="0" w:uiPriority="63" w:semiHidden="0" w:name="Medium Shading 1 Accent 2"/>
-    <w:lsdException w:unhideWhenUsed="0" w:uiPriority="64" w:semiHidden="0" w:name="Medium Shading 2 Accent 2"/>
-    <w:lsdException w:unhideWhenUsed="0" w:uiPriority="65" w:semiHidden="0" w:name="Medium List 1 Accent 2"/>
-    <w:lsdException w:unhideWhenUsed="0" w:uiPriority="66" w:semiHidden="0" w:name="Medium List 2 Accent 2"/>
-    <w:lsdException w:unhideWhenUsed="0" w:uiPriority="67" w:semiHidden="0" w:name="Medium Grid 1 Accent 2"/>
-    <w:lsdException w:unhideWhenUsed="0" w:uiPriority="68" w:semiHidden="0" w:name="Medium Grid 2 Accent 2"/>
-    <w:lsdException w:unhideWhenUsed="0" w:uiPriority="69" w:semiHidden="0" w:name="Medium Grid 3 Accent 2"/>
-    <w:lsdException w:unhideWhenUsed="0" w:uiPriority="70" w:semiHidden="0" w:name="Dark List Accent 2"/>
-    <w:lsdException w:unhideWhenUsed="0" w:uiPriority="71" w:semiHidden="0" w:name="Colorful Shading Accent 2"/>
-    <w:lsdException w:unhideWhenUsed="0" w:uiPriority="72" w:semiHidden="0" w:name="Colorful List Accent 2"/>
-    <w:lsdException w:unhideWhenUsed="0" w:uiPriority="73" w:semiHidden="0" w:name="Colorful Grid Accent 2"/>
-    <w:lsdException w:unhideWhenUsed="0" w:uiPriority="60" w:semiHidden="0" w:name="Light Shading Accent 3"/>
-    <w:lsdException w:unhideWhenUsed="0" w:uiPriority="61" w:semiHidden="0" w:name="Light List Accent 3"/>
-    <w:lsdException w:unhideWhenUsed="0" w:uiPriority="62" w:semiHidden="0" w:name="Light Grid Accent 3"/>
-    <w:lsdException w:unhideWhenUsed="0" w:uiPriority="63" w:semiHidden="0" w:name="Medium Shading 1 Accent 3"/>
-    <w:lsdException w:unhideWhenUsed="0" w:uiPriority="64" w:semiHidden="0" w:name="Medium Shading 2 Accent 3"/>
-    <w:lsdException w:unhideWhenUsed="0" w:uiPriority="65" w:semiHidden="0" w:name="Medium List 1 Accent 3"/>
-    <w:lsdException w:unhideWhenUsed="0" w:uiPriority="66" w:semiHidden="0" w:name="Medium List 2 Accent 3"/>
-    <w:lsdException w:unhideWhenUsed="0" w:uiPriority="67" w:semiHidden="0" w:name="Medium Grid 1 Accent 3"/>
-    <w:lsdException w:unhideWhenUsed="0" w:uiPriority="68" w:semiHidden="0" w:name="Medium Grid 2 Accent 3"/>
-    <w:lsdException w:unhideWhenUsed="0" w:uiPriority="69" w:semiHidden="0" w:name="Medium Grid 3 Accent 3"/>
-    <w:lsdException w:unhideWhenUsed="0" w:uiPriority="70" w:semiHidden="0" w:name="Dark List Accent 3"/>
-    <w:lsdException w:unhideWhenUsed="0" w:uiPriority="71" w:semiHidden="0" w:name="Colorful Shading Accent 3"/>
-    <w:lsdException w:unhideWhenUsed="0" w:uiPriority="72" w:semiHidden="0" w:name="Colorful List Accent 3"/>
-    <w:lsdException w:unhideWhenUsed="0" w:uiPriority="73" w:semiHidden="0" w:name="Colorful Grid Accent 3"/>
-    <w:lsdException w:unhideWhenUsed="0" w:uiPriority="60" w:semiHidden="0" w:name="Light Shading Accent 4"/>
-    <w:lsdException w:unhideWhenUsed="0" w:uiPriority="61" w:semiHidden="0" w:name="Light List Accent 4"/>
-    <w:lsdException w:unhideWhenUsed="0" w:uiPriority="62" w:semiHidden="0" w:name="Light Grid Accent 4"/>
-    <w:lsdException w:unhideWhenUsed="0" w:uiPriority="63" w:semiHidden="0" w:name="Medium Shading 1 Accent 4"/>
-    <w:lsdException w:unhideWhenUsed="0" w:uiPriority="64" w:semiHidden="0" w:name="Medium Shading 2 Accent 4"/>
-    <w:lsdException w:unhideWhenUsed="0" w:uiPriority="65" w:semiHidden="0" w:name="Medium List 1 Accent 4"/>
-    <w:lsdException w:unhideWhenUsed="0" w:uiPriority="66" w:semiHidden="0" w:name="Medium List 2 Accent 4"/>
-    <w:lsdException w:unhideWhenUsed="0" w:uiPriority="67" w:semiHidden="0" w:name="Medium Grid 1 Accent 4"/>
-    <w:lsdException w:unhideWhenUsed="0" w:uiPriority="68" w:semiHidden="0" w:name="Medium Grid 2 Accent 4"/>
-    <w:lsdException w:unhideWhenUsed="0" w:uiPriority="69" w:semiHidden="0" w:name="Medium Grid 3 Accent 4"/>
-    <w:lsdException w:unhideWhenUsed="0" w:uiPriority="70" w:semiHidden="0" w:name="Dark List Accent 4"/>
-    <w:lsdException w:unhideWhenUsed="0" w:uiPriority="71" w:semiHidden="0" w:name="Colorful Shading Accent 4"/>
-    <w:lsdException w:unhideWhenUsed="0" w:uiPriority="72" w:semiHidden="0" w:name="Colorful List Accent 4"/>
-    <w:lsdException w:unhideWhenUsed="0" w:uiPriority="73" w:semiHidden="0" w:name="Colorful Grid Accent 4"/>
-    <w:lsdException w:unhideWhenUsed="0" w:uiPriority="60" w:semiHidden="0" w:name="Light Shading Accent 5"/>
-    <w:lsdException w:unhideWhenUsed="0" w:uiPriority="61" w:semiHidden="0" w:name="Light List Accent 5"/>
-    <w:lsdException w:unhideWhenUsed="0" w:uiPriority="62" w:semiHidden="0" w:name="Light Grid Accent 5"/>
-    <w:lsdException w:unhideWhenUsed="0" w:uiPriority="63" w:semiHidden="0" w:name="Medium Shading 1 Accent 5"/>
-    <w:lsdException w:unhideWhenUsed="0" w:uiPriority="64" w:semiHidden="0" w:name="Medium Shading 2 Accent 5"/>
-    <w:lsdException w:unhideWhenUsed="0" w:uiPriority="65" w:semiHidden="0" w:name="Medium List 1 Accent 5"/>
-    <w:lsdException w:unhideWhenUsed="0" w:uiPriority="66" w:semiHidden="0" w:name="Medium List 2 Accent 5"/>
-    <w:lsdException w:unhideWhenUsed="0" w:uiPriority="67" w:semiHidden="0" w:name="Medium Grid 1 Accent 5"/>
-    <w:lsdException w:unhideWhenUsed="0" w:uiPriority="68" w:semiHidden="0" w:name="Medium Grid 2 Accent 5"/>
-    <w:lsdException w:unhideWhenUsed="0" w:uiPriority="69" w:semiHidden="0" w:name="Medium Grid 3 Accent 5"/>
-    <w:lsdException w:unhideWhenUsed="0" w:uiPriority="70" w:semiHidden="0" w:name="Dark List Accent 5"/>
-    <w:lsdException w:unhideWhenUsed="0" w:uiPriority="71" w:semiHidden="0" w:name="Colorful Shading Accent 5"/>
-    <w:lsdException w:unhideWhenUsed="0" w:uiPriority="72" w:semiHidden="0" w:name="Colorful List Accent 5"/>
-    <w:lsdException w:unhideWhenUsed="0" w:uiPriority="73" w:semiHidden="0" w:name="Colorful Grid Accent 5"/>
-    <w:lsdException w:unhideWhenUsed="0" w:uiPriority="60" w:semiHidden="0" w:name="Light Shading Accent 6"/>
-    <w:lsdException w:unhideWhenUsed="0" w:uiPriority="61" w:semiHidden="0" w:name="Light List Accent 6"/>
-    <w:lsdException w:unhideWhenUsed="0" w:uiPriority="62" w:semiHidden="0" w:name="Light Grid Accent 6"/>
-    <w:lsdException w:unhideWhenUsed="0" w:uiPriority="63" w:semiHidden="0" w:name="Medium Shading 1 Accent 6"/>
-    <w:lsdException w:unhideWhenUsed="0" w:uiPriority="64" w:semiHidden="0" w:name="Medium Shading 2 Accent 6"/>
-    <w:lsdException w:unhideWhenUsed="0" w:uiPriority="65" w:semiHidden="0" w:name="Medium List 1 Accent 6"/>
-    <w:lsdException w:unhideWhenUsed="0" w:uiPriority="66" w:semiHidden="0" w:name="Medium List 2 Accent 6"/>
-    <w:lsdException w:unhideWhenUsed="0" w:uiPriority="67" w:semiHidden="0" w:name="Medium Grid 1 Accent 6"/>
-    <w:lsdException w:unhideWhenUsed="0" w:uiPriority="68" w:semiHidden="0" w:name="Medium Grid 2 Accent 6"/>
-    <w:lsdException w:unhideWhenUsed="0" w:uiPriority="69" w:semiHidden="0" w:name="Medium Grid 3 Accent 6"/>
-    <w:lsdException w:unhideWhenUsed="0" w:uiPriority="70" w:semiHidden="0" w:name="Dark List Accent 6"/>
-    <w:lsdException w:unhideWhenUsed="0" w:uiPriority="71" w:semiHidden="0" w:name="Colorful Shading Accent 6"/>
-    <w:lsdException w:unhideWhenUsed="0" w:uiPriority="72" w:semiHidden="0" w:name="Colorful List Accent 6"/>
-    <w:lsdException w:unhideWhenUsed="0" w:uiPriority="73" w:semiHidden="0" w:name="Colorful Grid Accent 6"/>
+  <w:latentStyles w:defLockedState="0" w:defUIPriority="99" w:defSemiHidden="1" w:defUnhideWhenUsed="1" w:defQFormat="0" w:count="260">
+    <w:lsdException w:name="Normal" w:semiHidden="0" w:uiPriority="0" w:unhideWhenUsed="0" w:qFormat="1"/>
+    <w:lsdException w:name="heading 1" w:semiHidden="0" w:uiPriority="0" w:unhideWhenUsed="0" w:qFormat="1"/>
+    <w:lsdException w:name="heading 2" w:semiHidden="0" w:uiPriority="0" w:qFormat="1"/>
+    <w:lsdException w:name="heading 3" w:uiPriority="0" w:qFormat="1"/>
+    <w:lsdException w:name="heading 4" w:semiHidden="0" w:uiPriority="0" w:qFormat="1"/>
+    <w:lsdException w:name="heading 5" w:uiPriority="0" w:qFormat="1"/>
+    <w:lsdException w:name="heading 6" w:uiPriority="0" w:qFormat="1"/>
+    <w:lsdException w:name="heading 7" w:uiPriority="0" w:qFormat="1"/>
+    <w:lsdException w:name="heading 8" w:uiPriority="0" w:qFormat="1"/>
+    <w:lsdException w:name="heading 9" w:uiPriority="0" w:qFormat="1"/>
+    <w:lsdException w:name="index 1" w:semiHidden="0" w:uiPriority="0" w:unhideWhenUsed="0"/>
+    <w:lsdException w:name="index 2" w:semiHidden="0" w:uiPriority="0" w:unhideWhenUsed="0"/>
+    <w:lsdException w:name="index 3" w:semiHidden="0" w:uiPriority="0" w:unhideWhenUsed="0"/>
+    <w:lsdException w:name="index 4" w:semiHidden="0" w:uiPriority="0" w:unhideWhenUsed="0"/>
+    <w:lsdException w:name="index 5" w:semiHidden="0" w:uiPriority="0" w:unhideWhenUsed="0"/>
+    <w:lsdException w:name="index 6" w:semiHidden="0" w:uiPriority="0" w:unhideWhenUsed="0"/>
+    <w:lsdException w:name="index 7" w:semiHidden="0" w:uiPriority="0" w:unhideWhenUsed="0"/>
+    <w:lsdException w:name="index 8" w:semiHidden="0" w:uiPriority="0" w:unhideWhenUsed="0"/>
+    <w:lsdException w:name="index 9" w:semiHidden="0" w:uiPriority="0" w:unhideWhenUsed="0"/>
+    <w:lsdException w:name="toc 1" w:semiHidden="0" w:uiPriority="0" w:unhideWhenUsed="0" w:qFormat="1"/>
+    <w:lsdException w:name="toc 2" w:semiHidden="0" w:uiPriority="0" w:unhideWhenUsed="0" w:qFormat="1"/>
+    <w:lsdException w:name="toc 3" w:semiHidden="0" w:uiPriority="0" w:unhideWhenUsed="0" w:qFormat="1"/>
+    <w:lsdException w:name="toc 4" w:semiHidden="0" w:uiPriority="0" w:unhideWhenUsed="0"/>
+    <w:lsdException w:name="toc 5" w:semiHidden="0" w:uiPriority="0" w:unhideWhenUsed="0"/>
+    <w:lsdException w:name="toc 6" w:semiHidden="0" w:uiPriority="0" w:unhideWhenUsed="0"/>
+    <w:lsdException w:name="toc 7" w:semiHidden="0" w:uiPriority="0" w:unhideWhenUsed="0"/>
+    <w:lsdException w:name="toc 8" w:semiHidden="0" w:uiPriority="0" w:unhideWhenUsed="0"/>
+    <w:lsdException w:name="toc 9" w:semiHidden="0" w:uiPriority="0" w:unhideWhenUsed="0"/>
+    <w:lsdException w:name="Normal Indent" w:semiHidden="0" w:uiPriority="0" w:unhideWhenUsed="0"/>
+    <w:lsdException w:name="footnote text" w:semiHidden="0" w:uiPriority="0" w:unhideWhenUsed="0"/>
+    <w:lsdException w:name="annotation text" w:semiHidden="0" w:uiPriority="0" w:unhideWhenUsed="0" w:qFormat="1"/>
+    <w:lsdException w:name="header" w:semiHidden="0" w:uiPriority="0" w:unhideWhenUsed="0" w:qFormat="1"/>
+    <w:lsdException w:name="footer" w:semiHidden="0" w:uiPriority="0" w:unhideWhenUsed="0" w:qFormat="1"/>
+    <w:lsdException w:name="index heading" w:semiHidden="0" w:uiPriority="0" w:unhideWhenUsed="0"/>
+    <w:lsdException w:name="caption" w:uiPriority="0" w:qFormat="1"/>
+    <w:lsdException w:name="table of figures" w:semiHidden="0" w:uiPriority="0" w:unhideWhenUsed="0"/>
+    <w:lsdException w:name="envelope address" w:semiHidden="0" w:uiPriority="0" w:unhideWhenUsed="0"/>
+    <w:lsdException w:name="envelope return" w:semiHidden="0" w:uiPriority="0" w:unhideWhenUsed="0"/>
+    <w:lsdException w:name="footnote reference" w:semiHidden="0" w:uiPriority="0" w:unhideWhenUsed="0"/>
+    <w:lsdException w:name="annotation reference" w:semiHidden="0" w:uiPriority="0" w:unhideWhenUsed="0"/>
+    <w:lsdException w:name="line number" w:semiHidden="0" w:uiPriority="0" w:unhideWhenUsed="0"/>
+    <w:lsdException w:name="page number" w:semiHidden="0" w:uiPriority="0" w:unhideWhenUsed="0"/>
+    <w:lsdException w:name="endnote reference" w:semiHidden="0" w:uiPriority="0" w:unhideWhenUsed="0"/>
+    <w:lsdException w:name="endnote text" w:semiHidden="0" w:uiPriority="0" w:unhideWhenUsed="0"/>
+    <w:lsdException w:name="table of authorities" w:semiHidden="0" w:uiPriority="0" w:unhideWhenUsed="0"/>
+    <w:lsdException w:name="macro" w:semiHidden="0" w:uiPriority="0" w:unhideWhenUsed="0"/>
+    <w:lsdException w:name="toa heading" w:semiHidden="0" w:uiPriority="0" w:unhideWhenUsed="0"/>
+    <w:lsdException w:name="List" w:semiHidden="0" w:uiPriority="0" w:unhideWhenUsed="0"/>
+    <w:lsdException w:name="List Bullet" w:semiHidden="0" w:uiPriority="0" w:unhideWhenUsed="0"/>
+    <w:lsdException w:name="List Number" w:semiHidden="0" w:uiPriority="0" w:unhideWhenUsed="0"/>
+    <w:lsdException w:name="List 2" w:semiHidden="0" w:uiPriority="0" w:unhideWhenUsed="0"/>
+    <w:lsdException w:name="List 3" w:semiHidden="0" w:uiPriority="0" w:unhideWhenUsed="0"/>
+    <w:lsdException w:name="List 4" w:semiHidden="0" w:uiPriority="0" w:unhideWhenUsed="0"/>
+    <w:lsdException w:name="List 5" w:semiHidden="0" w:uiPriority="0" w:unhideWhenUsed="0"/>
+    <w:lsdException w:name="List Bullet 2" w:semiHidden="0" w:uiPriority="0" w:unhideWhenUsed="0"/>
+    <w:lsdException w:name="List Bullet 3" w:semiHidden="0" w:uiPriority="0" w:unhideWhenUsed="0"/>
+    <w:lsdException w:name="List Bullet 4" w:semiHidden="0" w:uiPriority="0" w:unhideWhenUsed="0"/>
+    <w:lsdException w:name="List Bullet 5" w:semiHidden="0" w:uiPriority="0" w:unhideWhenUsed="0"/>
+    <w:lsdException w:name="List Number 2" w:semiHidden="0" w:uiPriority="0" w:unhideWhenUsed="0"/>
+    <w:lsdException w:name="List Number 3" w:semiHidden="0" w:uiPriority="0" w:unhideWhenUsed="0"/>
+    <w:lsdException w:name="List Number 4" w:semiHidden="0" w:uiPriority="0" w:unhideWhenUsed="0"/>
+    <w:lsdException w:name="List Number 5" w:semiHidden="0" w:uiPriority="0" w:unhideWhenUsed="0"/>
+    <w:lsdException w:name="Title" w:semiHidden="0" w:uiPriority="0" w:unhideWhenUsed="0" w:qFormat="1"/>
+    <w:lsdException w:name="Closing" w:semiHidden="0" w:uiPriority="0" w:unhideWhenUsed="0"/>
+    <w:lsdException w:name="Signature" w:semiHidden="0" w:uiPriority="0" w:unhideWhenUsed="0"/>
+    <w:lsdException w:name="Default Paragraph Font" w:uiPriority="0" w:unhideWhenUsed="0" w:qFormat="1"/>
+    <w:lsdException w:name="Body Text" w:uiPriority="0" w:unhideWhenUsed="0" w:qFormat="1"/>
+    <w:lsdException w:name="Body Text Indent" w:semiHidden="0" w:uiPriority="0" w:unhideWhenUsed="0"/>
+    <w:lsdException w:name="List Continue" w:semiHidden="0" w:uiPriority="0" w:unhideWhenUsed="0"/>
+    <w:lsdException w:name="List Continue 2" w:semiHidden="0" w:uiPriority="0" w:unhideWhenUsed="0"/>
+    <w:lsdException w:name="List Continue 3" w:semiHidden="0" w:uiPriority="0" w:unhideWhenUsed="0"/>
+    <w:lsdException w:name="List Continue 4" w:semiHidden="0" w:uiPriority="0" w:unhideWhenUsed="0"/>
+    <w:lsdException w:name="List Continue 5" w:semiHidden="0" w:uiPriority="0" w:unhideWhenUsed="0"/>
+    <w:lsdException w:name="Message Header" w:semiHidden="0" w:uiPriority="0" w:unhideWhenUsed="0"/>
+    <w:lsdException w:name="Subtitle" w:semiHidden="0" w:uiPriority="0" w:unhideWhenUsed="0" w:qFormat="1"/>
+    <w:lsdException w:name="Salutation" w:semiHidden="0" w:uiPriority="0" w:unhideWhenUsed="0"/>
+    <w:lsdException w:name="Date" w:semiHidden="0" w:uiPriority="0" w:unhideWhenUsed="0"/>
+    <w:lsdException w:name="Body Text First Indent" w:semiHidden="0" w:uiPriority="0" w:unhideWhenUsed="0"/>
+    <w:lsdException w:name="Body Text First Indent 2" w:semiHidden="0" w:uiPriority="0" w:unhideWhenUsed="0"/>
+    <w:lsdException w:name="Body Text 2" w:semiHidden="0" w:uiPriority="0" w:unhideWhenUsed="0"/>
+    <w:lsdException w:name="Body Text 3" w:semiHidden="0" w:uiPriority="0" w:unhideWhenUsed="0"/>
+    <w:lsdException w:name="Body Text Indent 2" w:semiHidden="0" w:uiPriority="0" w:unhideWhenUsed="0"/>
+    <w:lsdException w:name="Body Text Indent 3" w:semiHidden="0" w:uiPriority="0" w:unhideWhenUsed="0"/>
+    <w:lsdException w:name="Block Text" w:semiHidden="0" w:uiPriority="0" w:unhideWhenUsed="0"/>
+    <w:lsdException w:name="Hyperlink" w:semiHidden="0" w:uiPriority="0" w:unhideWhenUsed="0"/>
+    <w:lsdException w:name="FollowedHyperlink" w:semiHidden="0" w:uiPriority="0" w:unhideWhenUsed="0"/>
+    <w:lsdException w:name="Strong" w:semiHidden="0" w:uiPriority="0" w:unhideWhenUsed="0" w:qFormat="1"/>
+    <w:lsdException w:name="Emphasis" w:semiHidden="0" w:uiPriority="0" w:unhideWhenUsed="0" w:qFormat="1"/>
+    <w:lsdException w:name="Document Map" w:semiHidden="0" w:uiPriority="0" w:unhideWhenUsed="0"/>
+    <w:lsdException w:name="Plain Text" w:semiHidden="0" w:uiPriority="0" w:unhideWhenUsed="0"/>
+    <w:lsdException w:name="E-mail Signature" w:semiHidden="0" w:uiPriority="0" w:unhideWhenUsed="0"/>
+    <w:lsdException w:name="Normal (Web)" w:semiHidden="0" w:uiPriority="0" w:unhideWhenUsed="0" w:qFormat="1"/>
+    <w:lsdException w:name="HTML Acronym" w:semiHidden="0" w:uiPriority="0" w:unhideWhenUsed="0"/>
+    <w:lsdException w:name="HTML Address" w:semiHidden="0" w:uiPriority="0" w:unhideWhenUsed="0"/>
+    <w:lsdException w:name="HTML Cite" w:semiHidden="0" w:uiPriority="0" w:unhideWhenUsed="0"/>
+    <w:lsdException w:name="HTML Code" w:semiHidden="0" w:uiPriority="0" w:unhideWhenUsed="0"/>
+    <w:lsdException w:name="HTML Definition" w:semiHidden="0" w:uiPriority="0" w:unhideWhenUsed="0"/>
+    <w:lsdException w:name="HTML Keyboard" w:semiHidden="0" w:uiPriority="0" w:unhideWhenUsed="0"/>
+    <w:lsdException w:name="HTML Preformatted" w:semiHidden="0" w:uiPriority="0" w:unhideWhenUsed="0"/>
+    <w:lsdException w:name="HTML Sample" w:semiHidden="0" w:uiPriority="0" w:unhideWhenUsed="0"/>
+    <w:lsdException w:name="HTML Typewriter" w:semiHidden="0" w:uiPriority="0" w:unhideWhenUsed="0"/>
+    <w:lsdException w:name="HTML Variable" w:semiHidden="0" w:uiPriority="0" w:unhideWhenUsed="0"/>
+    <w:lsdException w:name="Normal Table" w:uiPriority="0" w:unhideWhenUsed="0" w:qFormat="1"/>
+    <w:lsdException w:name="annotation subject" w:semiHidden="0" w:uiPriority="0" w:unhideWhenUsed="0"/>
+    <w:lsdException w:name="Table Simple 1" w:semiHidden="0" w:uiPriority="0" w:unhideWhenUsed="0"/>
+    <w:lsdException w:name="Table Simple 2" w:semiHidden="0" w:uiPriority="0" w:unhideWhenUsed="0"/>
+    <w:lsdException w:name="Table Simple 3" w:semiHidden="0" w:uiPriority="0" w:unhideWhenUsed="0"/>
+    <w:lsdException w:name="Table Classic 1" w:semiHidden="0" w:uiPriority="0" w:unhideWhenUsed="0"/>
+    <w:lsdException w:name="Table Classic 2" w:semiHidden="0" w:uiPriority="0" w:unhideWhenUsed="0"/>
+    <w:lsdException w:name="Table Classic 3" w:semiHidden="0" w:uiPriority="0" w:unhideWhenUsed="0"/>
+    <w:lsdException w:name="Table Classic 4" w:semiHidden="0" w:uiPriority="0" w:unhideWhenUsed="0"/>
+    <w:lsdException w:name="Table Colorful 1" w:semiHidden="0" w:uiPriority="0" w:unhideWhenUsed="0"/>
+    <w:lsdException w:name="Table Colorful 2" w:semiHidden="0" w:uiPriority="0" w:unhideWhenUsed="0"/>
+    <w:lsdException w:name="Table Colorful 3" w:semiHidden="0" w:uiPriority="0" w:unhideWhenUsed="0"/>
+    <w:lsdException w:name="Table Columns 1" w:semiHidden="0" w:uiPriority="0" w:unhideWhenUsed="0"/>
+    <w:lsdException w:name="Table Columns 2" w:semiHidden="0" w:uiPriority="0" w:unhideWhenUsed="0"/>
+    <w:lsdException w:name="Table Columns 3" w:semiHidden="0" w:uiPriority="0" w:unhideWhenUsed="0"/>
+    <w:lsdException w:name="Table Columns 4" w:semiHidden="0" w:uiPriority="0" w:unhideWhenUsed="0"/>
+    <w:lsdException w:name="Table Columns 5" w:semiHidden="0" w:uiPriority="0" w:unhideWhenUsed="0"/>
+    <w:lsdException w:name="Table Grid 1" w:semiHidden="0" w:uiPriority="0" w:unhideWhenUsed="0"/>
+    <w:lsdException w:name="Table Grid 2" w:semiHidden="0" w:uiPriority="0" w:unhideWhenUsed="0"/>
+    <w:lsdException w:name="Table Grid 3" w:semiHidden="0" w:uiPriority="0" w:unhideWhenUsed="0"/>
+    <w:lsdException w:name="Table Grid 4" w:semiHidden="0" w:uiPriority="0" w:unhideWhenUsed="0"/>
+    <w:lsdException w:name="Table Grid 5" w:semiHidden="0" w:uiPriority="0" w:unhideWhenUsed="0"/>
+    <w:lsdException w:name="Table Grid 6" w:semiHidden="0" w:uiPriority="0" w:unhideWhenUsed="0"/>
+    <w:lsdException w:name="Table Grid 7" w:semiHidden="0" w:uiPriority="0" w:unhideWhenUsed="0"/>
+    <w:lsdException w:name="Table Grid 8" w:semiHidden="0" w:uiPriority="0" w:unhideWhenUsed="0"/>
+    <w:lsdException w:name="Table List 1" w:semiHidden="0" w:uiPriority="0" w:unhideWhenUsed="0"/>
+    <w:lsdException w:name="Table List 2" w:semiHidden="0" w:uiPriority="0" w:unhideWhenUsed="0"/>
+    <w:lsdException w:name="Table List 3" w:semiHidden="0" w:uiPriority="0" w:unhideWhenUsed="0"/>
+    <w:lsdException w:name="Table List 4" w:semiHidden="0" w:uiPriority="0" w:unhideWhenUsed="0"/>
+    <w:lsdException w:name="Table List 5" w:semiHidden="0" w:uiPriority="0" w:unhideWhenUsed="0"/>
+    <w:lsdException w:name="Table List 6" w:semiHidden="0" w:uiPriority="0" w:unhideWhenUsed="0"/>
+    <w:lsdException w:name="Table List 7" w:semiHidden="0" w:uiPriority="0" w:unhideWhenUsed="0"/>
+    <w:lsdException w:name="Table List 8" w:semiHidden="0" w:uiPriority="0" w:unhideWhenUsed="0"/>
+    <w:lsdException w:name="Table 3D effects 1" w:semiHidden="0" w:uiPriority="0" w:unhideWhenUsed="0"/>
+    <w:lsdException w:name="Table 3D effects 2" w:semiHidden="0" w:uiPriority="0" w:unhideWhenUsed="0"/>
+    <w:lsdException w:name="Table 3D effects 3" w:semiHidden="0" w:uiPriority="0" w:unhideWhenUsed="0"/>
+    <w:lsdException w:name="Table Contemporary" w:semiHidden="0" w:uiPriority="0" w:unhideWhenUsed="0"/>
+    <w:lsdException w:name="Table Elegant" w:semiHidden="0" w:uiPriority="0" w:unhideWhenUsed="0"/>
+    <w:lsdException w:name="Table Professional" w:semiHidden="0" w:uiPriority="0" w:unhideWhenUsed="0"/>
+    <w:lsdException w:name="Table Subtle 1" w:semiHidden="0" w:uiPriority="0" w:unhideWhenUsed="0"/>
+    <w:lsdException w:name="Table Subtle 2" w:semiHidden="0" w:uiPriority="0" w:unhideWhenUsed="0"/>
+    <w:lsdException w:name="Table Web 1" w:semiHidden="0" w:uiPriority="0" w:unhideWhenUsed="0"/>
+    <w:lsdException w:name="Table Web 2" w:semiHidden="0" w:uiPriority="0" w:unhideWhenUsed="0"/>
+    <w:lsdException w:name="Table Web 3" w:semiHidden="0" w:uiPriority="0" w:unhideWhenUsed="0"/>
+    <w:lsdException w:name="Balloon Text" w:semiHidden="0" w:uiPriority="0" w:unhideWhenUsed="0"/>
+    <w:lsdException w:name="Table Grid" w:semiHidden="0" w:uiPriority="0" w:unhideWhenUsed="0" w:qFormat="1"/>
+    <w:lsdException w:name="Table Theme" w:semiHidden="0" w:uiPriority="0" w:unhideWhenUsed="0"/>
+    <w:lsdException w:name="Light Shading" w:semiHidden="0" w:uiPriority="60" w:unhideWhenUsed="0"/>
+    <w:lsdException w:name="Light List" w:semiHidden="0" w:uiPriority="61" w:unhideWhenUsed="0"/>
+    <w:lsdException w:name="Light Grid" w:semiHidden="0" w:uiPriority="62" w:unhideWhenUsed="0"/>
+    <w:lsdException w:name="Medium Shading 1" w:semiHidden="0" w:uiPriority="63" w:unhideWhenUsed="0"/>
+    <w:lsdException w:name="Medium Shading 2" w:semiHidden="0" w:uiPriority="64" w:unhideWhenUsed="0"/>
+    <w:lsdException w:name="Medium List 1" w:semiHidden="0" w:uiPriority="65" w:unhideWhenUsed="0"/>
+    <w:lsdException w:name="Medium List 2" w:semiHidden="0" w:uiPriority="66" w:unhideWhenUsed="0"/>
+    <w:lsdException w:name="Medium Grid 1" w:semiHidden="0" w:uiPriority="67" w:unhideWhenUsed="0"/>
+    <w:lsdException w:name="Medium Grid 2" w:semiHidden="0" w:uiPriority="68" w:unhideWhenUsed="0"/>
+    <w:lsdException w:name="Medium Grid 3" w:semiHidden="0" w:uiPriority="69" w:unhideWhenUsed="0"/>
+    <w:lsdException w:name="Dark List" w:semiHidden="0" w:uiPriority="70" w:unhideWhenUsed="0"/>
+    <w:lsdException w:name="Colorful Shading" w:semiHidden="0" w:uiPriority="71" w:unhideWhenUsed="0"/>
+    <w:lsdException w:name="Colorful List" w:semiHidden="0" w:uiPriority="72" w:unhideWhenUsed="0"/>
+    <w:lsdException w:name="Colorful Grid" w:semiHidden="0" w:uiPriority="73" w:unhideWhenUsed="0"/>
+    <w:lsdException w:name="Light Shading Accent 1" w:semiHidden="0" w:uiPriority="60" w:unhideWhenUsed="0"/>
+    <w:lsdException w:name="Light List Accent 1" w:semiHidden="0" w:uiPriority="61" w:unhideWhenUsed="0"/>
+    <w:lsdException w:name="Light Grid Accent 1" w:semiHidden="0" w:uiPriority="62" w:unhideWhenUsed="0"/>
+    <w:lsdException w:name="Medium Shading 1 Accent 1" w:semiHidden="0" w:uiPriority="63" w:unhideWhenUsed="0"/>
+    <w:lsdException w:name="Medium Shading 2 Accent 1" w:semiHidden="0" w:uiPriority="64" w:unhideWhenUsed="0"/>
+    <w:lsdException w:name="Medium List 1 Accent 1" w:semiHidden="0" w:uiPriority="65" w:unhideWhenUsed="0"/>
+    <w:lsdException w:name="Medium List 2 Accent 1" w:semiHidden="0" w:uiPriority="66" w:unhideWhenUsed="0"/>
+    <w:lsdException w:name="Medium Grid 1 Accent 1" w:semiHidden="0" w:uiPriority="67" w:unhideWhenUsed="0"/>
+    <w:lsdException w:name="Medium Grid 2 Accent 1" w:semiHidden="0" w:uiPriority="68" w:unhideWhenUsed="0"/>
+    <w:lsdException w:name="Medium Grid 3 Accent 1" w:semiHidden="0" w:uiPriority="69" w:unhideWhenUsed="0"/>
+    <w:lsdException w:name="Dark List Accent 1" w:semiHidden="0" w:uiPriority="70" w:unhideWhenUsed="0"/>
+    <w:lsdException w:name="Colorful Shading Accent 1" w:semiHidden="0" w:uiPriority="71" w:unhideWhenUsed="0"/>
+    <w:lsdException w:name="Colorful List Accent 1" w:semiHidden="0" w:uiPriority="72" w:unhideWhenUsed="0"/>
+    <w:lsdException w:name="Colorful Grid Accent 1" w:semiHidden="0" w:uiPriority="73" w:unhideWhenUsed="0"/>
+    <w:lsdException w:name="Light Shading Accent 2" w:semiHidden="0" w:uiPriority="60" w:unhideWhenUsed="0"/>
+    <w:lsdException w:name="Light List Accent 2" w:semiHidden="0" w:uiPriority="61" w:unhideWhenUsed="0"/>
+    <w:lsdException w:name="Light Grid Accent 2" w:semiHidden="0" w:uiPriority="62" w:unhideWhenUsed="0"/>
+    <w:lsdException w:name="Medium Shading 1 Accent 2" w:semiHidden="0" w:uiPriority="63" w:unhideWhenUsed="0"/>
+    <w:lsdException w:name="Medium Shading 2 Accent 2" w:semiHidden="0" w:uiPriority="64" w:unhideWhenUsed="0"/>
+    <w:lsdException w:name="Medium List 1 Accent 2" w:semiHidden="0" w:uiPriority="65" w:unhideWhenUsed="0"/>
+    <w:lsdException w:name="Medium List 2 Accent 2" w:semiHidden="0" w:uiPriority="66" w:unhideWhenUsed="0"/>
+    <w:lsdException w:name="Medium Grid 1 Accent 2" w:semiHidden="0" w:uiPriority="67" w:unhideWhenUsed="0"/>
+    <w:lsdException w:name="Medium Grid 2 Accent 2" w:semiHidden="0" w:uiPriority="68" w:unhideWhenUsed="0"/>
+    <w:lsdException w:name="Medium Grid 3 Accent 2" w:semiHidden="0" w:uiPriority="69" w:unhideWhenUsed="0"/>
+    <w:lsdException w:name="Dark List Accent 2" w:semiHidden="0" w:uiPriority="70" w:unhideWhenUsed="0"/>
+    <w:lsdException w:name="Colorful Shading Accent 2" w:semiHidden="0" w:uiPriority="71" w:unhideWhenUsed="0"/>
+    <w:lsdException w:name="Colorful List Accent 2" w:semiHidden="0" w:uiPriority="72" w:unhideWhenUsed="0"/>
+    <w:lsdException w:name="Colorful Grid Accent 2" w:semiHidden="0" w:uiPriority="73" w:unhideWhenUsed="0"/>
+    <w:lsdException w:name="Light Shading Accent 3" w:semiHidden="0" w:uiPriority="60" w:unhideWhenUsed="0"/>
+    <w:lsdException w:name="Light List Accent 3" w:semiHidden="0" w:uiPriority="61" w:unhideWhenUsed="0"/>
+    <w:lsdException w:name="Light Grid Accent 3" w:semiHidden="0" w:uiPriority="62" w:unhideWhenUsed="0"/>
+    <w:lsdException w:name="Medium Shading 1 Accent 3" w:semiHidden="0" w:uiPriority="63" w:unhideWhenUsed="0"/>
+    <w:lsdException w:name="Medium Shading 2 Accent 3" w:semiHidden="0" w:uiPriority="64" w:unhideWhenUsed="0"/>
+    <w:lsdException w:name="Medium List 1 Accent 3" w:semiHidden="0" w:uiPriority="65" w:unhideWhenUsed="0"/>
+    <w:lsdException w:name="Medium List 2 Accent 3" w:semiHidden="0" w:uiPriority="66" w:unhideWhenUsed="0"/>
+    <w:lsdException w:name="Medium Grid 1 Accent 3" w:semiHidden="0" w:uiPriority="67" w:unhideWhenUsed="0"/>
+    <w:lsdException w:name="Medium Grid 2 Accent 3" w:semiHidden="0" w:uiPriority="68" w:unhideWhenUsed="0"/>
+    <w:lsdException w:name="Medium Grid 3 Accent 3" w:semiHidden="0" w:uiPriority="69" w:unhideWhenUsed="0"/>
+    <w:lsdException w:name="Dark List Accent 3" w:semiHidden="0" w:uiPriority="70" w:unhideWhenUsed="0"/>
+    <w:lsdException w:name="Colorful Shading Accent 3" w:semiHidden="0" w:uiPriority="71" w:unhideWhenUsed="0"/>
+    <w:lsdException w:name="Colorful List Accent 3" w:semiHidden="0" w:uiPriority="72" w:unhideWhenUsed="0"/>
+    <w:lsdException w:name="Colorful Grid Accent 3" w:semiHidden="0" w:uiPriority="73" w:unhideWhenUsed="0"/>
+    <w:lsdException w:name="Light Shading Accent 4" w:semiHidden="0" w:uiPriority="60" w:unhideWhenUsed="0"/>
+    <w:lsdException w:name="Light List Accent 4" w:semiHidden="0" w:uiPriority="61" w:unhideWhenUsed="0"/>
+    <w:lsdException w:name="Light Grid Accent 4" w:semiHidden="0" w:uiPriority="62" w:unhideWhenUsed="0"/>
+    <w:lsdException w:name="Medium Shading 1 Accent 4" w:semiHidden="0" w:uiPriority="63" w:unhideWhenUsed="0"/>
+    <w:lsdException w:name="Medium Shading 2 Accent 4" w:semiHidden="0" w:uiPriority="64" w:unhideWhenUsed="0"/>
+    <w:lsdException w:name="Medium List 1 Accent 4" w:semiHidden="0" w:uiPriority="65" w:unhideWhenUsed="0"/>
+    <w:lsdException w:name="Medium List 2 Accent 4" w:semiHidden="0" w:uiPriority="66" w:unhideWhenUsed="0"/>
+    <w:lsdException w:name="Medium Grid 1 Accent 4" w:semiHidden="0" w:uiPriority="67" w:unhideWhenUsed="0"/>
+    <w:lsdException w:name="Medium Grid 2 Accent 4" w:semiHidden="0" w:uiPriority="68" w:unhideWhenUsed="0"/>
+    <w:lsdException w:name="Medium Grid 3 Accent 4" w:semiHidden="0" w:uiPriority="69" w:unhideWhenUsed="0"/>
+    <w:lsdException w:name="Dark List Accent 4" w:semiHidden="0" w:uiPriority="70" w:unhideWhenUsed="0"/>
+    <w:lsdException w:name="Colorful Shading Accent 4" w:semiHidden="0" w:uiPriority="71" w:unhideWhenUsed="0"/>
+    <w:lsdException w:name="Colorful List Accent 4" w:semiHidden="0" w:uiPriority="72" w:unhideWhenUsed="0"/>
+    <w:lsdException w:name="Colorful Grid Accent 4" w:semiHidden="0" w:uiPriority="73" w:unhideWhenUsed="0"/>
+    <w:lsdException w:name="Light Shading Accent 5" w:semiHidden="0" w:uiPriority="60" w:unhideWhenUsed="0"/>
+    <w:lsdException w:name="Light List Accent 5" w:semiHidden="0" w:uiPriority="61" w:unhideWhenUsed="0"/>
+    <w:lsdException w:name="Light Grid Accent 5" w:semiHidden="0" w:uiPriority="62" w:unhideWhenUsed="0"/>
+    <w:lsdException w:name="Medium Shading 1 Accent 5" w:semiHidden="0" w:uiPriority="63" w:unhideWhenUsed="0"/>
+    <w:lsdException w:name="Medium Shading 2 Accent 5" w:semiHidden="0" w:uiPriority="64" w:unhideWhenUsed="0"/>
+    <w:lsdException w:name="Medium List 1 Accent 5" w:semiHidden="0" w:uiPriority="65" w:unhideWhenUsed="0"/>
+    <w:lsdException w:name="Medium List 2 Accent 5" w:semiHidden="0" w:uiPriority="66" w:unhideWhenUsed="0"/>
+    <w:lsdException w:name="Medium Grid 1 Accent 5" w:semiHidden="0" w:uiPriority="67" w:unhideWhenUsed="0"/>
+    <w:lsdException w:name="Medium Grid 2 Accent 5" w:semiHidden="0" w:uiPriority="68" w:unhideWhenUsed="0"/>
+    <w:lsdException w:name="Medium Grid 3 Accent 5" w:semiHidden="0" w:uiPriority="69" w:unhideWhenUsed="0"/>
+    <w:lsdException w:name="Dark List Accent 5" w:semiHidden="0" w:uiPriority="70" w:unhideWhenUsed="0"/>
+    <w:lsdException w:name="Colorful Shading Accent 5" w:semiHidden="0" w:uiPriority="71" w:unhideWhenUsed="0"/>
+    <w:lsdException w:name="Colorful List Accent 5" w:semiHidden="0" w:uiPriority="72" w:unhideWhenUsed="0"/>
+    <w:lsdException w:name="Colorful Grid Accent 5" w:semiHidden="0" w:uiPriority="73" w:unhideWhenUsed="0"/>
+    <w:lsdException w:name="Light Shading Accent 6" w:semiHidden="0" w:uiPriority="60" w:unhideWhenUsed="0"/>
+    <w:lsdException w:name="Light List Accent 6" w:semiHidden="0" w:uiPriority="61" w:unhideWhenUsed="0"/>
+    <w:lsdException w:name="Light Grid Accent 6" w:semiHidden="0" w:uiPriority="62" w:unhideWhenUsed="0"/>
+    <w:lsdException w:name="Medium Shading 1 Accent 6" w:semiHidden="0" w:uiPriority="63" w:unhideWhenUsed="0"/>
+    <w:lsdException w:name="Medium Shading 2 Accent 6" w:semiHidden="0" w:uiPriority="64" w:unhideWhenUsed="0"/>
+    <w:lsdException w:name="Medium List 1 Accent 6" w:semiHidden="0" w:uiPriority="65" w:unhideWhenUsed="0"/>
+    <w:lsdException w:name="Medium List 2 Accent 6" w:semiHidden="0" w:uiPriority="66" w:unhideWhenUsed="0"/>
+    <w:lsdException w:name="Medium Grid 1 Accent 6" w:semiHidden="0" w:uiPriority="67" w:unhideWhenUsed="0"/>
+    <w:lsdException w:name="Medium Grid 2 Accent 6" w:semiHidden="0" w:uiPriority="68" w:unhideWhenUsed="0"/>
+    <w:lsdException w:name="Medium Grid 3 Accent 6" w:semiHidden="0" w:uiPriority="69" w:unhideWhenUsed="0"/>
+    <w:lsdException w:name="Dark List Accent 6" w:semiHidden="0" w:uiPriority="70" w:unhideWhenUsed="0"/>
+    <w:lsdException w:name="Colorful Shading Accent 6" w:semiHidden="0" w:uiPriority="71" w:unhideWhenUsed="0"/>
+    <w:lsdException w:name="Colorful List Accent 6" w:semiHidden="0" w:uiPriority="72" w:unhideWhenUsed="0"/>
+    <w:lsdException w:name="Colorful Grid Accent 6" w:semiHidden="0" w:uiPriority="73" w:unhideWhenUsed="0"/>
   </w:latentStyles>
-  <w:style w:type="paragraph" w:default="1" w:styleId="1">
+  <w:style w:type="paragraph" w:default="1" w:styleId="Normal">
     <w:name w:val="Normal"/>
     <w:qFormat/>
-    <w:uiPriority w:val="0"/>
     <w:pPr>
       <w:kinsoku w:val="0"/>
       <w:autoSpaceDE w:val="0"/>
@@ -6652,7 +6556,7 @@
       <w:textAlignment w:val="baseline"/>
     </w:pPr>
     <w:rPr>
-      <w:rFonts w:ascii="Arial" w:hAnsi="Arial" w:eastAsia="宋体" w:cs="Arial"/>
+      <w:rFonts w:ascii="Arial" w:eastAsia="宋体" w:hAnsi="Arial" w:cs="Arial"/>
       <w:snapToGrid w:val="0"/>
       <w:color w:val="000000"/>
       <w:kern w:val="0"/>
@@ -6661,12 +6565,11 @@
       <w:lang w:val="en-US" w:eastAsia="en-US" w:bidi="ar-SA"/>
     </w:rPr>
   </w:style>
-  <w:style w:type="paragraph" w:styleId="2">
+  <w:style w:type="paragraph" w:styleId="Heading1">
     <w:name w:val="heading 1"/>
-    <w:basedOn w:val="1"/>
-    <w:next w:val="1"/>
+    <w:basedOn w:val="Normal"/>
+    <w:next w:val="Normal"/>
     <w:qFormat/>
-    <w:uiPriority w:val="0"/>
     <w:pPr>
       <w:keepNext/>
       <w:keepLines/>
@@ -6684,13 +6587,12 @@
       <w:sz w:val="44"/>
     </w:rPr>
   </w:style>
-  <w:style w:type="paragraph" w:styleId="3">
+  <w:style w:type="paragraph" w:styleId="Heading2">
     <w:name w:val="heading 2"/>
-    <w:basedOn w:val="1"/>
-    <w:next w:val="1"/>
+    <w:basedOn w:val="Normal"/>
+    <w:next w:val="Normal"/>
     <w:unhideWhenUsed/>
     <w:qFormat/>
-    <w:uiPriority w:val="0"/>
     <w:pPr>
       <w:keepNext/>
       <w:keepLines/>
@@ -6703,19 +6605,18 @@
       <w:outlineLvl w:val="1"/>
     </w:pPr>
     <w:rPr>
-      <w:rFonts w:ascii="Arial" w:hAnsi="Arial" w:eastAsia="黑体"/>
+      <w:rFonts w:ascii="Arial" w:eastAsia="黑体" w:hAnsi="Arial"/>
       <w:b/>
       <w:sz w:val="32"/>
     </w:rPr>
   </w:style>
-  <w:style w:type="paragraph" w:styleId="4">
+  <w:style w:type="paragraph" w:styleId="Heading3">
     <w:name w:val="heading 3"/>
-    <w:basedOn w:val="1"/>
-    <w:next w:val="1"/>
+    <w:basedOn w:val="Normal"/>
+    <w:next w:val="Normal"/>
     <w:semiHidden/>
     <w:unhideWhenUsed/>
     <w:qFormat/>
-    <w:uiPriority w:val="0"/>
     <w:pPr>
       <w:keepNext/>
       <w:keepLines/>
@@ -6732,13 +6633,12 @@
       <w:sz w:val="32"/>
     </w:rPr>
   </w:style>
-  <w:style w:type="paragraph" w:styleId="5">
+  <w:style w:type="paragraph" w:styleId="Heading4">
     <w:name w:val="heading 4"/>
-    <w:basedOn w:val="1"/>
-    <w:next w:val="1"/>
+    <w:basedOn w:val="Normal"/>
+    <w:next w:val="Normal"/>
     <w:unhideWhenUsed/>
     <w:qFormat/>
-    <w:uiPriority w:val="0"/>
     <w:pPr>
       <w:keepNext/>
       <w:keepLines/>
@@ -6751,19 +6651,18 @@
       <w:outlineLvl w:val="3"/>
     </w:pPr>
     <w:rPr>
-      <w:rFonts w:ascii="Arial" w:hAnsi="Arial" w:eastAsia="黑体"/>
+      <w:rFonts w:ascii="Arial" w:eastAsia="黑体" w:hAnsi="Arial"/>
       <w:b/>
       <w:sz w:val="28"/>
     </w:rPr>
   </w:style>
-  <w:style w:type="paragraph" w:styleId="6">
+  <w:style w:type="paragraph" w:styleId="Heading5">
     <w:name w:val="heading 5"/>
-    <w:basedOn w:val="1"/>
-    <w:next w:val="1"/>
+    <w:basedOn w:val="Normal"/>
+    <w:next w:val="Normal"/>
     <w:semiHidden/>
     <w:unhideWhenUsed/>
     <w:qFormat/>
-    <w:uiPriority w:val="0"/>
     <w:pPr>
       <w:keepNext/>
       <w:keepLines/>
@@ -6780,14 +6679,13 @@
       <w:sz w:val="28"/>
     </w:rPr>
   </w:style>
-  <w:style w:type="paragraph" w:styleId="7">
+  <w:style w:type="paragraph" w:styleId="Heading6">
     <w:name w:val="heading 6"/>
-    <w:basedOn w:val="1"/>
-    <w:next w:val="1"/>
+    <w:basedOn w:val="Normal"/>
+    <w:next w:val="Normal"/>
     <w:semiHidden/>
     <w:unhideWhenUsed/>
     <w:qFormat/>
-    <w:uiPriority w:val="0"/>
     <w:pPr>
       <w:keepNext/>
       <w:keepLines/>
@@ -6800,19 +6698,18 @@
       <w:outlineLvl w:val="5"/>
     </w:pPr>
     <w:rPr>
-      <w:rFonts w:ascii="Arial" w:hAnsi="Arial" w:eastAsia="黑体"/>
+      <w:rFonts w:ascii="Arial" w:eastAsia="黑体" w:hAnsi="Arial"/>
       <w:b/>
       <w:sz w:val="24"/>
     </w:rPr>
   </w:style>
-  <w:style w:type="paragraph" w:styleId="8">
+  <w:style w:type="paragraph" w:styleId="Heading7">
     <w:name w:val="heading 7"/>
-    <w:basedOn w:val="1"/>
-    <w:next w:val="1"/>
+    <w:basedOn w:val="Normal"/>
+    <w:next w:val="Normal"/>
     <w:semiHidden/>
     <w:unhideWhenUsed/>
     <w:qFormat/>
-    <w:uiPriority w:val="0"/>
     <w:pPr>
       <w:keepNext/>
       <w:keepLines/>
@@ -6829,14 +6726,13 @@
       <w:sz w:val="24"/>
     </w:rPr>
   </w:style>
-  <w:style w:type="paragraph" w:styleId="9">
+  <w:style w:type="paragraph" w:styleId="Heading8">
     <w:name w:val="heading 8"/>
-    <w:basedOn w:val="1"/>
-    <w:next w:val="1"/>
+    <w:basedOn w:val="Normal"/>
+    <w:next w:val="Normal"/>
     <w:semiHidden/>
     <w:unhideWhenUsed/>
     <w:qFormat/>
-    <w:uiPriority w:val="0"/>
     <w:pPr>
       <w:keepNext/>
       <w:keepLines/>
@@ -6849,18 +6745,17 @@
       <w:outlineLvl w:val="7"/>
     </w:pPr>
     <w:rPr>
-      <w:rFonts w:ascii="Arial" w:hAnsi="Arial" w:eastAsia="黑体"/>
+      <w:rFonts w:ascii="Arial" w:eastAsia="黑体" w:hAnsi="Arial"/>
       <w:sz w:val="24"/>
     </w:rPr>
   </w:style>
-  <w:style w:type="paragraph" w:styleId="10">
+  <w:style w:type="paragraph" w:styleId="Heading9">
     <w:name w:val="heading 9"/>
-    <w:basedOn w:val="1"/>
-    <w:next w:val="1"/>
+    <w:basedOn w:val="Normal"/>
+    <w:next w:val="Normal"/>
     <w:semiHidden/>
     <w:unhideWhenUsed/>
     <w:qFormat/>
-    <w:uiPriority w:val="0"/>
     <w:pPr>
       <w:keepNext/>
       <w:keepLines/>
@@ -6873,21 +6768,19 @@
       <w:outlineLvl w:val="8"/>
     </w:pPr>
     <w:rPr>
-      <w:rFonts w:ascii="Arial" w:hAnsi="Arial" w:eastAsia="黑体"/>
+      <w:rFonts w:ascii="Arial" w:eastAsia="黑体" w:hAnsi="Arial"/>
       <w:sz w:val="21"/>
     </w:rPr>
   </w:style>
-  <w:style w:type="character" w:default="1" w:styleId="22">
+  <w:style w:type="character" w:default="1" w:styleId="DefaultParagraphFont">
     <w:name w:val="Default Paragraph Font"/>
     <w:semiHidden/>
     <w:qFormat/>
-    <w:uiPriority w:val="0"/>
   </w:style>
-  <w:style w:type="table" w:default="1" w:styleId="20">
+  <w:style w:type="table" w:default="1" w:styleId="TableNormal">
     <w:name w:val="Normal Table"/>
     <w:semiHidden/>
     <w:qFormat/>
-    <w:uiPriority w:val="0"/>
     <w:tblPr>
       <w:tblCellMar>
         <w:top w:w="0" w:type="dxa"/>
@@ -6897,43 +6790,39 @@
       </w:tblCellMar>
     </w:tblPr>
   </w:style>
-  <w:style w:type="paragraph" w:styleId="11">
+  <w:style w:type="paragraph" w:styleId="CommentText">
     <w:name w:val="annotation text"/>
-    <w:basedOn w:val="1"/>
+    <w:basedOn w:val="Normal"/>
     <w:qFormat/>
-    <w:uiPriority w:val="0"/>
     <w:pPr>
       <w:jc w:val="left"/>
     </w:pPr>
   </w:style>
-  <w:style w:type="paragraph" w:styleId="12">
+  <w:style w:type="paragraph" w:styleId="BodyText">
     <w:name w:val="Body Text"/>
-    <w:basedOn w:val="1"/>
+    <w:basedOn w:val="Normal"/>
     <w:semiHidden/>
     <w:qFormat/>
-    <w:uiPriority w:val="0"/>
     <w:rPr>
-      <w:rFonts w:ascii="Arial" w:hAnsi="Arial" w:eastAsia="Arial" w:cs="Arial"/>
+      <w:rFonts w:ascii="Arial" w:eastAsia="Arial" w:hAnsi="Arial" w:cs="Arial"/>
       <w:sz w:val="21"/>
       <w:szCs w:val="21"/>
       <w:lang w:val="en-US" w:eastAsia="en-US" w:bidi="ar-SA"/>
     </w:rPr>
   </w:style>
-  <w:style w:type="paragraph" w:styleId="13">
+  <w:style w:type="paragraph" w:styleId="TOC3">
     <w:name w:val="toc 3"/>
-    <w:basedOn w:val="1"/>
-    <w:next w:val="1"/>
+    <w:basedOn w:val="Normal"/>
+    <w:next w:val="Normal"/>
     <w:qFormat/>
-    <w:uiPriority w:val="0"/>
     <w:pPr>
       <w:ind w:left="840" w:leftChars="400"/>
     </w:pPr>
   </w:style>
-  <w:style w:type="paragraph" w:styleId="14">
+  <w:style w:type="paragraph" w:styleId="Footer">
     <w:name w:val="footer"/>
-    <w:basedOn w:val="1"/>
+    <w:basedOn w:val="Normal"/>
     <w:qFormat/>
-    <w:uiPriority w:val="0"/>
     <w:pPr>
       <w:tabs>
         <w:tab w:val="center" w:pos="4153"/>
@@ -6946,17 +6835,16 @@
       <w:sz w:val="18"/>
     </w:rPr>
   </w:style>
-  <w:style w:type="paragraph" w:styleId="15">
+  <w:style w:type="paragraph" w:styleId="Header">
     <w:name w:val="header"/>
-    <w:basedOn w:val="1"/>
+    <w:basedOn w:val="Normal"/>
     <w:qFormat/>
-    <w:uiPriority w:val="0"/>
     <w:pPr>
       <w:pBdr>
-        <w:top w:val="none" w:color="auto" w:sz="0" w:space="0"/>
-        <w:left w:val="none" w:color="auto" w:sz="0" w:space="0"/>
-        <w:bottom w:val="none" w:color="auto" w:sz="0" w:space="0"/>
-        <w:right w:val="none" w:color="auto" w:sz="0" w:space="0"/>
+        <w:top w:val="nil"/>
+        <w:left w:val="nil"/>
+        <w:bottom w:val="nil"/>
+        <w:right w:val="nil"/>
       </w:pBdr>
       <w:tabs>
         <w:tab w:val="center" w:pos="4153"/>
@@ -6971,41 +6859,37 @@
       <w:sz w:val="18"/>
     </w:rPr>
   </w:style>
-  <w:style w:type="paragraph" w:styleId="16">
+  <w:style w:type="paragraph" w:styleId="TOC1">
     <w:name w:val="toc 1"/>
-    <w:basedOn w:val="1"/>
-    <w:next w:val="1"/>
+    <w:basedOn w:val="Normal"/>
+    <w:next w:val="Normal"/>
     <w:qFormat/>
-    <w:uiPriority w:val="0"/>
     <w:rPr>
-      <w:rFonts w:ascii="Arial" w:hAnsi="Arial" w:eastAsia="Microsoft JhengHei"/>
+      <w:rFonts w:ascii="Arial" w:eastAsia="Microsoft JhengHei" w:hAnsi="Arial"/>
       <w:sz w:val="24"/>
     </w:rPr>
   </w:style>
-  <w:style w:type="paragraph" w:styleId="17">
+  <w:style w:type="paragraph" w:styleId="TOC2">
     <w:name w:val="toc 2"/>
-    <w:basedOn w:val="1"/>
-    <w:next w:val="1"/>
+    <w:basedOn w:val="Normal"/>
+    <w:next w:val="Normal"/>
     <w:qFormat/>
-    <w:uiPriority w:val="0"/>
     <w:pPr>
       <w:ind w:left="420" w:leftChars="200"/>
     </w:pPr>
   </w:style>
-  <w:style w:type="paragraph" w:styleId="18">
+  <w:style w:type="paragraph" w:styleId="NormalWeb">
     <w:name w:val="Normal (Web)"/>
-    <w:basedOn w:val="1"/>
+    <w:basedOn w:val="Normal"/>
     <w:qFormat/>
-    <w:uiPriority w:val="0"/>
     <w:rPr>
       <w:sz w:val="24"/>
     </w:rPr>
   </w:style>
-  <w:style w:type="paragraph" w:styleId="19">
+  <w:style w:type="paragraph" w:styleId="Title">
     <w:name w:val="Title"/>
-    <w:basedOn w:val="1"/>
+    <w:basedOn w:val="Normal"/>
     <w:qFormat/>
-    <w:uiPriority w:val="0"/>
     <w:pPr>
       <w:spacing w:before="240" w:beforeLines="0" w:beforeAutospacing="0" w:after="60" w:afterLines="0" w:afterAutospacing="0"/>
       <w:jc w:val="center"/>
@@ -7017,73 +6901,68 @@
       <w:sz w:val="32"/>
     </w:rPr>
   </w:style>
-  <w:style w:type="table" w:styleId="21">
+  <w:style w:type="table" w:styleId="TableGrid">
     <w:name w:val="Table Grid"/>
-    <w:basedOn w:val="20"/>
+    <w:basedOn w:val="TableNormal"/>
     <w:qFormat/>
-    <w:uiPriority w:val="0"/>
     <w:pPr>
       <w:widowControl w:val="0"/>
       <w:jc w:val="both"/>
     </w:pPr>
     <w:tblPr>
       <w:tblBorders>
-        <w:top w:val="single" w:color="auto" w:sz="4" w:space="0"/>
-        <w:left w:val="single" w:color="auto" w:sz="4" w:space="0"/>
-        <w:bottom w:val="single" w:color="auto" w:sz="4" w:space="0"/>
-        <w:right w:val="single" w:color="auto" w:sz="4" w:space="0"/>
-        <w:insideH w:val="single" w:color="auto" w:sz="4" w:space="0"/>
-        <w:insideV w:val="single" w:color="auto" w:sz="4" w:space="0"/>
+        <w:top w:val="single" w:sz="4" w:space="0" w:color="auto"/>
+        <w:left w:val="single" w:sz="4" w:space="0" w:color="auto"/>
+        <w:bottom w:val="single" w:sz="4" w:space="0" w:color="auto"/>
+        <w:right w:val="single" w:sz="4" w:space="0" w:color="auto"/>
+        <w:insideH w:val="single" w:sz="4" w:space="0" w:color="auto"/>
+        <w:insideV w:val="single" w:sz="4" w:space="0" w:color="auto"/>
       </w:tblBorders>
     </w:tblPr>
   </w:style>
-  <w:style w:type="character" w:styleId="23">
+  <w:style w:type="character" w:styleId="Strong">
     <w:name w:val="Strong"/>
-    <w:basedOn w:val="22"/>
+    <w:basedOn w:val="DefaultParagraphFont"/>
     <w:qFormat/>
-    <w:uiPriority w:val="0"/>
     <w:rPr>
       <w:b/>
     </w:rPr>
   </w:style>
-  <w:style w:type="paragraph" w:customStyle="1" w:styleId="24">
+  <w:style w:type="paragraph" w:customStyle="1" w:styleId="a">
     <w:name w:val="柴_公司名"/>
-    <w:basedOn w:val="19"/>
+    <w:basedOn w:val="Title"/>
     <w:qFormat/>
-    <w:uiPriority w:val="0"/>
     <w:pPr>
       <w:spacing w:after="600" w:afterLines="600"/>
     </w:pPr>
     <w:rPr>
-      <w:rFonts w:hint="eastAsia" w:ascii="宋体" w:hAnsi="宋体" w:eastAsia="宋体" w:cs="宋体"/>
+      <w:rFonts w:ascii="宋体" w:eastAsia="宋体" w:hAnsi="宋体" w:cs="宋体" w:hint="eastAsia"/>
       <w:bCs/>
       <w:spacing w:val="-6"/>
       <w:sz w:val="52"/>
       <w:szCs w:val="52"/>
     </w:rPr>
   </w:style>
-  <w:style w:type="paragraph" w:customStyle="1" w:styleId="25">
+  <w:style w:type="paragraph" w:customStyle="1" w:styleId="a0">
     <w:name w:val="柴_文档名"/>
-    <w:basedOn w:val="19"/>
+    <w:basedOn w:val="Title"/>
     <w:qFormat/>
-    <w:uiPriority w:val="0"/>
     <w:pPr>
       <w:spacing w:after="900" w:afterLines="900"/>
     </w:pPr>
     <w:rPr>
-      <w:rFonts w:ascii="黑体" w:hAnsi="黑体" w:eastAsia="黑体" w:cs="黑体"/>
+      <w:rFonts w:ascii="黑体" w:eastAsia="黑体" w:hAnsi="黑体" w:cs="黑体"/>
       <w:bCs/>
       <w:spacing w:val="-7"/>
       <w:sz w:val="52"/>
       <w:szCs w:val="52"/>
     </w:rPr>
   </w:style>
-  <w:style w:type="table" w:customStyle="1" w:styleId="26">
+  <w:style w:type="table" w:customStyle="1" w:styleId="TableNormal0">
     <w:name w:val="Table Normal_0"/>
     <w:semiHidden/>
     <w:unhideWhenUsed/>
     <w:qFormat/>
-    <w:uiPriority w:val="0"/>
     <w:tblPr>
       <w:tblCellMar>
         <w:top w:w="0" w:type="dxa"/>
@@ -7093,87 +6972,81 @@
       </w:tblCellMar>
     </w:tblPr>
   </w:style>
-  <w:style w:type="paragraph" w:customStyle="1" w:styleId="27">
+  <w:style w:type="paragraph" w:customStyle="1" w:styleId="TableText">
     <w:name w:val="Table Text"/>
-    <w:basedOn w:val="1"/>
+    <w:basedOn w:val="Normal"/>
     <w:semiHidden/>
     <w:qFormat/>
-    <w:uiPriority w:val="0"/>
     <w:rPr>
-      <w:rFonts w:ascii="宋体" w:hAnsi="宋体" w:eastAsia="宋体" w:cs="宋体"/>
+      <w:rFonts w:ascii="宋体" w:eastAsia="宋体" w:hAnsi="宋体" w:cs="宋体"/>
       <w:sz w:val="21"/>
       <w:szCs w:val="21"/>
       <w:lang w:val="en-US" w:eastAsia="en-US" w:bidi="ar-SA"/>
     </w:rPr>
   </w:style>
-  <w:style w:type="paragraph" w:customStyle="1" w:styleId="28">
+  <w:style w:type="paragraph" w:customStyle="1" w:styleId="1">
     <w:name w:val="柴_标题1"/>
-    <w:basedOn w:val="2"/>
-    <w:next w:val="29"/>
-    <w:link w:val="38"/>
+    <w:basedOn w:val="Heading1"/>
+    <w:next w:val="a1"/>
+    <w:link w:val="1Char"/>
     <w:qFormat/>
-    <w:uiPriority w:val="0"/>
     <w:pPr>
       <w:spacing w:before="100" w:after="90" w:line="360" w:lineRule="auto"/>
     </w:pPr>
     <w:rPr>
-      <w:rFonts w:ascii="Arial" w:hAnsi="Arial" w:eastAsia="宋体"/>
+      <w:rFonts w:ascii="Arial" w:eastAsia="宋体" w:hAnsi="Arial"/>
       <w:sz w:val="32"/>
     </w:rPr>
   </w:style>
-  <w:style w:type="paragraph" w:customStyle="1" w:styleId="29">
+  <w:style w:type="paragraph" w:customStyle="1" w:styleId="a1">
     <w:name w:val="柴_正文"/>
-    <w:basedOn w:val="12"/>
-    <w:link w:val="42"/>
+    <w:basedOn w:val="BodyText"/>
+    <w:link w:val="Char"/>
     <w:qFormat/>
-    <w:uiPriority w:val="0"/>
     <w:pPr>
       <w:spacing w:line="360" w:lineRule="auto"/>
       <w:ind w:firstLine="470" w:firstLineChars="200"/>
     </w:pPr>
     <w:rPr>
-      <w:rFonts w:ascii="Arial" w:hAnsi="Arial" w:eastAsia="宋体"/>
+      <w:rFonts w:ascii="Arial" w:eastAsia="宋体" w:hAnsi="Arial"/>
       <w:sz w:val="24"/>
       <w:lang w:eastAsia="zh-CN"/>
     </w:rPr>
   </w:style>
-  <w:style w:type="paragraph" w:customStyle="1" w:styleId="30">
+  <w:style w:type="paragraph" w:customStyle="1" w:styleId="2">
     <w:name w:val="柴_标题2"/>
-    <w:basedOn w:val="3"/>
-    <w:next w:val="29"/>
+    <w:basedOn w:val="Heading2"/>
+    <w:next w:val="a1"/>
     <w:qFormat/>
-    <w:uiPriority w:val="0"/>
     <w:pPr>
       <w:spacing w:line="360" w:lineRule="auto"/>
     </w:pPr>
     <w:rPr>
-      <w:rFonts w:ascii="Arial" w:hAnsi="Arial" w:eastAsia="宋体"/>
+      <w:rFonts w:ascii="Arial" w:eastAsia="宋体" w:hAnsi="Arial"/>
       <w:sz w:val="28"/>
     </w:rPr>
   </w:style>
-  <w:style w:type="paragraph" w:customStyle="1" w:styleId="31">
+  <w:style w:type="paragraph" w:customStyle="1" w:styleId="3">
     <w:name w:val="柴_标题3"/>
-    <w:basedOn w:val="4"/>
-    <w:next w:val="29"/>
+    <w:basedOn w:val="Heading3"/>
+    <w:next w:val="a1"/>
     <w:qFormat/>
-    <w:uiPriority w:val="0"/>
     <w:pPr>
       <w:spacing w:line="360" w:lineRule="auto"/>
       <w:ind w:left="0" w:firstLine="472" w:firstLineChars="200"/>
     </w:pPr>
     <w:rPr>
-      <w:rFonts w:ascii="宋体" w:hAnsi="宋体" w:eastAsia="宋体" w:cs="宋体"/>
+      <w:rFonts w:ascii="宋体" w:eastAsia="宋体" w:hAnsi="宋体" w:cs="宋体"/>
       <w:spacing w:val="-2"/>
       <w:sz w:val="24"/>
       <w:szCs w:val="24"/>
     </w:rPr>
   </w:style>
-  <w:style w:type="paragraph" w:customStyle="1" w:styleId="32">
+  <w:style w:type="paragraph" w:customStyle="1" w:styleId="a2">
     <w:name w:val="柴_目录"/>
-    <w:basedOn w:val="1"/>
-    <w:next w:val="12"/>
+    <w:basedOn w:val="Normal"/>
+    <w:next w:val="BodyText"/>
     <w:qFormat/>
-    <w:uiPriority w:val="0"/>
     <w:pPr>
       <w:tabs>
         <w:tab w:val="right" w:leader="dot" w:pos="8442"/>
@@ -7181,64 +7054,59 @@
       <w:ind w:left="0" w:leftChars="0"/>
     </w:pPr>
     <w:rPr>
-      <w:rFonts w:ascii="Arial" w:hAnsi="Arial" w:eastAsia="Microsoft JhengHei"/>
+      <w:rFonts w:ascii="Arial" w:eastAsia="Microsoft JhengHei" w:hAnsi="Arial"/>
       <w:sz w:val="24"/>
     </w:rPr>
   </w:style>
-  <w:style w:type="paragraph" w:customStyle="1" w:styleId="33">
+  <w:style w:type="paragraph" w:customStyle="1" w:styleId="WPSOffice1">
     <w:name w:val="WPSOffice手动目录 1"/>
     <w:qFormat/>
-    <w:uiPriority w:val="0"/>
     <w:pPr>
       <w:ind w:leftChars="0"/>
     </w:pPr>
     <w:rPr>
-      <w:rFonts w:ascii="Times New Roman" w:hAnsi="Times New Roman" w:eastAsia="宋体" w:cs="Times New Roman"/>
+      <w:rFonts w:ascii="Times New Roman" w:eastAsia="宋体" w:hAnsi="Times New Roman" w:cs="Times New Roman"/>
       <w:sz w:val="20"/>
       <w:szCs w:val="20"/>
     </w:rPr>
   </w:style>
-  <w:style w:type="paragraph" w:customStyle="1" w:styleId="34">
+  <w:style w:type="paragraph" w:customStyle="1" w:styleId="WPSOffice2">
     <w:name w:val="WPSOffice手动目录 2"/>
     <w:qFormat/>
-    <w:uiPriority w:val="0"/>
     <w:pPr>
       <w:ind w:leftChars="200"/>
     </w:pPr>
     <w:rPr>
-      <w:rFonts w:ascii="Times New Roman" w:hAnsi="Times New Roman" w:eastAsia="宋体" w:cs="Times New Roman"/>
+      <w:rFonts w:ascii="Times New Roman" w:eastAsia="宋体" w:hAnsi="Times New Roman" w:cs="Times New Roman"/>
       <w:sz w:val="20"/>
       <w:szCs w:val="20"/>
     </w:rPr>
   </w:style>
-  <w:style w:type="paragraph" w:customStyle="1" w:styleId="35">
+  <w:style w:type="paragraph" w:customStyle="1" w:styleId="WPSOffice3">
     <w:name w:val="WPSOffice手动目录 3"/>
     <w:qFormat/>
-    <w:uiPriority w:val="0"/>
     <w:pPr>
       <w:ind w:leftChars="400"/>
     </w:pPr>
     <w:rPr>
-      <w:rFonts w:ascii="Times New Roman" w:hAnsi="Times New Roman" w:eastAsia="宋体" w:cs="Times New Roman"/>
+      <w:rFonts w:ascii="Times New Roman" w:eastAsia="宋体" w:hAnsi="Times New Roman" w:cs="Times New Roman"/>
       <w:sz w:val="20"/>
       <w:szCs w:val="20"/>
     </w:rPr>
   </w:style>
-  <w:style w:type="paragraph" w:customStyle="1" w:styleId="36">
+  <w:style w:type="paragraph" w:customStyle="1" w:styleId="Compact">
     <w:name w:val="Compact"/>
-    <w:basedOn w:val="12"/>
+    <w:basedOn w:val="BodyText"/>
     <w:qFormat/>
-    <w:uiPriority w:val="0"/>
     <w:pPr>
       <w:spacing w:before="36" w:after="36"/>
     </w:pPr>
   </w:style>
-  <w:style w:type="table" w:customStyle="1" w:styleId="37">
+  <w:style w:type="table" w:customStyle="1" w:styleId="Table">
     <w:name w:val="Table"/>
     <w:semiHidden/>
     <w:unhideWhenUsed/>
     <w:qFormat/>
-    <w:uiPriority w:val="0"/>
     <w:tblPr>
       <w:tblCellMar>
         <w:top w:w="0" w:type="dxa"/>
@@ -7250,28 +7118,26 @@
     <w:tblStylePr w:type="firstRow">
       <w:tcPr>
         <w:tcBorders>
-          <w:bottom w:val="single" w:color="auto" w:sz="0" w:space="0"/>
+          <w:bottom w:val="single" w:sz="0" w:space="0" w:color="auto"/>
         </w:tcBorders>
         <w:vAlign w:val="bottom"/>
       </w:tcPr>
     </w:tblStylePr>
   </w:style>
-  <w:style w:type="character" w:customStyle="1" w:styleId="38">
+  <w:style w:type="character" w:customStyle="1" w:styleId="1Char">
     <w:name w:val="柴_标题1 Char"/>
-    <w:link w:val="28"/>
+    <w:link w:val="1"/>
     <w:qFormat/>
-    <w:uiPriority w:val="0"/>
     <w:rPr>
-      <w:rFonts w:ascii="Arial" w:hAnsi="Arial" w:eastAsia="宋体"/>
+      <w:rFonts w:ascii="Arial" w:eastAsia="宋体" w:hAnsi="Arial"/>
       <w:sz w:val="32"/>
     </w:rPr>
   </w:style>
-  <w:style w:type="table" w:customStyle="1" w:styleId="39">
+  <w:style w:type="table" w:customStyle="1" w:styleId="TableNormal1">
     <w:name w:val="Table Normal_1"/>
     <w:semiHidden/>
     <w:unhideWhenUsed/>
     <w:qFormat/>
-    <w:uiPriority w:val="0"/>
     <w:tblPr>
       <w:tblCellMar>
         <w:top w:w="0" w:type="dxa"/>
@@ -7281,11 +7147,10 @@
       </w:tblCellMar>
     </w:tblPr>
   </w:style>
-  <w:style w:type="paragraph" w:customStyle="1" w:styleId="40">
+  <w:style w:type="paragraph" w:customStyle="1" w:styleId="a3">
     <w:name w:val="柴_正文_无缩进"/>
-    <w:basedOn w:val="1"/>
+    <w:basedOn w:val="Normal"/>
     <w:qFormat/>
-    <w:uiPriority w:val="0"/>
     <w:pPr>
       <w:ind w:firstLine="0" w:firstLineChars="0"/>
     </w:pPr>
@@ -7295,31 +7160,29 @@
       <w:lang w:eastAsia="zh-CN"/>
     </w:rPr>
   </w:style>
-  <w:style w:type="paragraph" w:customStyle="1" w:styleId="41">
+  <w:style w:type="paragraph" w:customStyle="1" w:styleId="4">
     <w:name w:val="柴_标题4"/>
-    <w:basedOn w:val="5"/>
-    <w:next w:val="1"/>
+    <w:basedOn w:val="Heading4"/>
+    <w:next w:val="Normal"/>
     <w:qFormat/>
-    <w:uiPriority w:val="0"/>
     <w:pPr>
       <w:widowControl w:val="0"/>
       <w:spacing w:before="160" w:line="360" w:lineRule="auto"/>
-      <w:ind w:left="981" w:leftChars="300" w:hanging="862"/>
+      <w:ind w:left="981" w:hanging="862" w:leftChars="300"/>
     </w:pPr>
     <w:rPr>
-      <w:rFonts w:hint="eastAsia" w:ascii="Calibri" w:hAnsi="Calibri" w:eastAsia="宋体" w:cs="宋体"/>
+      <w:rFonts w:ascii="Calibri" w:eastAsia="宋体" w:hAnsi="Calibri" w:cs="宋体" w:hint="eastAsia"/>
       <w:sz w:val="24"/>
       <w:szCs w:val="24"/>
       <w:lang w:eastAsia="zh-CN" w:bidi="zh-CN"/>
     </w:rPr>
   </w:style>
-  <w:style w:type="character" w:customStyle="1" w:styleId="42">
+  <w:style w:type="character" w:customStyle="1" w:styleId="Char">
     <w:name w:val="柴_正文 Char"/>
-    <w:link w:val="29"/>
+    <w:link w:val="a1"/>
     <w:qFormat/>
-    <w:uiPriority w:val="0"/>
     <w:rPr>
-      <w:rFonts w:ascii="Arial" w:hAnsi="Arial" w:eastAsia="宋体"/>
+      <w:rFonts w:ascii="Arial" w:eastAsia="宋体" w:hAnsi="Arial"/>
       <w:sz w:val="24"/>
       <w:lang w:eastAsia="zh-CN"/>
     </w:rPr>

--- a/10-应急管理/流程制度规范类文件/TXHS-10-01-运维应急管理制度.docx
+++ b/10-应急管理/流程制度规范类文件/TXHS-10-01-运维应急管理制度.docx
@@ -1324,7 +1324,7 @@
                 <w:vertAlign w:val="baseline"/>
                 <w:lang w:val="en-US" w:eastAsia="zh-CN"/>
               </w:rPr>
-              <w:t>强宇涛</w:t>
+              <w:t>程方</w:t>
             </w:r>
           </w:p>
         </w:tc>
@@ -1367,7 +1367,7 @@
                 <w:vertAlign w:val="baseline"/>
                 <w:lang w:val="en-US" w:eastAsia="zh-CN"/>
               </w:rPr>
-              <w:t>陈凯</w:t>
+              <w:t>茅建根</w:t>
             </w:r>
           </w:p>
         </w:tc>

--- a/10-应急管理/流程制度规范类文件/TXHS-10-01-运维应急管理制度.docx
+++ b/10-应急管理/流程制度规范类文件/TXHS-10-01-运维应急管理制度.docx
@@ -1,11 +1,10 @@
 
 <file path=word/document.xml><?xml version="1.0" encoding="utf-8"?>
-<w:document xmlns:wpc="http://schemas.microsoft.com/office/word/2010/wordprocessingCanvas" xmlns:mc="http://schemas.openxmlformats.org/markup-compatibility/2006" xmlns:o="urn:schemas-microsoft-com:office:office" xmlns:r="http://schemas.openxmlformats.org/officeDocument/2006/relationships" xmlns:m="http://schemas.openxmlformats.org/officeDocument/2006/math" xmlns:v="urn:schemas-microsoft-com:vml" xmlns:wp14="http://schemas.microsoft.com/office/word/2010/wordprocessingDrawing" xmlns:wp="http://schemas.openxmlformats.org/drawingml/2006/wordprocessingDrawing" xmlns:w10="urn:schemas-microsoft-com:office:word" xmlns:w="http://schemas.openxmlformats.org/wordprocessingml/2006/main" xmlns:w14="http://schemas.microsoft.com/office/word/2010/wordml" xmlns:w15="http://schemas.microsoft.com/office/word/2012/wordml" xmlns:wne="http://schemas.microsoft.com/office/word/2006/wordml" xmlns:wpg="http://schemas.microsoft.com/office/word/2010/wordprocessingGroup" xmlns:wpi="http://schemas.microsoft.com/office/word/2010/wordprocessingInk" xmlns:wps="http://schemas.microsoft.com/office/word/2010/wordprocessingShape" mc:Ignorable="w14 w15 wp14">
-  <!-- Generated by Aspose.Words for .NET 13.3.0.1 -->
+<w:document xmlns:wpc="http://schemas.microsoft.com/office/word/2010/wordprocessingCanvas" xmlns:mc="http://schemas.openxmlformats.org/markup-compatibility/2006" xmlns:o="urn:schemas-microsoft-com:office:office" xmlns:r="http://schemas.openxmlformats.org/officeDocument/2006/relationships" xmlns:m="http://schemas.openxmlformats.org/officeDocument/2006/math" xmlns:v="urn:schemas-microsoft-com:vml" xmlns:wp14="http://schemas.microsoft.com/office/word/2010/wordprocessingDrawing" xmlns:wp="http://schemas.openxmlformats.org/drawingml/2006/wordprocessingDrawing" xmlns:w="http://schemas.openxmlformats.org/wordprocessingml/2006/main" xmlns:w14="http://schemas.microsoft.com/office/word/2010/wordml" xmlns:w10="urn:schemas-microsoft-com:office:word" xmlns:w15="http://schemas.microsoft.com/office/word/2012/wordml" xmlns:wpg="http://schemas.microsoft.com/office/word/2010/wordprocessingGroup" xmlns:wpi="http://schemas.microsoft.com/office/word/2010/wordprocessingInk" xmlns:wne="http://schemas.microsoft.com/office/word/2006/wordml" xmlns:wps="http://schemas.microsoft.com/office/word/2010/wordprocessingShape" xmlns:wpsCustomData="http://www.wps.cn/officeDocument/2013/wpsCustomData" mc:Ignorable="w14 w15 wp14">
   <w:body>
     <w:p>
       <w:pPr>
-        <w:pStyle w:val="a"/>
+        <w:pStyle w:val="24"/>
         <w:keepNext w:val="0"/>
         <w:keepLines w:val="0"/>
         <w:pageBreakBefore w:val="0"/>
@@ -22,10 +21,10 @@
         <w:spacing w:before="3120" w:beforeLines="1000"/>
         <w:textAlignment w:val="baseline"/>
       </w:pPr>
-      <w:bookmarkStart w:id="0" w:name="_Toc11537"/>
+      <w:bookmarkStart w:id="0" w:name="_Toc15610"/>
       <w:r>
         <w:drawing>
-          <wp:anchor distT="0" distB="0" distL="114300" distR="114300" simplePos="0" relativeHeight="251660288" behindDoc="1" locked="0" layoutInCell="1" allowOverlap="1">
+          <wp:anchor distT="0" distB="0" distL="114300" distR="114300" simplePos="0" relativeHeight="251661312" behindDoc="1" locked="0" layoutInCell="1" allowOverlap="1">
             <wp:simplePos x="0" y="0"/>
             <wp:positionH relativeFrom="column">
               <wp:posOffset>-19050</wp:posOffset>
@@ -50,7 +49,7 @@
                     </pic:cNvPicPr>
                   </pic:nvPicPr>
                   <pic:blipFill>
-                    <a:blip xmlns:r="http://schemas.openxmlformats.org/officeDocument/2006/relationships" r:embed="rId4"/>
+                    <a:blip r:embed="rId7"/>
                     <a:stretch>
                       <a:fillRect/>
                     </a:stretch>
@@ -76,7 +75,7 @@
       </w:r>
       <w:r>
         <w:drawing>
-          <wp:anchor distT="0" distB="0" distL="114300" distR="114300" simplePos="0" relativeHeight="251659264" behindDoc="1" locked="0" layoutInCell="1" allowOverlap="1">
+          <wp:anchor distT="0" distB="0" distL="114300" distR="114300" simplePos="0" relativeHeight="251660288" behindDoc="1" locked="0" layoutInCell="1" allowOverlap="1">
             <wp:simplePos x="0" y="0"/>
             <wp:positionH relativeFrom="column">
               <wp:posOffset>0</wp:posOffset>
@@ -101,7 +100,7 @@
                     </pic:cNvPicPr>
                   </pic:nvPicPr>
                   <pic:blipFill>
-                    <a:blip xmlns:r="http://schemas.openxmlformats.org/officeDocument/2006/relationships" r:embed="rId5"/>
+                    <a:blip r:embed="rId8"/>
                     <a:stretch>
                       <a:fillRect/>
                     </a:stretch>
@@ -131,7 +130,7 @@
           <w:lang w:val="en-US" w:eastAsia="zh-CN"/>
         </w:rPr>
         <w:drawing>
-          <wp:anchor distT="0" distB="0" distL="114300" distR="114300" simplePos="0" relativeHeight="251658240" behindDoc="1" locked="0" layoutInCell="1" allowOverlap="1">
+          <wp:anchor distT="0" distB="0" distL="114300" distR="114300" simplePos="0" relativeHeight="251659264" behindDoc="1" locked="0" layoutInCell="1" allowOverlap="1">
             <wp:simplePos x="0" y="0"/>
             <wp:positionH relativeFrom="column">
               <wp:posOffset>635</wp:posOffset>
@@ -156,7 +155,7 @@
                     </pic:cNvPicPr>
                   </pic:nvPicPr>
                   <pic:blipFill>
-                    <a:blip xmlns:r="http://schemas.openxmlformats.org/officeDocument/2006/relationships" r:embed="rId6">
+                    <a:blip r:embed="rId9">
                       <a:alphaModFix amt="58000"/>
                       <a:lum contrast="-52000"/>
                     </a:blip>
@@ -190,7 +189,7 @@
     </w:p>
     <w:p>
       <w:pPr>
-        <w:pStyle w:val="a0"/>
+        <w:pStyle w:val="25"/>
         <w:keepNext w:val="0"/>
         <w:keepLines w:val="0"/>
         <w:pageBreakBefore w:val="0"/>
@@ -211,7 +210,7 @@
           <w:lang w:val="en-US" w:eastAsia="zh-CN"/>
         </w:rPr>
       </w:pPr>
-      <w:bookmarkStart w:id="1" w:name="_Toc4401"/>
+      <w:bookmarkStart w:id="1" w:name="_Toc20274"/>
       <w:r>
         <w:rPr>
           <w:rFonts w:hint="eastAsia"/>
@@ -237,11 +236,11 @@
         <w:adjustRightInd w:val="0"/>
         <w:snapToGrid w:val="0"/>
         <w:spacing w:after="624" w:afterLines="200" w:line="219" w:lineRule="auto"/>
-        <w:ind w:left="0" w:right="0" w:firstLine="0" w:leftChars="0" w:rightChars="0" w:firstLineChars="0"/>
+        <w:ind w:left="0" w:leftChars="0" w:right="0" w:rightChars="0" w:firstLine="0" w:firstLineChars="0"/>
         <w:jc w:val="center"/>
         <w:textAlignment w:val="baseline"/>
         <w:rPr>
-          <w:rFonts w:ascii="宋体" w:eastAsia="宋体" w:hAnsi="宋体" w:cs="宋体" w:hint="default"/>
+          <w:rFonts w:hint="default" w:ascii="宋体" w:hAnsi="宋体" w:eastAsia="宋体" w:cs="宋体"/>
           <w:sz w:val="24"/>
           <w:szCs w:val="24"/>
           <w:lang w:val="en-US" w:eastAsia="zh-CN"/>
@@ -249,7 +248,7 @@
       </w:pPr>
       <w:r>
         <w:rPr>
-          <w:rFonts w:ascii="宋体" w:eastAsia="宋体" w:hAnsi="宋体" w:cs="宋体"/>
+          <w:rFonts w:ascii="宋体" w:hAnsi="宋体" w:eastAsia="宋体" w:cs="宋体"/>
           <w:b/>
           <w:bCs/>
           <w:spacing w:val="-3"/>
@@ -260,7 +259,7 @@
       </w:r>
       <w:r>
         <w:rPr>
-          <w:rFonts w:ascii="宋体" w:eastAsia="宋体" w:hAnsi="宋体" w:cs="宋体" w:hint="eastAsia"/>
+          <w:rFonts w:hint="eastAsia" w:ascii="宋体" w:hAnsi="宋体" w:eastAsia="宋体" w:cs="宋体"/>
           <w:b/>
           <w:bCs/>
           <w:spacing w:val="-3"/>
@@ -272,7 +271,7 @@
       </w:r>
       <w:r>
         <w:rPr>
-          <w:rFonts w:ascii="宋体" w:eastAsia="宋体" w:hAnsi="宋体" w:cs="宋体"/>
+          <w:rFonts w:ascii="宋体" w:hAnsi="宋体" w:eastAsia="宋体" w:cs="宋体"/>
           <w:b/>
           <w:bCs/>
           <w:spacing w:val="-3"/>
@@ -283,7 +282,7 @@
       </w:r>
       <w:r>
         <w:rPr>
-          <w:rFonts w:ascii="宋体" w:hAnsi="宋体" w:cs="宋体" w:hint="eastAsia"/>
+          <w:rFonts w:hint="eastAsia" w:ascii="宋体" w:hAnsi="宋体" w:cs="宋体"/>
           <w:b/>
           <w:bCs/>
           <w:spacing w:val="-3"/>
@@ -295,7 +294,7 @@
       </w:r>
       <w:r>
         <w:rPr>
-          <w:rFonts w:ascii="宋体" w:eastAsia="宋体" w:hAnsi="宋体" w:cs="宋体"/>
+          <w:rFonts w:ascii="宋体" w:hAnsi="宋体" w:eastAsia="宋体" w:cs="宋体"/>
           <w:b/>
           <w:bCs/>
           <w:spacing w:val="-3"/>
@@ -307,17 +306,18 @@
     </w:p>
     <w:tbl>
       <w:tblPr>
-        <w:tblStyle w:val="TableGrid"/>
+        <w:tblStyle w:val="21"/>
         <w:tblW w:w="0" w:type="auto"/>
         <w:jc w:val="center"/>
         <w:tblBorders>
-          <w:top w:val="nil"/>
-          <w:left w:val="nil"/>
-          <w:bottom w:val="nil"/>
-          <w:right w:val="nil"/>
-          <w:insideH w:val="nil"/>
-          <w:insideV w:val="nil"/>
+          <w:top w:val="none" w:color="auto" w:sz="0" w:space="0"/>
+          <w:left w:val="none" w:color="auto" w:sz="0" w:space="0"/>
+          <w:bottom w:val="none" w:color="auto" w:sz="0" w:space="0"/>
+          <w:right w:val="none" w:color="auto" w:sz="0" w:space="0"/>
+          <w:insideH w:val="none" w:color="auto" w:sz="0" w:space="0"/>
+          <w:insideV w:val="none" w:color="auto" w:sz="0" w:space="0"/>
         </w:tblBorders>
+        <w:tblLayout w:type="autofit"/>
         <w:tblCellMar>
           <w:top w:w="0" w:type="dxa"/>
           <w:left w:w="108" w:type="dxa"/>
@@ -331,15 +331,13 @@
       </w:tblGrid>
       <w:tr>
         <w:tblPrEx>
-          <w:tblW w:w="0" w:type="auto"/>
-          <w:jc w:val="center"/>
           <w:tblBorders>
-            <w:top w:val="nil"/>
-            <w:left w:val="nil"/>
-            <w:bottom w:val="nil"/>
-            <w:right w:val="nil"/>
-            <w:insideH w:val="nil"/>
-            <w:insideV w:val="nil"/>
+            <w:top w:val="none" w:color="auto" w:sz="0" w:space="0"/>
+            <w:left w:val="none" w:color="auto" w:sz="0" w:space="0"/>
+            <w:bottom w:val="none" w:color="auto" w:sz="0" w:space="0"/>
+            <w:right w:val="none" w:color="auto" w:sz="0" w:space="0"/>
+            <w:insideH w:val="none" w:color="auto" w:sz="0" w:space="0"/>
+            <w:insideV w:val="none" w:color="auto" w:sz="0" w:space="0"/>
           </w:tblBorders>
           <w:tblCellMar>
             <w:top w:w="0" w:type="dxa"/>
@@ -349,7 +347,7 @@
           </w:tblCellMar>
         </w:tblPrEx>
         <w:trPr>
-          <w:trHeight w:val="810"/>
+          <w:trHeight w:val="810" w:hRule="atLeast"/>
           <w:jc w:val="center"/>
         </w:trPr>
         <w:tc>
@@ -387,7 +385,7 @@
             </w:r>
             <w:r>
               <w:rPr>
-                <w:rFonts w:asciiTheme="minorAscii" w:eastAsiaTheme="minorEastAsia" w:hAnsiTheme="minorAscii" w:hint="default"/>
+                <w:rFonts w:hint="default" w:asciiTheme="minorAscii" w:hAnsiTheme="minorAscii" w:eastAsiaTheme="minorEastAsia"/>
                 <w:spacing w:val="227"/>
                 <w:sz w:val="21"/>
                 <w:vertAlign w:val="baseline"/>
@@ -441,7 +439,7 @@
             </w:r>
             <w:r>
               <w:rPr>
-                <w:rFonts w:asciiTheme="minorAscii" w:eastAsiaTheme="minorEastAsia" w:hAnsiTheme="minorAscii" w:hint="eastAsia"/>
+                <w:rFonts w:hint="eastAsia" w:asciiTheme="minorAscii" w:hAnsiTheme="minorAscii" w:eastAsiaTheme="minorEastAsia"/>
                 <w:spacing w:val="227"/>
                 <w:sz w:val="21"/>
                 <w:vertAlign w:val="baseline"/>
@@ -463,8 +461,14 @@
       </w:tr>
       <w:tr>
         <w:tblPrEx>
-          <w:tblW w:w="0" w:type="auto"/>
-          <w:jc w:val="center"/>
+          <w:tblBorders>
+            <w:top w:val="none" w:color="auto" w:sz="0" w:space="0"/>
+            <w:left w:val="none" w:color="auto" w:sz="0" w:space="0"/>
+            <w:bottom w:val="none" w:color="auto" w:sz="0" w:space="0"/>
+            <w:right w:val="none" w:color="auto" w:sz="0" w:space="0"/>
+            <w:insideH w:val="none" w:color="auto" w:sz="0" w:space="0"/>
+            <w:insideV w:val="none" w:color="auto" w:sz="0" w:space="0"/>
+          </w:tblBorders>
           <w:tblCellMar>
             <w:top w:w="0" w:type="dxa"/>
             <w:left w:w="108" w:type="dxa"/>
@@ -473,7 +477,7 @@
           </w:tblCellMar>
         </w:tblPrEx>
         <w:trPr>
-          <w:trHeight w:val="810"/>
+          <w:trHeight w:val="810" w:hRule="atLeast"/>
           <w:jc w:val="center"/>
         </w:trPr>
         <w:tc>
@@ -497,7 +501,7 @@
               <w:snapToGrid w:val="0"/>
               <w:textAlignment w:val="baseline"/>
               <w:rPr>
-                <w:rFonts w:ascii="Arial" w:eastAsia="Arial" w:hAnsi="Arial" w:cs="Arial" w:hint="default"/>
+                <w:rFonts w:hint="default" w:ascii="Arial" w:hAnsi="Arial" w:eastAsia="Arial" w:cs="Arial"/>
                 <w:snapToGrid w:val="0"/>
                 <w:color w:val="000000"/>
                 <w:kern w:val="0"/>
@@ -529,7 +533,7 @@
             </w:r>
             <w:r>
               <w:rPr>
-                <w:rFonts w:asciiTheme="minorAscii" w:eastAsiaTheme="minorEastAsia" w:hAnsiTheme="minorAscii" w:hint="default"/>
+                <w:rFonts w:hint="default" w:asciiTheme="minorAscii" w:hAnsiTheme="minorAscii" w:eastAsiaTheme="minorEastAsia"/>
                 <w:spacing w:val="227"/>
                 <w:sz w:val="21"/>
                 <w:vertAlign w:val="baseline"/>
@@ -582,7 +586,7 @@
               <w:snapToGrid w:val="0"/>
               <w:textAlignment w:val="baseline"/>
               <w:rPr>
-                <w:rFonts w:ascii="Arial" w:eastAsia="Arial" w:hAnsi="Arial" w:cs="Arial" w:hint="default"/>
+                <w:rFonts w:hint="default" w:ascii="Arial" w:hAnsi="Arial" w:eastAsia="Arial" w:cs="Arial"/>
                 <w:snapToGrid w:val="0"/>
                 <w:color w:val="000000"/>
                 <w:kern w:val="0"/>
@@ -602,7 +606,7 @@
             </w:r>
             <w:r>
               <w:rPr>
-                <w:rFonts w:asciiTheme="minorAscii" w:eastAsiaTheme="minorEastAsia" w:hAnsiTheme="minorAscii" w:hint="eastAsia"/>
+                <w:rFonts w:hint="eastAsia" w:asciiTheme="minorAscii" w:hAnsiTheme="minorAscii" w:eastAsiaTheme="minorEastAsia"/>
                 <w:spacing w:val="227"/>
                 <w:sz w:val="21"/>
                 <w:vertAlign w:val="baseline"/>
@@ -624,8 +628,14 @@
       </w:tr>
       <w:tr>
         <w:tblPrEx>
-          <w:tblW w:w="0" w:type="auto"/>
-          <w:jc w:val="center"/>
+          <w:tblBorders>
+            <w:top w:val="none" w:color="auto" w:sz="0" w:space="0"/>
+            <w:left w:val="none" w:color="auto" w:sz="0" w:space="0"/>
+            <w:bottom w:val="none" w:color="auto" w:sz="0" w:space="0"/>
+            <w:right w:val="none" w:color="auto" w:sz="0" w:space="0"/>
+            <w:insideH w:val="none" w:color="auto" w:sz="0" w:space="0"/>
+            <w:insideV w:val="none" w:color="auto" w:sz="0" w:space="0"/>
+          </w:tblBorders>
           <w:tblCellMar>
             <w:top w:w="0" w:type="dxa"/>
             <w:left w:w="108" w:type="dxa"/>
@@ -634,7 +644,7 @@
           </w:tblCellMar>
         </w:tblPrEx>
         <w:trPr>
-          <w:trHeight w:val="635"/>
+          <w:trHeight w:val="635" w:hRule="atLeast"/>
           <w:jc w:val="center"/>
         </w:trPr>
         <w:tc>
@@ -684,7 +694,7 @@
             </w:r>
             <w:r>
               <w:rPr>
-                <w:rFonts w:asciiTheme="minorAscii" w:eastAsiaTheme="minorEastAsia" w:hAnsiTheme="minorAscii" w:hint="eastAsia"/>
+                <w:rFonts w:hint="eastAsia" w:asciiTheme="minorAscii" w:hAnsiTheme="minorAscii" w:eastAsiaTheme="minorEastAsia"/>
                 <w:spacing w:val="227"/>
                 <w:sz w:val="21"/>
                 <w:vertAlign w:val="baseline"/>
@@ -737,7 +747,7 @@
             </w:r>
             <w:r>
               <w:rPr>
-                <w:rFonts w:asciiTheme="minorAscii" w:eastAsiaTheme="minorEastAsia" w:hAnsiTheme="minorAscii" w:hint="eastAsia"/>
+                <w:rFonts w:hint="eastAsia" w:asciiTheme="minorAscii" w:hAnsiTheme="minorAscii" w:eastAsiaTheme="minorEastAsia"/>
                 <w:spacing w:val="227"/>
                 <w:sz w:val="21"/>
                 <w:vertAlign w:val="baseline"/>
@@ -796,14 +806,14 @@
         <w:ind w:left="3634"/>
         <w:textAlignment w:val="baseline"/>
         <w:rPr>
-          <w:rFonts w:ascii="宋体" w:eastAsia="宋体" w:hAnsi="宋体" w:cs="宋体"/>
+          <w:rFonts w:ascii="宋体" w:hAnsi="宋体" w:eastAsia="宋体" w:cs="宋体"/>
           <w:sz w:val="31"/>
           <w:szCs w:val="31"/>
         </w:rPr>
       </w:pPr>
       <w:r>
         <w:rPr>
-          <w:rFonts w:ascii="宋体" w:eastAsia="宋体" w:hAnsi="宋体" w:cs="宋体"/>
+          <w:rFonts w:ascii="宋体" w:hAnsi="宋体" w:eastAsia="宋体" w:cs="宋体"/>
           <w:b/>
           <w:bCs/>
           <w:spacing w:val="4"/>
@@ -815,16 +825,16 @@
     </w:p>
     <w:tbl>
       <w:tblPr>
-        <w:tblStyle w:val="TableNormal0"/>
+        <w:tblStyle w:val="26"/>
         <w:tblW w:w="8214" w:type="dxa"/>
         <w:jc w:val="center"/>
         <w:tblBorders>
-          <w:top w:val="single" w:sz="2" w:space="0" w:color="000000"/>
-          <w:left w:val="single" w:sz="2" w:space="0" w:color="000000"/>
-          <w:bottom w:val="single" w:sz="2" w:space="0" w:color="000000"/>
-          <w:right w:val="single" w:sz="2" w:space="0" w:color="000000"/>
-          <w:insideH w:val="single" w:sz="2" w:space="0" w:color="000000"/>
-          <w:insideV w:val="single" w:sz="2" w:space="0" w:color="000000"/>
+          <w:top w:val="single" w:color="000000" w:sz="2" w:space="0"/>
+          <w:left w:val="single" w:color="000000" w:sz="2" w:space="0"/>
+          <w:bottom w:val="single" w:color="000000" w:sz="2" w:space="0"/>
+          <w:right w:val="single" w:color="000000" w:sz="2" w:space="0"/>
+          <w:insideH w:val="single" w:color="000000" w:sz="2" w:space="0"/>
+          <w:insideV w:val="single" w:color="000000" w:sz="2" w:space="0"/>
         </w:tblBorders>
         <w:tblLayout w:type="fixed"/>
         <w:tblCellMar>
@@ -844,17 +854,14 @@
       </w:tblGrid>
       <w:tr>
         <w:tblPrEx>
-          <w:tblW w:w="8214" w:type="dxa"/>
-          <w:jc w:val="center"/>
           <w:tblBorders>
-            <w:top w:val="single" w:sz="2" w:space="0" w:color="000000"/>
-            <w:left w:val="single" w:sz="2" w:space="0" w:color="000000"/>
-            <w:bottom w:val="single" w:sz="2" w:space="0" w:color="000000"/>
-            <w:right w:val="single" w:sz="2" w:space="0" w:color="000000"/>
-            <w:insideH w:val="single" w:sz="2" w:space="0" w:color="000000"/>
-            <w:insideV w:val="single" w:sz="2" w:space="0" w:color="000000"/>
+            <w:top w:val="single" w:color="000000" w:sz="2" w:space="0"/>
+            <w:left w:val="single" w:color="000000" w:sz="2" w:space="0"/>
+            <w:bottom w:val="single" w:color="000000" w:sz="2" w:space="0"/>
+            <w:right w:val="single" w:color="000000" w:sz="2" w:space="0"/>
+            <w:insideH w:val="single" w:color="000000" w:sz="2" w:space="0"/>
+            <w:insideV w:val="single" w:color="000000" w:sz="2" w:space="0"/>
           </w:tblBorders>
-          <w:tblLayout w:type="fixed"/>
           <w:tblCellMar>
             <w:top w:w="0" w:type="dxa"/>
             <w:left w:w="0" w:type="dxa"/>
@@ -863,7 +870,7 @@
           </w:tblCellMar>
         </w:tblPrEx>
         <w:trPr>
-          <w:trHeight w:val="593"/>
+          <w:trHeight w:val="593" w:hRule="atLeast"/>
           <w:jc w:val="center"/>
         </w:trPr>
         <w:tc>
@@ -885,18 +892,18 @@
               <w:adjustRightInd w:val="0"/>
               <w:snapToGrid w:val="0"/>
               <w:spacing w:before="176" w:line="228" w:lineRule="auto"/>
-              <w:ind w:left="0" w:right="0" w:firstLine="0" w:leftChars="0" w:rightChars="0" w:firstLineChars="0"/>
+              <w:ind w:left="0" w:leftChars="0" w:right="0" w:rightChars="0" w:firstLine="0" w:firstLineChars="0"/>
               <w:jc w:val="center"/>
               <w:textAlignment w:val="baseline"/>
               <w:rPr>
-                <w:rFonts w:ascii="宋体" w:eastAsia="宋体" w:hAnsi="宋体" w:cs="宋体"/>
+                <w:rFonts w:ascii="宋体" w:hAnsi="宋体" w:eastAsia="宋体" w:cs="宋体"/>
                 <w:sz w:val="20"/>
                 <w:szCs w:val="20"/>
               </w:rPr>
             </w:pPr>
             <w:r>
               <w:rPr>
-                <w:rFonts w:ascii="宋体" w:hAnsi="宋体" w:cs="宋体" w:hint="eastAsia"/>
+                <w:rFonts w:hint="eastAsia" w:ascii="宋体" w:hAnsi="宋体" w:cs="宋体"/>
                 <w:spacing w:val="-14"/>
                 <w:sz w:val="20"/>
                 <w:szCs w:val="20"/>
@@ -906,7 +913,7 @@
             </w:r>
             <w:r>
               <w:rPr>
-                <w:rFonts w:ascii="宋体" w:eastAsia="宋体" w:hAnsi="宋体" w:cs="宋体"/>
+                <w:rFonts w:ascii="宋体" w:hAnsi="宋体" w:eastAsia="宋体" w:cs="宋体"/>
                 <w:spacing w:val="-14"/>
                 <w:sz w:val="20"/>
                 <w:szCs w:val="20"/>
@@ -934,18 +941,18 @@
               <w:adjustRightInd w:val="0"/>
               <w:snapToGrid w:val="0"/>
               <w:spacing w:before="175" w:line="227" w:lineRule="auto"/>
-              <w:ind w:left="0" w:right="0" w:firstLine="0" w:leftChars="0" w:rightChars="0" w:firstLineChars="0"/>
+              <w:ind w:left="0" w:leftChars="0" w:right="0" w:rightChars="0" w:firstLine="0" w:firstLineChars="0"/>
               <w:jc w:val="center"/>
               <w:textAlignment w:val="baseline"/>
               <w:rPr>
-                <w:rFonts w:ascii="宋体" w:eastAsia="宋体" w:hAnsi="宋体" w:cs="宋体"/>
+                <w:rFonts w:ascii="宋体" w:hAnsi="宋体" w:eastAsia="宋体" w:cs="宋体"/>
                 <w:sz w:val="20"/>
                 <w:szCs w:val="20"/>
               </w:rPr>
             </w:pPr>
             <w:r>
               <w:rPr>
-                <w:rFonts w:ascii="宋体" w:eastAsia="宋体" w:hAnsi="宋体" w:cs="宋体"/>
+                <w:rFonts w:ascii="宋体" w:hAnsi="宋体" w:eastAsia="宋体" w:cs="宋体"/>
                 <w:spacing w:val="4"/>
                 <w:sz w:val="20"/>
                 <w:szCs w:val="20"/>
@@ -973,18 +980,18 @@
               <w:adjustRightInd w:val="0"/>
               <w:snapToGrid w:val="0"/>
               <w:spacing w:before="175" w:line="228" w:lineRule="auto"/>
-              <w:ind w:left="0" w:right="0" w:firstLine="0" w:leftChars="0" w:rightChars="0" w:firstLineChars="0"/>
+              <w:ind w:left="0" w:leftChars="0" w:right="0" w:rightChars="0" w:firstLine="0" w:firstLineChars="0"/>
               <w:jc w:val="center"/>
               <w:textAlignment w:val="baseline"/>
               <w:rPr>
-                <w:rFonts w:ascii="宋体" w:eastAsia="宋体" w:hAnsi="宋体" w:cs="宋体"/>
+                <w:rFonts w:ascii="宋体" w:hAnsi="宋体" w:eastAsia="宋体" w:cs="宋体"/>
                 <w:sz w:val="20"/>
                 <w:szCs w:val="20"/>
               </w:rPr>
             </w:pPr>
             <w:r>
               <w:rPr>
-                <w:rFonts w:ascii="宋体" w:eastAsia="宋体" w:hAnsi="宋体" w:cs="宋体"/>
+                <w:rFonts w:ascii="宋体" w:hAnsi="宋体" w:eastAsia="宋体" w:cs="宋体"/>
                 <w:spacing w:val="7"/>
                 <w:sz w:val="20"/>
                 <w:szCs w:val="20"/>
@@ -1012,11 +1019,11 @@
               <w:adjustRightInd w:val="0"/>
               <w:snapToGrid w:val="0"/>
               <w:spacing w:before="175" w:line="228" w:lineRule="auto"/>
-              <w:ind w:left="0" w:right="0" w:firstLine="0" w:leftChars="0" w:rightChars="0" w:firstLineChars="0"/>
+              <w:ind w:left="0" w:leftChars="0" w:right="0" w:rightChars="0" w:firstLine="0" w:firstLineChars="0"/>
               <w:jc w:val="center"/>
               <w:textAlignment w:val="baseline"/>
               <w:rPr>
-                <w:rFonts w:ascii="宋体" w:eastAsia="宋体" w:hAnsi="宋体" w:cs="宋体" w:hint="eastAsia"/>
+                <w:rFonts w:hint="eastAsia" w:ascii="宋体" w:hAnsi="宋体" w:eastAsia="宋体" w:cs="宋体"/>
                 <w:spacing w:val="7"/>
                 <w:sz w:val="20"/>
                 <w:szCs w:val="20"/>
@@ -1025,7 +1032,7 @@
             </w:pPr>
             <w:r>
               <w:rPr>
-                <w:rFonts w:ascii="宋体" w:hAnsi="宋体" w:cs="宋体" w:hint="eastAsia"/>
+                <w:rFonts w:hint="eastAsia" w:ascii="宋体" w:hAnsi="宋体" w:cs="宋体"/>
                 <w:spacing w:val="7"/>
                 <w:sz w:val="20"/>
                 <w:szCs w:val="20"/>
@@ -1054,11 +1061,11 @@
               <w:adjustRightInd w:val="0"/>
               <w:snapToGrid w:val="0"/>
               <w:spacing w:before="175" w:line="228" w:lineRule="auto"/>
-              <w:ind w:left="0" w:right="0" w:firstLine="0" w:leftChars="0" w:rightChars="0" w:firstLineChars="0"/>
+              <w:ind w:left="0" w:leftChars="0" w:right="0" w:rightChars="0" w:firstLine="0" w:firstLineChars="0"/>
               <w:jc w:val="center"/>
               <w:textAlignment w:val="baseline"/>
               <w:rPr>
-                <w:rFonts w:ascii="宋体" w:hAnsi="宋体" w:cs="宋体" w:hint="default"/>
+                <w:rFonts w:hint="default" w:ascii="宋体" w:hAnsi="宋体" w:cs="宋体"/>
                 <w:spacing w:val="7"/>
                 <w:sz w:val="20"/>
                 <w:szCs w:val="20"/>
@@ -1067,7 +1074,7 @@
             </w:pPr>
             <w:r>
               <w:rPr>
-                <w:rFonts w:ascii="宋体" w:hAnsi="宋体" w:cs="宋体" w:hint="eastAsia"/>
+                <w:rFonts w:hint="eastAsia" w:ascii="宋体" w:hAnsi="宋体" w:cs="宋体"/>
                 <w:spacing w:val="7"/>
                 <w:sz w:val="20"/>
                 <w:szCs w:val="20"/>
@@ -1096,18 +1103,18 @@
               <w:adjustRightInd w:val="0"/>
               <w:snapToGrid w:val="0"/>
               <w:spacing w:before="176" w:line="229" w:lineRule="auto"/>
-              <w:ind w:left="0" w:right="0" w:firstLine="0" w:leftChars="0" w:rightChars="0" w:firstLineChars="0"/>
+              <w:ind w:left="0" w:leftChars="0" w:right="0" w:rightChars="0" w:firstLine="0" w:firstLineChars="0"/>
               <w:jc w:val="center"/>
               <w:textAlignment w:val="baseline"/>
               <w:rPr>
-                <w:rFonts w:ascii="宋体" w:eastAsia="宋体" w:hAnsi="宋体" w:cs="宋体"/>
+                <w:rFonts w:ascii="宋体" w:hAnsi="宋体" w:eastAsia="宋体" w:cs="宋体"/>
                 <w:sz w:val="20"/>
                 <w:szCs w:val="20"/>
               </w:rPr>
             </w:pPr>
             <w:r>
               <w:rPr>
-                <w:rFonts w:ascii="宋体" w:eastAsia="宋体" w:hAnsi="宋体" w:cs="宋体"/>
+                <w:rFonts w:ascii="宋体" w:hAnsi="宋体" w:eastAsia="宋体" w:cs="宋体"/>
                 <w:spacing w:val="7"/>
                 <w:sz w:val="20"/>
                 <w:szCs w:val="20"/>
@@ -1119,9 +1126,14 @@
       </w:tr>
       <w:tr>
         <w:tblPrEx>
-          <w:tblW w:w="8214" w:type="dxa"/>
-          <w:jc w:val="center"/>
-          <w:tblLayout w:type="fixed"/>
+          <w:tblBorders>
+            <w:top w:val="single" w:color="000000" w:sz="2" w:space="0"/>
+            <w:left w:val="single" w:color="000000" w:sz="2" w:space="0"/>
+            <w:bottom w:val="single" w:color="000000" w:sz="2" w:space="0"/>
+            <w:right w:val="single" w:color="000000" w:sz="2" w:space="0"/>
+            <w:insideH w:val="single" w:color="000000" w:sz="2" w:space="0"/>
+            <w:insideV w:val="single" w:color="000000" w:sz="2" w:space="0"/>
+          </w:tblBorders>
           <w:tblCellMar>
             <w:top w:w="0" w:type="dxa"/>
             <w:left w:w="0" w:type="dxa"/>
@@ -1130,7 +1142,7 @@
           </w:tblCellMar>
         </w:tblPrEx>
         <w:trPr>
-          <w:trHeight w:val="516"/>
+          <w:trHeight w:val="516" w:hRule="atLeast"/>
           <w:jc w:val="center"/>
         </w:trPr>
         <w:tc>
@@ -1152,11 +1164,11 @@
               <w:adjustRightInd w:val="0"/>
               <w:snapToGrid w:val="0"/>
               <w:spacing w:before="173" w:line="267" w:lineRule="exact"/>
-              <w:ind w:left="0" w:right="0" w:firstLine="0" w:leftChars="0" w:rightChars="0" w:firstLineChars="0"/>
+              <w:ind w:left="0" w:leftChars="0" w:right="0" w:rightChars="0" w:firstLine="0" w:firstLineChars="0"/>
               <w:jc w:val="center"/>
               <w:textAlignment w:val="baseline"/>
               <w:rPr>
-                <w:rFonts w:ascii="宋体" w:eastAsia="宋体" w:hAnsi="宋体" w:cs="宋体" w:hint="default"/>
+                <w:rFonts w:hint="default" w:ascii="宋体" w:hAnsi="宋体" w:eastAsia="宋体" w:cs="宋体"/>
                 <w:sz w:val="20"/>
                 <w:szCs w:val="20"/>
                 <w:lang w:val="en-US"/>
@@ -1164,7 +1176,7 @@
             </w:pPr>
             <w:r>
               <w:rPr>
-                <w:rFonts w:ascii="宋体" w:eastAsia="宋体" w:hAnsi="宋体" w:cs="宋体"/>
+                <w:rFonts w:ascii="宋体" w:hAnsi="宋体" w:eastAsia="宋体" w:cs="宋体"/>
                 <w:spacing w:val="3"/>
                 <w:position w:val="1"/>
                 <w:sz w:val="20"/>
@@ -1174,7 +1186,7 @@
             </w:r>
             <w:r>
               <w:rPr>
-                <w:rFonts w:ascii="宋体" w:hAnsi="宋体" w:cs="宋体" w:hint="eastAsia"/>
+                <w:rFonts w:hint="eastAsia" w:ascii="宋体" w:hAnsi="宋体" w:cs="宋体"/>
                 <w:spacing w:val="3"/>
                 <w:position w:val="1"/>
                 <w:sz w:val="20"/>
@@ -1204,18 +1216,18 @@
               <w:adjustRightInd w:val="0"/>
               <w:snapToGrid w:val="0"/>
               <w:spacing w:before="173" w:line="267" w:lineRule="exact"/>
-              <w:ind w:left="0" w:right="0" w:firstLine="0" w:leftChars="0" w:rightChars="0" w:firstLineChars="0"/>
+              <w:ind w:left="0" w:leftChars="0" w:right="0" w:rightChars="0" w:firstLine="0" w:firstLineChars="0"/>
               <w:jc w:val="center"/>
               <w:textAlignment w:val="baseline"/>
               <w:rPr>
-                <w:rFonts w:ascii="宋体" w:eastAsia="宋体" w:hAnsi="宋体" w:cs="宋体"/>
+                <w:rFonts w:ascii="宋体" w:hAnsi="宋体" w:eastAsia="宋体" w:cs="宋体"/>
                 <w:sz w:val="20"/>
                 <w:szCs w:val="20"/>
               </w:rPr>
             </w:pPr>
             <w:r>
               <w:rPr>
-                <w:rFonts w:ascii="宋体" w:eastAsia="宋体" w:hAnsi="宋体" w:cs="宋体"/>
+                <w:rFonts w:ascii="宋体" w:hAnsi="宋体" w:eastAsia="宋体" w:cs="宋体"/>
                 <w:spacing w:val="4"/>
                 <w:position w:val="1"/>
                 <w:sz w:val="20"/>
@@ -1225,7 +1237,7 @@
             </w:r>
             <w:r>
               <w:rPr>
-                <w:rFonts w:ascii="宋体" w:hAnsi="宋体" w:cs="宋体" w:hint="eastAsia"/>
+                <w:rFonts w:hint="eastAsia" w:ascii="宋体" w:hAnsi="宋体" w:cs="宋体"/>
                 <w:spacing w:val="4"/>
                 <w:position w:val="1"/>
                 <w:sz w:val="20"/>
@@ -1236,7 +1248,7 @@
             </w:r>
             <w:r>
               <w:rPr>
-                <w:rFonts w:ascii="宋体" w:eastAsia="宋体" w:hAnsi="宋体" w:cs="宋体"/>
+                <w:rFonts w:ascii="宋体" w:hAnsi="宋体" w:eastAsia="宋体" w:cs="宋体"/>
                 <w:spacing w:val="4"/>
                 <w:position w:val="1"/>
                 <w:sz w:val="20"/>
@@ -1265,18 +1277,18 @@
               <w:adjustRightInd w:val="0"/>
               <w:snapToGrid w:val="0"/>
               <w:spacing w:before="173" w:line="229" w:lineRule="auto"/>
-              <w:ind w:left="0" w:right="0" w:firstLine="0" w:leftChars="0" w:rightChars="0" w:firstLineChars="0"/>
+              <w:ind w:left="0" w:leftChars="0" w:right="0" w:rightChars="0" w:firstLine="0" w:firstLineChars="0"/>
               <w:jc w:val="center"/>
               <w:textAlignment w:val="baseline"/>
               <w:rPr>
-                <w:rFonts w:ascii="宋体" w:eastAsia="宋体" w:hAnsi="宋体" w:cs="宋体"/>
+                <w:rFonts w:ascii="宋体" w:hAnsi="宋体" w:eastAsia="宋体" w:cs="宋体"/>
                 <w:sz w:val="20"/>
                 <w:szCs w:val="20"/>
               </w:rPr>
             </w:pPr>
             <w:r>
               <w:rPr>
-                <w:rFonts w:ascii="宋体" w:hAnsi="宋体" w:cs="宋体" w:hint="eastAsia"/>
+                <w:rFonts w:hint="eastAsia" w:ascii="宋体" w:hAnsi="宋体" w:cs="宋体"/>
                 <w:sz w:val="20"/>
                 <w:szCs w:val="20"/>
                 <w:lang w:val="en-US" w:eastAsia="zh-CN"/>
@@ -1304,11 +1316,11 @@
               <w:adjustRightInd w:val="0"/>
               <w:snapToGrid w:val="0"/>
               <w:spacing w:before="173" w:line="229" w:lineRule="auto"/>
-              <w:ind w:left="0" w:right="0" w:firstLine="0" w:leftChars="0" w:rightChars="0" w:firstLineChars="0"/>
+              <w:ind w:left="0" w:leftChars="0" w:right="0" w:rightChars="0" w:firstLine="0" w:firstLineChars="0"/>
               <w:jc w:val="center"/>
               <w:textAlignment w:val="baseline"/>
               <w:rPr>
-                <w:rFonts w:ascii="宋体" w:eastAsia="宋体" w:hAnsi="宋体" w:cs="宋体"/>
+                <w:rFonts w:ascii="宋体" w:hAnsi="宋体" w:eastAsia="宋体" w:cs="宋体"/>
                 <w:spacing w:val="200"/>
                 <w:kern w:val="0"/>
                 <w:sz w:val="20"/>
@@ -1317,7 +1329,7 @@
             </w:pPr>
             <w:r>
               <w:rPr>
-                <w:rFonts w:asciiTheme="minorAscii" w:eastAsiaTheme="minorEastAsia" w:hAnsiTheme="minorAscii" w:hint="eastAsia"/>
+                <w:rFonts w:hint="eastAsia" w:asciiTheme="minorAscii" w:hAnsiTheme="minorAscii" w:eastAsiaTheme="minorEastAsia"/>
                 <w:spacing w:val="0"/>
                 <w:kern w:val="0"/>
                 <w:sz w:val="21"/>
@@ -1347,11 +1359,11 @@
               <w:adjustRightInd w:val="0"/>
               <w:snapToGrid w:val="0"/>
               <w:spacing w:before="173" w:line="229" w:lineRule="auto"/>
-              <w:ind w:left="0" w:right="0" w:firstLine="0" w:leftChars="0" w:rightChars="0" w:firstLineChars="0"/>
+              <w:ind w:left="0" w:leftChars="0" w:right="0" w:rightChars="0" w:firstLine="0" w:firstLineChars="0"/>
               <w:jc w:val="center"/>
               <w:textAlignment w:val="baseline"/>
               <w:rPr>
-                <w:rFonts w:ascii="宋体" w:eastAsia="宋体" w:hAnsi="宋体" w:cs="宋体"/>
+                <w:rFonts w:ascii="宋体" w:hAnsi="宋体" w:eastAsia="宋体" w:cs="宋体"/>
                 <w:spacing w:val="200"/>
                 <w:kern w:val="0"/>
                 <w:sz w:val="20"/>
@@ -1360,7 +1372,7 @@
             </w:pPr>
             <w:r>
               <w:rPr>
-                <w:rFonts w:asciiTheme="minorAscii" w:eastAsiaTheme="minorEastAsia" w:hAnsiTheme="minorAscii" w:hint="eastAsia"/>
+                <w:rFonts w:hint="eastAsia" w:asciiTheme="minorAscii" w:hAnsiTheme="minorAscii" w:eastAsiaTheme="minorEastAsia"/>
                 <w:spacing w:val="0"/>
                 <w:kern w:val="0"/>
                 <w:sz w:val="21"/>
@@ -1390,18 +1402,18 @@
               <w:adjustRightInd w:val="0"/>
               <w:snapToGrid w:val="0"/>
               <w:spacing w:before="173" w:line="229" w:lineRule="auto"/>
-              <w:ind w:left="0" w:right="0" w:firstLine="0" w:leftChars="0" w:rightChars="0" w:firstLineChars="0"/>
+              <w:ind w:left="0" w:leftChars="0" w:right="0" w:rightChars="0" w:firstLine="0" w:firstLineChars="0"/>
               <w:jc w:val="center"/>
               <w:textAlignment w:val="baseline"/>
               <w:rPr>
-                <w:rFonts w:ascii="宋体" w:eastAsia="宋体" w:hAnsi="宋体" w:cs="宋体"/>
+                <w:rFonts w:ascii="宋体" w:hAnsi="宋体" w:eastAsia="宋体" w:cs="宋体"/>
                 <w:sz w:val="20"/>
                 <w:szCs w:val="20"/>
               </w:rPr>
             </w:pPr>
             <w:r>
               <w:rPr>
-                <w:rFonts w:asciiTheme="minorAscii" w:eastAsiaTheme="minorEastAsia" w:hAnsiTheme="minorAscii" w:hint="eastAsia"/>
+                <w:rFonts w:hint="eastAsia" w:asciiTheme="minorAscii" w:hAnsiTheme="minorAscii" w:eastAsiaTheme="minorEastAsia"/>
                 <w:spacing w:val="0"/>
                 <w:kern w:val="0"/>
                 <w:sz w:val="21"/>
@@ -1415,9 +1427,14 @@
       </w:tr>
       <w:tr>
         <w:tblPrEx>
-          <w:tblW w:w="8214" w:type="dxa"/>
-          <w:jc w:val="center"/>
-          <w:tblLayout w:type="fixed"/>
+          <w:tblBorders>
+            <w:top w:val="single" w:color="000000" w:sz="2" w:space="0"/>
+            <w:left w:val="single" w:color="000000" w:sz="2" w:space="0"/>
+            <w:bottom w:val="single" w:color="000000" w:sz="2" w:space="0"/>
+            <w:right w:val="single" w:color="000000" w:sz="2" w:space="0"/>
+            <w:insideH w:val="single" w:color="000000" w:sz="2" w:space="0"/>
+            <w:insideV w:val="single" w:color="000000" w:sz="2" w:space="0"/>
+          </w:tblBorders>
           <w:tblCellMar>
             <w:top w:w="0" w:type="dxa"/>
             <w:left w:w="0" w:type="dxa"/>
@@ -1426,7 +1443,7 @@
           </w:tblCellMar>
         </w:tblPrEx>
         <w:trPr>
-          <w:trHeight w:val="556"/>
+          <w:trHeight w:val="556" w:hRule="atLeast"/>
           <w:jc w:val="center"/>
         </w:trPr>
         <w:tc>
@@ -1448,7 +1465,7 @@
               <w:adjustRightInd w:val="0"/>
               <w:snapToGrid w:val="0"/>
               <w:spacing w:before="173" w:line="267" w:lineRule="exact"/>
-              <w:ind w:left="0" w:right="0" w:firstLine="0" w:leftChars="0" w:rightChars="0" w:firstLineChars="0"/>
+              <w:ind w:left="0" w:leftChars="0" w:right="0" w:rightChars="0" w:firstLine="0" w:firstLineChars="0"/>
               <w:jc w:val="center"/>
               <w:textAlignment w:val="baseline"/>
             </w:pPr>
@@ -1473,7 +1490,7 @@
               <w:adjustRightInd w:val="0"/>
               <w:snapToGrid w:val="0"/>
               <w:spacing w:before="173" w:line="267" w:lineRule="exact"/>
-              <w:ind w:left="0" w:right="0" w:firstLine="0" w:leftChars="0" w:rightChars="0" w:firstLineChars="0"/>
+              <w:ind w:left="0" w:leftChars="0" w:right="0" w:rightChars="0" w:firstLine="0" w:firstLineChars="0"/>
               <w:jc w:val="center"/>
               <w:textAlignment w:val="baseline"/>
             </w:pPr>
@@ -1498,7 +1515,7 @@
               <w:adjustRightInd w:val="0"/>
               <w:snapToGrid w:val="0"/>
               <w:spacing w:before="173" w:line="229" w:lineRule="auto"/>
-              <w:ind w:left="0" w:right="0" w:firstLine="0" w:leftChars="0" w:rightChars="0" w:firstLineChars="0"/>
+              <w:ind w:left="0" w:leftChars="0" w:right="0" w:rightChars="0" w:firstLine="0" w:firstLineChars="0"/>
               <w:jc w:val="center"/>
               <w:textAlignment w:val="baseline"/>
               <w:rPr>
@@ -1527,7 +1544,7 @@
               <w:adjustRightInd w:val="0"/>
               <w:snapToGrid w:val="0"/>
               <w:spacing w:before="173" w:line="229" w:lineRule="auto"/>
-              <w:ind w:left="0" w:right="0" w:firstLine="0" w:leftChars="0" w:rightChars="0" w:firstLineChars="0"/>
+              <w:ind w:left="0" w:leftChars="0" w:right="0" w:rightChars="0" w:firstLine="0" w:firstLineChars="0"/>
               <w:jc w:val="center"/>
               <w:textAlignment w:val="baseline"/>
             </w:pPr>
@@ -1552,7 +1569,7 @@
               <w:adjustRightInd w:val="0"/>
               <w:snapToGrid w:val="0"/>
               <w:spacing w:before="173" w:line="229" w:lineRule="auto"/>
-              <w:ind w:left="0" w:right="0" w:firstLine="0" w:leftChars="0" w:rightChars="0" w:firstLineChars="0"/>
+              <w:ind w:left="0" w:leftChars="0" w:right="0" w:rightChars="0" w:firstLine="0" w:firstLineChars="0"/>
               <w:jc w:val="center"/>
               <w:textAlignment w:val="baseline"/>
             </w:pPr>
@@ -1577,7 +1594,7 @@
               <w:adjustRightInd w:val="0"/>
               <w:snapToGrid w:val="0"/>
               <w:spacing w:before="173" w:line="229" w:lineRule="auto"/>
-              <w:ind w:left="0" w:right="0" w:firstLine="0" w:leftChars="0" w:rightChars="0" w:firstLineChars="0"/>
+              <w:ind w:left="0" w:leftChars="0" w:right="0" w:rightChars="0" w:firstLine="0" w:firstLineChars="0"/>
               <w:jc w:val="center"/>
               <w:textAlignment w:val="baseline"/>
             </w:pPr>
@@ -1586,9 +1603,14 @@
       </w:tr>
       <w:tr>
         <w:tblPrEx>
-          <w:tblW w:w="8214" w:type="dxa"/>
-          <w:jc w:val="center"/>
-          <w:tblLayout w:type="fixed"/>
+          <w:tblBorders>
+            <w:top w:val="single" w:color="000000" w:sz="2" w:space="0"/>
+            <w:left w:val="single" w:color="000000" w:sz="2" w:space="0"/>
+            <w:bottom w:val="single" w:color="000000" w:sz="2" w:space="0"/>
+            <w:right w:val="single" w:color="000000" w:sz="2" w:space="0"/>
+            <w:insideH w:val="single" w:color="000000" w:sz="2" w:space="0"/>
+            <w:insideV w:val="single" w:color="000000" w:sz="2" w:space="0"/>
+          </w:tblBorders>
           <w:tblCellMar>
             <w:top w:w="0" w:type="dxa"/>
             <w:left w:w="0" w:type="dxa"/>
@@ -1597,7 +1619,7 @@
           </w:tblCellMar>
         </w:tblPrEx>
         <w:trPr>
-          <w:trHeight w:val="556"/>
+          <w:trHeight w:val="556" w:hRule="atLeast"/>
           <w:jc w:val="center"/>
         </w:trPr>
         <w:tc>
@@ -1606,7 +1628,7 @@
           </w:tcPr>
           <w:p>
             <w:pPr>
-              <w:pStyle w:val="TableText"/>
+              <w:pStyle w:val="27"/>
               <w:keepNext w:val="0"/>
               <w:keepLines w:val="0"/>
               <w:pageBreakBefore w:val="0"/>
@@ -1619,7 +1641,7 @@
               <w:bidi w:val="0"/>
               <w:adjustRightInd w:val="0"/>
               <w:snapToGrid w:val="0"/>
-              <w:ind w:left="0" w:right="0" w:firstLine="0" w:leftChars="0" w:rightChars="0" w:firstLineChars="0"/>
+              <w:ind w:left="0" w:leftChars="0" w:right="0" w:rightChars="0" w:firstLine="0" w:firstLineChars="0"/>
               <w:jc w:val="center"/>
               <w:textAlignment w:val="baseline"/>
             </w:pPr>
@@ -1631,7 +1653,7 @@
           </w:tcPr>
           <w:p>
             <w:pPr>
-              <w:pStyle w:val="TableText"/>
+              <w:pStyle w:val="27"/>
               <w:keepNext w:val="0"/>
               <w:keepLines w:val="0"/>
               <w:pageBreakBefore w:val="0"/>
@@ -1644,7 +1666,7 @@
               <w:bidi w:val="0"/>
               <w:adjustRightInd w:val="0"/>
               <w:snapToGrid w:val="0"/>
-              <w:ind w:left="0" w:right="0" w:firstLine="0" w:leftChars="0" w:rightChars="0" w:firstLineChars="0"/>
+              <w:ind w:left="0" w:leftChars="0" w:right="0" w:rightChars="0" w:firstLine="0" w:firstLineChars="0"/>
               <w:jc w:val="center"/>
               <w:textAlignment w:val="baseline"/>
             </w:pPr>
@@ -1656,7 +1678,7 @@
           </w:tcPr>
           <w:p>
             <w:pPr>
-              <w:pStyle w:val="TableText"/>
+              <w:pStyle w:val="27"/>
               <w:keepNext w:val="0"/>
               <w:keepLines w:val="0"/>
               <w:pageBreakBefore w:val="0"/>
@@ -1669,7 +1691,7 @@
               <w:bidi w:val="0"/>
               <w:adjustRightInd w:val="0"/>
               <w:snapToGrid w:val="0"/>
-              <w:ind w:left="0" w:right="0" w:firstLine="0" w:leftChars="0" w:rightChars="0" w:firstLineChars="0"/>
+              <w:ind w:left="0" w:leftChars="0" w:right="0" w:rightChars="0" w:firstLine="0" w:firstLineChars="0"/>
               <w:jc w:val="center"/>
               <w:textAlignment w:val="baseline"/>
             </w:pPr>
@@ -1681,7 +1703,7 @@
           </w:tcPr>
           <w:p>
             <w:pPr>
-              <w:pStyle w:val="TableText"/>
+              <w:pStyle w:val="27"/>
               <w:keepNext w:val="0"/>
               <w:keepLines w:val="0"/>
               <w:pageBreakBefore w:val="0"/>
@@ -1694,7 +1716,7 @@
               <w:bidi w:val="0"/>
               <w:adjustRightInd w:val="0"/>
               <w:snapToGrid w:val="0"/>
-              <w:ind w:left="0" w:right="0" w:firstLine="0" w:leftChars="0" w:rightChars="0" w:firstLineChars="0"/>
+              <w:ind w:left="0" w:leftChars="0" w:right="0" w:rightChars="0" w:firstLine="0" w:firstLineChars="0"/>
               <w:jc w:val="center"/>
               <w:textAlignment w:val="baseline"/>
             </w:pPr>
@@ -1706,7 +1728,7 @@
           </w:tcPr>
           <w:p>
             <w:pPr>
-              <w:pStyle w:val="TableText"/>
+              <w:pStyle w:val="27"/>
               <w:keepNext w:val="0"/>
               <w:keepLines w:val="0"/>
               <w:pageBreakBefore w:val="0"/>
@@ -1719,7 +1741,7 @@
               <w:bidi w:val="0"/>
               <w:adjustRightInd w:val="0"/>
               <w:snapToGrid w:val="0"/>
-              <w:ind w:left="0" w:right="0" w:firstLine="0" w:leftChars="0" w:rightChars="0" w:firstLineChars="0"/>
+              <w:ind w:left="0" w:leftChars="0" w:right="0" w:rightChars="0" w:firstLine="0" w:firstLineChars="0"/>
               <w:jc w:val="center"/>
               <w:textAlignment w:val="baseline"/>
             </w:pPr>
@@ -1731,7 +1753,7 @@
           </w:tcPr>
           <w:p>
             <w:pPr>
-              <w:pStyle w:val="TableText"/>
+              <w:pStyle w:val="27"/>
               <w:keepNext w:val="0"/>
               <w:keepLines w:val="0"/>
               <w:pageBreakBefore w:val="0"/>
@@ -1744,7 +1766,7 @@
               <w:bidi w:val="0"/>
               <w:adjustRightInd w:val="0"/>
               <w:snapToGrid w:val="0"/>
-              <w:ind w:left="0" w:right="0" w:firstLine="0" w:leftChars="0" w:rightChars="0" w:firstLineChars="0"/>
+              <w:ind w:left="0" w:leftChars="0" w:right="0" w:rightChars="0" w:firstLine="0" w:firstLineChars="0"/>
               <w:jc w:val="center"/>
               <w:textAlignment w:val="baseline"/>
             </w:pPr>
@@ -1753,9 +1775,14 @@
       </w:tr>
       <w:tr>
         <w:tblPrEx>
-          <w:tblW w:w="8214" w:type="dxa"/>
-          <w:jc w:val="center"/>
-          <w:tblLayout w:type="fixed"/>
+          <w:tblBorders>
+            <w:top w:val="single" w:color="000000" w:sz="2" w:space="0"/>
+            <w:left w:val="single" w:color="000000" w:sz="2" w:space="0"/>
+            <w:bottom w:val="single" w:color="000000" w:sz="2" w:space="0"/>
+            <w:right w:val="single" w:color="000000" w:sz="2" w:space="0"/>
+            <w:insideH w:val="single" w:color="000000" w:sz="2" w:space="0"/>
+            <w:insideV w:val="single" w:color="000000" w:sz="2" w:space="0"/>
+          </w:tblBorders>
           <w:tblCellMar>
             <w:top w:w="0" w:type="dxa"/>
             <w:left w:w="0" w:type="dxa"/>
@@ -1764,7 +1791,7 @@
           </w:tblCellMar>
         </w:tblPrEx>
         <w:trPr>
-          <w:trHeight w:val="557"/>
+          <w:trHeight w:val="557" w:hRule="atLeast"/>
           <w:jc w:val="center"/>
         </w:trPr>
         <w:tc>
@@ -1773,7 +1800,7 @@
           </w:tcPr>
           <w:p>
             <w:pPr>
-              <w:pStyle w:val="TableText"/>
+              <w:pStyle w:val="27"/>
               <w:keepNext w:val="0"/>
               <w:keepLines w:val="0"/>
               <w:pageBreakBefore w:val="0"/>
@@ -1786,7 +1813,7 @@
               <w:bidi w:val="0"/>
               <w:adjustRightInd w:val="0"/>
               <w:snapToGrid w:val="0"/>
-              <w:ind w:left="0" w:right="0" w:firstLine="0" w:leftChars="0" w:rightChars="0" w:firstLineChars="0"/>
+              <w:ind w:left="0" w:leftChars="0" w:right="0" w:rightChars="0" w:firstLine="0" w:firstLineChars="0"/>
               <w:jc w:val="center"/>
               <w:textAlignment w:val="baseline"/>
             </w:pPr>
@@ -1798,7 +1825,7 @@
           </w:tcPr>
           <w:p>
             <w:pPr>
-              <w:pStyle w:val="TableText"/>
+              <w:pStyle w:val="27"/>
               <w:keepNext w:val="0"/>
               <w:keepLines w:val="0"/>
               <w:pageBreakBefore w:val="0"/>
@@ -1811,7 +1838,7 @@
               <w:bidi w:val="0"/>
               <w:adjustRightInd w:val="0"/>
               <w:snapToGrid w:val="0"/>
-              <w:ind w:left="0" w:right="0" w:firstLine="0" w:leftChars="0" w:rightChars="0" w:firstLineChars="0"/>
+              <w:ind w:left="0" w:leftChars="0" w:right="0" w:rightChars="0" w:firstLine="0" w:firstLineChars="0"/>
               <w:jc w:val="center"/>
               <w:textAlignment w:val="baseline"/>
             </w:pPr>
@@ -1823,7 +1850,7 @@
           </w:tcPr>
           <w:p>
             <w:pPr>
-              <w:pStyle w:val="TableText"/>
+              <w:pStyle w:val="27"/>
               <w:keepNext w:val="0"/>
               <w:keepLines w:val="0"/>
               <w:pageBreakBefore w:val="0"/>
@@ -1836,7 +1863,7 @@
               <w:bidi w:val="0"/>
               <w:adjustRightInd w:val="0"/>
               <w:snapToGrid w:val="0"/>
-              <w:ind w:left="0" w:right="0" w:firstLine="0" w:leftChars="0" w:rightChars="0" w:firstLineChars="0"/>
+              <w:ind w:left="0" w:leftChars="0" w:right="0" w:rightChars="0" w:firstLine="0" w:firstLineChars="0"/>
               <w:jc w:val="center"/>
               <w:textAlignment w:val="baseline"/>
             </w:pPr>
@@ -1848,7 +1875,7 @@
           </w:tcPr>
           <w:p>
             <w:pPr>
-              <w:pStyle w:val="TableText"/>
+              <w:pStyle w:val="27"/>
               <w:keepNext w:val="0"/>
               <w:keepLines w:val="0"/>
               <w:pageBreakBefore w:val="0"/>
@@ -1861,7 +1888,7 @@
               <w:bidi w:val="0"/>
               <w:adjustRightInd w:val="0"/>
               <w:snapToGrid w:val="0"/>
-              <w:ind w:left="0" w:right="0" w:firstLine="0" w:leftChars="0" w:rightChars="0" w:firstLineChars="0"/>
+              <w:ind w:left="0" w:leftChars="0" w:right="0" w:rightChars="0" w:firstLine="0" w:firstLineChars="0"/>
               <w:jc w:val="center"/>
               <w:textAlignment w:val="baseline"/>
             </w:pPr>
@@ -1873,7 +1900,7 @@
           </w:tcPr>
           <w:p>
             <w:pPr>
-              <w:pStyle w:val="TableText"/>
+              <w:pStyle w:val="27"/>
               <w:keepNext w:val="0"/>
               <w:keepLines w:val="0"/>
               <w:pageBreakBefore w:val="0"/>
@@ -1886,7 +1913,7 @@
               <w:bidi w:val="0"/>
               <w:adjustRightInd w:val="0"/>
               <w:snapToGrid w:val="0"/>
-              <w:ind w:left="0" w:right="0" w:firstLine="0" w:leftChars="0" w:rightChars="0" w:firstLineChars="0"/>
+              <w:ind w:left="0" w:leftChars="0" w:right="0" w:rightChars="0" w:firstLine="0" w:firstLineChars="0"/>
               <w:jc w:val="center"/>
               <w:textAlignment w:val="baseline"/>
             </w:pPr>
@@ -1898,7 +1925,7 @@
           </w:tcPr>
           <w:p>
             <w:pPr>
-              <w:pStyle w:val="TableText"/>
+              <w:pStyle w:val="27"/>
               <w:keepNext w:val="0"/>
               <w:keepLines w:val="0"/>
               <w:pageBreakBefore w:val="0"/>
@@ -1911,7 +1938,7 @@
               <w:bidi w:val="0"/>
               <w:adjustRightInd w:val="0"/>
               <w:snapToGrid w:val="0"/>
-              <w:ind w:left="0" w:right="0" w:firstLine="0" w:leftChars="0" w:rightChars="0" w:firstLineChars="0"/>
+              <w:ind w:left="0" w:leftChars="0" w:right="0" w:rightChars="0" w:firstLine="0" w:firstLineChars="0"/>
               <w:jc w:val="center"/>
               <w:textAlignment w:val="baseline"/>
             </w:pPr>
@@ -1942,7 +1969,7 @@
     <w:sdt>
       <w:sdtPr>
         <w:rPr>
-          <w:rFonts w:ascii="宋体" w:eastAsia="宋体" w:hAnsi="宋体" w:cs="Arial"/>
+          <w:rFonts w:ascii="宋体" w:hAnsi="宋体" w:eastAsia="宋体" w:cs="Arial"/>
           <w:snapToGrid w:val="0"/>
           <w:color w:val="000000"/>
           <w:kern w:val="0"/>
@@ -1958,7 +1985,7 @@
       </w:sdtPr>
       <w:sdtEndPr>
         <w:rPr>
-          <w:rFonts w:ascii="宋体" w:eastAsia="宋体" w:hAnsi="宋体" w:cs="宋体" w:hint="eastAsia"/>
+          <w:rFonts w:hint="eastAsia" w:ascii="宋体" w:hAnsi="宋体" w:eastAsia="宋体" w:cs="宋体"/>
           <w:snapToGrid w:val="0"/>
           <w:color w:val="000000"/>
           <w:kern w:val="0"/>
@@ -1983,18 +2010,18 @@
             <w:adjustRightInd w:val="0"/>
             <w:snapToGrid w:val="0"/>
             <w:spacing w:before="0" w:beforeLines="0" w:after="0" w:afterLines="0" w:line="240" w:lineRule="auto"/>
-            <w:ind w:left="0" w:right="0" w:firstLine="0" w:leftChars="0" w:rightChars="0" w:firstLineChars="0"/>
+            <w:ind w:left="0" w:leftChars="0" w:right="0" w:rightChars="0" w:firstLine="0" w:firstLineChars="0"/>
             <w:jc w:val="center"/>
             <w:textAlignment w:val="baseline"/>
             <w:rPr>
-              <w:rFonts w:ascii="宋体" w:eastAsia="宋体" w:hAnsi="宋体" w:cs="宋体" w:hint="eastAsia"/>
+              <w:rFonts w:hint="eastAsia" w:ascii="宋体" w:hAnsi="宋体" w:eastAsia="宋体" w:cs="宋体"/>
               <w:sz w:val="24"/>
               <w:szCs w:val="24"/>
             </w:rPr>
           </w:pPr>
           <w:r>
             <w:rPr>
-              <w:rFonts w:ascii="宋体" w:eastAsia="宋体" w:hAnsi="宋体" w:cs="宋体" w:hint="eastAsia"/>
+              <w:rFonts w:hint="eastAsia" w:ascii="宋体" w:hAnsi="宋体" w:eastAsia="宋体" w:cs="宋体"/>
               <w:sz w:val="24"/>
               <w:szCs w:val="24"/>
             </w:rPr>
@@ -2003,14 +2030,16 @@
         </w:p>
         <w:p>
           <w:pPr>
-            <w:pStyle w:val="TOC1"/>
+            <w:pStyle w:val="16"/>
             <w:tabs>
               <w:tab w:val="right" w:leader="dot" w:pos="8306"/>
             </w:tabs>
           </w:pPr>
-          <w:r>
-            <w:rPr>
-              <w:rFonts w:ascii="宋体" w:eastAsia="宋体" w:hAnsi="宋体" w:cs="宋体" w:hint="eastAsia"/>
+          <w:bookmarkStart w:id="27" w:name="_GoBack"/>
+          <w:bookmarkEnd w:id="27"/>
+          <w:r>
+            <w:rPr>
+              <w:rFonts w:hint="eastAsia" w:ascii="宋体" w:hAnsi="宋体" w:eastAsia="宋体" w:cs="宋体"/>
               <w:sz w:val="24"/>
               <w:szCs w:val="24"/>
             </w:rPr>
@@ -2018,7 +2047,7 @@
           </w:r>
           <w:r>
             <w:rPr>
-              <w:rFonts w:ascii="宋体" w:eastAsia="宋体" w:hAnsi="宋体" w:cs="宋体" w:hint="eastAsia"/>
+              <w:rFonts w:hint="eastAsia" w:ascii="宋体" w:hAnsi="宋体" w:eastAsia="宋体" w:cs="宋体"/>
               <w:sz w:val="24"/>
               <w:szCs w:val="24"/>
             </w:rPr>
@@ -2026,7 +2055,7 @@
           </w:r>
           <w:r>
             <w:rPr>
-              <w:rFonts w:ascii="宋体" w:eastAsia="宋体" w:hAnsi="宋体" w:cs="宋体" w:hint="eastAsia"/>
+              <w:rFonts w:hint="eastAsia" w:ascii="宋体" w:hAnsi="宋体" w:eastAsia="宋体" w:cs="宋体"/>
               <w:sz w:val="24"/>
               <w:szCs w:val="24"/>
             </w:rPr>
@@ -2034,21 +2063,21 @@
           </w:r>
           <w:r>
             <w:rPr>
-              <w:rFonts w:ascii="宋体" w:eastAsia="宋体" w:hAnsi="宋体" w:cs="宋体" w:hint="eastAsia"/>
+              <w:rFonts w:hint="eastAsia" w:ascii="宋体" w:hAnsi="宋体" w:eastAsia="宋体" w:cs="宋体"/>
               <w:szCs w:val="24"/>
             </w:rPr>
             <w:fldChar w:fldCharType="begin"/>
           </w:r>
           <w:r>
             <w:rPr>
-              <w:rFonts w:ascii="宋体" w:eastAsia="宋体" w:hAnsi="宋体" w:cs="宋体" w:hint="eastAsia"/>
-              <w:szCs w:val="24"/>
-            </w:rPr>
-            <w:instrText xml:space="preserve"> HYPERLINK \l _Toc11537 </w:instrText>
-          </w:r>
-          <w:r>
-            <w:rPr>
-              <w:rFonts w:ascii="宋体" w:eastAsia="宋体" w:hAnsi="宋体" w:cs="宋体" w:hint="eastAsia"/>
+              <w:rFonts w:hint="eastAsia" w:ascii="宋体" w:hAnsi="宋体" w:eastAsia="宋体" w:cs="宋体"/>
+              <w:szCs w:val="24"/>
+            </w:rPr>
+            <w:instrText xml:space="preserve"> HYPERLINK \l _Toc15610 </w:instrText>
+          </w:r>
+          <w:r>
+            <w:rPr>
+              <w:rFonts w:hint="eastAsia" w:ascii="宋体" w:hAnsi="宋体" w:eastAsia="宋体" w:cs="宋体"/>
               <w:szCs w:val="24"/>
             </w:rPr>
             <w:fldChar w:fldCharType="separate"/>
@@ -2067,7 +2096,7 @@
             <w:fldChar w:fldCharType="begin"/>
           </w:r>
           <w:r>
-            <w:instrText xml:space="preserve"> PAGEREF _Toc11537 \h </w:instrText>
+            <w:instrText xml:space="preserve"> PAGEREF _Toc15610 \h </w:instrText>
           </w:r>
           <w:r>
             <w:fldChar w:fldCharType="separate"/>
@@ -2080,7 +2109,7 @@
           </w:r>
           <w:r>
             <w:rPr>
-              <w:rFonts w:ascii="宋体" w:eastAsia="宋体" w:hAnsi="宋体" w:cs="宋体" w:hint="eastAsia"/>
+              <w:rFonts w:hint="eastAsia" w:ascii="宋体" w:hAnsi="宋体" w:eastAsia="宋体" w:cs="宋体"/>
               <w:szCs w:val="24"/>
             </w:rPr>
             <w:fldChar w:fldCharType="end"/>
@@ -2088,28 +2117,28 @@
         </w:p>
         <w:p>
           <w:pPr>
-            <w:pStyle w:val="TOC1"/>
+            <w:pStyle w:val="16"/>
             <w:tabs>
               <w:tab w:val="right" w:leader="dot" w:pos="8306"/>
             </w:tabs>
           </w:pPr>
           <w:r>
             <w:rPr>
-              <w:rFonts w:ascii="宋体" w:eastAsia="宋体" w:hAnsi="宋体" w:cs="宋体" w:hint="eastAsia"/>
+              <w:rFonts w:hint="eastAsia" w:ascii="宋体" w:hAnsi="宋体" w:eastAsia="宋体" w:cs="宋体"/>
               <w:szCs w:val="24"/>
             </w:rPr>
             <w:fldChar w:fldCharType="begin"/>
           </w:r>
           <w:r>
             <w:rPr>
-              <w:rFonts w:ascii="宋体" w:eastAsia="宋体" w:hAnsi="宋体" w:cs="宋体" w:hint="eastAsia"/>
-              <w:szCs w:val="24"/>
-            </w:rPr>
-            <w:instrText xml:space="preserve"> HYPERLINK \l _Toc4401 </w:instrText>
-          </w:r>
-          <w:r>
-            <w:rPr>
-              <w:rFonts w:ascii="宋体" w:eastAsia="宋体" w:hAnsi="宋体" w:cs="宋体" w:hint="eastAsia"/>
+              <w:rFonts w:hint="eastAsia" w:ascii="宋体" w:hAnsi="宋体" w:eastAsia="宋体" w:cs="宋体"/>
+              <w:szCs w:val="24"/>
+            </w:rPr>
+            <w:instrText xml:space="preserve"> HYPERLINK \l _Toc20274 </w:instrText>
+          </w:r>
+          <w:r>
+            <w:rPr>
+              <w:rFonts w:hint="eastAsia" w:ascii="宋体" w:hAnsi="宋体" w:eastAsia="宋体" w:cs="宋体"/>
               <w:szCs w:val="24"/>
             </w:rPr>
             <w:fldChar w:fldCharType="separate"/>
@@ -2128,7 +2157,7 @@
             <w:fldChar w:fldCharType="begin"/>
           </w:r>
           <w:r>
-            <w:instrText xml:space="preserve"> PAGEREF _Toc4401 \h </w:instrText>
+            <w:instrText xml:space="preserve"> PAGEREF _Toc20274 \h </w:instrText>
           </w:r>
           <w:r>
             <w:fldChar w:fldCharType="separate"/>
@@ -2141,7 +2170,7 @@
           </w:r>
           <w:r>
             <w:rPr>
-              <w:rFonts w:ascii="宋体" w:eastAsia="宋体" w:hAnsi="宋体" w:cs="宋体" w:hint="eastAsia"/>
+              <w:rFonts w:hint="eastAsia" w:ascii="宋体" w:hAnsi="宋体" w:eastAsia="宋体" w:cs="宋体"/>
               <w:szCs w:val="24"/>
             </w:rPr>
             <w:fldChar w:fldCharType="end"/>
@@ -2149,28 +2178,28 @@
         </w:p>
         <w:p>
           <w:pPr>
-            <w:pStyle w:val="TOC1"/>
+            <w:pStyle w:val="16"/>
             <w:tabs>
               <w:tab w:val="right" w:leader="dot" w:pos="8306"/>
             </w:tabs>
           </w:pPr>
           <w:r>
             <w:rPr>
-              <w:rFonts w:ascii="宋体" w:eastAsia="宋体" w:hAnsi="宋体" w:cs="宋体" w:hint="eastAsia"/>
+              <w:rFonts w:hint="eastAsia" w:ascii="宋体" w:hAnsi="宋体" w:eastAsia="宋体" w:cs="宋体"/>
               <w:szCs w:val="24"/>
             </w:rPr>
             <w:fldChar w:fldCharType="begin"/>
           </w:r>
           <w:r>
             <w:rPr>
-              <w:rFonts w:ascii="宋体" w:eastAsia="宋体" w:hAnsi="宋体" w:cs="宋体" w:hint="eastAsia"/>
-              <w:szCs w:val="24"/>
-            </w:rPr>
-            <w:instrText xml:space="preserve"> HYPERLINK \l _Toc8788 </w:instrText>
-          </w:r>
-          <w:r>
-            <w:rPr>
-              <w:rFonts w:ascii="宋体" w:eastAsia="宋体" w:hAnsi="宋体" w:cs="宋体" w:hint="eastAsia"/>
+              <w:rFonts w:hint="eastAsia" w:ascii="宋体" w:hAnsi="宋体" w:eastAsia="宋体" w:cs="宋体"/>
+              <w:szCs w:val="24"/>
+            </w:rPr>
+            <w:instrText xml:space="preserve"> HYPERLINK \l _Toc31951 </w:instrText>
+          </w:r>
+          <w:r>
+            <w:rPr>
+              <w:rFonts w:hint="eastAsia" w:ascii="宋体" w:hAnsi="宋体" w:eastAsia="宋体" w:cs="宋体"/>
               <w:szCs w:val="24"/>
             </w:rPr>
             <w:fldChar w:fldCharType="separate"/>
@@ -2189,20 +2218,20 @@
             <w:fldChar w:fldCharType="begin"/>
           </w:r>
           <w:r>
-            <w:instrText xml:space="preserve"> PAGEREF _Toc8788 \h </w:instrText>
+            <w:instrText xml:space="preserve"> PAGEREF _Toc31951 \h </w:instrText>
           </w:r>
           <w:r>
             <w:fldChar w:fldCharType="separate"/>
           </w:r>
           <w:r>
-            <w:t>5</w:t>
+            <w:t>4</w:t>
           </w:r>
           <w:r>
             <w:fldChar w:fldCharType="end"/>
           </w:r>
           <w:r>
             <w:rPr>
-              <w:rFonts w:ascii="宋体" w:eastAsia="宋体" w:hAnsi="宋体" w:cs="宋体" w:hint="eastAsia"/>
+              <w:rFonts w:hint="eastAsia" w:ascii="宋体" w:hAnsi="宋体" w:eastAsia="宋体" w:cs="宋体"/>
               <w:szCs w:val="24"/>
             </w:rPr>
             <w:fldChar w:fldCharType="end"/>
@@ -2210,28 +2239,28 @@
         </w:p>
         <w:p>
           <w:pPr>
-            <w:pStyle w:val="TOC1"/>
+            <w:pStyle w:val="16"/>
             <w:tabs>
               <w:tab w:val="right" w:leader="dot" w:pos="8306"/>
             </w:tabs>
           </w:pPr>
           <w:r>
             <w:rPr>
-              <w:rFonts w:ascii="宋体" w:eastAsia="宋体" w:hAnsi="宋体" w:cs="宋体" w:hint="eastAsia"/>
+              <w:rFonts w:hint="eastAsia" w:ascii="宋体" w:hAnsi="宋体" w:eastAsia="宋体" w:cs="宋体"/>
               <w:szCs w:val="24"/>
             </w:rPr>
             <w:fldChar w:fldCharType="begin"/>
           </w:r>
           <w:r>
             <w:rPr>
-              <w:rFonts w:ascii="宋体" w:eastAsia="宋体" w:hAnsi="宋体" w:cs="宋体" w:hint="eastAsia"/>
-              <w:szCs w:val="24"/>
-            </w:rPr>
-            <w:instrText xml:space="preserve"> HYPERLINK \l _Toc24662 </w:instrText>
-          </w:r>
-          <w:r>
-            <w:rPr>
-              <w:rFonts w:ascii="宋体" w:eastAsia="宋体" w:hAnsi="宋体" w:cs="宋体" w:hint="eastAsia"/>
+              <w:rFonts w:hint="eastAsia" w:ascii="宋体" w:hAnsi="宋体" w:eastAsia="宋体" w:cs="宋体"/>
+              <w:szCs w:val="24"/>
+            </w:rPr>
+            <w:instrText xml:space="preserve"> HYPERLINK \l _Toc14942 </w:instrText>
+          </w:r>
+          <w:r>
+            <w:rPr>
+              <w:rFonts w:hint="eastAsia" w:ascii="宋体" w:hAnsi="宋体" w:eastAsia="宋体" w:cs="宋体"/>
               <w:szCs w:val="24"/>
             </w:rPr>
             <w:fldChar w:fldCharType="separate"/>
@@ -2250,20 +2279,20 @@
             <w:fldChar w:fldCharType="begin"/>
           </w:r>
           <w:r>
-            <w:instrText xml:space="preserve"> PAGEREF _Toc24662 \h </w:instrText>
+            <w:instrText xml:space="preserve"> PAGEREF _Toc14942 \h </w:instrText>
           </w:r>
           <w:r>
             <w:fldChar w:fldCharType="separate"/>
           </w:r>
           <w:r>
-            <w:t>5</w:t>
+            <w:t>4</w:t>
           </w:r>
           <w:r>
             <w:fldChar w:fldCharType="end"/>
           </w:r>
           <w:r>
             <w:rPr>
-              <w:rFonts w:ascii="宋体" w:eastAsia="宋体" w:hAnsi="宋体" w:cs="宋体" w:hint="eastAsia"/>
+              <w:rFonts w:hint="eastAsia" w:ascii="宋体" w:hAnsi="宋体" w:eastAsia="宋体" w:cs="宋体"/>
               <w:szCs w:val="24"/>
             </w:rPr>
             <w:fldChar w:fldCharType="end"/>
@@ -2271,28 +2300,28 @@
         </w:p>
         <w:p>
           <w:pPr>
-            <w:pStyle w:val="TOC1"/>
+            <w:pStyle w:val="16"/>
             <w:tabs>
               <w:tab w:val="right" w:leader="dot" w:pos="8306"/>
             </w:tabs>
           </w:pPr>
           <w:r>
             <w:rPr>
-              <w:rFonts w:ascii="宋体" w:eastAsia="宋体" w:hAnsi="宋体" w:cs="宋体" w:hint="eastAsia"/>
+              <w:rFonts w:hint="eastAsia" w:ascii="宋体" w:hAnsi="宋体" w:eastAsia="宋体" w:cs="宋体"/>
               <w:szCs w:val="24"/>
             </w:rPr>
             <w:fldChar w:fldCharType="begin"/>
           </w:r>
           <w:r>
             <w:rPr>
-              <w:rFonts w:ascii="宋体" w:eastAsia="宋体" w:hAnsi="宋体" w:cs="宋体" w:hint="eastAsia"/>
-              <w:szCs w:val="24"/>
-            </w:rPr>
-            <w:instrText xml:space="preserve"> HYPERLINK \l _Toc5183 </w:instrText>
-          </w:r>
-          <w:r>
-            <w:rPr>
-              <w:rFonts w:ascii="宋体" w:eastAsia="宋体" w:hAnsi="宋体" w:cs="宋体" w:hint="eastAsia"/>
+              <w:rFonts w:hint="eastAsia" w:ascii="宋体" w:hAnsi="宋体" w:eastAsia="宋体" w:cs="宋体"/>
+              <w:szCs w:val="24"/>
+            </w:rPr>
+            <w:instrText xml:space="preserve"> HYPERLINK \l _Toc5357 </w:instrText>
+          </w:r>
+          <w:r>
+            <w:rPr>
+              <w:rFonts w:hint="eastAsia" w:ascii="宋体" w:hAnsi="宋体" w:eastAsia="宋体" w:cs="宋体"/>
               <w:szCs w:val="24"/>
             </w:rPr>
             <w:fldChar w:fldCharType="separate"/>
@@ -2311,20 +2340,20 @@
             <w:fldChar w:fldCharType="begin"/>
           </w:r>
           <w:r>
-            <w:instrText xml:space="preserve"> PAGEREF _Toc5183 \h </w:instrText>
+            <w:instrText xml:space="preserve"> PAGEREF _Toc5357 \h </w:instrText>
           </w:r>
           <w:r>
             <w:fldChar w:fldCharType="separate"/>
           </w:r>
           <w:r>
-            <w:t>5</w:t>
+            <w:t>4</w:t>
           </w:r>
           <w:r>
             <w:fldChar w:fldCharType="end"/>
           </w:r>
           <w:r>
             <w:rPr>
-              <w:rFonts w:ascii="宋体" w:eastAsia="宋体" w:hAnsi="宋体" w:cs="宋体" w:hint="eastAsia"/>
+              <w:rFonts w:hint="eastAsia" w:ascii="宋体" w:hAnsi="宋体" w:eastAsia="宋体" w:cs="宋体"/>
               <w:szCs w:val="24"/>
             </w:rPr>
             <w:fldChar w:fldCharType="end"/>
@@ -2332,28 +2361,28 @@
         </w:p>
         <w:p>
           <w:pPr>
-            <w:pStyle w:val="TOC1"/>
+            <w:pStyle w:val="16"/>
             <w:tabs>
               <w:tab w:val="right" w:leader="dot" w:pos="8306"/>
             </w:tabs>
           </w:pPr>
           <w:r>
             <w:rPr>
-              <w:rFonts w:ascii="宋体" w:eastAsia="宋体" w:hAnsi="宋体" w:cs="宋体" w:hint="eastAsia"/>
+              <w:rFonts w:hint="eastAsia" w:ascii="宋体" w:hAnsi="宋体" w:eastAsia="宋体" w:cs="宋体"/>
               <w:szCs w:val="24"/>
             </w:rPr>
             <w:fldChar w:fldCharType="begin"/>
           </w:r>
           <w:r>
             <w:rPr>
-              <w:rFonts w:ascii="宋体" w:eastAsia="宋体" w:hAnsi="宋体" w:cs="宋体" w:hint="eastAsia"/>
-              <w:szCs w:val="24"/>
-            </w:rPr>
-            <w:instrText xml:space="preserve"> HYPERLINK \l _Toc10277 </w:instrText>
-          </w:r>
-          <w:r>
-            <w:rPr>
-              <w:rFonts w:ascii="宋体" w:eastAsia="宋体" w:hAnsi="宋体" w:cs="宋体" w:hint="eastAsia"/>
+              <w:rFonts w:hint="eastAsia" w:ascii="宋体" w:hAnsi="宋体" w:eastAsia="宋体" w:cs="宋体"/>
+              <w:szCs w:val="24"/>
+            </w:rPr>
+            <w:instrText xml:space="preserve"> HYPERLINK \l _Toc22590 </w:instrText>
+          </w:r>
+          <w:r>
+            <w:rPr>
+              <w:rFonts w:hint="eastAsia" w:ascii="宋体" w:hAnsi="宋体" w:eastAsia="宋体" w:cs="宋体"/>
               <w:szCs w:val="24"/>
             </w:rPr>
             <w:fldChar w:fldCharType="separate"/>
@@ -2372,20 +2401,20 @@
             <w:fldChar w:fldCharType="begin"/>
           </w:r>
           <w:r>
-            <w:instrText xml:space="preserve"> PAGEREF _Toc10277 \h </w:instrText>
+            <w:instrText xml:space="preserve"> PAGEREF _Toc22590 \h </w:instrText>
           </w:r>
           <w:r>
             <w:fldChar w:fldCharType="separate"/>
           </w:r>
           <w:r>
-            <w:t>5</w:t>
+            <w:t>4</w:t>
           </w:r>
           <w:r>
             <w:fldChar w:fldCharType="end"/>
           </w:r>
           <w:r>
             <w:rPr>
-              <w:rFonts w:ascii="宋体" w:eastAsia="宋体" w:hAnsi="宋体" w:cs="宋体" w:hint="eastAsia"/>
+              <w:rFonts w:hint="eastAsia" w:ascii="宋体" w:hAnsi="宋体" w:eastAsia="宋体" w:cs="宋体"/>
               <w:szCs w:val="24"/>
             </w:rPr>
             <w:fldChar w:fldCharType="end"/>
@@ -2393,28 +2422,28 @@
         </w:p>
         <w:p>
           <w:pPr>
-            <w:pStyle w:val="TOC1"/>
+            <w:pStyle w:val="16"/>
             <w:tabs>
               <w:tab w:val="right" w:leader="dot" w:pos="8306"/>
             </w:tabs>
           </w:pPr>
           <w:r>
             <w:rPr>
-              <w:rFonts w:ascii="宋体" w:eastAsia="宋体" w:hAnsi="宋体" w:cs="宋体" w:hint="eastAsia"/>
+              <w:rFonts w:hint="eastAsia" w:ascii="宋体" w:hAnsi="宋体" w:eastAsia="宋体" w:cs="宋体"/>
               <w:szCs w:val="24"/>
             </w:rPr>
             <w:fldChar w:fldCharType="begin"/>
           </w:r>
           <w:r>
             <w:rPr>
-              <w:rFonts w:ascii="宋体" w:eastAsia="宋体" w:hAnsi="宋体" w:cs="宋体" w:hint="eastAsia"/>
-              <w:szCs w:val="24"/>
-            </w:rPr>
-            <w:instrText xml:space="preserve"> HYPERLINK \l _Toc12609 </w:instrText>
-          </w:r>
-          <w:r>
-            <w:rPr>
-              <w:rFonts w:ascii="宋体" w:eastAsia="宋体" w:hAnsi="宋体" w:cs="宋体" w:hint="eastAsia"/>
+              <w:rFonts w:hint="eastAsia" w:ascii="宋体" w:hAnsi="宋体" w:eastAsia="宋体" w:cs="宋体"/>
+              <w:szCs w:val="24"/>
+            </w:rPr>
+            <w:instrText xml:space="preserve"> HYPERLINK \l _Toc12097 </w:instrText>
+          </w:r>
+          <w:r>
+            <w:rPr>
+              <w:rFonts w:hint="eastAsia" w:ascii="宋体" w:hAnsi="宋体" w:eastAsia="宋体" w:cs="宋体"/>
               <w:szCs w:val="24"/>
             </w:rPr>
             <w:fldChar w:fldCharType="separate"/>
@@ -2433,20 +2462,20 @@
             <w:fldChar w:fldCharType="begin"/>
           </w:r>
           <w:r>
-            <w:instrText xml:space="preserve"> PAGEREF _Toc12609 \h </w:instrText>
+            <w:instrText xml:space="preserve"> PAGEREF _Toc12097 \h </w:instrText>
           </w:r>
           <w:r>
             <w:fldChar w:fldCharType="separate"/>
           </w:r>
           <w:r>
-            <w:t>5</w:t>
+            <w:t>4</w:t>
           </w:r>
           <w:r>
             <w:fldChar w:fldCharType="end"/>
           </w:r>
           <w:r>
             <w:rPr>
-              <w:rFonts w:ascii="宋体" w:eastAsia="宋体" w:hAnsi="宋体" w:cs="宋体" w:hint="eastAsia"/>
+              <w:rFonts w:hint="eastAsia" w:ascii="宋体" w:hAnsi="宋体" w:eastAsia="宋体" w:cs="宋体"/>
               <w:szCs w:val="24"/>
             </w:rPr>
             <w:fldChar w:fldCharType="end"/>
@@ -2454,28 +2483,28 @@
         </w:p>
         <w:p>
           <w:pPr>
-            <w:pStyle w:val="TOC2"/>
+            <w:pStyle w:val="17"/>
             <w:tabs>
               <w:tab w:val="right" w:leader="dot" w:pos="8306"/>
             </w:tabs>
           </w:pPr>
           <w:r>
             <w:rPr>
-              <w:rFonts w:ascii="宋体" w:eastAsia="宋体" w:hAnsi="宋体" w:cs="宋体" w:hint="eastAsia"/>
+              <w:rFonts w:hint="eastAsia" w:ascii="宋体" w:hAnsi="宋体" w:eastAsia="宋体" w:cs="宋体"/>
               <w:szCs w:val="24"/>
             </w:rPr>
             <w:fldChar w:fldCharType="begin"/>
           </w:r>
           <w:r>
             <w:rPr>
-              <w:rFonts w:ascii="宋体" w:eastAsia="宋体" w:hAnsi="宋体" w:cs="宋体" w:hint="eastAsia"/>
-              <w:szCs w:val="24"/>
-            </w:rPr>
-            <w:instrText xml:space="preserve"> HYPERLINK \l _Toc3191 </w:instrText>
-          </w:r>
-          <w:r>
-            <w:rPr>
-              <w:rFonts w:ascii="宋体" w:eastAsia="宋体" w:hAnsi="宋体" w:cs="宋体" w:hint="eastAsia"/>
+              <w:rFonts w:hint="eastAsia" w:ascii="宋体" w:hAnsi="宋体" w:eastAsia="宋体" w:cs="宋体"/>
+              <w:szCs w:val="24"/>
+            </w:rPr>
+            <w:instrText xml:space="preserve"> HYPERLINK \l _Toc14724 </w:instrText>
+          </w:r>
+          <w:r>
+            <w:rPr>
+              <w:rFonts w:hint="eastAsia" w:ascii="宋体" w:hAnsi="宋体" w:eastAsia="宋体" w:cs="宋体"/>
               <w:szCs w:val="24"/>
             </w:rPr>
             <w:fldChar w:fldCharType="separate"/>
@@ -2494,20 +2523,20 @@
             <w:fldChar w:fldCharType="begin"/>
           </w:r>
           <w:r>
-            <w:instrText xml:space="preserve"> PAGEREF _Toc3191 \h </w:instrText>
+            <w:instrText xml:space="preserve"> PAGEREF _Toc14724 \h </w:instrText>
           </w:r>
           <w:r>
             <w:fldChar w:fldCharType="separate"/>
           </w:r>
           <w:r>
-            <w:t>5</w:t>
+            <w:t>4</w:t>
           </w:r>
           <w:r>
             <w:fldChar w:fldCharType="end"/>
           </w:r>
           <w:r>
             <w:rPr>
-              <w:rFonts w:ascii="宋体" w:eastAsia="宋体" w:hAnsi="宋体" w:cs="宋体" w:hint="eastAsia"/>
+              <w:rFonts w:hint="eastAsia" w:ascii="宋体" w:hAnsi="宋体" w:eastAsia="宋体" w:cs="宋体"/>
               <w:szCs w:val="24"/>
             </w:rPr>
             <w:fldChar w:fldCharType="end"/>
@@ -2515,28 +2544,28 @@
         </w:p>
         <w:p>
           <w:pPr>
-            <w:pStyle w:val="TOC2"/>
+            <w:pStyle w:val="17"/>
             <w:tabs>
               <w:tab w:val="right" w:leader="dot" w:pos="8306"/>
             </w:tabs>
           </w:pPr>
           <w:r>
             <w:rPr>
-              <w:rFonts w:ascii="宋体" w:eastAsia="宋体" w:hAnsi="宋体" w:cs="宋体" w:hint="eastAsia"/>
+              <w:rFonts w:hint="eastAsia" w:ascii="宋体" w:hAnsi="宋体" w:eastAsia="宋体" w:cs="宋体"/>
               <w:szCs w:val="24"/>
             </w:rPr>
             <w:fldChar w:fldCharType="begin"/>
           </w:r>
           <w:r>
             <w:rPr>
-              <w:rFonts w:ascii="宋体" w:eastAsia="宋体" w:hAnsi="宋体" w:cs="宋体" w:hint="eastAsia"/>
-              <w:szCs w:val="24"/>
-            </w:rPr>
-            <w:instrText xml:space="preserve"> HYPERLINK \l _Toc2149 </w:instrText>
-          </w:r>
-          <w:r>
-            <w:rPr>
-              <w:rFonts w:ascii="宋体" w:eastAsia="宋体" w:hAnsi="宋体" w:cs="宋体" w:hint="eastAsia"/>
+              <w:rFonts w:hint="eastAsia" w:ascii="宋体" w:hAnsi="宋体" w:eastAsia="宋体" w:cs="宋体"/>
+              <w:szCs w:val="24"/>
+            </w:rPr>
+            <w:instrText xml:space="preserve"> HYPERLINK \l _Toc22087 </w:instrText>
+          </w:r>
+          <w:r>
+            <w:rPr>
+              <w:rFonts w:hint="eastAsia" w:ascii="宋体" w:hAnsi="宋体" w:eastAsia="宋体" w:cs="宋体"/>
               <w:szCs w:val="24"/>
             </w:rPr>
             <w:fldChar w:fldCharType="separate"/>
@@ -2546,7 +2575,7 @@
               <w:rFonts w:hint="default"/>
               <w:lang w:val="en-US" w:eastAsia="zh-CN"/>
             </w:rPr>
-            <w:t>5.2. 研发部</w:t>
+            <w:t>5.2. 服务台</w:t>
           </w:r>
           <w:r>
             <w:tab/>
@@ -2555,20 +2584,20 @@
             <w:fldChar w:fldCharType="begin"/>
           </w:r>
           <w:r>
-            <w:instrText xml:space="preserve"> PAGEREF _Toc2149 \h </w:instrText>
+            <w:instrText xml:space="preserve"> PAGEREF _Toc22087 \h </w:instrText>
           </w:r>
           <w:r>
             <w:fldChar w:fldCharType="separate"/>
           </w:r>
           <w:r>
-            <w:t>6</w:t>
+            <w:t>5</w:t>
           </w:r>
           <w:r>
             <w:fldChar w:fldCharType="end"/>
           </w:r>
           <w:r>
             <w:rPr>
-              <w:rFonts w:ascii="宋体" w:eastAsia="宋体" w:hAnsi="宋体" w:cs="宋体" w:hint="eastAsia"/>
+              <w:rFonts w:hint="eastAsia" w:ascii="宋体" w:hAnsi="宋体" w:eastAsia="宋体" w:cs="宋体"/>
               <w:szCs w:val="24"/>
             </w:rPr>
             <w:fldChar w:fldCharType="end"/>
@@ -2576,28 +2605,28 @@
         </w:p>
         <w:p>
           <w:pPr>
-            <w:pStyle w:val="TOC2"/>
+            <w:pStyle w:val="17"/>
             <w:tabs>
               <w:tab w:val="right" w:leader="dot" w:pos="8306"/>
             </w:tabs>
           </w:pPr>
           <w:r>
             <w:rPr>
-              <w:rFonts w:ascii="宋体" w:eastAsia="宋体" w:hAnsi="宋体" w:cs="宋体" w:hint="eastAsia"/>
+              <w:rFonts w:hint="eastAsia" w:ascii="宋体" w:hAnsi="宋体" w:eastAsia="宋体" w:cs="宋体"/>
               <w:szCs w:val="24"/>
             </w:rPr>
             <w:fldChar w:fldCharType="begin"/>
           </w:r>
           <w:r>
             <w:rPr>
-              <w:rFonts w:ascii="宋体" w:eastAsia="宋体" w:hAnsi="宋体" w:cs="宋体" w:hint="eastAsia"/>
-              <w:szCs w:val="24"/>
-            </w:rPr>
-            <w:instrText xml:space="preserve"> HYPERLINK \l _Toc22618 </w:instrText>
-          </w:r>
-          <w:r>
-            <w:rPr>
-              <w:rFonts w:ascii="宋体" w:eastAsia="宋体" w:hAnsi="宋体" w:cs="宋体" w:hint="eastAsia"/>
+              <w:rFonts w:hint="eastAsia" w:ascii="宋体" w:hAnsi="宋体" w:eastAsia="宋体" w:cs="宋体"/>
+              <w:szCs w:val="24"/>
+            </w:rPr>
+            <w:instrText xml:space="preserve"> HYPERLINK \l _Toc20742 </w:instrText>
+          </w:r>
+          <w:r>
+            <w:rPr>
+              <w:rFonts w:hint="eastAsia" w:ascii="宋体" w:hAnsi="宋体" w:eastAsia="宋体" w:cs="宋体"/>
               <w:szCs w:val="24"/>
             </w:rPr>
             <w:fldChar w:fldCharType="separate"/>
@@ -2607,7 +2636,7 @@
               <w:rFonts w:hint="default"/>
               <w:lang w:val="en-US" w:eastAsia="zh-CN"/>
             </w:rPr>
-            <w:t>5.3. 质量管理部</w:t>
+            <w:t>5.3. 研发部</w:t>
           </w:r>
           <w:r>
             <w:tab/>
@@ -2616,20 +2645,20 @@
             <w:fldChar w:fldCharType="begin"/>
           </w:r>
           <w:r>
-            <w:instrText xml:space="preserve"> PAGEREF _Toc22618 \h </w:instrText>
+            <w:instrText xml:space="preserve"> PAGEREF _Toc20742 \h </w:instrText>
           </w:r>
           <w:r>
             <w:fldChar w:fldCharType="separate"/>
           </w:r>
           <w:r>
-            <w:t>6</w:t>
+            <w:t>5</w:t>
           </w:r>
           <w:r>
             <w:fldChar w:fldCharType="end"/>
           </w:r>
           <w:r>
             <w:rPr>
-              <w:rFonts w:ascii="宋体" w:eastAsia="宋体" w:hAnsi="宋体" w:cs="宋体" w:hint="eastAsia"/>
+              <w:rFonts w:hint="eastAsia" w:ascii="宋体" w:hAnsi="宋体" w:eastAsia="宋体" w:cs="宋体"/>
               <w:szCs w:val="24"/>
             </w:rPr>
             <w:fldChar w:fldCharType="end"/>
@@ -2637,28 +2666,28 @@
         </w:p>
         <w:p>
           <w:pPr>
-            <w:pStyle w:val="TOC1"/>
+            <w:pStyle w:val="17"/>
             <w:tabs>
               <w:tab w:val="right" w:leader="dot" w:pos="8306"/>
             </w:tabs>
           </w:pPr>
           <w:r>
             <w:rPr>
-              <w:rFonts w:ascii="宋体" w:eastAsia="宋体" w:hAnsi="宋体" w:cs="宋体" w:hint="eastAsia"/>
+              <w:rFonts w:hint="eastAsia" w:ascii="宋体" w:hAnsi="宋体" w:eastAsia="宋体" w:cs="宋体"/>
               <w:szCs w:val="24"/>
             </w:rPr>
             <w:fldChar w:fldCharType="begin"/>
           </w:r>
           <w:r>
             <w:rPr>
-              <w:rFonts w:ascii="宋体" w:eastAsia="宋体" w:hAnsi="宋体" w:cs="宋体" w:hint="eastAsia"/>
-              <w:szCs w:val="24"/>
-            </w:rPr>
-            <w:instrText xml:space="preserve"> HYPERLINK \l _Toc6128 </w:instrText>
-          </w:r>
-          <w:r>
-            <w:rPr>
-              <w:rFonts w:ascii="宋体" w:eastAsia="宋体" w:hAnsi="宋体" w:cs="宋体" w:hint="eastAsia"/>
+              <w:rFonts w:hint="eastAsia" w:ascii="宋体" w:hAnsi="宋体" w:eastAsia="宋体" w:cs="宋体"/>
+              <w:szCs w:val="24"/>
+            </w:rPr>
+            <w:instrText xml:space="preserve"> HYPERLINK \l _Toc8865 </w:instrText>
+          </w:r>
+          <w:r>
+            <w:rPr>
+              <w:rFonts w:hint="eastAsia" w:ascii="宋体" w:hAnsi="宋体" w:eastAsia="宋体" w:cs="宋体"/>
               <w:szCs w:val="24"/>
             </w:rPr>
             <w:fldChar w:fldCharType="separate"/>
@@ -2668,7 +2697,7 @@
               <w:rFonts w:hint="default"/>
               <w:lang w:val="en-US" w:eastAsia="zh-CN"/>
             </w:rPr>
-            <w:t>6. 应急预案管理</w:t>
+            <w:t>5.4. 质量管理部</w:t>
           </w:r>
           <w:r>
             <w:tab/>
@@ -2677,20 +2706,20 @@
             <w:fldChar w:fldCharType="begin"/>
           </w:r>
           <w:r>
-            <w:instrText xml:space="preserve"> PAGEREF _Toc6128 \h </w:instrText>
+            <w:instrText xml:space="preserve"> PAGEREF _Toc8865 \h </w:instrText>
           </w:r>
           <w:r>
             <w:fldChar w:fldCharType="separate"/>
           </w:r>
           <w:r>
-            <w:t>6</w:t>
+            <w:t>5</w:t>
           </w:r>
           <w:r>
             <w:fldChar w:fldCharType="end"/>
           </w:r>
           <w:r>
             <w:rPr>
-              <w:rFonts w:ascii="宋体" w:eastAsia="宋体" w:hAnsi="宋体" w:cs="宋体" w:hint="eastAsia"/>
+              <w:rFonts w:hint="eastAsia" w:ascii="宋体" w:hAnsi="宋体" w:eastAsia="宋体" w:cs="宋体"/>
               <w:szCs w:val="24"/>
             </w:rPr>
             <w:fldChar w:fldCharType="end"/>
@@ -2698,28 +2727,28 @@
         </w:p>
         <w:p>
           <w:pPr>
-            <w:pStyle w:val="TOC2"/>
+            <w:pStyle w:val="16"/>
             <w:tabs>
               <w:tab w:val="right" w:leader="dot" w:pos="8306"/>
             </w:tabs>
           </w:pPr>
           <w:r>
             <w:rPr>
-              <w:rFonts w:ascii="宋体" w:eastAsia="宋体" w:hAnsi="宋体" w:cs="宋体" w:hint="eastAsia"/>
+              <w:rFonts w:hint="eastAsia" w:ascii="宋体" w:hAnsi="宋体" w:eastAsia="宋体" w:cs="宋体"/>
               <w:szCs w:val="24"/>
             </w:rPr>
             <w:fldChar w:fldCharType="begin"/>
           </w:r>
           <w:r>
             <w:rPr>
-              <w:rFonts w:ascii="宋体" w:eastAsia="宋体" w:hAnsi="宋体" w:cs="宋体" w:hint="eastAsia"/>
-              <w:szCs w:val="24"/>
-            </w:rPr>
-            <w:instrText xml:space="preserve"> HYPERLINK \l _Toc6852 </w:instrText>
-          </w:r>
-          <w:r>
-            <w:rPr>
-              <w:rFonts w:ascii="宋体" w:eastAsia="宋体" w:hAnsi="宋体" w:cs="宋体" w:hint="eastAsia"/>
+              <w:rFonts w:hint="eastAsia" w:ascii="宋体" w:hAnsi="宋体" w:eastAsia="宋体" w:cs="宋体"/>
+              <w:szCs w:val="24"/>
+            </w:rPr>
+            <w:instrText xml:space="preserve"> HYPERLINK \l _Toc2429 </w:instrText>
+          </w:r>
+          <w:r>
+            <w:rPr>
+              <w:rFonts w:hint="eastAsia" w:ascii="宋体" w:hAnsi="宋体" w:eastAsia="宋体" w:cs="宋体"/>
               <w:szCs w:val="24"/>
             </w:rPr>
             <w:fldChar w:fldCharType="separate"/>
@@ -2729,7 +2758,7 @@
               <w:rFonts w:hint="default"/>
               <w:lang w:val="en-US" w:eastAsia="zh-CN"/>
             </w:rPr>
-            <w:t>6.1. 预案制定</w:t>
+            <w:t>6. 应急预案管理</w:t>
           </w:r>
           <w:r>
             <w:tab/>
@@ -2738,20 +2767,20 @@
             <w:fldChar w:fldCharType="begin"/>
           </w:r>
           <w:r>
-            <w:instrText xml:space="preserve"> PAGEREF _Toc6852 \h </w:instrText>
+            <w:instrText xml:space="preserve"> PAGEREF _Toc2429 \h </w:instrText>
           </w:r>
           <w:r>
             <w:fldChar w:fldCharType="separate"/>
           </w:r>
           <w:r>
-            <w:t>6</w:t>
+            <w:t>5</w:t>
           </w:r>
           <w:r>
             <w:fldChar w:fldCharType="end"/>
           </w:r>
           <w:r>
             <w:rPr>
-              <w:rFonts w:ascii="宋体" w:eastAsia="宋体" w:hAnsi="宋体" w:cs="宋体" w:hint="eastAsia"/>
+              <w:rFonts w:hint="eastAsia" w:ascii="宋体" w:hAnsi="宋体" w:eastAsia="宋体" w:cs="宋体"/>
               <w:szCs w:val="24"/>
             </w:rPr>
             <w:fldChar w:fldCharType="end"/>
@@ -2759,28 +2788,28 @@
         </w:p>
         <w:p>
           <w:pPr>
-            <w:pStyle w:val="TOC2"/>
+            <w:pStyle w:val="17"/>
             <w:tabs>
               <w:tab w:val="right" w:leader="dot" w:pos="8306"/>
             </w:tabs>
           </w:pPr>
           <w:r>
             <w:rPr>
-              <w:rFonts w:ascii="宋体" w:eastAsia="宋体" w:hAnsi="宋体" w:cs="宋体" w:hint="eastAsia"/>
+              <w:rFonts w:hint="eastAsia" w:ascii="宋体" w:hAnsi="宋体" w:eastAsia="宋体" w:cs="宋体"/>
               <w:szCs w:val="24"/>
             </w:rPr>
             <w:fldChar w:fldCharType="begin"/>
           </w:r>
           <w:r>
             <w:rPr>
-              <w:rFonts w:ascii="宋体" w:eastAsia="宋体" w:hAnsi="宋体" w:cs="宋体" w:hint="eastAsia"/>
-              <w:szCs w:val="24"/>
-            </w:rPr>
-            <w:instrText xml:space="preserve"> HYPERLINK \l _Toc7604 </w:instrText>
-          </w:r>
-          <w:r>
-            <w:rPr>
-              <w:rFonts w:ascii="宋体" w:eastAsia="宋体" w:hAnsi="宋体" w:cs="宋体" w:hint="eastAsia"/>
+              <w:rFonts w:hint="eastAsia" w:ascii="宋体" w:hAnsi="宋体" w:eastAsia="宋体" w:cs="宋体"/>
+              <w:szCs w:val="24"/>
+            </w:rPr>
+            <w:instrText xml:space="preserve"> HYPERLINK \l _Toc7764 </w:instrText>
+          </w:r>
+          <w:r>
+            <w:rPr>
+              <w:rFonts w:hint="eastAsia" w:ascii="宋体" w:hAnsi="宋体" w:eastAsia="宋体" w:cs="宋体"/>
               <w:szCs w:val="24"/>
             </w:rPr>
             <w:fldChar w:fldCharType="separate"/>
@@ -2790,7 +2819,7 @@
               <w:rFonts w:hint="default"/>
               <w:lang w:val="en-US" w:eastAsia="zh-CN"/>
             </w:rPr>
-            <w:t>6.2. 预案维护</w:t>
+            <w:t>6.1. 预案制定</w:t>
           </w:r>
           <w:r>
             <w:tab/>
@@ -2799,20 +2828,20 @@
             <w:fldChar w:fldCharType="begin"/>
           </w:r>
           <w:r>
-            <w:instrText xml:space="preserve"> PAGEREF _Toc7604 \h </w:instrText>
+            <w:instrText xml:space="preserve"> PAGEREF _Toc7764 \h </w:instrText>
           </w:r>
           <w:r>
             <w:fldChar w:fldCharType="separate"/>
           </w:r>
           <w:r>
-            <w:t>7</w:t>
+            <w:t>5</w:t>
           </w:r>
           <w:r>
             <w:fldChar w:fldCharType="end"/>
           </w:r>
           <w:r>
             <w:rPr>
-              <w:rFonts w:ascii="宋体" w:eastAsia="宋体" w:hAnsi="宋体" w:cs="宋体" w:hint="eastAsia"/>
+              <w:rFonts w:hint="eastAsia" w:ascii="宋体" w:hAnsi="宋体" w:eastAsia="宋体" w:cs="宋体"/>
               <w:szCs w:val="24"/>
             </w:rPr>
             <w:fldChar w:fldCharType="end"/>
@@ -2820,28 +2849,28 @@
         </w:p>
         <w:p>
           <w:pPr>
-            <w:pStyle w:val="TOC2"/>
+            <w:pStyle w:val="17"/>
             <w:tabs>
               <w:tab w:val="right" w:leader="dot" w:pos="8306"/>
             </w:tabs>
           </w:pPr>
           <w:r>
             <w:rPr>
-              <w:rFonts w:ascii="宋体" w:eastAsia="宋体" w:hAnsi="宋体" w:cs="宋体" w:hint="eastAsia"/>
+              <w:rFonts w:hint="eastAsia" w:ascii="宋体" w:hAnsi="宋体" w:eastAsia="宋体" w:cs="宋体"/>
               <w:szCs w:val="24"/>
             </w:rPr>
             <w:fldChar w:fldCharType="begin"/>
           </w:r>
           <w:r>
             <w:rPr>
-              <w:rFonts w:ascii="宋体" w:eastAsia="宋体" w:hAnsi="宋体" w:cs="宋体" w:hint="eastAsia"/>
-              <w:szCs w:val="24"/>
-            </w:rPr>
-            <w:instrText xml:space="preserve"> HYPERLINK \l _Toc16909 </w:instrText>
-          </w:r>
-          <w:r>
-            <w:rPr>
-              <w:rFonts w:ascii="宋体" w:eastAsia="宋体" w:hAnsi="宋体" w:cs="宋体" w:hint="eastAsia"/>
+              <w:rFonts w:hint="eastAsia" w:ascii="宋体" w:hAnsi="宋体" w:eastAsia="宋体" w:cs="宋体"/>
+              <w:szCs w:val="24"/>
+            </w:rPr>
+            <w:instrText xml:space="preserve"> HYPERLINK \l _Toc11836 </w:instrText>
+          </w:r>
+          <w:r>
+            <w:rPr>
+              <w:rFonts w:hint="eastAsia" w:ascii="宋体" w:hAnsi="宋体" w:eastAsia="宋体" w:cs="宋体"/>
               <w:szCs w:val="24"/>
             </w:rPr>
             <w:fldChar w:fldCharType="separate"/>
@@ -2851,7 +2880,7 @@
               <w:rFonts w:hint="default"/>
               <w:lang w:val="en-US" w:eastAsia="zh-CN"/>
             </w:rPr>
-            <w:t>6.3. 预案演练</w:t>
+            <w:t>6.2. 预案维护</w:t>
           </w:r>
           <w:r>
             <w:tab/>
@@ -2860,20 +2889,20 @@
             <w:fldChar w:fldCharType="begin"/>
           </w:r>
           <w:r>
-            <w:instrText xml:space="preserve"> PAGEREF _Toc16909 \h </w:instrText>
+            <w:instrText xml:space="preserve"> PAGEREF _Toc11836 \h </w:instrText>
           </w:r>
           <w:r>
             <w:fldChar w:fldCharType="separate"/>
           </w:r>
           <w:r>
-            <w:t>7</w:t>
+            <w:t>6</w:t>
           </w:r>
           <w:r>
             <w:fldChar w:fldCharType="end"/>
           </w:r>
           <w:r>
             <w:rPr>
-              <w:rFonts w:ascii="宋体" w:eastAsia="宋体" w:hAnsi="宋体" w:cs="宋体" w:hint="eastAsia"/>
+              <w:rFonts w:hint="eastAsia" w:ascii="宋体" w:hAnsi="宋体" w:eastAsia="宋体" w:cs="宋体"/>
               <w:szCs w:val="24"/>
             </w:rPr>
             <w:fldChar w:fldCharType="end"/>
@@ -2881,28 +2910,28 @@
         </w:p>
         <w:p>
           <w:pPr>
-            <w:pStyle w:val="TOC1"/>
+            <w:pStyle w:val="17"/>
             <w:tabs>
               <w:tab w:val="right" w:leader="dot" w:pos="8306"/>
             </w:tabs>
           </w:pPr>
           <w:r>
             <w:rPr>
-              <w:rFonts w:ascii="宋体" w:eastAsia="宋体" w:hAnsi="宋体" w:cs="宋体" w:hint="eastAsia"/>
+              <w:rFonts w:hint="eastAsia" w:ascii="宋体" w:hAnsi="宋体" w:eastAsia="宋体" w:cs="宋体"/>
               <w:szCs w:val="24"/>
             </w:rPr>
             <w:fldChar w:fldCharType="begin"/>
           </w:r>
           <w:r>
             <w:rPr>
-              <w:rFonts w:ascii="宋体" w:eastAsia="宋体" w:hAnsi="宋体" w:cs="宋体" w:hint="eastAsia"/>
-              <w:szCs w:val="24"/>
-            </w:rPr>
-            <w:instrText xml:space="preserve"> HYPERLINK \l _Toc7992 </w:instrText>
-          </w:r>
-          <w:r>
-            <w:rPr>
-              <w:rFonts w:ascii="宋体" w:eastAsia="宋体" w:hAnsi="宋体" w:cs="宋体" w:hint="eastAsia"/>
+              <w:rFonts w:hint="eastAsia" w:ascii="宋体" w:hAnsi="宋体" w:eastAsia="宋体" w:cs="宋体"/>
+              <w:szCs w:val="24"/>
+            </w:rPr>
+            <w:instrText xml:space="preserve"> HYPERLINK \l _Toc21288 </w:instrText>
+          </w:r>
+          <w:r>
+            <w:rPr>
+              <w:rFonts w:hint="eastAsia" w:ascii="宋体" w:hAnsi="宋体" w:eastAsia="宋体" w:cs="宋体"/>
               <w:szCs w:val="24"/>
             </w:rPr>
             <w:fldChar w:fldCharType="separate"/>
@@ -2912,7 +2941,7 @@
               <w:rFonts w:hint="default"/>
               <w:lang w:val="en-US" w:eastAsia="zh-CN"/>
             </w:rPr>
-            <w:t>7. 应急响应流程</w:t>
+            <w:t>6.3. 预案演练</w:t>
           </w:r>
           <w:r>
             <w:tab/>
@@ -2921,20 +2950,20 @@
             <w:fldChar w:fldCharType="begin"/>
           </w:r>
           <w:r>
-            <w:instrText xml:space="preserve"> PAGEREF _Toc7992 \h </w:instrText>
+            <w:instrText xml:space="preserve"> PAGEREF _Toc21288 \h </w:instrText>
           </w:r>
           <w:r>
             <w:fldChar w:fldCharType="separate"/>
           </w:r>
           <w:r>
-            <w:t>7</w:t>
+            <w:t>6</w:t>
           </w:r>
           <w:r>
             <w:fldChar w:fldCharType="end"/>
           </w:r>
           <w:r>
             <w:rPr>
-              <w:rFonts w:ascii="宋体" w:eastAsia="宋体" w:hAnsi="宋体" w:cs="宋体" w:hint="eastAsia"/>
+              <w:rFonts w:hint="eastAsia" w:ascii="宋体" w:hAnsi="宋体" w:eastAsia="宋体" w:cs="宋体"/>
               <w:szCs w:val="24"/>
             </w:rPr>
             <w:fldChar w:fldCharType="end"/>
@@ -2942,28 +2971,28 @@
         </w:p>
         <w:p>
           <w:pPr>
-            <w:pStyle w:val="TOC2"/>
+            <w:pStyle w:val="16"/>
             <w:tabs>
               <w:tab w:val="right" w:leader="dot" w:pos="8306"/>
             </w:tabs>
           </w:pPr>
           <w:r>
             <w:rPr>
-              <w:rFonts w:ascii="宋体" w:eastAsia="宋体" w:hAnsi="宋体" w:cs="宋体" w:hint="eastAsia"/>
+              <w:rFonts w:hint="eastAsia" w:ascii="宋体" w:hAnsi="宋体" w:eastAsia="宋体" w:cs="宋体"/>
               <w:szCs w:val="24"/>
             </w:rPr>
             <w:fldChar w:fldCharType="begin"/>
           </w:r>
           <w:r>
             <w:rPr>
-              <w:rFonts w:ascii="宋体" w:eastAsia="宋体" w:hAnsi="宋体" w:cs="宋体" w:hint="eastAsia"/>
-              <w:szCs w:val="24"/>
-            </w:rPr>
-            <w:instrText xml:space="preserve"> HYPERLINK \l _Toc29699 </w:instrText>
-          </w:r>
-          <w:r>
-            <w:rPr>
-              <w:rFonts w:ascii="宋体" w:eastAsia="宋体" w:hAnsi="宋体" w:cs="宋体" w:hint="eastAsia"/>
+              <w:rFonts w:hint="eastAsia" w:ascii="宋体" w:hAnsi="宋体" w:eastAsia="宋体" w:cs="宋体"/>
+              <w:szCs w:val="24"/>
+            </w:rPr>
+            <w:instrText xml:space="preserve"> HYPERLINK \l _Toc26284 </w:instrText>
+          </w:r>
+          <w:r>
+            <w:rPr>
+              <w:rFonts w:hint="eastAsia" w:ascii="宋体" w:hAnsi="宋体" w:eastAsia="宋体" w:cs="宋体"/>
               <w:szCs w:val="24"/>
             </w:rPr>
             <w:fldChar w:fldCharType="separate"/>
@@ -2973,7 +3002,7 @@
               <w:rFonts w:hint="default"/>
               <w:lang w:val="en-US" w:eastAsia="zh-CN"/>
             </w:rPr>
-            <w:t>7.1. 监测与预警</w:t>
+            <w:t>7. 应急响应流程</w:t>
           </w:r>
           <w:r>
             <w:tab/>
@@ -2982,20 +3011,20 @@
             <w:fldChar w:fldCharType="begin"/>
           </w:r>
           <w:r>
-            <w:instrText xml:space="preserve"> PAGEREF _Toc29699 \h </w:instrText>
+            <w:instrText xml:space="preserve"> PAGEREF _Toc26284 \h </w:instrText>
           </w:r>
           <w:r>
             <w:fldChar w:fldCharType="separate"/>
           </w:r>
           <w:r>
-            <w:t>7</w:t>
+            <w:t>6</w:t>
           </w:r>
           <w:r>
             <w:fldChar w:fldCharType="end"/>
           </w:r>
           <w:r>
             <w:rPr>
-              <w:rFonts w:ascii="宋体" w:eastAsia="宋体" w:hAnsi="宋体" w:cs="宋体" w:hint="eastAsia"/>
+              <w:rFonts w:hint="eastAsia" w:ascii="宋体" w:hAnsi="宋体" w:eastAsia="宋体" w:cs="宋体"/>
               <w:szCs w:val="24"/>
             </w:rPr>
             <w:fldChar w:fldCharType="end"/>
@@ -3003,28 +3032,28 @@
         </w:p>
         <w:p>
           <w:pPr>
-            <w:pStyle w:val="TOC2"/>
+            <w:pStyle w:val="17"/>
             <w:tabs>
               <w:tab w:val="right" w:leader="dot" w:pos="8306"/>
             </w:tabs>
           </w:pPr>
           <w:r>
             <w:rPr>
-              <w:rFonts w:ascii="宋体" w:eastAsia="宋体" w:hAnsi="宋体" w:cs="宋体" w:hint="eastAsia"/>
+              <w:rFonts w:hint="eastAsia" w:ascii="宋体" w:hAnsi="宋体" w:eastAsia="宋体" w:cs="宋体"/>
               <w:szCs w:val="24"/>
             </w:rPr>
             <w:fldChar w:fldCharType="begin"/>
           </w:r>
           <w:r>
             <w:rPr>
-              <w:rFonts w:ascii="宋体" w:eastAsia="宋体" w:hAnsi="宋体" w:cs="宋体" w:hint="eastAsia"/>
-              <w:szCs w:val="24"/>
-            </w:rPr>
-            <w:instrText xml:space="preserve"> HYPERLINK \l _Toc4073 </w:instrText>
-          </w:r>
-          <w:r>
-            <w:rPr>
-              <w:rFonts w:ascii="宋体" w:eastAsia="宋体" w:hAnsi="宋体" w:cs="宋体" w:hint="eastAsia"/>
+              <w:rFonts w:hint="eastAsia" w:ascii="宋体" w:hAnsi="宋体" w:eastAsia="宋体" w:cs="宋体"/>
+              <w:szCs w:val="24"/>
+            </w:rPr>
+            <w:instrText xml:space="preserve"> HYPERLINK \l _Toc25781 </w:instrText>
+          </w:r>
+          <w:r>
+            <w:rPr>
+              <w:rFonts w:hint="eastAsia" w:ascii="宋体" w:hAnsi="宋体" w:eastAsia="宋体" w:cs="宋体"/>
               <w:szCs w:val="24"/>
             </w:rPr>
             <w:fldChar w:fldCharType="separate"/>
@@ -3034,7 +3063,7 @@
               <w:rFonts w:hint="default"/>
               <w:lang w:val="en-US" w:eastAsia="zh-CN"/>
             </w:rPr>
-            <w:t>7.2. 启动与响应</w:t>
+            <w:t>7.1. 监测与预警</w:t>
           </w:r>
           <w:r>
             <w:tab/>
@@ -3043,20 +3072,20 @@
             <w:fldChar w:fldCharType="begin"/>
           </w:r>
           <w:r>
-            <w:instrText xml:space="preserve"> PAGEREF _Toc4073 \h </w:instrText>
+            <w:instrText xml:space="preserve"> PAGEREF _Toc25781 \h </w:instrText>
           </w:r>
           <w:r>
             <w:fldChar w:fldCharType="separate"/>
           </w:r>
           <w:r>
-            <w:t>7</w:t>
+            <w:t>6</w:t>
           </w:r>
           <w:r>
             <w:fldChar w:fldCharType="end"/>
           </w:r>
           <w:r>
             <w:rPr>
-              <w:rFonts w:ascii="宋体" w:eastAsia="宋体" w:hAnsi="宋体" w:cs="宋体" w:hint="eastAsia"/>
+              <w:rFonts w:hint="eastAsia" w:ascii="宋体" w:hAnsi="宋体" w:eastAsia="宋体" w:cs="宋体"/>
               <w:szCs w:val="24"/>
             </w:rPr>
             <w:fldChar w:fldCharType="end"/>
@@ -3064,28 +3093,28 @@
         </w:p>
         <w:p>
           <w:pPr>
-            <w:pStyle w:val="TOC2"/>
+            <w:pStyle w:val="17"/>
             <w:tabs>
               <w:tab w:val="right" w:leader="dot" w:pos="8306"/>
             </w:tabs>
           </w:pPr>
           <w:r>
             <w:rPr>
-              <w:rFonts w:ascii="宋体" w:eastAsia="宋体" w:hAnsi="宋体" w:cs="宋体" w:hint="eastAsia"/>
+              <w:rFonts w:hint="eastAsia" w:ascii="宋体" w:hAnsi="宋体" w:eastAsia="宋体" w:cs="宋体"/>
               <w:szCs w:val="24"/>
             </w:rPr>
             <w:fldChar w:fldCharType="begin"/>
           </w:r>
           <w:r>
             <w:rPr>
-              <w:rFonts w:ascii="宋体" w:eastAsia="宋体" w:hAnsi="宋体" w:cs="宋体" w:hint="eastAsia"/>
-              <w:szCs w:val="24"/>
-            </w:rPr>
-            <w:instrText xml:space="preserve"> HYPERLINK \l _Toc4054 </w:instrText>
-          </w:r>
-          <w:r>
-            <w:rPr>
-              <w:rFonts w:ascii="宋体" w:eastAsia="宋体" w:hAnsi="宋体" w:cs="宋体" w:hint="eastAsia"/>
+              <w:rFonts w:hint="eastAsia" w:ascii="宋体" w:hAnsi="宋体" w:eastAsia="宋体" w:cs="宋体"/>
+              <w:szCs w:val="24"/>
+            </w:rPr>
+            <w:instrText xml:space="preserve"> HYPERLINK \l _Toc17036 </w:instrText>
+          </w:r>
+          <w:r>
+            <w:rPr>
+              <w:rFonts w:hint="eastAsia" w:ascii="宋体" w:hAnsi="宋体" w:eastAsia="宋体" w:cs="宋体"/>
               <w:szCs w:val="24"/>
             </w:rPr>
             <w:fldChar w:fldCharType="separate"/>
@@ -3095,7 +3124,7 @@
               <w:rFonts w:hint="default"/>
               <w:lang w:val="en-US" w:eastAsia="zh-CN"/>
             </w:rPr>
-            <w:t>7.3. 处置与恢复</w:t>
+            <w:t>7.2. 启动与响应</w:t>
           </w:r>
           <w:r>
             <w:tab/>
@@ -3104,20 +3133,20 @@
             <w:fldChar w:fldCharType="begin"/>
           </w:r>
           <w:r>
-            <w:instrText xml:space="preserve"> PAGEREF _Toc4054 \h </w:instrText>
+            <w:instrText xml:space="preserve"> PAGEREF _Toc17036 \h </w:instrText>
           </w:r>
           <w:r>
             <w:fldChar w:fldCharType="separate"/>
           </w:r>
           <w:r>
-            <w:t>8</w:t>
+            <w:t>6</w:t>
           </w:r>
           <w:r>
             <w:fldChar w:fldCharType="end"/>
           </w:r>
           <w:r>
             <w:rPr>
-              <w:rFonts w:ascii="宋体" w:eastAsia="宋体" w:hAnsi="宋体" w:cs="宋体" w:hint="eastAsia"/>
+              <w:rFonts w:hint="eastAsia" w:ascii="宋体" w:hAnsi="宋体" w:eastAsia="宋体" w:cs="宋体"/>
               <w:szCs w:val="24"/>
             </w:rPr>
             <w:fldChar w:fldCharType="end"/>
@@ -3125,28 +3154,28 @@
         </w:p>
         <w:p>
           <w:pPr>
-            <w:pStyle w:val="TOC2"/>
+            <w:pStyle w:val="17"/>
             <w:tabs>
               <w:tab w:val="right" w:leader="dot" w:pos="8306"/>
             </w:tabs>
           </w:pPr>
           <w:r>
             <w:rPr>
-              <w:rFonts w:ascii="宋体" w:eastAsia="宋体" w:hAnsi="宋体" w:cs="宋体" w:hint="eastAsia"/>
+              <w:rFonts w:hint="eastAsia" w:ascii="宋体" w:hAnsi="宋体" w:eastAsia="宋体" w:cs="宋体"/>
               <w:szCs w:val="24"/>
             </w:rPr>
             <w:fldChar w:fldCharType="begin"/>
           </w:r>
           <w:r>
             <w:rPr>
-              <w:rFonts w:ascii="宋体" w:eastAsia="宋体" w:hAnsi="宋体" w:cs="宋体" w:hint="eastAsia"/>
-              <w:szCs w:val="24"/>
-            </w:rPr>
-            <w:instrText xml:space="preserve"> HYPERLINK \l _Toc28130 </w:instrText>
-          </w:r>
-          <w:r>
-            <w:rPr>
-              <w:rFonts w:ascii="宋体" w:eastAsia="宋体" w:hAnsi="宋体" w:cs="宋体" w:hint="eastAsia"/>
+              <w:rFonts w:hint="eastAsia" w:ascii="宋体" w:hAnsi="宋体" w:eastAsia="宋体" w:cs="宋体"/>
+              <w:szCs w:val="24"/>
+            </w:rPr>
+            <w:instrText xml:space="preserve"> HYPERLINK \l _Toc23585 </w:instrText>
+          </w:r>
+          <w:r>
+            <w:rPr>
+              <w:rFonts w:hint="eastAsia" w:ascii="宋体" w:hAnsi="宋体" w:eastAsia="宋体" w:cs="宋体"/>
               <w:szCs w:val="24"/>
             </w:rPr>
             <w:fldChar w:fldCharType="separate"/>
@@ -3156,7 +3185,7 @@
               <w:rFonts w:hint="default"/>
               <w:lang w:val="en-US" w:eastAsia="zh-CN"/>
             </w:rPr>
-            <w:t>7.4. 终止与报告</w:t>
+            <w:t>7.3. 处置与恢复</w:t>
           </w:r>
           <w:r>
             <w:tab/>
@@ -3165,20 +3194,20 @@
             <w:fldChar w:fldCharType="begin"/>
           </w:r>
           <w:r>
-            <w:instrText xml:space="preserve"> PAGEREF _Toc28130 \h </w:instrText>
+            <w:instrText xml:space="preserve"> PAGEREF _Toc23585 \h </w:instrText>
           </w:r>
           <w:r>
             <w:fldChar w:fldCharType="separate"/>
           </w:r>
           <w:r>
-            <w:t>8</w:t>
+            <w:t>7</w:t>
           </w:r>
           <w:r>
             <w:fldChar w:fldCharType="end"/>
           </w:r>
           <w:r>
             <w:rPr>
-              <w:rFonts w:ascii="宋体" w:eastAsia="宋体" w:hAnsi="宋体" w:cs="宋体" w:hint="eastAsia"/>
+              <w:rFonts w:hint="eastAsia" w:ascii="宋体" w:hAnsi="宋体" w:eastAsia="宋体" w:cs="宋体"/>
               <w:szCs w:val="24"/>
             </w:rPr>
             <w:fldChar w:fldCharType="end"/>
@@ -3186,28 +3215,28 @@
         </w:p>
         <w:p>
           <w:pPr>
-            <w:pStyle w:val="TOC1"/>
+            <w:pStyle w:val="17"/>
             <w:tabs>
               <w:tab w:val="right" w:leader="dot" w:pos="8306"/>
             </w:tabs>
           </w:pPr>
           <w:r>
             <w:rPr>
-              <w:rFonts w:ascii="宋体" w:eastAsia="宋体" w:hAnsi="宋体" w:cs="宋体" w:hint="eastAsia"/>
+              <w:rFonts w:hint="eastAsia" w:ascii="宋体" w:hAnsi="宋体" w:eastAsia="宋体" w:cs="宋体"/>
               <w:szCs w:val="24"/>
             </w:rPr>
             <w:fldChar w:fldCharType="begin"/>
           </w:r>
           <w:r>
             <w:rPr>
-              <w:rFonts w:ascii="宋体" w:eastAsia="宋体" w:hAnsi="宋体" w:cs="宋体" w:hint="eastAsia"/>
-              <w:szCs w:val="24"/>
-            </w:rPr>
-            <w:instrText xml:space="preserve"> HYPERLINK \l _Toc28720 </w:instrText>
-          </w:r>
-          <w:r>
-            <w:rPr>
-              <w:rFonts w:ascii="宋体" w:eastAsia="宋体" w:hAnsi="宋体" w:cs="宋体" w:hint="eastAsia"/>
+              <w:rFonts w:hint="eastAsia" w:ascii="宋体" w:hAnsi="宋体" w:eastAsia="宋体" w:cs="宋体"/>
+              <w:szCs w:val="24"/>
+            </w:rPr>
+            <w:instrText xml:space="preserve"> HYPERLINK \l _Toc1348 </w:instrText>
+          </w:r>
+          <w:r>
+            <w:rPr>
+              <w:rFonts w:hint="eastAsia" w:ascii="宋体" w:hAnsi="宋体" w:eastAsia="宋体" w:cs="宋体"/>
               <w:szCs w:val="24"/>
             </w:rPr>
             <w:fldChar w:fldCharType="separate"/>
@@ -3217,7 +3246,7 @@
               <w:rFonts w:hint="default"/>
               <w:lang w:val="en-US" w:eastAsia="zh-CN"/>
             </w:rPr>
-            <w:t>8. 应急总结与改进</w:t>
+            <w:t>7.4. 终止与报告</w:t>
           </w:r>
           <w:r>
             <w:tab/>
@@ -3226,20 +3255,20 @@
             <w:fldChar w:fldCharType="begin"/>
           </w:r>
           <w:r>
-            <w:instrText xml:space="preserve"> PAGEREF _Toc28720 \h </w:instrText>
+            <w:instrText xml:space="preserve"> PAGEREF _Toc1348 \h </w:instrText>
           </w:r>
           <w:r>
             <w:fldChar w:fldCharType="separate"/>
           </w:r>
           <w:r>
-            <w:t>8</w:t>
+            <w:t>7</w:t>
           </w:r>
           <w:r>
             <w:fldChar w:fldCharType="end"/>
           </w:r>
           <w:r>
             <w:rPr>
-              <w:rFonts w:ascii="宋体" w:eastAsia="宋体" w:hAnsi="宋体" w:cs="宋体" w:hint="eastAsia"/>
+              <w:rFonts w:hint="eastAsia" w:ascii="宋体" w:hAnsi="宋体" w:eastAsia="宋体" w:cs="宋体"/>
               <w:szCs w:val="24"/>
             </w:rPr>
             <w:fldChar w:fldCharType="end"/>
@@ -3247,28 +3276,28 @@
         </w:p>
         <w:p>
           <w:pPr>
-            <w:pStyle w:val="TOC2"/>
+            <w:pStyle w:val="16"/>
             <w:tabs>
               <w:tab w:val="right" w:leader="dot" w:pos="8306"/>
             </w:tabs>
           </w:pPr>
           <w:r>
             <w:rPr>
-              <w:rFonts w:ascii="宋体" w:eastAsia="宋体" w:hAnsi="宋体" w:cs="宋体" w:hint="eastAsia"/>
+              <w:rFonts w:hint="eastAsia" w:ascii="宋体" w:hAnsi="宋体" w:eastAsia="宋体" w:cs="宋体"/>
               <w:szCs w:val="24"/>
             </w:rPr>
             <w:fldChar w:fldCharType="begin"/>
           </w:r>
           <w:r>
             <w:rPr>
-              <w:rFonts w:ascii="宋体" w:eastAsia="宋体" w:hAnsi="宋体" w:cs="宋体" w:hint="eastAsia"/>
-              <w:szCs w:val="24"/>
-            </w:rPr>
-            <w:instrText xml:space="preserve"> HYPERLINK \l _Toc12833 </w:instrText>
-          </w:r>
-          <w:r>
-            <w:rPr>
-              <w:rFonts w:ascii="宋体" w:eastAsia="宋体" w:hAnsi="宋体" w:cs="宋体" w:hint="eastAsia"/>
+              <w:rFonts w:hint="eastAsia" w:ascii="宋体" w:hAnsi="宋体" w:eastAsia="宋体" w:cs="宋体"/>
+              <w:szCs w:val="24"/>
+            </w:rPr>
+            <w:instrText xml:space="preserve"> HYPERLINK \l _Toc15014 </w:instrText>
+          </w:r>
+          <w:r>
+            <w:rPr>
+              <w:rFonts w:hint="eastAsia" w:ascii="宋体" w:hAnsi="宋体" w:eastAsia="宋体" w:cs="宋体"/>
               <w:szCs w:val="24"/>
             </w:rPr>
             <w:fldChar w:fldCharType="separate"/>
@@ -3278,7 +3307,7 @@
               <w:rFonts w:hint="default"/>
               <w:lang w:val="en-US" w:eastAsia="zh-CN"/>
             </w:rPr>
-            <w:t>8.1. 事件复盘</w:t>
+            <w:t>8. 应急总结与改进</w:t>
           </w:r>
           <w:r>
             <w:tab/>
@@ -3287,20 +3316,20 @@
             <w:fldChar w:fldCharType="begin"/>
           </w:r>
           <w:r>
-            <w:instrText xml:space="preserve"> PAGEREF _Toc12833 \h </w:instrText>
+            <w:instrText xml:space="preserve"> PAGEREF _Toc15014 \h </w:instrText>
           </w:r>
           <w:r>
             <w:fldChar w:fldCharType="separate"/>
           </w:r>
           <w:r>
-            <w:t>8</w:t>
+            <w:t>7</w:t>
           </w:r>
           <w:r>
             <w:fldChar w:fldCharType="end"/>
           </w:r>
           <w:r>
             <w:rPr>
-              <w:rFonts w:ascii="宋体" w:eastAsia="宋体" w:hAnsi="宋体" w:cs="宋体" w:hint="eastAsia"/>
+              <w:rFonts w:hint="eastAsia" w:ascii="宋体" w:hAnsi="宋体" w:eastAsia="宋体" w:cs="宋体"/>
               <w:szCs w:val="24"/>
             </w:rPr>
             <w:fldChar w:fldCharType="end"/>
@@ -3308,28 +3337,28 @@
         </w:p>
         <w:p>
           <w:pPr>
-            <w:pStyle w:val="TOC2"/>
+            <w:pStyle w:val="17"/>
             <w:tabs>
               <w:tab w:val="right" w:leader="dot" w:pos="8306"/>
             </w:tabs>
           </w:pPr>
           <w:r>
             <w:rPr>
-              <w:rFonts w:ascii="宋体" w:eastAsia="宋体" w:hAnsi="宋体" w:cs="宋体" w:hint="eastAsia"/>
+              <w:rFonts w:hint="eastAsia" w:ascii="宋体" w:hAnsi="宋体" w:eastAsia="宋体" w:cs="宋体"/>
               <w:szCs w:val="24"/>
             </w:rPr>
             <w:fldChar w:fldCharType="begin"/>
           </w:r>
           <w:r>
             <w:rPr>
-              <w:rFonts w:ascii="宋体" w:eastAsia="宋体" w:hAnsi="宋体" w:cs="宋体" w:hint="eastAsia"/>
-              <w:szCs w:val="24"/>
-            </w:rPr>
-            <w:instrText xml:space="preserve"> HYPERLINK \l _Toc30510 </w:instrText>
-          </w:r>
-          <w:r>
-            <w:rPr>
-              <w:rFonts w:ascii="宋体" w:eastAsia="宋体" w:hAnsi="宋体" w:cs="宋体" w:hint="eastAsia"/>
+              <w:rFonts w:hint="eastAsia" w:ascii="宋体" w:hAnsi="宋体" w:eastAsia="宋体" w:cs="宋体"/>
+              <w:szCs w:val="24"/>
+            </w:rPr>
+            <w:instrText xml:space="preserve"> HYPERLINK \l _Toc4306 </w:instrText>
+          </w:r>
+          <w:r>
+            <w:rPr>
+              <w:rFonts w:hint="eastAsia" w:ascii="宋体" w:hAnsi="宋体" w:eastAsia="宋体" w:cs="宋体"/>
               <w:szCs w:val="24"/>
             </w:rPr>
             <w:fldChar w:fldCharType="separate"/>
@@ -3339,7 +3368,7 @@
               <w:rFonts w:hint="default"/>
               <w:lang w:val="en-US" w:eastAsia="zh-CN"/>
             </w:rPr>
-            <w:t>8.2. 报告编制</w:t>
+            <w:t>8.1. 事件复盘</w:t>
           </w:r>
           <w:r>
             <w:tab/>
@@ -3348,20 +3377,20 @@
             <w:fldChar w:fldCharType="begin"/>
           </w:r>
           <w:r>
-            <w:instrText xml:space="preserve"> PAGEREF _Toc30510 \h </w:instrText>
+            <w:instrText xml:space="preserve"> PAGEREF _Toc4306 \h </w:instrText>
           </w:r>
           <w:r>
             <w:fldChar w:fldCharType="separate"/>
           </w:r>
           <w:r>
-            <w:t>8</w:t>
+            <w:t>7</w:t>
           </w:r>
           <w:r>
             <w:fldChar w:fldCharType="end"/>
           </w:r>
           <w:r>
             <w:rPr>
-              <w:rFonts w:ascii="宋体" w:eastAsia="宋体" w:hAnsi="宋体" w:cs="宋体" w:hint="eastAsia"/>
+              <w:rFonts w:hint="eastAsia" w:ascii="宋体" w:hAnsi="宋体" w:eastAsia="宋体" w:cs="宋体"/>
               <w:szCs w:val="24"/>
             </w:rPr>
             <w:fldChar w:fldCharType="end"/>
@@ -3369,28 +3398,28 @@
         </w:p>
         <w:p>
           <w:pPr>
-            <w:pStyle w:val="TOC2"/>
+            <w:pStyle w:val="17"/>
             <w:tabs>
               <w:tab w:val="right" w:leader="dot" w:pos="8306"/>
             </w:tabs>
           </w:pPr>
           <w:r>
             <w:rPr>
-              <w:rFonts w:ascii="宋体" w:eastAsia="宋体" w:hAnsi="宋体" w:cs="宋体" w:hint="eastAsia"/>
+              <w:rFonts w:hint="eastAsia" w:ascii="宋体" w:hAnsi="宋体" w:eastAsia="宋体" w:cs="宋体"/>
               <w:szCs w:val="24"/>
             </w:rPr>
             <w:fldChar w:fldCharType="begin"/>
           </w:r>
           <w:r>
             <w:rPr>
-              <w:rFonts w:ascii="宋体" w:eastAsia="宋体" w:hAnsi="宋体" w:cs="宋体" w:hint="eastAsia"/>
-              <w:szCs w:val="24"/>
-            </w:rPr>
-            <w:instrText xml:space="preserve"> HYPERLINK \l _Toc5910 </w:instrText>
-          </w:r>
-          <w:r>
-            <w:rPr>
-              <w:rFonts w:ascii="宋体" w:eastAsia="宋体" w:hAnsi="宋体" w:cs="宋体" w:hint="eastAsia"/>
+              <w:rFonts w:hint="eastAsia" w:ascii="宋体" w:hAnsi="宋体" w:eastAsia="宋体" w:cs="宋体"/>
+              <w:szCs w:val="24"/>
+            </w:rPr>
+            <w:instrText xml:space="preserve"> HYPERLINK \l _Toc20811 </w:instrText>
+          </w:r>
+          <w:r>
+            <w:rPr>
+              <w:rFonts w:hint="eastAsia" w:ascii="宋体" w:hAnsi="宋体" w:eastAsia="宋体" w:cs="宋体"/>
               <w:szCs w:val="24"/>
             </w:rPr>
             <w:fldChar w:fldCharType="separate"/>
@@ -3400,7 +3429,7 @@
               <w:rFonts w:hint="default"/>
               <w:lang w:val="en-US" w:eastAsia="zh-CN"/>
             </w:rPr>
-            <w:t>8.3. 改进跟踪</w:t>
+            <w:t>8.2. 报告编制</w:t>
           </w:r>
           <w:r>
             <w:tab/>
@@ -3409,20 +3438,20 @@
             <w:fldChar w:fldCharType="begin"/>
           </w:r>
           <w:r>
-            <w:instrText xml:space="preserve"> PAGEREF _Toc5910 \h </w:instrText>
+            <w:instrText xml:space="preserve"> PAGEREF _Toc20811 \h </w:instrText>
           </w:r>
           <w:r>
             <w:fldChar w:fldCharType="separate"/>
           </w:r>
           <w:r>
-            <w:t>8</w:t>
+            <w:t>7</w:t>
           </w:r>
           <w:r>
             <w:fldChar w:fldCharType="end"/>
           </w:r>
           <w:r>
             <w:rPr>
-              <w:rFonts w:ascii="宋体" w:eastAsia="宋体" w:hAnsi="宋体" w:cs="宋体" w:hint="eastAsia"/>
+              <w:rFonts w:hint="eastAsia" w:ascii="宋体" w:hAnsi="宋体" w:eastAsia="宋体" w:cs="宋体"/>
               <w:szCs w:val="24"/>
             </w:rPr>
             <w:fldChar w:fldCharType="end"/>
@@ -3430,28 +3459,28 @@
         </w:p>
         <w:p>
           <w:pPr>
-            <w:pStyle w:val="TOC1"/>
+            <w:pStyle w:val="17"/>
             <w:tabs>
               <w:tab w:val="right" w:leader="dot" w:pos="8306"/>
             </w:tabs>
           </w:pPr>
           <w:r>
             <w:rPr>
-              <w:rFonts w:ascii="宋体" w:eastAsia="宋体" w:hAnsi="宋体" w:cs="宋体" w:hint="eastAsia"/>
+              <w:rFonts w:hint="eastAsia" w:ascii="宋体" w:hAnsi="宋体" w:eastAsia="宋体" w:cs="宋体"/>
               <w:szCs w:val="24"/>
             </w:rPr>
             <w:fldChar w:fldCharType="begin"/>
           </w:r>
           <w:r>
             <w:rPr>
-              <w:rFonts w:ascii="宋体" w:eastAsia="宋体" w:hAnsi="宋体" w:cs="宋体" w:hint="eastAsia"/>
-              <w:szCs w:val="24"/>
-            </w:rPr>
-            <w:instrText xml:space="preserve"> HYPERLINK \l _Toc31520 </w:instrText>
-          </w:r>
-          <w:r>
-            <w:rPr>
-              <w:rFonts w:ascii="宋体" w:eastAsia="宋体" w:hAnsi="宋体" w:cs="宋体" w:hint="eastAsia"/>
+              <w:rFonts w:hint="eastAsia" w:ascii="宋体" w:hAnsi="宋体" w:eastAsia="宋体" w:cs="宋体"/>
+              <w:szCs w:val="24"/>
+            </w:rPr>
+            <w:instrText xml:space="preserve"> HYPERLINK \l _Toc5398 </w:instrText>
+          </w:r>
+          <w:r>
+            <w:rPr>
+              <w:rFonts w:hint="eastAsia" w:ascii="宋体" w:hAnsi="宋体" w:eastAsia="宋体" w:cs="宋体"/>
               <w:szCs w:val="24"/>
             </w:rPr>
             <w:fldChar w:fldCharType="separate"/>
@@ -3461,7 +3490,7 @@
               <w:rFonts w:hint="default"/>
               <w:lang w:val="en-US" w:eastAsia="zh-CN"/>
             </w:rPr>
-            <w:t>9. 资源保障</w:t>
+            <w:t>8.3. 改进跟踪</w:t>
           </w:r>
           <w:r>
             <w:tab/>
@@ -3470,20 +3499,20 @@
             <w:fldChar w:fldCharType="begin"/>
           </w:r>
           <w:r>
-            <w:instrText xml:space="preserve"> PAGEREF _Toc31520 \h </w:instrText>
+            <w:instrText xml:space="preserve"> PAGEREF _Toc5398 \h </w:instrText>
           </w:r>
           <w:r>
             <w:fldChar w:fldCharType="separate"/>
           </w:r>
           <w:r>
-            <w:t>9</w:t>
+            <w:t>8</w:t>
           </w:r>
           <w:r>
             <w:fldChar w:fldCharType="end"/>
           </w:r>
           <w:r>
             <w:rPr>
-              <w:rFonts w:ascii="宋体" w:eastAsia="宋体" w:hAnsi="宋体" w:cs="宋体" w:hint="eastAsia"/>
+              <w:rFonts w:hint="eastAsia" w:ascii="宋体" w:hAnsi="宋体" w:eastAsia="宋体" w:cs="宋体"/>
               <w:szCs w:val="24"/>
             </w:rPr>
             <w:fldChar w:fldCharType="end"/>
@@ -3491,28 +3520,28 @@
         </w:p>
         <w:p>
           <w:pPr>
-            <w:pStyle w:val="TOC1"/>
+            <w:pStyle w:val="16"/>
             <w:tabs>
               <w:tab w:val="right" w:leader="dot" w:pos="8306"/>
             </w:tabs>
           </w:pPr>
           <w:r>
             <w:rPr>
-              <w:rFonts w:ascii="宋体" w:eastAsia="宋体" w:hAnsi="宋体" w:cs="宋体" w:hint="eastAsia"/>
+              <w:rFonts w:hint="eastAsia" w:ascii="宋体" w:hAnsi="宋体" w:eastAsia="宋体" w:cs="宋体"/>
               <w:szCs w:val="24"/>
             </w:rPr>
             <w:fldChar w:fldCharType="begin"/>
           </w:r>
           <w:r>
             <w:rPr>
-              <w:rFonts w:ascii="宋体" w:eastAsia="宋体" w:hAnsi="宋体" w:cs="宋体" w:hint="eastAsia"/>
-              <w:szCs w:val="24"/>
-            </w:rPr>
-            <w:instrText xml:space="preserve"> HYPERLINK \l _Toc4335 </w:instrText>
-          </w:r>
-          <w:r>
-            <w:rPr>
-              <w:rFonts w:ascii="宋体" w:eastAsia="宋体" w:hAnsi="宋体" w:cs="宋体" w:hint="eastAsia"/>
+              <w:rFonts w:hint="eastAsia" w:ascii="宋体" w:hAnsi="宋体" w:eastAsia="宋体" w:cs="宋体"/>
+              <w:szCs w:val="24"/>
+            </w:rPr>
+            <w:instrText xml:space="preserve"> HYPERLINK \l _Toc3970 </w:instrText>
+          </w:r>
+          <w:r>
+            <w:rPr>
+              <w:rFonts w:hint="eastAsia" w:ascii="宋体" w:hAnsi="宋体" w:eastAsia="宋体" w:cs="宋体"/>
               <w:szCs w:val="24"/>
             </w:rPr>
             <w:fldChar w:fldCharType="separate"/>
@@ -3522,14 +3551,7 @@
               <w:rFonts w:hint="default"/>
               <w:lang w:val="en-US" w:eastAsia="zh-CN"/>
             </w:rPr>
-            <w:t xml:space="preserve">10. </w:t>
-          </w:r>
-          <w:r>
-            <w:rPr>
-              <w:rFonts w:hint="eastAsia"/>
-              <w:lang w:val="en-US" w:eastAsia="zh-CN"/>
-            </w:rPr>
-            <w:t>考核指标</w:t>
+            <w:t>9. 资源保障</w:t>
           </w:r>
           <w:r>
             <w:tab/>
@@ -3538,20 +3560,20 @@
             <w:fldChar w:fldCharType="begin"/>
           </w:r>
           <w:r>
-            <w:instrText xml:space="preserve"> PAGEREF _Toc4335 \h </w:instrText>
+            <w:instrText xml:space="preserve"> PAGEREF _Toc3970 \h </w:instrText>
           </w:r>
           <w:r>
             <w:fldChar w:fldCharType="separate"/>
           </w:r>
           <w:r>
-            <w:t>9</w:t>
+            <w:t>8</w:t>
           </w:r>
           <w:r>
             <w:fldChar w:fldCharType="end"/>
           </w:r>
           <w:r>
             <w:rPr>
-              <w:rFonts w:ascii="宋体" w:eastAsia="宋体" w:hAnsi="宋体" w:cs="宋体" w:hint="eastAsia"/>
+              <w:rFonts w:hint="eastAsia" w:ascii="宋体" w:hAnsi="宋体" w:eastAsia="宋体" w:cs="宋体"/>
               <w:szCs w:val="24"/>
             </w:rPr>
             <w:fldChar w:fldCharType="end"/>
@@ -3559,28 +3581,28 @@
         </w:p>
         <w:p>
           <w:pPr>
-            <w:pStyle w:val="TOC1"/>
+            <w:pStyle w:val="16"/>
             <w:tabs>
               <w:tab w:val="right" w:leader="dot" w:pos="8306"/>
             </w:tabs>
           </w:pPr>
           <w:r>
             <w:rPr>
-              <w:rFonts w:ascii="宋体" w:eastAsia="宋体" w:hAnsi="宋体" w:cs="宋体" w:hint="eastAsia"/>
+              <w:rFonts w:hint="eastAsia" w:ascii="宋体" w:hAnsi="宋体" w:eastAsia="宋体" w:cs="宋体"/>
               <w:szCs w:val="24"/>
             </w:rPr>
             <w:fldChar w:fldCharType="begin"/>
           </w:r>
           <w:r>
             <w:rPr>
-              <w:rFonts w:ascii="宋体" w:eastAsia="宋体" w:hAnsi="宋体" w:cs="宋体" w:hint="eastAsia"/>
-              <w:szCs w:val="24"/>
-            </w:rPr>
-            <w:instrText xml:space="preserve"> HYPERLINK \l _Toc8752 </w:instrText>
-          </w:r>
-          <w:r>
-            <w:rPr>
-              <w:rFonts w:ascii="宋体" w:eastAsia="宋体" w:hAnsi="宋体" w:cs="宋体" w:hint="eastAsia"/>
+              <w:rFonts w:hint="eastAsia" w:ascii="宋体" w:hAnsi="宋体" w:eastAsia="宋体" w:cs="宋体"/>
+              <w:szCs w:val="24"/>
+            </w:rPr>
+            <w:instrText xml:space="preserve"> HYPERLINK \l _Toc3722 </w:instrText>
+          </w:r>
+          <w:r>
+            <w:rPr>
+              <w:rFonts w:hint="eastAsia" w:ascii="宋体" w:hAnsi="宋体" w:eastAsia="宋体" w:cs="宋体"/>
               <w:szCs w:val="24"/>
             </w:rPr>
             <w:fldChar w:fldCharType="separate"/>
@@ -3590,6 +3612,74 @@
               <w:rFonts w:hint="default"/>
               <w:lang w:val="en-US" w:eastAsia="zh-CN"/>
             </w:rPr>
+            <w:t xml:space="preserve">10. </w:t>
+          </w:r>
+          <w:r>
+            <w:rPr>
+              <w:rFonts w:hint="eastAsia"/>
+              <w:lang w:val="en-US" w:eastAsia="zh-CN"/>
+            </w:rPr>
+            <w:t>考核指标</w:t>
+          </w:r>
+          <w:r>
+            <w:tab/>
+          </w:r>
+          <w:r>
+            <w:fldChar w:fldCharType="begin"/>
+          </w:r>
+          <w:r>
+            <w:instrText xml:space="preserve"> PAGEREF _Toc3722 \h </w:instrText>
+          </w:r>
+          <w:r>
+            <w:fldChar w:fldCharType="separate"/>
+          </w:r>
+          <w:r>
+            <w:t>8</w:t>
+          </w:r>
+          <w:r>
+            <w:fldChar w:fldCharType="end"/>
+          </w:r>
+          <w:r>
+            <w:rPr>
+              <w:rFonts w:hint="eastAsia" w:ascii="宋体" w:hAnsi="宋体" w:eastAsia="宋体" w:cs="宋体"/>
+              <w:szCs w:val="24"/>
+            </w:rPr>
+            <w:fldChar w:fldCharType="end"/>
+          </w:r>
+        </w:p>
+        <w:p>
+          <w:pPr>
+            <w:pStyle w:val="16"/>
+            <w:tabs>
+              <w:tab w:val="right" w:leader="dot" w:pos="8306"/>
+            </w:tabs>
+          </w:pPr>
+          <w:r>
+            <w:rPr>
+              <w:rFonts w:hint="eastAsia" w:ascii="宋体" w:hAnsi="宋体" w:eastAsia="宋体" w:cs="宋体"/>
+              <w:szCs w:val="24"/>
+            </w:rPr>
+            <w:fldChar w:fldCharType="begin"/>
+          </w:r>
+          <w:r>
+            <w:rPr>
+              <w:rFonts w:hint="eastAsia" w:ascii="宋体" w:hAnsi="宋体" w:eastAsia="宋体" w:cs="宋体"/>
+              <w:szCs w:val="24"/>
+            </w:rPr>
+            <w:instrText xml:space="preserve"> HYPERLINK \l _Toc18303 </w:instrText>
+          </w:r>
+          <w:r>
+            <w:rPr>
+              <w:rFonts w:hint="eastAsia" w:ascii="宋体" w:hAnsi="宋体" w:eastAsia="宋体" w:cs="宋体"/>
+              <w:szCs w:val="24"/>
+            </w:rPr>
+            <w:fldChar w:fldCharType="separate"/>
+          </w:r>
+          <w:r>
+            <w:rPr>
+              <w:rFonts w:hint="default"/>
+              <w:lang w:val="en-US" w:eastAsia="zh-CN"/>
+            </w:rPr>
             <w:t>11. 附则</w:t>
           </w:r>
           <w:r>
@@ -3599,20 +3689,20 @@
             <w:fldChar w:fldCharType="begin"/>
           </w:r>
           <w:r>
-            <w:instrText xml:space="preserve"> PAGEREF _Toc8752 \h </w:instrText>
+            <w:instrText xml:space="preserve"> PAGEREF _Toc18303 \h </w:instrText>
           </w:r>
           <w:r>
             <w:fldChar w:fldCharType="separate"/>
           </w:r>
           <w:r>
-            <w:t>9</w:t>
+            <w:t>8</w:t>
           </w:r>
           <w:r>
             <w:fldChar w:fldCharType="end"/>
           </w:r>
           <w:r>
             <w:rPr>
-              <w:rFonts w:ascii="宋体" w:eastAsia="宋体" w:hAnsi="宋体" w:cs="宋体" w:hint="eastAsia"/>
+              <w:rFonts w:hint="eastAsia" w:ascii="宋体" w:hAnsi="宋体" w:eastAsia="宋体" w:cs="宋体"/>
               <w:szCs w:val="24"/>
             </w:rPr>
             <w:fldChar w:fldCharType="end"/>
@@ -3634,7 +3724,7 @@
             <w:snapToGrid w:val="0"/>
             <w:textAlignment w:val="baseline"/>
             <w:rPr>
-              <w:rFonts w:ascii="宋体" w:eastAsia="宋体" w:hAnsi="宋体" w:cs="宋体" w:hint="eastAsia"/>
+              <w:rFonts w:hint="eastAsia" w:ascii="宋体" w:hAnsi="宋体" w:eastAsia="宋体" w:cs="宋体"/>
               <w:snapToGrid w:val="0"/>
               <w:color w:val="000000"/>
               <w:kern w:val="0"/>
@@ -3645,7 +3735,7 @@
           </w:pPr>
           <w:r>
             <w:rPr>
-              <w:rFonts w:ascii="宋体" w:eastAsia="宋体" w:hAnsi="宋体" w:cs="宋体" w:hint="eastAsia"/>
+              <w:rFonts w:hint="eastAsia" w:ascii="宋体" w:hAnsi="宋体" w:eastAsia="宋体" w:cs="宋体"/>
               <w:szCs w:val="24"/>
             </w:rPr>
             <w:fldChar w:fldCharType="end"/>
@@ -3655,6 +3745,26 @@
     </w:sdt>
     <w:p>
       <w:pPr>
+        <w:pStyle w:val="28"/>
+        <w:bidi w:val="0"/>
+        <w:rPr>
+          <w:rFonts w:hint="default"/>
+          <w:lang w:val="en-US" w:eastAsia="zh-CN"/>
+        </w:rPr>
+      </w:pPr>
+      <w:bookmarkStart w:id="2" w:name="_Toc31951"/>
+      <w:r>
+        <w:rPr>
+          <w:rFonts w:hint="default"/>
+          <w:lang w:val="en-US" w:eastAsia="zh-CN"/>
+        </w:rPr>
+        <w:t>目的</w:t>
+      </w:r>
+      <w:bookmarkEnd w:id="2"/>
+    </w:p>
+    <w:p>
+      <w:pPr>
+        <w:pStyle w:val="29"/>
         <w:keepNext w:val="0"/>
         <w:keepLines w:val="0"/>
         <w:pageBreakBefore w:val="0"/>
@@ -3669,50 +3779,40 @@
         <w:snapToGrid w:val="0"/>
         <w:textAlignment w:val="baseline"/>
         <w:rPr>
-          <w:rFonts w:ascii="Arial" w:eastAsia="Arial" w:hAnsi="Arial" w:cs="Arial"/>
-          <w:snapToGrid w:val="0"/>
-          <w:color w:val="000000"/>
-          <w:kern w:val="0"/>
-          <w:sz w:val="21"/>
-          <w:szCs w:val="21"/>
-          <w:lang w:val="en-US" w:eastAsia="en-US" w:bidi="ar-SA"/>
-        </w:rPr>
-      </w:pPr>
-      <w:r>
-        <w:rPr>
-          <w:rFonts w:ascii="Arial" w:eastAsia="Arial" w:hAnsi="Arial" w:cs="Arial"/>
-          <w:snapToGrid w:val="0"/>
-          <w:color w:val="000000"/>
-          <w:kern w:val="0"/>
-          <w:sz w:val="21"/>
-          <w:szCs w:val="21"/>
-          <w:lang w:val="en-US" w:eastAsia="en-US" w:bidi="ar-SA"/>
-        </w:rPr>
-        <w:br w:type="page"/>
-      </w:r>
-    </w:p>
-    <w:p>
-      <w:pPr>
-        <w:pStyle w:val="1"/>
+          <w:rFonts w:hint="default"/>
+          <w:lang w:val="en-US" w:eastAsia="zh-CN"/>
+        </w:rPr>
+      </w:pPr>
+      <w:r>
+        <w:rPr>
+          <w:rFonts w:hint="default"/>
+          <w:lang w:val="en-US" w:eastAsia="zh-CN"/>
+        </w:rPr>
+        <w:t>为建立健全公司运维服务的应急响应机制，规范对突发事件的预防、准备、响应、恢复和总结改进的全过程管理，最大限度地预防和减少突发事件造成的业务影响与损失，保障客户业务连续性，特制定本制度。</w:t>
+      </w:r>
+    </w:p>
+    <w:p>
+      <w:pPr>
+        <w:pStyle w:val="28"/>
         <w:bidi w:val="0"/>
         <w:rPr>
           <w:rFonts w:hint="default"/>
           <w:lang w:val="en-US" w:eastAsia="zh-CN"/>
         </w:rPr>
       </w:pPr>
-      <w:bookmarkStart w:id="2" w:name="_Toc8788"/>
-      <w:r>
-        <w:rPr>
-          <w:rFonts w:hint="default"/>
-          <w:lang w:val="en-US" w:eastAsia="zh-CN"/>
-        </w:rPr>
-        <w:t>目的</w:t>
-      </w:r>
-      <w:bookmarkEnd w:id="2"/>
-    </w:p>
-    <w:p>
-      <w:pPr>
-        <w:pStyle w:val="a1"/>
+      <w:bookmarkStart w:id="3" w:name="_Toc14942"/>
+      <w:r>
+        <w:rPr>
+          <w:rFonts w:hint="default"/>
+          <w:lang w:val="en-US" w:eastAsia="zh-CN"/>
+        </w:rPr>
+        <w:t>适用范围</w:t>
+      </w:r>
+      <w:bookmarkEnd w:id="3"/>
+    </w:p>
+    <w:p>
+      <w:pPr>
+        <w:pStyle w:val="29"/>
         <w:keepNext w:val="0"/>
         <w:keepLines w:val="0"/>
         <w:pageBreakBefore w:val="0"/>
@@ -3736,40 +3836,31 @@
           <w:rFonts w:hint="default"/>
           <w:lang w:val="en-US" w:eastAsia="zh-CN"/>
         </w:rPr>
-        <w:t>为建立健全公司</w:t>
-      </w:r>
-      <w:bookmarkStart w:id="3" w:name="_GoBack"/>
-      <w:bookmarkEnd w:id="3"/>
-      <w:r>
-        <w:rPr>
-          <w:rFonts w:hint="default"/>
-          <w:lang w:val="en-US" w:eastAsia="zh-CN"/>
-        </w:rPr>
-        <w:t>运维服务的应急响应机制，规范对突发事件的预防、准备、响应、恢复和总结改进的全过程管理，最大限度地预防和减少突发事件造成的业务影响与损失，保障客户业务连续性，特制定本制度。</w:t>
-      </w:r>
-    </w:p>
-    <w:p>
-      <w:pPr>
-        <w:pStyle w:val="1"/>
+        <w:t>本制度适用于公司运维服务范围内，因软件系统故障、信息安全事件、数据中心服务中断等突发事件（以下简称“应急事件”）的应急响应管理活动。</w:t>
+      </w:r>
+    </w:p>
+    <w:p>
+      <w:pPr>
+        <w:pStyle w:val="28"/>
         <w:bidi w:val="0"/>
         <w:rPr>
           <w:rFonts w:hint="default"/>
           <w:lang w:val="en-US" w:eastAsia="zh-CN"/>
         </w:rPr>
       </w:pPr>
-      <w:bookmarkStart w:id="4" w:name="_Toc24662"/>
-      <w:r>
-        <w:rPr>
-          <w:rFonts w:hint="default"/>
-          <w:lang w:val="en-US" w:eastAsia="zh-CN"/>
-        </w:rPr>
-        <w:t>适用范围</w:t>
+      <w:bookmarkStart w:id="4" w:name="_Toc5357"/>
+      <w:r>
+        <w:rPr>
+          <w:rFonts w:hint="default"/>
+          <w:lang w:val="en-US" w:eastAsia="zh-CN"/>
+        </w:rPr>
+        <w:t>定义与术语</w:t>
       </w:r>
       <w:bookmarkEnd w:id="4"/>
     </w:p>
     <w:p>
       <w:pPr>
-        <w:pStyle w:val="a1"/>
+        <w:pStyle w:val="29"/>
         <w:keepNext w:val="0"/>
         <w:keepLines w:val="0"/>
         <w:pageBreakBefore w:val="0"/>
@@ -3793,31 +3884,12 @@
           <w:rFonts w:hint="default"/>
           <w:lang w:val="en-US" w:eastAsia="zh-CN"/>
         </w:rPr>
-        <w:t>本制度适用于公司运维服务范围内，因软件系统故障、信息安全事件、数据中心服务中断等突发事件（以下简称“应急事件”）的应急响应管理活动。</w:t>
-      </w:r>
-    </w:p>
-    <w:p>
-      <w:pPr>
-        <w:pStyle w:val="1"/>
-        <w:bidi w:val="0"/>
-        <w:rPr>
-          <w:rFonts w:hint="default"/>
-          <w:lang w:val="en-US" w:eastAsia="zh-CN"/>
-        </w:rPr>
-      </w:pPr>
-      <w:bookmarkStart w:id="5" w:name="_Toc5183"/>
-      <w:r>
-        <w:rPr>
-          <w:rFonts w:hint="default"/>
-          <w:lang w:val="en-US" w:eastAsia="zh-CN"/>
-        </w:rPr>
-        <w:t>定义与术语</w:t>
-      </w:r>
-      <w:bookmarkEnd w:id="5"/>
-    </w:p>
-    <w:p>
-      <w:pPr>
-        <w:pStyle w:val="a1"/>
+        <w:t>应急事件：指突发的、对运维服务系统造成或可能造成严重危害，需要立即采取超出常规作业程序的行动进行处置的事件。</w:t>
+      </w:r>
+    </w:p>
+    <w:p>
+      <w:pPr>
+        <w:pStyle w:val="29"/>
         <w:keepNext w:val="0"/>
         <w:keepLines w:val="0"/>
         <w:pageBreakBefore w:val="0"/>
@@ -3841,12 +3913,12 @@
           <w:rFonts w:hint="default"/>
           <w:lang w:val="en-US" w:eastAsia="zh-CN"/>
         </w:rPr>
-        <w:t>应急事件：指突发的、对运维服务系统造成或可能造成严重危害，需要立即采取超出常规作业程序的行动进行处置的事件。</w:t>
-      </w:r>
-    </w:p>
-    <w:p>
-      <w:pPr>
-        <w:pStyle w:val="a1"/>
+        <w:t>应急预案：为应对特定类型应急事件而预先制定的行动方案、资源调配和指挥协调程序。</w:t>
+      </w:r>
+    </w:p>
+    <w:p>
+      <w:pPr>
+        <w:pStyle w:val="29"/>
         <w:keepNext w:val="0"/>
         <w:keepLines w:val="0"/>
         <w:pageBreakBefore w:val="0"/>
@@ -3867,15 +3939,22 @@
       </w:pPr>
       <w:r>
         <w:rPr>
-          <w:rFonts w:hint="default"/>
-          <w:lang w:val="en-US" w:eastAsia="zh-CN"/>
-        </w:rPr>
-        <w:t>应急预案：为应对特定类型应急事件而预先制定的行动方案、资源调配和指挥协调程序。</w:t>
-      </w:r>
-    </w:p>
-    <w:p>
-      <w:pPr>
-        <w:pStyle w:val="a1"/>
+          <w:rFonts w:hint="eastAsia"/>
+          <w:lang w:val="en-US" w:eastAsia="zh-CN"/>
+        </w:rPr>
+        <w:t>应急管理部</w:t>
+      </w:r>
+      <w:r>
+        <w:rPr>
+          <w:rFonts w:hint="default"/>
+          <w:lang w:val="en-US" w:eastAsia="zh-CN"/>
+        </w:rPr>
+        <w:t>：应急响应期间成立的临时指挥机构，负责统一决策与协调。</w:t>
+      </w:r>
+    </w:p>
+    <w:p>
+      <w:pPr>
+        <w:pStyle w:val="29"/>
         <w:keepNext w:val="0"/>
         <w:keepLines w:val="0"/>
         <w:pageBreakBefore w:val="0"/>
@@ -3896,22 +3975,34 @@
       </w:pPr>
       <w:r>
         <w:rPr>
-          <w:rFonts w:hint="eastAsia"/>
-          <w:lang w:val="en-US" w:eastAsia="zh-CN"/>
-        </w:rPr>
-        <w:t>应急管理部</w:t>
-      </w:r>
-      <w:r>
-        <w:rPr>
-          <w:rFonts w:hint="default"/>
-          <w:lang w:val="en-US" w:eastAsia="zh-CN"/>
-        </w:rPr>
-        <w:t>：应急响应期间成立的临时指挥机构，负责统一决策与协调。</w:t>
-      </w:r>
-    </w:p>
-    <w:p>
-      <w:pPr>
-        <w:pStyle w:val="a1"/>
+          <w:rFonts w:hint="default"/>
+          <w:lang w:val="en-US" w:eastAsia="zh-CN"/>
+        </w:rPr>
+        <w:t>业务影响分析（BIA）： 分析应急事件对客户业务功能及SLA可能造成的冲击和影响。</w:t>
+      </w:r>
+    </w:p>
+    <w:p>
+      <w:pPr>
+        <w:pStyle w:val="28"/>
+        <w:bidi w:val="0"/>
+        <w:rPr>
+          <w:rFonts w:hint="default"/>
+          <w:lang w:val="en-US" w:eastAsia="zh-CN"/>
+        </w:rPr>
+      </w:pPr>
+      <w:bookmarkStart w:id="5" w:name="_Toc22590"/>
+      <w:r>
+        <w:rPr>
+          <w:rFonts w:hint="default"/>
+          <w:lang w:val="en-US" w:eastAsia="zh-CN"/>
+        </w:rPr>
+        <w:t>应急管理原则</w:t>
+      </w:r>
+      <w:bookmarkEnd w:id="5"/>
+    </w:p>
+    <w:p>
+      <w:pPr>
+        <w:pStyle w:val="29"/>
         <w:keepNext w:val="0"/>
         <w:keepLines w:val="0"/>
         <w:pageBreakBefore w:val="0"/>
@@ -3935,31 +4026,12 @@
           <w:rFonts w:hint="default"/>
           <w:lang w:val="en-US" w:eastAsia="zh-CN"/>
         </w:rPr>
-        <w:t>业务影响分析（BIA）： 分析应急事件对客户业务功能及SLA可能造成的冲击和影响。</w:t>
-      </w:r>
-    </w:p>
-    <w:p>
-      <w:pPr>
-        <w:pStyle w:val="1"/>
-        <w:bidi w:val="0"/>
-        <w:rPr>
-          <w:rFonts w:hint="default"/>
-          <w:lang w:val="en-US" w:eastAsia="zh-CN"/>
-        </w:rPr>
-      </w:pPr>
-      <w:bookmarkStart w:id="6" w:name="_Toc10277"/>
-      <w:r>
-        <w:rPr>
-          <w:rFonts w:hint="default"/>
-          <w:lang w:val="en-US" w:eastAsia="zh-CN"/>
-        </w:rPr>
-        <w:t>应急管理原则</w:t>
-      </w:r>
-      <w:bookmarkEnd w:id="6"/>
-    </w:p>
-    <w:p>
-      <w:pPr>
-        <w:pStyle w:val="a1"/>
+        <w:t>预防为主，常备不懈：加强日常监控、风险评估和预案演练，提升预防能力。</w:t>
+      </w:r>
+    </w:p>
+    <w:p>
+      <w:pPr>
+        <w:pStyle w:val="29"/>
         <w:keepNext w:val="0"/>
         <w:keepLines w:val="0"/>
         <w:pageBreakBefore w:val="0"/>
@@ -3983,12 +4055,12 @@
           <w:rFonts w:hint="default"/>
           <w:lang w:val="en-US" w:eastAsia="zh-CN"/>
         </w:rPr>
-        <w:t>预防为主，常备不懈：加强日常监控、风险评估和预案演练，提升预防能力。</w:t>
-      </w:r>
-    </w:p>
-    <w:p>
-      <w:pPr>
-        <w:pStyle w:val="a1"/>
+        <w:t>统一指挥，分级负责：建立清晰的指挥体系，按照事件级别启动相应层级的响应。</w:t>
+      </w:r>
+    </w:p>
+    <w:p>
+      <w:pPr>
+        <w:pStyle w:val="29"/>
         <w:keepNext w:val="0"/>
         <w:keepLines w:val="0"/>
         <w:pageBreakBefore w:val="0"/>
@@ -4012,12 +4084,12 @@
           <w:rFonts w:hint="default"/>
           <w:lang w:val="en-US" w:eastAsia="zh-CN"/>
         </w:rPr>
-        <w:t>统一指挥，分级负责：建立清晰的指挥体系，按照事件级别启动相应层级的响应。</w:t>
-      </w:r>
-    </w:p>
-    <w:p>
-      <w:pPr>
-        <w:pStyle w:val="a1"/>
+        <w:t>快速响应，协同处置：确保信息通畅、决策迅速、各团队协同有效。</w:t>
+      </w:r>
+    </w:p>
+    <w:p>
+      <w:pPr>
+        <w:pStyle w:val="29"/>
         <w:keepNext w:val="0"/>
         <w:keepLines w:val="0"/>
         <w:pageBreakBefore w:val="0"/>
@@ -4041,12 +4113,369 @@
           <w:rFonts w:hint="default"/>
           <w:lang w:val="en-US" w:eastAsia="zh-CN"/>
         </w:rPr>
-        <w:t>快速响应，协同处置：确保信息通畅、决策迅速、各团队协同有效。</w:t>
-      </w:r>
-    </w:p>
-    <w:p>
-      <w:pPr>
-        <w:pStyle w:val="a1"/>
+        <w:t>持续改进，闭环管理：每次应急后必须进行复盘总结，完善预案与流程。</w:t>
+      </w:r>
+    </w:p>
+    <w:p>
+      <w:pPr>
+        <w:pStyle w:val="28"/>
+        <w:bidi w:val="0"/>
+        <w:rPr>
+          <w:rFonts w:hint="default"/>
+          <w:lang w:val="en-US" w:eastAsia="zh-CN"/>
+        </w:rPr>
+      </w:pPr>
+      <w:bookmarkStart w:id="6" w:name="_Toc12097"/>
+      <w:r>
+        <w:rPr>
+          <w:rFonts w:hint="default"/>
+          <w:lang w:val="en-US" w:eastAsia="zh-CN"/>
+        </w:rPr>
+        <w:t>组织与职责</w:t>
+      </w:r>
+      <w:bookmarkEnd w:id="6"/>
+    </w:p>
+    <w:p>
+      <w:pPr>
+        <w:pStyle w:val="30"/>
+        <w:bidi w:val="0"/>
+        <w:rPr>
+          <w:rFonts w:hint="default"/>
+          <w:lang w:val="en-US" w:eastAsia="zh-CN"/>
+        </w:rPr>
+      </w:pPr>
+      <w:bookmarkStart w:id="7" w:name="_Toc14724"/>
+      <w:r>
+        <w:rPr>
+          <w:rFonts w:hint="default"/>
+          <w:lang w:val="en-US" w:eastAsia="zh-CN"/>
+        </w:rPr>
+        <w:t>运维部</w:t>
+      </w:r>
+      <w:bookmarkEnd w:id="7"/>
+    </w:p>
+    <w:p>
+      <w:pPr>
+        <w:pStyle w:val="29"/>
+        <w:rPr>
+          <w:rFonts w:hint="default"/>
+          <w:lang w:val="en-US" w:eastAsia="zh-CN"/>
+        </w:rPr>
+      </w:pPr>
+      <w:r>
+        <w:rPr>
+          <w:rFonts w:hint="default"/>
+          <w:lang w:val="en-US" w:eastAsia="zh-CN"/>
+        </w:rPr>
+        <w:t>负责本制度的制定、修订、宣贯与监督执行。</w:t>
+      </w:r>
+    </w:p>
+    <w:p>
+      <w:pPr>
+        <w:pStyle w:val="29"/>
+        <w:rPr>
+          <w:rFonts w:hint="default"/>
+          <w:lang w:val="en-US" w:eastAsia="zh-CN"/>
+        </w:rPr>
+      </w:pPr>
+      <w:r>
+        <w:rPr>
+          <w:rFonts w:hint="default"/>
+          <w:lang w:val="en-US" w:eastAsia="zh-CN"/>
+        </w:rPr>
+        <w:t>负责组织公司级及重大业务应急预案的编制、评审、更新、演练与维护。</w:t>
+      </w:r>
+    </w:p>
+    <w:p>
+      <w:pPr>
+        <w:pStyle w:val="29"/>
+        <w:rPr>
+          <w:rFonts w:hint="default"/>
+          <w:lang w:val="en-US" w:eastAsia="zh-CN"/>
+        </w:rPr>
+      </w:pPr>
+      <w:r>
+        <w:rPr>
+          <w:rFonts w:hint="default"/>
+          <w:lang w:val="en-US" w:eastAsia="zh-CN"/>
+        </w:rPr>
+        <w:t>在应急响应期间，负责组建应急指挥组并承担指挥协调中心职能。</w:t>
+      </w:r>
+    </w:p>
+    <w:p>
+      <w:pPr>
+        <w:pStyle w:val="29"/>
+        <w:rPr>
+          <w:rFonts w:hint="default"/>
+          <w:lang w:val="en-US" w:eastAsia="zh-CN"/>
+        </w:rPr>
+      </w:pPr>
+      <w:r>
+        <w:rPr>
+          <w:rFonts w:hint="default"/>
+          <w:lang w:val="en-US" w:eastAsia="zh-CN"/>
+        </w:rPr>
+        <w:t>负责监督应急响应全过程，并组织事后总结、报告编制与改进措施跟踪。</w:t>
+      </w:r>
+    </w:p>
+    <w:p>
+      <w:pPr>
+        <w:pStyle w:val="29"/>
+        <w:rPr>
+          <w:rFonts w:hint="default"/>
+          <w:lang w:val="en-US" w:eastAsia="zh-CN"/>
+        </w:rPr>
+      </w:pPr>
+      <w:r>
+        <w:rPr>
+          <w:rFonts w:hint="default"/>
+          <w:lang w:val="en-US" w:eastAsia="zh-CN"/>
+        </w:rPr>
+        <w:t>负责所辖系统具体应急预案的制定与日常维护。</w:t>
+      </w:r>
+    </w:p>
+    <w:p>
+      <w:pPr>
+        <w:pStyle w:val="29"/>
+        <w:rPr>
+          <w:rFonts w:hint="default"/>
+          <w:lang w:val="en-US" w:eastAsia="zh-CN"/>
+        </w:rPr>
+      </w:pPr>
+      <w:r>
+        <w:rPr>
+          <w:rFonts w:hint="default"/>
+          <w:lang w:val="en-US" w:eastAsia="zh-CN"/>
+        </w:rPr>
+        <w:t>作为一线应急响应的核心执行力量，负责事件的技术排查、故障隔离与系统恢复。</w:t>
+      </w:r>
+    </w:p>
+    <w:p>
+      <w:pPr>
+        <w:pStyle w:val="29"/>
+        <w:rPr>
+          <w:rFonts w:hint="default"/>
+          <w:lang w:val="en-US" w:eastAsia="zh-CN"/>
+        </w:rPr>
+      </w:pPr>
+      <w:r>
+        <w:rPr>
+          <w:rFonts w:hint="default"/>
+          <w:lang w:val="en-US" w:eastAsia="zh-CN"/>
+        </w:rPr>
+        <w:t>负责应急期间的技术信息提供与处置过程记录。</w:t>
+      </w:r>
+    </w:p>
+    <w:p>
+      <w:pPr>
+        <w:pStyle w:val="29"/>
+        <w:rPr>
+          <w:rFonts w:hint="default"/>
+          <w:lang w:val="en-US" w:eastAsia="zh-CN"/>
+        </w:rPr>
+      </w:pPr>
+      <w:r>
+        <w:rPr>
+          <w:rFonts w:hint="eastAsia"/>
+          <w:lang w:val="en-US" w:eastAsia="zh-CN"/>
+        </w:rPr>
+        <w:t>运维部经理担任应急管理部负责人。</w:t>
+      </w:r>
+    </w:p>
+    <w:p>
+      <w:pPr>
+        <w:pStyle w:val="30"/>
+        <w:bidi w:val="0"/>
+        <w:rPr>
+          <w:rFonts w:hint="default"/>
+          <w:lang w:val="en-US" w:eastAsia="zh-CN"/>
+        </w:rPr>
+      </w:pPr>
+      <w:bookmarkStart w:id="8" w:name="_Toc22087"/>
+      <w:r>
+        <w:rPr>
+          <w:rFonts w:hint="default"/>
+          <w:lang w:val="en-US" w:eastAsia="zh-CN"/>
+        </w:rPr>
+        <w:t>服务台</w:t>
+      </w:r>
+      <w:bookmarkEnd w:id="8"/>
+    </w:p>
+    <w:p>
+      <w:pPr>
+        <w:pStyle w:val="29"/>
+        <w:rPr>
+          <w:rFonts w:hint="default"/>
+          <w:lang w:val="en-US" w:eastAsia="zh-CN"/>
+        </w:rPr>
+      </w:pPr>
+      <w:r>
+        <w:rPr>
+          <w:rFonts w:hint="default"/>
+          <w:lang w:val="en-US" w:eastAsia="zh-CN"/>
+        </w:rPr>
+        <w:t>作为应急事件初始接报的统一入口（依据《服务台管理制度》）。</w:t>
+      </w:r>
+    </w:p>
+    <w:p>
+      <w:pPr>
+        <w:pStyle w:val="29"/>
+        <w:rPr>
+          <w:rFonts w:hint="default"/>
+          <w:lang w:val="en-US" w:eastAsia="zh-CN"/>
+        </w:rPr>
+      </w:pPr>
+      <w:r>
+        <w:rPr>
+          <w:rFonts w:hint="default"/>
+          <w:lang w:val="en-US" w:eastAsia="zh-CN"/>
+        </w:rPr>
+        <w:t>负责初步判断、紧急上报，并按照应急指挥组指令，执行客户沟通与状态通报任务。</w:t>
+      </w:r>
+    </w:p>
+    <w:p>
+      <w:pPr>
+        <w:pStyle w:val="30"/>
+        <w:bidi w:val="0"/>
+        <w:rPr>
+          <w:rFonts w:hint="default"/>
+          <w:lang w:val="en-US" w:eastAsia="zh-CN"/>
+        </w:rPr>
+      </w:pPr>
+      <w:bookmarkStart w:id="9" w:name="_Toc20742"/>
+      <w:r>
+        <w:rPr>
+          <w:rFonts w:hint="default"/>
+          <w:lang w:val="en-US" w:eastAsia="zh-CN"/>
+        </w:rPr>
+        <w:t>研发部</w:t>
+      </w:r>
+      <w:bookmarkEnd w:id="9"/>
+    </w:p>
+    <w:p>
+      <w:pPr>
+        <w:pStyle w:val="29"/>
+        <w:rPr>
+          <w:rFonts w:hint="default"/>
+          <w:lang w:val="en-US" w:eastAsia="zh-CN"/>
+        </w:rPr>
+      </w:pPr>
+      <w:r>
+        <w:rPr>
+          <w:rFonts w:hint="default"/>
+          <w:lang w:val="en-US" w:eastAsia="zh-CN"/>
+        </w:rPr>
+        <w:t>为复杂或重大的技术问题提供专家级支持，参与根因分析。</w:t>
+      </w:r>
+    </w:p>
+    <w:p>
+      <w:pPr>
+        <w:pStyle w:val="29"/>
+        <w:rPr>
+          <w:rFonts w:hint="default"/>
+          <w:lang w:val="en-US" w:eastAsia="zh-CN"/>
+        </w:rPr>
+      </w:pPr>
+      <w:r>
+        <w:rPr>
+          <w:rFonts w:hint="default"/>
+          <w:lang w:val="en-US" w:eastAsia="zh-CN"/>
+        </w:rPr>
+        <w:t>协助验证及提供紧急修复补丁或版本。</w:t>
+      </w:r>
+    </w:p>
+    <w:p>
+      <w:pPr>
+        <w:pStyle w:val="30"/>
+        <w:bidi w:val="0"/>
+        <w:rPr>
+          <w:rFonts w:hint="default"/>
+          <w:lang w:val="en-US" w:eastAsia="zh-CN"/>
+        </w:rPr>
+      </w:pPr>
+      <w:bookmarkStart w:id="10" w:name="_Toc8865"/>
+      <w:r>
+        <w:rPr>
+          <w:rFonts w:hint="default"/>
+          <w:lang w:val="en-US" w:eastAsia="zh-CN"/>
+        </w:rPr>
+        <w:t>质量管理部</w:t>
+      </w:r>
+      <w:bookmarkEnd w:id="10"/>
+    </w:p>
+    <w:p>
+      <w:pPr>
+        <w:pStyle w:val="29"/>
+        <w:rPr>
+          <w:rFonts w:hint="default"/>
+          <w:lang w:val="en-US" w:eastAsia="zh-CN"/>
+        </w:rPr>
+      </w:pPr>
+      <w:r>
+        <w:rPr>
+          <w:rFonts w:hint="default"/>
+          <w:lang w:val="en-US" w:eastAsia="zh-CN"/>
+        </w:rPr>
+        <w:t>参与应急预案的评审，确保其与质量体系要求相符。</w:t>
+      </w:r>
+    </w:p>
+    <w:p>
+      <w:pPr>
+        <w:pStyle w:val="29"/>
+        <w:rPr>
+          <w:rFonts w:hint="default"/>
+          <w:lang w:val="en-US" w:eastAsia="zh-CN"/>
+        </w:rPr>
+      </w:pPr>
+      <w:r>
+        <w:rPr>
+          <w:rFonts w:hint="default"/>
+          <w:lang w:val="en-US" w:eastAsia="zh-CN"/>
+        </w:rPr>
+        <w:t>参与或监督重大应急事件的总结复盘，从质量改进角度提出独立建议。</w:t>
+      </w:r>
+    </w:p>
+    <w:p>
+      <w:pPr>
+        <w:pStyle w:val="28"/>
+        <w:bidi w:val="0"/>
+        <w:rPr>
+          <w:rFonts w:hint="default"/>
+          <w:lang w:val="en-US" w:eastAsia="zh-CN"/>
+        </w:rPr>
+      </w:pPr>
+      <w:bookmarkStart w:id="11" w:name="_Toc2429"/>
+      <w:r>
+        <w:rPr>
+          <w:rFonts w:hint="default"/>
+          <w:lang w:val="en-US" w:eastAsia="zh-CN"/>
+        </w:rPr>
+        <w:t>应急预案管理</w:t>
+      </w:r>
+      <w:bookmarkEnd w:id="11"/>
+    </w:p>
+    <w:p>
+      <w:pPr>
+        <w:pStyle w:val="30"/>
+        <w:bidi w:val="0"/>
+        <w:rPr>
+          <w:rFonts w:hint="default"/>
+          <w:lang w:val="en-US" w:eastAsia="zh-CN"/>
+        </w:rPr>
+      </w:pPr>
+      <w:bookmarkStart w:id="12" w:name="_Toc7764"/>
+      <w:r>
+        <w:rPr>
+          <w:rFonts w:hint="default"/>
+          <w:lang w:val="en-US" w:eastAsia="zh-CN"/>
+        </w:rPr>
+        <w:t>预案制定</w:t>
+      </w:r>
+      <w:bookmarkEnd w:id="12"/>
+    </w:p>
+    <w:p>
+      <w:pPr>
+        <w:pStyle w:val="29"/>
         <w:keepNext w:val="0"/>
         <w:keepLines w:val="0"/>
         <w:pageBreakBefore w:val="0"/>
@@ -4070,350 +4499,12 @@
           <w:rFonts w:hint="default"/>
           <w:lang w:val="en-US" w:eastAsia="zh-CN"/>
         </w:rPr>
-        <w:t>持续改进，闭环管理：每次应急后必须进行复盘总结，完善预案与流程。</w:t>
-      </w:r>
-    </w:p>
-    <w:p>
-      <w:pPr>
-        <w:pStyle w:val="1"/>
-        <w:bidi w:val="0"/>
-        <w:rPr>
-          <w:rFonts w:hint="default"/>
-          <w:lang w:val="en-US" w:eastAsia="zh-CN"/>
-        </w:rPr>
-      </w:pPr>
-      <w:bookmarkStart w:id="7" w:name="_Toc12609"/>
-      <w:r>
-        <w:rPr>
-          <w:rFonts w:hint="default"/>
-          <w:lang w:val="en-US" w:eastAsia="zh-CN"/>
-        </w:rPr>
-        <w:t>组织与职责</w:t>
-      </w:r>
-      <w:bookmarkEnd w:id="7"/>
-    </w:p>
-    <w:p>
-      <w:pPr>
-        <w:pStyle w:val="2"/>
-        <w:bidi w:val="0"/>
-        <w:rPr>
-          <w:rFonts w:hint="default"/>
-          <w:lang w:val="en-US" w:eastAsia="zh-CN"/>
-        </w:rPr>
-      </w:pPr>
-      <w:bookmarkStart w:id="8" w:name="_Toc3191"/>
-      <w:r>
-        <w:rPr>
-          <w:rFonts w:hint="default"/>
-          <w:lang w:val="en-US" w:eastAsia="zh-CN"/>
-        </w:rPr>
-        <w:t>运维部</w:t>
-      </w:r>
-      <w:bookmarkEnd w:id="8"/>
-    </w:p>
-    <w:p>
-      <w:pPr>
-        <w:pStyle w:val="a1"/>
-        <w:rPr>
-          <w:rFonts w:hint="default"/>
-          <w:lang w:val="en-US" w:eastAsia="zh-CN"/>
-        </w:rPr>
-      </w:pPr>
-      <w:r>
-        <w:rPr>
-          <w:rFonts w:hint="default"/>
-          <w:lang w:val="en-US" w:eastAsia="zh-CN"/>
-        </w:rPr>
-        <w:t>负责本制度的制定、修订、宣贯与监督执行。</w:t>
-      </w:r>
-    </w:p>
-    <w:p>
-      <w:pPr>
-        <w:pStyle w:val="a1"/>
-        <w:rPr>
-          <w:rFonts w:hint="default"/>
-          <w:lang w:val="en-US" w:eastAsia="zh-CN"/>
-        </w:rPr>
-      </w:pPr>
-      <w:r>
-        <w:rPr>
-          <w:rFonts w:hint="default"/>
-          <w:lang w:val="en-US" w:eastAsia="zh-CN"/>
-        </w:rPr>
-        <w:t>负责组织公司级及重大业务应急预案的编制、评审、更新、演练与维护。</w:t>
-      </w:r>
-    </w:p>
-    <w:p>
-      <w:pPr>
-        <w:pStyle w:val="a1"/>
-        <w:rPr>
-          <w:rFonts w:hint="default"/>
-          <w:lang w:val="en-US" w:eastAsia="zh-CN"/>
-        </w:rPr>
-      </w:pPr>
-      <w:r>
-        <w:rPr>
-          <w:rFonts w:hint="default"/>
-          <w:lang w:val="en-US" w:eastAsia="zh-CN"/>
-        </w:rPr>
-        <w:t>在应急响应期间，负责组建应急指挥组并承担指挥协调中心职能。</w:t>
-      </w:r>
-    </w:p>
-    <w:p>
-      <w:pPr>
-        <w:pStyle w:val="a1"/>
-        <w:rPr>
-          <w:rFonts w:hint="default"/>
-          <w:lang w:val="en-US" w:eastAsia="zh-CN"/>
-        </w:rPr>
-      </w:pPr>
-      <w:r>
-        <w:rPr>
-          <w:rFonts w:hint="default"/>
-          <w:lang w:val="en-US" w:eastAsia="zh-CN"/>
-        </w:rPr>
-        <w:t>负责监督应急响应全过程，并组织事后总结、报告编制与改进措施跟踪。</w:t>
-      </w:r>
-    </w:p>
-    <w:p>
-      <w:pPr>
-        <w:pStyle w:val="a1"/>
-        <w:rPr>
-          <w:rFonts w:hint="default"/>
-          <w:lang w:val="en-US" w:eastAsia="zh-CN"/>
-        </w:rPr>
-      </w:pPr>
-      <w:r>
-        <w:rPr>
-          <w:rFonts w:hint="default"/>
-          <w:lang w:val="en-US" w:eastAsia="zh-CN"/>
-        </w:rPr>
-        <w:t>负责所辖系统具体应急预案的制定与日常维护。</w:t>
-      </w:r>
-    </w:p>
-    <w:p>
-      <w:pPr>
-        <w:pStyle w:val="a1"/>
-        <w:rPr>
-          <w:rFonts w:hint="default"/>
-          <w:lang w:val="en-US" w:eastAsia="zh-CN"/>
-        </w:rPr>
-      </w:pPr>
-      <w:r>
-        <w:rPr>
-          <w:rFonts w:hint="default"/>
-          <w:lang w:val="en-US" w:eastAsia="zh-CN"/>
-        </w:rPr>
-        <w:t>作为一线应急响应的核心执行力量，负责事件的技术排查、故障隔离与系统恢复。</w:t>
-      </w:r>
-    </w:p>
-    <w:p>
-      <w:pPr>
-        <w:pStyle w:val="a1"/>
-        <w:rPr>
-          <w:rFonts w:hint="default"/>
-          <w:lang w:val="en-US" w:eastAsia="zh-CN"/>
-        </w:rPr>
-      </w:pPr>
-      <w:r>
-        <w:rPr>
-          <w:rFonts w:hint="default"/>
-          <w:lang w:val="en-US" w:eastAsia="zh-CN"/>
-        </w:rPr>
-        <w:t>负责应急期间的技术信息提供与处置过程记录。</w:t>
-      </w:r>
-    </w:p>
-    <w:p>
-      <w:pPr>
-        <w:pStyle w:val="a1"/>
-        <w:rPr>
-          <w:rFonts w:hint="default"/>
-          <w:lang w:val="en-US" w:eastAsia="zh-CN"/>
-        </w:rPr>
-      </w:pPr>
-      <w:r>
-        <w:rPr>
-          <w:rFonts w:hint="default"/>
-          <w:lang w:val="en-US" w:eastAsia="zh-CN"/>
-        </w:rPr>
-        <w:t>服务台（信息枢纽）：</w:t>
-      </w:r>
-    </w:p>
-    <w:p>
-      <w:pPr>
-        <w:pStyle w:val="a1"/>
-        <w:rPr>
-          <w:rFonts w:hint="default"/>
-          <w:lang w:val="en-US" w:eastAsia="zh-CN"/>
-        </w:rPr>
-      </w:pPr>
-      <w:r>
-        <w:rPr>
-          <w:rFonts w:hint="default"/>
-          <w:lang w:val="en-US" w:eastAsia="zh-CN"/>
-        </w:rPr>
-        <w:t>作为应急事件初始接报的统一入口（依据《服务台管理制度》）。</w:t>
-      </w:r>
-    </w:p>
-    <w:p>
-      <w:pPr>
-        <w:pStyle w:val="a1"/>
-        <w:rPr>
-          <w:rFonts w:hint="default"/>
-          <w:lang w:val="en-US" w:eastAsia="zh-CN"/>
-        </w:rPr>
-      </w:pPr>
-      <w:r>
-        <w:rPr>
-          <w:rFonts w:hint="default"/>
-          <w:lang w:val="en-US" w:eastAsia="zh-CN"/>
-        </w:rPr>
-        <w:t>负责初步判断、紧急上报，并按照应急指挥组指令，执行客户沟通与状态通报任务。</w:t>
-      </w:r>
-    </w:p>
-    <w:p>
-      <w:pPr>
-        <w:pStyle w:val="2"/>
-        <w:bidi w:val="0"/>
-        <w:rPr>
-          <w:rFonts w:hint="default"/>
-          <w:lang w:val="en-US" w:eastAsia="zh-CN"/>
-        </w:rPr>
-      </w:pPr>
-      <w:bookmarkStart w:id="9" w:name="_Toc2149"/>
-      <w:r>
-        <w:rPr>
-          <w:rFonts w:hint="default"/>
-          <w:lang w:val="en-US" w:eastAsia="zh-CN"/>
-        </w:rPr>
-        <w:t>研发部</w:t>
-      </w:r>
-      <w:bookmarkEnd w:id="9"/>
-    </w:p>
-    <w:p>
-      <w:pPr>
-        <w:pStyle w:val="a1"/>
-        <w:rPr>
-          <w:rFonts w:hint="default"/>
-          <w:lang w:val="en-US" w:eastAsia="zh-CN"/>
-        </w:rPr>
-      </w:pPr>
-      <w:r>
-        <w:rPr>
-          <w:rFonts w:hint="default"/>
-          <w:lang w:val="en-US" w:eastAsia="zh-CN"/>
-        </w:rPr>
-        <w:t>为复杂或重大的技术问题提供专家级支持，参与根因分析。</w:t>
-      </w:r>
-    </w:p>
-    <w:p>
-      <w:pPr>
-        <w:pStyle w:val="a1"/>
-        <w:rPr>
-          <w:rFonts w:hint="default"/>
-          <w:lang w:val="en-US" w:eastAsia="zh-CN"/>
-        </w:rPr>
-      </w:pPr>
-      <w:r>
-        <w:rPr>
-          <w:rFonts w:hint="default"/>
-          <w:lang w:val="en-US" w:eastAsia="zh-CN"/>
-        </w:rPr>
-        <w:t>协助验证及提供紧急修复补丁或版本。</w:t>
-      </w:r>
-    </w:p>
-    <w:p>
-      <w:pPr>
-        <w:pStyle w:val="2"/>
-        <w:bidi w:val="0"/>
-        <w:rPr>
-          <w:rFonts w:hint="default"/>
-          <w:lang w:val="en-US" w:eastAsia="zh-CN"/>
-        </w:rPr>
-      </w:pPr>
-      <w:bookmarkStart w:id="10" w:name="_Toc22618"/>
-      <w:r>
-        <w:rPr>
-          <w:rFonts w:hint="default"/>
-          <w:lang w:val="en-US" w:eastAsia="zh-CN"/>
-        </w:rPr>
-        <w:t>质量管理部</w:t>
-      </w:r>
-      <w:bookmarkEnd w:id="10"/>
-    </w:p>
-    <w:p>
-      <w:pPr>
-        <w:pStyle w:val="a1"/>
-        <w:rPr>
-          <w:rFonts w:hint="default"/>
-          <w:lang w:val="en-US" w:eastAsia="zh-CN"/>
-        </w:rPr>
-      </w:pPr>
-      <w:r>
-        <w:rPr>
-          <w:rFonts w:hint="default"/>
-          <w:lang w:val="en-US" w:eastAsia="zh-CN"/>
-        </w:rPr>
-        <w:t>参与应急预案的评审，确保其与质量体系要求相符。</w:t>
-      </w:r>
-    </w:p>
-    <w:p>
-      <w:pPr>
-        <w:pStyle w:val="a1"/>
-        <w:rPr>
-          <w:rFonts w:hint="default"/>
-          <w:lang w:val="en-US" w:eastAsia="zh-CN"/>
-        </w:rPr>
-      </w:pPr>
-      <w:r>
-        <w:rPr>
-          <w:rFonts w:hint="default"/>
-          <w:lang w:val="en-US" w:eastAsia="zh-CN"/>
-        </w:rPr>
-        <w:t>参与或监督重大应急事件的总结复盘，从质量改进角度提出独立建议。</w:t>
-      </w:r>
-    </w:p>
-    <w:p>
-      <w:pPr>
-        <w:pStyle w:val="1"/>
-        <w:bidi w:val="0"/>
-        <w:rPr>
-          <w:rFonts w:hint="default"/>
-          <w:lang w:val="en-US" w:eastAsia="zh-CN"/>
-        </w:rPr>
-      </w:pPr>
-      <w:bookmarkStart w:id="11" w:name="_Toc6128"/>
-      <w:r>
-        <w:rPr>
-          <w:rFonts w:hint="default"/>
-          <w:lang w:val="en-US" w:eastAsia="zh-CN"/>
-        </w:rPr>
-        <w:t>应急预案管理</w:t>
-      </w:r>
-      <w:bookmarkEnd w:id="11"/>
-    </w:p>
-    <w:p>
-      <w:pPr>
-        <w:pStyle w:val="2"/>
-        <w:bidi w:val="0"/>
-        <w:rPr>
-          <w:rFonts w:hint="default"/>
-          <w:lang w:val="en-US" w:eastAsia="zh-CN"/>
-        </w:rPr>
-      </w:pPr>
-      <w:bookmarkStart w:id="12" w:name="_Toc6852"/>
-      <w:r>
-        <w:rPr>
-          <w:rFonts w:hint="default"/>
-          <w:lang w:val="en-US" w:eastAsia="zh-CN"/>
-        </w:rPr>
-        <w:t>预案制定</w:t>
-      </w:r>
-      <w:bookmarkEnd w:id="12"/>
-    </w:p>
-    <w:p>
-      <w:pPr>
-        <w:pStyle w:val="a1"/>
+        <w:t>应急管理部组织各业务部门，基于业务影响分析（BIA）和风险评估，识别关键业务场景及潜在风险。</w:t>
+      </w:r>
+    </w:p>
+    <w:p>
+      <w:pPr>
+        <w:pStyle w:val="29"/>
         <w:keepNext w:val="0"/>
         <w:keepLines w:val="0"/>
         <w:pageBreakBefore w:val="0"/>
@@ -4437,12 +4528,12 @@
           <w:rFonts w:hint="default"/>
           <w:lang w:val="en-US" w:eastAsia="zh-CN"/>
         </w:rPr>
-        <w:t>应急管理部组织各业务部门，基于业务影响分析（BIA）和风险评估，识别关键业务场景及潜在风险。</w:t>
-      </w:r>
-    </w:p>
-    <w:p>
-      <w:pPr>
-        <w:pStyle w:val="a1"/>
+        <w:t>针对重大风险，须编制专项《应急预案》。预案内容应包括：事件定义与分级、组织与职责、应急启动条件、处置流程、沟通计划、恢复步骤、资源清单等。</w:t>
+      </w:r>
+    </w:p>
+    <w:p>
+      <w:pPr>
+        <w:pStyle w:val="29"/>
         <w:keepNext w:val="0"/>
         <w:keepLines w:val="0"/>
         <w:pageBreakBefore w:val="0"/>
@@ -4466,12 +4557,31 @@
           <w:rFonts w:hint="default"/>
           <w:lang w:val="en-US" w:eastAsia="zh-CN"/>
         </w:rPr>
-        <w:t>针对重大风险，须编制专项《应急预案》。预案内容应包括：事件定义与分级、组织与职责、应急启动条件、处置流程、沟通计划、恢复步骤、资源清单等。</w:t>
-      </w:r>
-    </w:p>
-    <w:p>
-      <w:pPr>
-        <w:pStyle w:val="a1"/>
+        <w:t>预案需经相关部门会签，并由公司主管领导批准后发布。</w:t>
+      </w:r>
+    </w:p>
+    <w:p>
+      <w:pPr>
+        <w:pStyle w:val="30"/>
+        <w:bidi w:val="0"/>
+        <w:rPr>
+          <w:rFonts w:hint="default"/>
+          <w:lang w:val="en-US" w:eastAsia="zh-CN"/>
+        </w:rPr>
+      </w:pPr>
+      <w:bookmarkStart w:id="13" w:name="_Toc11836"/>
+      <w:r>
+        <w:rPr>
+          <w:rFonts w:hint="default"/>
+          <w:lang w:val="en-US" w:eastAsia="zh-CN"/>
+        </w:rPr>
+        <w:t>预案维护</w:t>
+      </w:r>
+      <w:bookmarkEnd w:id="13"/>
+    </w:p>
+    <w:p>
+      <w:pPr>
+        <w:pStyle w:val="29"/>
         <w:keepNext w:val="0"/>
         <w:keepLines w:val="0"/>
         <w:pageBreakBefore w:val="0"/>
@@ -4495,31 +4605,12 @@
           <w:rFonts w:hint="default"/>
           <w:lang w:val="en-US" w:eastAsia="zh-CN"/>
         </w:rPr>
-        <w:t>预案需经相关部门会签，并由公司主管领导批准后发布。</w:t>
-      </w:r>
-    </w:p>
-    <w:p>
-      <w:pPr>
-        <w:pStyle w:val="2"/>
-        <w:bidi w:val="0"/>
-        <w:rPr>
-          <w:rFonts w:hint="default"/>
-          <w:lang w:val="en-US" w:eastAsia="zh-CN"/>
-        </w:rPr>
-      </w:pPr>
-      <w:bookmarkStart w:id="13" w:name="_Toc7604"/>
-      <w:r>
-        <w:rPr>
-          <w:rFonts w:hint="default"/>
-          <w:lang w:val="en-US" w:eastAsia="zh-CN"/>
-        </w:rPr>
-        <w:t>预案维护</w:t>
-      </w:r>
-      <w:bookmarkEnd w:id="13"/>
-    </w:p>
-    <w:p>
-      <w:pPr>
-        <w:pStyle w:val="a1"/>
+        <w:t>应急预案实行动态管理。每年至少进行一次系统性评审。</w:t>
+      </w:r>
+    </w:p>
+    <w:p>
+      <w:pPr>
+        <w:pStyle w:val="29"/>
         <w:keepNext w:val="0"/>
         <w:keepLines w:val="0"/>
         <w:pageBreakBefore w:val="0"/>
@@ -4543,12 +4634,12 @@
           <w:rFonts w:hint="default"/>
           <w:lang w:val="en-US" w:eastAsia="zh-CN"/>
         </w:rPr>
-        <w:t>应急预案实行动态管理。每年至少进行一次系统性评审。</w:t>
-      </w:r>
-    </w:p>
-    <w:p>
-      <w:pPr>
-        <w:pStyle w:val="a1"/>
+        <w:t>当出现以下情况时，必须及时启动预案修订：</w:t>
+      </w:r>
+    </w:p>
+    <w:p>
+      <w:pPr>
+        <w:pStyle w:val="29"/>
         <w:keepNext w:val="0"/>
         <w:keepLines w:val="0"/>
         <w:pageBreakBefore w:val="0"/>
@@ -4572,12 +4663,12 @@
           <w:rFonts w:hint="default"/>
           <w:lang w:val="en-US" w:eastAsia="zh-CN"/>
         </w:rPr>
-        <w:t>当出现以下情况时，必须及时启动预案修订：</w:t>
-      </w:r>
-    </w:p>
-    <w:p>
-      <w:pPr>
-        <w:pStyle w:val="a1"/>
+        <w:t>组织架构、关键人员或联系方式发生重大变更。</w:t>
+      </w:r>
+    </w:p>
+    <w:p>
+      <w:pPr>
+        <w:pStyle w:val="29"/>
         <w:keepNext w:val="0"/>
         <w:keepLines w:val="0"/>
         <w:pageBreakBefore w:val="0"/>
@@ -4601,12 +4692,12 @@
           <w:rFonts w:hint="default"/>
           <w:lang w:val="en-US" w:eastAsia="zh-CN"/>
         </w:rPr>
-        <w:t>组织架构、关键人员或联系方式发生重大变更。</w:t>
-      </w:r>
-    </w:p>
-    <w:p>
-      <w:pPr>
-        <w:pStyle w:val="a1"/>
+        <w:t>运维的系统、技术架构或业务逻辑发生重大变化。</w:t>
+      </w:r>
+    </w:p>
+    <w:p>
+      <w:pPr>
+        <w:pStyle w:val="29"/>
         <w:keepNext w:val="0"/>
         <w:keepLines w:val="0"/>
         <w:pageBreakBefore w:val="0"/>
@@ -4630,12 +4721,12 @@
           <w:rFonts w:hint="default"/>
           <w:lang w:val="en-US" w:eastAsia="zh-CN"/>
         </w:rPr>
-        <w:t>运维的系统、技术架构或业务逻辑发生重大变化。</w:t>
-      </w:r>
-    </w:p>
-    <w:p>
-      <w:pPr>
-        <w:pStyle w:val="a1"/>
+        <w:t>法律法规或客户合同要求发生变化。</w:t>
+      </w:r>
+    </w:p>
+    <w:p>
+      <w:pPr>
+        <w:pStyle w:val="29"/>
         <w:keepNext w:val="0"/>
         <w:keepLines w:val="0"/>
         <w:pageBreakBefore w:val="0"/>
@@ -4659,12 +4750,31 @@
           <w:rFonts w:hint="default"/>
           <w:lang w:val="en-US" w:eastAsia="zh-CN"/>
         </w:rPr>
-        <w:t>法律法规或客户合同要求发生变化。</w:t>
-      </w:r>
-    </w:p>
-    <w:p>
-      <w:pPr>
-        <w:pStyle w:val="a1"/>
+        <w:t>通过应急演练或实际响应发现预案存在缺陷。</w:t>
+      </w:r>
+    </w:p>
+    <w:p>
+      <w:pPr>
+        <w:pStyle w:val="30"/>
+        <w:bidi w:val="0"/>
+        <w:rPr>
+          <w:rFonts w:hint="default"/>
+          <w:lang w:val="en-US" w:eastAsia="zh-CN"/>
+        </w:rPr>
+      </w:pPr>
+      <w:bookmarkStart w:id="14" w:name="_Toc21288"/>
+      <w:r>
+        <w:rPr>
+          <w:rFonts w:hint="default"/>
+          <w:lang w:val="en-US" w:eastAsia="zh-CN"/>
+        </w:rPr>
+        <w:t>预案演练</w:t>
+      </w:r>
+      <w:bookmarkEnd w:id="14"/>
+    </w:p>
+    <w:p>
+      <w:pPr>
+        <w:pStyle w:val="29"/>
         <w:keepNext w:val="0"/>
         <w:keepLines w:val="0"/>
         <w:pageBreakBefore w:val="0"/>
@@ -4688,31 +4798,12 @@
           <w:rFonts w:hint="default"/>
           <w:lang w:val="en-US" w:eastAsia="zh-CN"/>
         </w:rPr>
-        <w:t>通过应急演练或实际响应发现预案存在缺陷。</w:t>
-      </w:r>
-    </w:p>
-    <w:p>
-      <w:pPr>
-        <w:pStyle w:val="2"/>
-        <w:bidi w:val="0"/>
-        <w:rPr>
-          <w:rFonts w:hint="default"/>
-          <w:lang w:val="en-US" w:eastAsia="zh-CN"/>
-        </w:rPr>
-      </w:pPr>
-      <w:bookmarkStart w:id="14" w:name="_Toc16909"/>
-      <w:r>
-        <w:rPr>
-          <w:rFonts w:hint="default"/>
-          <w:lang w:val="en-US" w:eastAsia="zh-CN"/>
-        </w:rPr>
-        <w:t>预案演练</w:t>
-      </w:r>
-      <w:bookmarkEnd w:id="14"/>
-    </w:p>
-    <w:p>
-      <w:pPr>
-        <w:pStyle w:val="a1"/>
+        <w:t>应急管理部负责制定年度《应急演练计划》。</w:t>
+      </w:r>
+    </w:p>
+    <w:p>
+      <w:pPr>
+        <w:pStyle w:val="29"/>
         <w:keepNext w:val="0"/>
         <w:keepLines w:val="0"/>
         <w:pageBreakBefore w:val="0"/>
@@ -4736,12 +4827,12 @@
           <w:rFonts w:hint="default"/>
           <w:lang w:val="en-US" w:eastAsia="zh-CN"/>
         </w:rPr>
-        <w:t>应急管理部负责制定年度《应急演练计划》。</w:t>
-      </w:r>
-    </w:p>
-    <w:p>
-      <w:pPr>
-        <w:pStyle w:val="a1"/>
+        <w:t>针对核心业务系统应急预案，每年至少组织一次实战演练或桌面推演。</w:t>
+      </w:r>
+    </w:p>
+    <w:p>
+      <w:pPr>
+        <w:pStyle w:val="29"/>
         <w:keepNext w:val="0"/>
         <w:keepLines w:val="0"/>
         <w:pageBreakBefore w:val="0"/>
@@ -4765,12 +4856,50 @@
           <w:rFonts w:hint="default"/>
           <w:lang w:val="en-US" w:eastAsia="zh-CN"/>
         </w:rPr>
-        <w:t>针对核心业务系统应急预案，每年至少组织一次实战演练或桌面推演。</w:t>
-      </w:r>
-    </w:p>
-    <w:p>
-      <w:pPr>
-        <w:pStyle w:val="a1"/>
+        <w:t>演练后须形成《演练总结报告》，评估预案有效性，并记录发现的问题与改进措施。</w:t>
+      </w:r>
+    </w:p>
+    <w:p>
+      <w:pPr>
+        <w:pStyle w:val="28"/>
+        <w:bidi w:val="0"/>
+        <w:rPr>
+          <w:rFonts w:hint="default"/>
+          <w:lang w:val="en-US" w:eastAsia="zh-CN"/>
+        </w:rPr>
+      </w:pPr>
+      <w:bookmarkStart w:id="15" w:name="_Toc26284"/>
+      <w:r>
+        <w:rPr>
+          <w:rFonts w:hint="default"/>
+          <w:lang w:val="en-US" w:eastAsia="zh-CN"/>
+        </w:rPr>
+        <w:t>应急响应流程</w:t>
+      </w:r>
+      <w:bookmarkEnd w:id="15"/>
+    </w:p>
+    <w:p>
+      <w:pPr>
+        <w:pStyle w:val="30"/>
+        <w:bidi w:val="0"/>
+        <w:rPr>
+          <w:rFonts w:hint="default"/>
+          <w:lang w:val="en-US" w:eastAsia="zh-CN"/>
+        </w:rPr>
+      </w:pPr>
+      <w:bookmarkStart w:id="16" w:name="_Toc25781"/>
+      <w:r>
+        <w:rPr>
+          <w:rFonts w:hint="default"/>
+          <w:lang w:val="en-US" w:eastAsia="zh-CN"/>
+        </w:rPr>
+        <w:t>监测与预警</w:t>
+      </w:r>
+      <w:bookmarkEnd w:id="16"/>
+    </w:p>
+    <w:p>
+      <w:pPr>
+        <w:pStyle w:val="29"/>
         <w:keepNext w:val="0"/>
         <w:keepLines w:val="0"/>
         <w:pageBreakBefore w:val="0"/>
@@ -4794,50 +4923,12 @@
           <w:rFonts w:hint="default"/>
           <w:lang w:val="en-US" w:eastAsia="zh-CN"/>
         </w:rPr>
-        <w:t>演练后须形成《演练总结报告》，评估预案有效性，并记录发现的问题与改进措施。</w:t>
-      </w:r>
-    </w:p>
-    <w:p>
-      <w:pPr>
-        <w:pStyle w:val="1"/>
-        <w:bidi w:val="0"/>
-        <w:rPr>
-          <w:rFonts w:hint="default"/>
-          <w:lang w:val="en-US" w:eastAsia="zh-CN"/>
-        </w:rPr>
-      </w:pPr>
-      <w:bookmarkStart w:id="15" w:name="_Toc7992"/>
-      <w:r>
-        <w:rPr>
-          <w:rFonts w:hint="default"/>
-          <w:lang w:val="en-US" w:eastAsia="zh-CN"/>
-        </w:rPr>
-        <w:t>应急响应流程</w:t>
-      </w:r>
-      <w:bookmarkEnd w:id="15"/>
-    </w:p>
-    <w:p>
-      <w:pPr>
-        <w:pStyle w:val="2"/>
-        <w:bidi w:val="0"/>
-        <w:rPr>
-          <w:rFonts w:hint="default"/>
-          <w:lang w:val="en-US" w:eastAsia="zh-CN"/>
-        </w:rPr>
-      </w:pPr>
-      <w:bookmarkStart w:id="16" w:name="_Toc29699"/>
-      <w:r>
-        <w:rPr>
-          <w:rFonts w:hint="default"/>
-          <w:lang w:val="en-US" w:eastAsia="zh-CN"/>
-        </w:rPr>
-        <w:t>监测与预警</w:t>
-      </w:r>
-      <w:bookmarkEnd w:id="16"/>
-    </w:p>
-    <w:p>
-      <w:pPr>
-        <w:pStyle w:val="a1"/>
+        <w:t>通过运维监控工具、服务台报告等渠道，实时监测系统状态。</w:t>
+      </w:r>
+    </w:p>
+    <w:p>
+      <w:pPr>
+        <w:pStyle w:val="29"/>
         <w:keepNext w:val="0"/>
         <w:keepLines w:val="0"/>
         <w:pageBreakBefore w:val="0"/>
@@ -4861,12 +4952,31 @@
           <w:rFonts w:hint="default"/>
           <w:lang w:val="en-US" w:eastAsia="zh-CN"/>
         </w:rPr>
-        <w:t>通过运维监控工具、服务台报告等渠道，实时监测系统状态。</w:t>
-      </w:r>
-    </w:p>
-    <w:p>
-      <w:pPr>
-        <w:pStyle w:val="a1"/>
+        <w:t>发现符合应急预案中定义的预警条件时，监测人员应立即按预案规定进行预警通报。</w:t>
+      </w:r>
+    </w:p>
+    <w:p>
+      <w:pPr>
+        <w:pStyle w:val="30"/>
+        <w:bidi w:val="0"/>
+        <w:rPr>
+          <w:rFonts w:hint="default"/>
+          <w:lang w:val="en-US" w:eastAsia="zh-CN"/>
+        </w:rPr>
+      </w:pPr>
+      <w:bookmarkStart w:id="17" w:name="_Toc17036"/>
+      <w:r>
+        <w:rPr>
+          <w:rFonts w:hint="default"/>
+          <w:lang w:val="en-US" w:eastAsia="zh-CN"/>
+        </w:rPr>
+        <w:t>启动与响应</w:t>
+      </w:r>
+      <w:bookmarkEnd w:id="17"/>
+    </w:p>
+    <w:p>
+      <w:pPr>
+        <w:pStyle w:val="29"/>
         <w:keepNext w:val="0"/>
         <w:keepLines w:val="0"/>
         <w:pageBreakBefore w:val="0"/>
@@ -4890,31 +5000,12 @@
           <w:rFonts w:hint="default"/>
           <w:lang w:val="en-US" w:eastAsia="zh-CN"/>
         </w:rPr>
-        <w:t>发现符合应急预案中定义的预警条件时，监测人员应立即按预案规定进行预警通报。</w:t>
-      </w:r>
-    </w:p>
-    <w:p>
-      <w:pPr>
-        <w:pStyle w:val="2"/>
-        <w:bidi w:val="0"/>
-        <w:rPr>
-          <w:rFonts w:hint="default"/>
-          <w:lang w:val="en-US" w:eastAsia="zh-CN"/>
-        </w:rPr>
-      </w:pPr>
-      <w:bookmarkStart w:id="17" w:name="_Toc4073"/>
-      <w:r>
-        <w:rPr>
-          <w:rFonts w:hint="default"/>
-          <w:lang w:val="en-US" w:eastAsia="zh-CN"/>
-        </w:rPr>
-        <w:t>启动与响应</w:t>
-      </w:r>
-      <w:bookmarkEnd w:id="17"/>
-    </w:p>
-    <w:p>
-      <w:pPr>
-        <w:pStyle w:val="a1"/>
+        <w:t>事件上报与确认： 服务台或监控人员确认事件后，立即上报应急管理部及运维部经理。</w:t>
+      </w:r>
+    </w:p>
+    <w:p>
+      <w:pPr>
+        <w:pStyle w:val="29"/>
         <w:keepNext w:val="0"/>
         <w:keepLines w:val="0"/>
         <w:pageBreakBefore w:val="0"/>
@@ -4938,12 +5029,12 @@
           <w:rFonts w:hint="default"/>
           <w:lang w:val="en-US" w:eastAsia="zh-CN"/>
         </w:rPr>
-        <w:t>事件上报与确认： 服务台或监控人员确认事件后，立即上报应急管理部及运维部经理。</w:t>
-      </w:r>
-    </w:p>
-    <w:p>
-      <w:pPr>
-        <w:pStyle w:val="a1"/>
+        <w:t>定级与启动： 应急管理部会同技术负责人，根据事件影响范围、业务中断时间等因素初步定级，并决定启动相应级别的应急预案。</w:t>
+      </w:r>
+    </w:p>
+    <w:p>
+      <w:pPr>
+        <w:pStyle w:val="29"/>
         <w:keepNext w:val="0"/>
         <w:keepLines w:val="0"/>
         <w:pageBreakBefore w:val="0"/>
@@ -4967,12 +5058,31 @@
           <w:rFonts w:hint="default"/>
           <w:lang w:val="en-US" w:eastAsia="zh-CN"/>
         </w:rPr>
-        <w:t>定级与启动： 应急管理部会同技术负责人，根据事件影响范围、业务中断时间等因素初步定级，并决定启动相应级别的应急预案。</w:t>
-      </w:r>
-    </w:p>
-    <w:p>
-      <w:pPr>
-        <w:pStyle w:val="a1"/>
+        <w:t>成立指挥部： 重大事件（如一级、二级）须立即成立应急指挥部，明确指挥长及各组职责。</w:t>
+      </w:r>
+    </w:p>
+    <w:p>
+      <w:pPr>
+        <w:pStyle w:val="30"/>
+        <w:bidi w:val="0"/>
+        <w:rPr>
+          <w:rFonts w:hint="default"/>
+          <w:lang w:val="en-US" w:eastAsia="zh-CN"/>
+        </w:rPr>
+      </w:pPr>
+      <w:bookmarkStart w:id="18" w:name="_Toc23585"/>
+      <w:r>
+        <w:rPr>
+          <w:rFonts w:hint="default"/>
+          <w:lang w:val="en-US" w:eastAsia="zh-CN"/>
+        </w:rPr>
+        <w:t>处置与恢复</w:t>
+      </w:r>
+      <w:bookmarkEnd w:id="18"/>
+    </w:p>
+    <w:p>
+      <w:pPr>
+        <w:pStyle w:val="29"/>
         <w:keepNext w:val="0"/>
         <w:keepLines w:val="0"/>
         <w:pageBreakBefore w:val="0"/>
@@ -4996,31 +5106,12 @@
           <w:rFonts w:hint="default"/>
           <w:lang w:val="en-US" w:eastAsia="zh-CN"/>
         </w:rPr>
-        <w:t>成立指挥部： 重大事件（如一级、二级）须立即成立应急指挥部，明确指挥长及各组职责。</w:t>
-      </w:r>
-    </w:p>
-    <w:p>
-      <w:pPr>
-        <w:pStyle w:val="2"/>
-        <w:bidi w:val="0"/>
-        <w:rPr>
-          <w:rFonts w:hint="default"/>
-          <w:lang w:val="en-US" w:eastAsia="zh-CN"/>
-        </w:rPr>
-      </w:pPr>
-      <w:bookmarkStart w:id="18" w:name="_Toc4054"/>
-      <w:r>
-        <w:rPr>
-          <w:rFonts w:hint="default"/>
-          <w:lang w:val="en-US" w:eastAsia="zh-CN"/>
-        </w:rPr>
-        <w:t>处置与恢复</w:t>
-      </w:r>
-      <w:bookmarkEnd w:id="18"/>
-    </w:p>
-    <w:p>
-      <w:pPr>
-        <w:pStyle w:val="a1"/>
+        <w:t>紧急处置： 技术团队按照预案进行故障隔离、系统恢复等操作，优先恢复核心业务。</w:t>
+      </w:r>
+    </w:p>
+    <w:p>
+      <w:pPr>
+        <w:pStyle w:val="29"/>
         <w:keepNext w:val="0"/>
         <w:keepLines w:val="0"/>
         <w:pageBreakBefore w:val="0"/>
@@ -5044,12 +5135,12 @@
           <w:rFonts w:hint="default"/>
           <w:lang w:val="en-US" w:eastAsia="zh-CN"/>
         </w:rPr>
-        <w:t>紧急处置： 技术团队按照预案进行故障隔离、系统恢复等操作，优先恢复核心业务。</w:t>
-      </w:r>
-    </w:p>
-    <w:p>
-      <w:pPr>
-        <w:pStyle w:val="a1"/>
+        <w:t>沟通通报： 应急指挥部或指定人员（通常由服务台协助）根据沟通计划，定时向客户、管理层通报事件进展。</w:t>
+      </w:r>
+    </w:p>
+    <w:p>
+      <w:pPr>
+        <w:pStyle w:val="29"/>
         <w:keepNext w:val="0"/>
         <w:keepLines w:val="0"/>
         <w:pageBreakBefore w:val="0"/>
@@ -5073,12 +5164,31 @@
           <w:rFonts w:hint="default"/>
           <w:lang w:val="en-US" w:eastAsia="zh-CN"/>
         </w:rPr>
-        <w:t>沟通通报： 应急指挥部或指定人员（通常由服务台协助）根据沟通计划，定时向客户、管理层通报事件进展。</w:t>
-      </w:r>
-    </w:p>
-    <w:p>
-      <w:pPr>
-        <w:pStyle w:val="a1"/>
+        <w:t>协同联动： 各团队在指挥部统一协调下工作，确保信息同步、行动一致。</w:t>
+      </w:r>
+    </w:p>
+    <w:p>
+      <w:pPr>
+        <w:pStyle w:val="30"/>
+        <w:bidi w:val="0"/>
+        <w:rPr>
+          <w:rFonts w:hint="default"/>
+          <w:lang w:val="en-US" w:eastAsia="zh-CN"/>
+        </w:rPr>
+      </w:pPr>
+      <w:bookmarkStart w:id="19" w:name="_Toc1348"/>
+      <w:r>
+        <w:rPr>
+          <w:rFonts w:hint="default"/>
+          <w:lang w:val="en-US" w:eastAsia="zh-CN"/>
+        </w:rPr>
+        <w:t>终止与报告</w:t>
+      </w:r>
+      <w:bookmarkEnd w:id="19"/>
+    </w:p>
+    <w:p>
+      <w:pPr>
+        <w:pStyle w:val="29"/>
         <w:keepNext w:val="0"/>
         <w:keepLines w:val="0"/>
         <w:pageBreakBefore w:val="0"/>
@@ -5102,31 +5212,12 @@
           <w:rFonts w:hint="default"/>
           <w:lang w:val="en-US" w:eastAsia="zh-CN"/>
         </w:rPr>
-        <w:t>协同联动： 各团队在指挥部统一协调下工作，确保信息同步、行动一致。</w:t>
-      </w:r>
-    </w:p>
-    <w:p>
-      <w:pPr>
-        <w:pStyle w:val="2"/>
-        <w:bidi w:val="0"/>
-        <w:rPr>
-          <w:rFonts w:hint="default"/>
-          <w:lang w:val="en-US" w:eastAsia="zh-CN"/>
-        </w:rPr>
-      </w:pPr>
-      <w:bookmarkStart w:id="19" w:name="_Toc28130"/>
-      <w:r>
-        <w:rPr>
-          <w:rFonts w:hint="default"/>
-          <w:lang w:val="en-US" w:eastAsia="zh-CN"/>
-        </w:rPr>
-        <w:t>终止与报告</w:t>
-      </w:r>
-      <w:bookmarkEnd w:id="19"/>
-    </w:p>
-    <w:p>
-      <w:pPr>
-        <w:pStyle w:val="a1"/>
+        <w:t>响应终止： 事件得到有效控制，系统服务恢复，经评估满足终止条件后，由应急指挥部或授权领导宣布应急响应终止。</w:t>
+      </w:r>
+    </w:p>
+    <w:p>
+      <w:pPr>
+        <w:pStyle w:val="29"/>
         <w:keepNext w:val="0"/>
         <w:keepLines w:val="0"/>
         <w:pageBreakBefore w:val="0"/>
@@ -5150,12 +5241,50 @@
           <w:rFonts w:hint="default"/>
           <w:lang w:val="en-US" w:eastAsia="zh-CN"/>
         </w:rPr>
-        <w:t>响应终止： 事件得到有效控制，系统服务恢复，经评估满足终止条件后，由应急指挥部或授权领导宣布应急响应终止。</w:t>
-      </w:r>
-    </w:p>
-    <w:p>
-      <w:pPr>
-        <w:pStyle w:val="a1"/>
+        <w:t>初步报告： 响应终止后24小时内，技术负责人需提交《应急事件初步报告》，说明事件现象、处置过程及当前状态。</w:t>
+      </w:r>
+    </w:p>
+    <w:p>
+      <w:pPr>
+        <w:pStyle w:val="28"/>
+        <w:bidi w:val="0"/>
+        <w:rPr>
+          <w:rFonts w:hint="default"/>
+          <w:lang w:val="en-US" w:eastAsia="zh-CN"/>
+        </w:rPr>
+      </w:pPr>
+      <w:bookmarkStart w:id="20" w:name="_Toc15014"/>
+      <w:r>
+        <w:rPr>
+          <w:rFonts w:hint="default"/>
+          <w:lang w:val="en-US" w:eastAsia="zh-CN"/>
+        </w:rPr>
+        <w:t>应急总结与改进</w:t>
+      </w:r>
+      <w:bookmarkEnd w:id="20"/>
+    </w:p>
+    <w:p>
+      <w:pPr>
+        <w:pStyle w:val="30"/>
+        <w:bidi w:val="0"/>
+        <w:rPr>
+          <w:rFonts w:hint="default"/>
+          <w:lang w:val="en-US" w:eastAsia="zh-CN"/>
+        </w:rPr>
+      </w:pPr>
+      <w:bookmarkStart w:id="21" w:name="_Toc4306"/>
+      <w:r>
+        <w:rPr>
+          <w:rFonts w:hint="default"/>
+          <w:lang w:val="en-US" w:eastAsia="zh-CN"/>
+        </w:rPr>
+        <w:t>事件复盘</w:t>
+      </w:r>
+      <w:bookmarkEnd w:id="21"/>
+    </w:p>
+    <w:p>
+      <w:pPr>
+        <w:pStyle w:val="29"/>
         <w:keepNext w:val="0"/>
         <w:keepLines w:val="0"/>
         <w:pageBreakBefore w:val="0"/>
@@ -5179,50 +5308,12 @@
           <w:rFonts w:hint="default"/>
           <w:lang w:val="en-US" w:eastAsia="zh-CN"/>
         </w:rPr>
-        <w:t>初步报告： 响应终止后24小时内，技术负责人需提交《应急事件初步报告》，说明事件现象、处置过程及当前状态。</w:t>
-      </w:r>
-    </w:p>
-    <w:p>
-      <w:pPr>
-        <w:pStyle w:val="1"/>
-        <w:bidi w:val="0"/>
-        <w:rPr>
-          <w:rFonts w:hint="default"/>
-          <w:lang w:val="en-US" w:eastAsia="zh-CN"/>
-        </w:rPr>
-      </w:pPr>
-      <w:bookmarkStart w:id="20" w:name="_Toc28720"/>
-      <w:r>
-        <w:rPr>
-          <w:rFonts w:hint="default"/>
-          <w:lang w:val="en-US" w:eastAsia="zh-CN"/>
-        </w:rPr>
-        <w:t>应急总结与改进</w:t>
-      </w:r>
-      <w:bookmarkEnd w:id="20"/>
-    </w:p>
-    <w:p>
-      <w:pPr>
-        <w:pStyle w:val="2"/>
-        <w:bidi w:val="0"/>
-        <w:rPr>
-          <w:rFonts w:hint="default"/>
-          <w:lang w:val="en-US" w:eastAsia="zh-CN"/>
-        </w:rPr>
-      </w:pPr>
-      <w:bookmarkStart w:id="21" w:name="_Toc12833"/>
-      <w:r>
-        <w:rPr>
-          <w:rFonts w:hint="default"/>
-          <w:lang w:val="en-US" w:eastAsia="zh-CN"/>
-        </w:rPr>
-        <w:t>事件复盘</w:t>
-      </w:r>
-      <w:bookmarkEnd w:id="21"/>
-    </w:p>
-    <w:p>
-      <w:pPr>
-        <w:pStyle w:val="a1"/>
+        <w:t>应急响应终止后5个工作日内，应急管理部必须组织一次事件复盘会议。</w:t>
+      </w:r>
+    </w:p>
+    <w:p>
+      <w:pPr>
+        <w:pStyle w:val="29"/>
         <w:keepNext w:val="0"/>
         <w:keepLines w:val="0"/>
         <w:pageBreakBefore w:val="0"/>
@@ -5246,12 +5337,31 @@
           <w:rFonts w:hint="default"/>
           <w:lang w:val="en-US" w:eastAsia="zh-CN"/>
         </w:rPr>
-        <w:t>应急响应终止后5个工作日内，应急管理部必须组织一次事件复盘会议。</w:t>
-      </w:r>
-    </w:p>
-    <w:p>
-      <w:pPr>
-        <w:pStyle w:val="a1"/>
+        <w:t>参与人员应包括应急处置相关各方。复盘需采用根本原因分析法，重点分析事件原因、响应过程的不足及预案的适用性。</w:t>
+      </w:r>
+    </w:p>
+    <w:p>
+      <w:pPr>
+        <w:pStyle w:val="30"/>
+        <w:bidi w:val="0"/>
+        <w:rPr>
+          <w:rFonts w:hint="default"/>
+          <w:lang w:val="en-US" w:eastAsia="zh-CN"/>
+        </w:rPr>
+      </w:pPr>
+      <w:bookmarkStart w:id="22" w:name="_Toc20811"/>
+      <w:r>
+        <w:rPr>
+          <w:rFonts w:hint="default"/>
+          <w:lang w:val="en-US" w:eastAsia="zh-CN"/>
+        </w:rPr>
+        <w:t>报告编制</w:t>
+      </w:r>
+      <w:bookmarkEnd w:id="22"/>
+    </w:p>
+    <w:p>
+      <w:pPr>
+        <w:pStyle w:val="29"/>
         <w:keepNext w:val="0"/>
         <w:keepLines w:val="0"/>
         <w:pageBreakBefore w:val="0"/>
@@ -5275,31 +5385,12 @@
           <w:rFonts w:hint="default"/>
           <w:lang w:val="en-US" w:eastAsia="zh-CN"/>
         </w:rPr>
-        <w:t>参与人员应包括应急处置相关各方。复盘需采用根本原因分析法，重点分析事件原因、响应过程的不足及预案的适用性。</w:t>
-      </w:r>
-    </w:p>
-    <w:p>
-      <w:pPr>
-        <w:pStyle w:val="2"/>
-        <w:bidi w:val="0"/>
-        <w:rPr>
-          <w:rFonts w:hint="default"/>
-          <w:lang w:val="en-US" w:eastAsia="zh-CN"/>
-        </w:rPr>
-      </w:pPr>
-      <w:bookmarkStart w:id="22" w:name="_Toc30510"/>
-      <w:r>
-        <w:rPr>
-          <w:rFonts w:hint="default"/>
-          <w:lang w:val="en-US" w:eastAsia="zh-CN"/>
-        </w:rPr>
-        <w:t>报告编制</w:t>
-      </w:r>
-      <w:bookmarkEnd w:id="22"/>
-    </w:p>
-    <w:p>
-      <w:pPr>
-        <w:pStyle w:val="a1"/>
+        <w:t>复盘会后3个工作日内，由应急管理部牵头编制正式的《应急响应总结报告》。</w:t>
+      </w:r>
+    </w:p>
+    <w:p>
+      <w:pPr>
+        <w:pStyle w:val="29"/>
         <w:keepNext w:val="0"/>
         <w:keepLines w:val="0"/>
         <w:pageBreakBefore w:val="0"/>
@@ -5323,12 +5414,31 @@
           <w:rFonts w:hint="default"/>
           <w:lang w:val="en-US" w:eastAsia="zh-CN"/>
         </w:rPr>
-        <w:t>复盘会后3个工作日内，由应急管理部牵头编制正式的《应急响应总结报告》。</w:t>
-      </w:r>
-    </w:p>
-    <w:p>
-      <w:pPr>
-        <w:pStyle w:val="a1"/>
+        <w:t>报告内容应包括：事件概述、影响分析、时间线追溯、根本原因、处置过程评估、经验教训、改进措施建议。</w:t>
+      </w:r>
+    </w:p>
+    <w:p>
+      <w:pPr>
+        <w:pStyle w:val="30"/>
+        <w:bidi w:val="0"/>
+        <w:rPr>
+          <w:rFonts w:hint="default"/>
+          <w:lang w:val="en-US" w:eastAsia="zh-CN"/>
+        </w:rPr>
+      </w:pPr>
+      <w:bookmarkStart w:id="23" w:name="_Toc5398"/>
+      <w:r>
+        <w:rPr>
+          <w:rFonts w:hint="default"/>
+          <w:lang w:val="en-US" w:eastAsia="zh-CN"/>
+        </w:rPr>
+        <w:t>改进跟踪</w:t>
+      </w:r>
+      <w:bookmarkEnd w:id="23"/>
+    </w:p>
+    <w:p>
+      <w:pPr>
+        <w:pStyle w:val="29"/>
         <w:keepNext w:val="0"/>
         <w:keepLines w:val="0"/>
         <w:pageBreakBefore w:val="0"/>
@@ -5352,31 +5462,12 @@
           <w:rFonts w:hint="default"/>
           <w:lang w:val="en-US" w:eastAsia="zh-CN"/>
         </w:rPr>
-        <w:t>报告内容应包括：事件概述、影响分析、时间线追溯、根本原因、处置过程评估、经验教训、改进措施建议。</w:t>
-      </w:r>
-    </w:p>
-    <w:p>
-      <w:pPr>
-        <w:pStyle w:val="2"/>
-        <w:bidi w:val="0"/>
-        <w:rPr>
-          <w:rFonts w:hint="default"/>
-          <w:lang w:val="en-US" w:eastAsia="zh-CN"/>
-        </w:rPr>
-      </w:pPr>
-      <w:bookmarkStart w:id="23" w:name="_Toc5910"/>
-      <w:r>
-        <w:rPr>
-          <w:rFonts w:hint="default"/>
-          <w:lang w:val="en-US" w:eastAsia="zh-CN"/>
-        </w:rPr>
-        <w:t>改进跟踪</w:t>
-      </w:r>
-      <w:bookmarkEnd w:id="23"/>
-    </w:p>
-    <w:p>
-      <w:pPr>
-        <w:pStyle w:val="a1"/>
+        <w:t>报告中的改进措施应明确责任部门与完成时限，并纳入公司统一的改进跟踪体系（如录入《服务改进措施表》）。</w:t>
+      </w:r>
+    </w:p>
+    <w:p>
+      <w:pPr>
+        <w:pStyle w:val="29"/>
         <w:keepNext w:val="0"/>
         <w:keepLines w:val="0"/>
         <w:pageBreakBefore w:val="0"/>
@@ -5400,12 +5491,31 @@
           <w:rFonts w:hint="default"/>
           <w:lang w:val="en-US" w:eastAsia="zh-CN"/>
         </w:rPr>
-        <w:t>报告中的改进措施应明确责任部门与完成时限，并纳入公司统一的改进跟踪体系（如录入《服务改进措施表》）。</w:t>
-      </w:r>
-    </w:p>
-    <w:p>
-      <w:pPr>
-        <w:pStyle w:val="a1"/>
+        <w:t>应急管理部负责跟踪改进措施的落实，直至闭环。重大改进措施应触发相关预案和制度的修订。</w:t>
+      </w:r>
+    </w:p>
+    <w:p>
+      <w:pPr>
+        <w:pStyle w:val="28"/>
+        <w:bidi w:val="0"/>
+        <w:rPr>
+          <w:rFonts w:hint="default"/>
+          <w:lang w:val="en-US" w:eastAsia="zh-CN"/>
+        </w:rPr>
+      </w:pPr>
+      <w:bookmarkStart w:id="24" w:name="_Toc3970"/>
+      <w:r>
+        <w:rPr>
+          <w:rFonts w:hint="default"/>
+          <w:lang w:val="en-US" w:eastAsia="zh-CN"/>
+        </w:rPr>
+        <w:t>资源保障</w:t>
+      </w:r>
+      <w:bookmarkEnd w:id="24"/>
+    </w:p>
+    <w:p>
+      <w:pPr>
+        <w:pStyle w:val="29"/>
         <w:keepNext w:val="0"/>
         <w:keepLines w:val="0"/>
         <w:pageBreakBefore w:val="0"/>
@@ -5429,31 +5539,12 @@
           <w:rFonts w:hint="default"/>
           <w:lang w:val="en-US" w:eastAsia="zh-CN"/>
         </w:rPr>
-        <w:t>应急管理部负责跟踪改进措施的落实，直至闭环。重大改进措施应触发相关预案和制度的修订。</w:t>
-      </w:r>
-    </w:p>
-    <w:p>
-      <w:pPr>
-        <w:pStyle w:val="1"/>
-        <w:bidi w:val="0"/>
-        <w:rPr>
-          <w:rFonts w:hint="default"/>
-          <w:lang w:val="en-US" w:eastAsia="zh-CN"/>
-        </w:rPr>
-      </w:pPr>
-      <w:bookmarkStart w:id="24" w:name="_Toc31520"/>
-      <w:r>
-        <w:rPr>
-          <w:rFonts w:hint="default"/>
-          <w:lang w:val="en-US" w:eastAsia="zh-CN"/>
-        </w:rPr>
-        <w:t>资源保障</w:t>
-      </w:r>
-      <w:bookmarkEnd w:id="24"/>
-    </w:p>
-    <w:p>
-      <w:pPr>
-        <w:pStyle w:val="a1"/>
+        <w:t>人员保障：建立应急专家与技术人员名录，确保联络畅通。</w:t>
+      </w:r>
+    </w:p>
+    <w:p>
+      <w:pPr>
+        <w:pStyle w:val="29"/>
         <w:keepNext w:val="0"/>
         <w:keepLines w:val="0"/>
         <w:pageBreakBefore w:val="0"/>
@@ -5477,12 +5568,12 @@
           <w:rFonts w:hint="default"/>
           <w:lang w:val="en-US" w:eastAsia="zh-CN"/>
         </w:rPr>
-        <w:t>人员保障：建立应急专家与技术人员名录，确保联络畅通。</w:t>
-      </w:r>
-    </w:p>
-    <w:p>
-      <w:pPr>
-        <w:pStyle w:val="a1"/>
+        <w:t>工具保障：确保应急所需的运维工具、监控平台、通讯工具在应急期间可用（参照《运维服务工具管理制度》）。</w:t>
+      </w:r>
+    </w:p>
+    <w:p>
+      <w:pPr>
+        <w:pStyle w:val="29"/>
         <w:keepNext w:val="0"/>
         <w:keepLines w:val="0"/>
         <w:pageBreakBefore w:val="0"/>
@@ -5506,62 +5597,33 @@
           <w:rFonts w:hint="default"/>
           <w:lang w:val="en-US" w:eastAsia="zh-CN"/>
         </w:rPr>
-        <w:t>工具保障：确保应急所需的运维工具、监控平台、通讯工具在应急期间可用（参照《运维服务工具管理制度》）。</w:t>
-      </w:r>
-    </w:p>
-    <w:p>
-      <w:pPr>
-        <w:pStyle w:val="a1"/>
-        <w:keepNext w:val="0"/>
-        <w:keepLines w:val="0"/>
-        <w:pageBreakBefore w:val="0"/>
-        <w:widowControl w:val="0"/>
-        <w:kinsoku w:val="0"/>
-        <w:wordWrap/>
-        <w:overflowPunct/>
-        <w:autoSpaceDE w:val="0"/>
-        <w:autoSpaceDN w:val="0"/>
+        <w:t>知识保障：应急案例及解决方案应及时总结，纳入</w:t>
+      </w:r>
+      <w:r>
+        <w:rPr>
+          <w:rFonts w:hint="eastAsia"/>
+          <w:lang w:val="en-US" w:eastAsia="zh-CN"/>
+        </w:rPr>
+        <w:t>服务知识</w:t>
+      </w:r>
+      <w:r>
+        <w:rPr>
+          <w:rFonts w:hint="default"/>
+          <w:lang w:val="en-US" w:eastAsia="zh-CN"/>
+        </w:rPr>
+        <w:t>（参照《服务知识管理制度》），供未来参考。</w:t>
+      </w:r>
+    </w:p>
+    <w:p>
+      <w:pPr>
+        <w:pStyle w:val="28"/>
         <w:bidi w:val="0"/>
-        <w:adjustRightInd w:val="0"/>
-        <w:snapToGrid w:val="0"/>
-        <w:textAlignment w:val="baseline"/>
-        <w:rPr>
-          <w:rFonts w:hint="default"/>
-          <w:lang w:val="en-US" w:eastAsia="zh-CN"/>
-        </w:rPr>
-      </w:pPr>
-      <w:r>
-        <w:rPr>
-          <w:rFonts w:hint="default"/>
-          <w:lang w:val="en-US" w:eastAsia="zh-CN"/>
-        </w:rPr>
-        <w:t>知识保障：应急案例及解决方案应及时总结，纳入</w:t>
-      </w:r>
-      <w:r>
-        <w:rPr>
-          <w:rFonts w:hint="eastAsia"/>
-          <w:lang w:val="en-US" w:eastAsia="zh-CN"/>
-        </w:rPr>
-        <w:t>服务知识</w:t>
-      </w:r>
-      <w:r>
-        <w:rPr>
-          <w:rFonts w:hint="default"/>
-          <w:lang w:val="en-US" w:eastAsia="zh-CN"/>
-        </w:rPr>
-        <w:t>（参照《服务知识管理制度》），供未来参考。</w:t>
-      </w:r>
-    </w:p>
-    <w:p>
-      <w:pPr>
-        <w:pStyle w:val="1"/>
-        <w:bidi w:val="0"/>
-        <w:rPr>
-          <w:rFonts w:hint="default"/>
-          <w:lang w:val="en-US" w:eastAsia="zh-CN"/>
-        </w:rPr>
-      </w:pPr>
-      <w:bookmarkStart w:id="25" w:name="_Toc4335"/>
+        <w:rPr>
+          <w:rFonts w:hint="default"/>
+          <w:lang w:val="en-US" w:eastAsia="zh-CN"/>
+        </w:rPr>
+      </w:pPr>
+      <w:bookmarkStart w:id="25" w:name="_Toc3722"/>
       <w:r>
         <w:rPr>
           <w:rFonts w:hint="eastAsia"/>
@@ -5573,18 +5635,19 @@
     </w:p>
     <w:tbl>
       <w:tblPr>
-        <w:tblStyle w:val="TableNormal"/>
+        <w:tblStyle w:val="20"/>
         <w:tblW w:w="8504" w:type="dxa"/>
         <w:tblInd w:w="96" w:type="dxa"/>
         <w:tblBorders>
-          <w:top w:val="nil"/>
-          <w:left w:val="nil"/>
-          <w:bottom w:val="nil"/>
-          <w:right w:val="nil"/>
-          <w:insideH w:val="nil"/>
-          <w:insideV w:val="nil"/>
+          <w:top w:val="none" w:color="auto" w:sz="0" w:space="0"/>
+          <w:left w:val="none" w:color="auto" w:sz="0" w:space="0"/>
+          <w:bottom w:val="none" w:color="auto" w:sz="0" w:space="0"/>
+          <w:right w:val="none" w:color="auto" w:sz="0" w:space="0"/>
+          <w:insideH w:val="none" w:color="auto" w:sz="0" w:space="0"/>
+          <w:insideV w:val="none" w:color="auto" w:sz="0" w:space="0"/>
         </w:tblBorders>
         <w:shd w:val="clear" w:color="auto" w:fill="auto"/>
+        <w:tblLayout w:type="autofit"/>
         <w:tblCellMar>
           <w:top w:w="0" w:type="dxa"/>
           <w:left w:w="108" w:type="dxa"/>
@@ -5600,17 +5663,14 @@
       </w:tblGrid>
       <w:tr>
         <w:tblPrEx>
-          <w:tblW w:w="8504" w:type="dxa"/>
-          <w:tblInd w:w="96" w:type="dxa"/>
           <w:tblBorders>
-            <w:top w:val="nil"/>
-            <w:left w:val="nil"/>
-            <w:bottom w:val="nil"/>
-            <w:right w:val="nil"/>
-            <w:insideH w:val="nil"/>
-            <w:insideV w:val="nil"/>
+            <w:top w:val="none" w:color="auto" w:sz="0" w:space="0"/>
+            <w:left w:val="none" w:color="auto" w:sz="0" w:space="0"/>
+            <w:bottom w:val="none" w:color="auto" w:sz="0" w:space="0"/>
+            <w:right w:val="none" w:color="auto" w:sz="0" w:space="0"/>
+            <w:insideH w:val="none" w:color="auto" w:sz="0" w:space="0"/>
+            <w:insideV w:val="none" w:color="auto" w:sz="0" w:space="0"/>
           </w:tblBorders>
-          <w:shd w:val="clear" w:color="auto" w:fill="auto"/>
           <w:tblCellMar>
             <w:top w:w="0" w:type="dxa"/>
             <w:left w:w="108" w:type="dxa"/>
@@ -5619,16 +5679,16 @@
           </w:tblCellMar>
         </w:tblPrEx>
         <w:trPr>
-          <w:trHeight w:val="493"/>
+          <w:trHeight w:val="493" w:hRule="atLeast"/>
         </w:trPr>
         <w:tc>
           <w:tcPr>
             <w:tcW w:w="1267" w:type="dxa"/>
             <w:tcBorders>
-              <w:top w:val="single" w:sz="4" w:space="0" w:color="000000"/>
-              <w:left w:val="single" w:sz="4" w:space="0" w:color="000000"/>
-              <w:bottom w:val="single" w:sz="4" w:space="0" w:color="000000"/>
-              <w:right w:val="single" w:sz="4" w:space="0" w:color="000000"/>
+              <w:top w:val="single" w:color="000000" w:sz="4" w:space="0"/>
+              <w:left w:val="single" w:color="000000" w:sz="4" w:space="0"/>
+              <w:bottom w:val="single" w:color="000000" w:sz="4" w:space="0"/>
+              <w:right w:val="single" w:color="000000" w:sz="4" w:space="0"/>
             </w:tcBorders>
             <w:shd w:val="clear" w:color="auto" w:fill="C0C0C0"/>
             <w:vAlign w:val="center"/>
@@ -5642,7 +5702,7 @@
               <w:jc w:val="center"/>
               <w:textAlignment w:val="center"/>
               <w:rPr>
-                <w:rFonts w:ascii="楷体_GB2312" w:eastAsia="楷体_GB2312" w:hAnsi="宋体" w:cs="楷体_GB2312"/>
+                <w:rFonts w:ascii="楷体_GB2312" w:hAnsi="宋体" w:eastAsia="楷体_GB2312" w:cs="楷体_GB2312"/>
                 <w:b/>
                 <w:bCs/>
                 <w:i w:val="0"/>
@@ -5655,7 +5715,7 @@
             </w:pPr>
             <w:r>
               <w:rPr>
-                <w:rFonts w:ascii="楷体_GB2312" w:eastAsia="楷体_GB2312" w:hAnsi="宋体" w:cs="楷体_GB2312" w:hint="default"/>
+                <w:rFonts w:hint="default" w:ascii="楷体_GB2312" w:hAnsi="宋体" w:eastAsia="楷体_GB2312" w:cs="楷体_GB2312"/>
                 <w:b/>
                 <w:bCs/>
                 <w:i w:val="0"/>
@@ -5676,10 +5736,10 @@
           <w:tcPr>
             <w:tcW w:w="1276" w:type="dxa"/>
             <w:tcBorders>
-              <w:top w:val="single" w:sz="4" w:space="0" w:color="000000"/>
-              <w:left w:val="single" w:sz="4" w:space="0" w:color="000000"/>
-              <w:bottom w:val="single" w:sz="4" w:space="0" w:color="000000"/>
-              <w:right w:val="single" w:sz="4" w:space="0" w:color="000000"/>
+              <w:top w:val="single" w:color="000000" w:sz="4" w:space="0"/>
+              <w:left w:val="single" w:color="000000" w:sz="4" w:space="0"/>
+              <w:bottom w:val="single" w:color="000000" w:sz="4" w:space="0"/>
+              <w:right w:val="single" w:color="000000" w:sz="4" w:space="0"/>
             </w:tcBorders>
             <w:shd w:val="clear" w:color="auto" w:fill="C0C0C0"/>
             <w:vAlign w:val="center"/>
@@ -5693,7 +5753,7 @@
               <w:jc w:val="center"/>
               <w:textAlignment w:val="center"/>
               <w:rPr>
-                <w:rFonts w:ascii="楷体_GB2312" w:eastAsia="楷体_GB2312" w:hAnsi="宋体" w:cs="楷体_GB2312" w:hint="default"/>
+                <w:rFonts w:hint="default" w:ascii="楷体_GB2312" w:hAnsi="宋体" w:eastAsia="楷体_GB2312" w:cs="楷体_GB2312"/>
                 <w:b/>
                 <w:bCs/>
                 <w:i w:val="0"/>
@@ -5706,7 +5766,7 @@
             </w:pPr>
             <w:r>
               <w:rPr>
-                <w:rFonts w:ascii="楷体_GB2312" w:eastAsia="楷体_GB2312" w:hAnsi="宋体" w:cs="楷体_GB2312" w:hint="default"/>
+                <w:rFonts w:hint="default" w:ascii="楷体_GB2312" w:hAnsi="宋体" w:eastAsia="楷体_GB2312" w:cs="楷体_GB2312"/>
                 <w:b/>
                 <w:bCs/>
                 <w:i w:val="0"/>
@@ -5727,10 +5787,10 @@
           <w:tcPr>
             <w:tcW w:w="5035" w:type="dxa"/>
             <w:tcBorders>
-              <w:top w:val="single" w:sz="4" w:space="0" w:color="000000"/>
-              <w:left w:val="single" w:sz="4" w:space="0" w:color="000000"/>
-              <w:bottom w:val="single" w:sz="4" w:space="0" w:color="000000"/>
-              <w:right w:val="single" w:sz="4" w:space="0" w:color="000000"/>
+              <w:top w:val="single" w:color="000000" w:sz="4" w:space="0"/>
+              <w:left w:val="single" w:color="000000" w:sz="4" w:space="0"/>
+              <w:bottom w:val="single" w:color="000000" w:sz="4" w:space="0"/>
+              <w:right w:val="single" w:color="000000" w:sz="4" w:space="0"/>
             </w:tcBorders>
             <w:shd w:val="clear" w:color="auto" w:fill="C0C0C0"/>
             <w:vAlign w:val="center"/>
@@ -5744,7 +5804,7 @@
               <w:jc w:val="center"/>
               <w:textAlignment w:val="center"/>
               <w:rPr>
-                <w:rFonts w:ascii="楷体_GB2312" w:eastAsia="楷体_GB2312" w:hAnsi="宋体" w:cs="楷体_GB2312" w:hint="default"/>
+                <w:rFonts w:hint="default" w:ascii="楷体_GB2312" w:hAnsi="宋体" w:eastAsia="楷体_GB2312" w:cs="楷体_GB2312"/>
                 <w:b/>
                 <w:bCs/>
                 <w:i w:val="0"/>
@@ -5757,7 +5817,7 @@
             </w:pPr>
             <w:r>
               <w:rPr>
-                <w:rFonts w:ascii="楷体_GB2312" w:eastAsia="楷体_GB2312" w:hAnsi="宋体" w:cs="楷体_GB2312" w:hint="default"/>
+                <w:rFonts w:hint="default" w:ascii="楷体_GB2312" w:hAnsi="宋体" w:eastAsia="楷体_GB2312" w:cs="楷体_GB2312"/>
                 <w:b/>
                 <w:bCs/>
                 <w:i w:val="0"/>
@@ -5778,10 +5838,10 @@
           <w:tcPr>
             <w:tcW w:w="926" w:type="dxa"/>
             <w:tcBorders>
-              <w:top w:val="single" w:sz="4" w:space="0" w:color="000000"/>
-              <w:left w:val="single" w:sz="4" w:space="0" w:color="000000"/>
-              <w:bottom w:val="single" w:sz="4" w:space="0" w:color="000000"/>
-              <w:right w:val="single" w:sz="4" w:space="0" w:color="000000"/>
+              <w:top w:val="single" w:color="000000" w:sz="4" w:space="0"/>
+              <w:left w:val="single" w:color="000000" w:sz="4" w:space="0"/>
+              <w:bottom w:val="single" w:color="000000" w:sz="4" w:space="0"/>
+              <w:right w:val="single" w:color="000000" w:sz="4" w:space="0"/>
             </w:tcBorders>
             <w:shd w:val="clear" w:color="auto" w:fill="C0C0C0"/>
             <w:vAlign w:val="center"/>
@@ -5795,7 +5855,7 @@
               <w:jc w:val="center"/>
               <w:textAlignment w:val="center"/>
               <w:rPr>
-                <w:rFonts w:ascii="楷体_GB2312" w:eastAsia="楷体_GB2312" w:hAnsi="宋体" w:cs="楷体_GB2312" w:hint="default"/>
+                <w:rFonts w:hint="default" w:ascii="楷体_GB2312" w:hAnsi="宋体" w:eastAsia="楷体_GB2312" w:cs="楷体_GB2312"/>
                 <w:b/>
                 <w:bCs/>
                 <w:i w:val="0"/>
@@ -5808,7 +5868,7 @@
             </w:pPr>
             <w:r>
               <w:rPr>
-                <w:rFonts w:ascii="楷体_GB2312" w:eastAsia="楷体_GB2312" w:hAnsi="宋体" w:cs="楷体_GB2312" w:hint="default"/>
+                <w:rFonts w:hint="default" w:ascii="楷体_GB2312" w:hAnsi="宋体" w:eastAsia="楷体_GB2312" w:cs="楷体_GB2312"/>
                 <w:b/>
                 <w:bCs/>
                 <w:i w:val="0"/>
@@ -5828,8 +5888,14 @@
       </w:tr>
       <w:tr>
         <w:tblPrEx>
-          <w:tblW w:w="8504" w:type="dxa"/>
-          <w:tblInd w:w="96" w:type="dxa"/>
+          <w:tblBorders>
+            <w:top w:val="none" w:color="auto" w:sz="0" w:space="0"/>
+            <w:left w:val="none" w:color="auto" w:sz="0" w:space="0"/>
+            <w:bottom w:val="none" w:color="auto" w:sz="0" w:space="0"/>
+            <w:right w:val="none" w:color="auto" w:sz="0" w:space="0"/>
+            <w:insideH w:val="none" w:color="auto" w:sz="0" w:space="0"/>
+            <w:insideV w:val="none" w:color="auto" w:sz="0" w:space="0"/>
+          </w:tblBorders>
           <w:shd w:val="clear" w:color="auto" w:fill="auto"/>
           <w:tblCellMar>
             <w:top w:w="0" w:type="dxa"/>
@@ -5839,16 +5905,16 @@
           </w:tblCellMar>
         </w:tblPrEx>
         <w:trPr>
-          <w:trHeight w:val="493"/>
+          <w:trHeight w:val="493" w:hRule="atLeast"/>
         </w:trPr>
         <w:tc>
           <w:tcPr>
             <w:tcW w:w="1267" w:type="dxa"/>
             <w:tcBorders>
-              <w:top w:val="single" w:sz="4" w:space="0" w:color="000000"/>
-              <w:left w:val="single" w:sz="4" w:space="0" w:color="000000"/>
-              <w:bottom w:val="single" w:sz="4" w:space="0" w:color="000000"/>
-              <w:right w:val="single" w:sz="4" w:space="0" w:color="000000"/>
+              <w:top w:val="single" w:color="000000" w:sz="4" w:space="0"/>
+              <w:left w:val="single" w:color="000000" w:sz="4" w:space="0"/>
+              <w:bottom w:val="single" w:color="000000" w:sz="4" w:space="0"/>
+              <w:right w:val="single" w:color="000000" w:sz="4" w:space="0"/>
             </w:tcBorders>
             <w:shd w:val="clear" w:color="auto" w:fill="auto"/>
             <w:vAlign w:val="center"/>
@@ -5862,7 +5928,7 @@
               <w:jc w:val="left"/>
               <w:textAlignment w:val="center"/>
               <w:rPr>
-                <w:rFonts w:ascii="楷体_GB2312" w:eastAsia="楷体_GB2312" w:hAnsi="宋体" w:cs="楷体_GB2312" w:hint="default"/>
+                <w:rFonts w:hint="default" w:ascii="楷体_GB2312" w:hAnsi="宋体" w:eastAsia="楷体_GB2312" w:cs="楷体_GB2312"/>
                 <w:b/>
                 <w:bCs/>
                 <w:i w:val="0"/>
@@ -5878,7 +5944,7 @@
             </w:pPr>
             <w:r>
               <w:rPr>
-                <w:rFonts w:ascii="宋体" w:eastAsia="宋体" w:hAnsi="宋体" w:cs="宋体" w:hint="eastAsia"/>
+                <w:rFonts w:hint="eastAsia" w:ascii="宋体" w:hAnsi="宋体" w:eastAsia="宋体" w:cs="宋体"/>
                 <w:i w:val="0"/>
                 <w:iCs w:val="0"/>
                 <w:snapToGrid w:val="0"/>
@@ -5897,10 +5963,10 @@
           <w:tcPr>
             <w:tcW w:w="1276" w:type="dxa"/>
             <w:tcBorders>
-              <w:top w:val="single" w:sz="4" w:space="0" w:color="000000"/>
-              <w:left w:val="single" w:sz="4" w:space="0" w:color="000000"/>
-              <w:bottom w:val="single" w:sz="4" w:space="0" w:color="000000"/>
-              <w:right w:val="single" w:sz="4" w:space="0" w:color="000000"/>
+              <w:top w:val="single" w:color="000000" w:sz="4" w:space="0"/>
+              <w:left w:val="single" w:color="000000" w:sz="4" w:space="0"/>
+              <w:bottom w:val="single" w:color="000000" w:sz="4" w:space="0"/>
+              <w:right w:val="single" w:color="000000" w:sz="4" w:space="0"/>
             </w:tcBorders>
             <w:shd w:val="clear" w:color="auto" w:fill="auto"/>
             <w:vAlign w:val="center"/>
@@ -5914,7 +5980,7 @@
               <w:jc w:val="left"/>
               <w:textAlignment w:val="center"/>
               <w:rPr>
-                <w:rFonts w:ascii="楷体_GB2312" w:eastAsia="楷体_GB2312" w:hAnsi="宋体" w:cs="楷体_GB2312" w:hint="default"/>
+                <w:rFonts w:hint="default" w:ascii="楷体_GB2312" w:hAnsi="宋体" w:eastAsia="楷体_GB2312" w:cs="楷体_GB2312"/>
                 <w:b/>
                 <w:bCs/>
                 <w:i w:val="0"/>
@@ -5930,7 +5996,7 @@
             </w:pPr>
             <w:r>
               <w:rPr>
-                <w:rFonts w:ascii="宋体" w:eastAsia="宋体" w:hAnsi="宋体" w:cs="宋体" w:hint="eastAsia"/>
+                <w:rFonts w:hint="eastAsia" w:ascii="宋体" w:hAnsi="宋体" w:eastAsia="宋体" w:cs="宋体"/>
                 <w:i w:val="0"/>
                 <w:iCs w:val="0"/>
                 <w:snapToGrid w:val="0"/>
@@ -5949,10 +6015,10 @@
           <w:tcPr>
             <w:tcW w:w="5035" w:type="dxa"/>
             <w:tcBorders>
-              <w:top w:val="single" w:sz="4" w:space="0" w:color="000000"/>
-              <w:left w:val="single" w:sz="4" w:space="0" w:color="000000"/>
-              <w:bottom w:val="single" w:sz="4" w:space="0" w:color="000000"/>
-              <w:right w:val="single" w:sz="4" w:space="0" w:color="000000"/>
+              <w:top w:val="single" w:color="000000" w:sz="4" w:space="0"/>
+              <w:left w:val="single" w:color="000000" w:sz="4" w:space="0"/>
+              <w:bottom w:val="single" w:color="000000" w:sz="4" w:space="0"/>
+              <w:right w:val="single" w:color="000000" w:sz="4" w:space="0"/>
             </w:tcBorders>
             <w:shd w:val="clear" w:color="auto" w:fill="auto"/>
             <w:vAlign w:val="center"/>
@@ -5966,7 +6032,7 @@
               <w:jc w:val="left"/>
               <w:textAlignment w:val="center"/>
               <w:rPr>
-                <w:rFonts w:ascii="楷体_GB2312" w:eastAsia="楷体_GB2312" w:hAnsi="宋体" w:cs="楷体_GB2312" w:hint="default"/>
+                <w:rFonts w:hint="default" w:ascii="楷体_GB2312" w:hAnsi="宋体" w:eastAsia="楷体_GB2312" w:cs="楷体_GB2312"/>
                 <w:b/>
                 <w:bCs/>
                 <w:i w:val="0"/>
@@ -5982,7 +6048,7 @@
             </w:pPr>
             <w:r>
               <w:rPr>
-                <w:rFonts w:ascii="宋体" w:eastAsia="宋体" w:hAnsi="宋体" w:cs="宋体" w:hint="eastAsia"/>
+                <w:rFonts w:hint="eastAsia" w:ascii="宋体" w:hAnsi="宋体" w:eastAsia="宋体" w:cs="宋体"/>
                 <w:i w:val="0"/>
                 <w:iCs w:val="0"/>
                 <w:snapToGrid w:val="0"/>
@@ -6001,10 +6067,10 @@
           <w:tcPr>
             <w:tcW w:w="926" w:type="dxa"/>
             <w:tcBorders>
-              <w:top w:val="single" w:sz="4" w:space="0" w:color="000000"/>
-              <w:left w:val="single" w:sz="4" w:space="0" w:color="000000"/>
-              <w:bottom w:val="single" w:sz="4" w:space="0" w:color="000000"/>
-              <w:right w:val="single" w:sz="4" w:space="0" w:color="000000"/>
+              <w:top w:val="single" w:color="000000" w:sz="4" w:space="0"/>
+              <w:left w:val="single" w:color="000000" w:sz="4" w:space="0"/>
+              <w:bottom w:val="single" w:color="000000" w:sz="4" w:space="0"/>
+              <w:right w:val="single" w:color="000000" w:sz="4" w:space="0"/>
             </w:tcBorders>
             <w:shd w:val="clear" w:color="auto" w:fill="auto"/>
             <w:vAlign w:val="center"/>
@@ -6018,7 +6084,7 @@
               <w:jc w:val="left"/>
               <w:textAlignment w:val="center"/>
               <w:rPr>
-                <w:rFonts w:ascii="楷体_GB2312" w:eastAsia="楷体_GB2312" w:hAnsi="宋体" w:cs="楷体_GB2312" w:hint="default"/>
+                <w:rFonts w:hint="default" w:ascii="楷体_GB2312" w:hAnsi="宋体" w:eastAsia="楷体_GB2312" w:cs="楷体_GB2312"/>
                 <w:b/>
                 <w:bCs/>
                 <w:i w:val="0"/>
@@ -6034,7 +6100,7 @@
             </w:pPr>
             <w:r>
               <w:rPr>
-                <w:rFonts w:ascii="宋体" w:eastAsia="宋体" w:hAnsi="宋体" w:cs="宋体" w:hint="eastAsia"/>
+                <w:rFonts w:hint="eastAsia" w:ascii="宋体" w:hAnsi="宋体" w:eastAsia="宋体" w:cs="宋体"/>
                 <w:i w:val="0"/>
                 <w:iCs w:val="0"/>
                 <w:snapToGrid w:val="0"/>
@@ -6053,14 +6119,14 @@
     </w:tbl>
     <w:p>
       <w:pPr>
-        <w:pStyle w:val="1"/>
+        <w:pStyle w:val="28"/>
         <w:bidi w:val="0"/>
         <w:rPr>
           <w:rFonts w:hint="default"/>
           <w:lang w:val="en-US" w:eastAsia="zh-CN"/>
         </w:rPr>
       </w:pPr>
-      <w:bookmarkStart w:id="26" w:name="_Toc8752"/>
+      <w:bookmarkStart w:id="26" w:name="_Toc18303"/>
       <w:r>
         <w:rPr>
           <w:rFonts w:hint="default"/>
@@ -6072,7 +6138,7 @@
     </w:p>
     <w:p>
       <w:pPr>
-        <w:pStyle w:val="a1"/>
+        <w:pStyle w:val="29"/>
         <w:keepNext w:val="0"/>
         <w:keepLines w:val="0"/>
         <w:pageBreakBefore w:val="0"/>
@@ -6100,23 +6166,73 @@
       </w:r>
     </w:p>
     <w:sectPr>
-      <w:headerReference w:type="default" r:id="rId7"/>
+      <w:headerReference r:id="rId5" w:type="default"/>
       <w:pgSz w:w="11906" w:h="16838"/>
       <w:pgMar w:top="1417" w:right="1800" w:bottom="1440" w:left="1800" w:header="1140" w:footer="992" w:gutter="0"/>
-      <w:cols w:num="1" w:space="425"/>
+      <w:cols w:space="425" w:num="1"/>
       <w:docGrid w:type="lines" w:linePitch="312" w:charSpace="0"/>
     </w:sectPr>
   </w:body>
 </w:document>
 </file>
 
+<file path=word/endnotes.xml><?xml version="1.0" encoding="utf-8"?>
+<w:endnotes xmlns:wpc="http://schemas.microsoft.com/office/word/2010/wordprocessingCanvas" xmlns:mc="http://schemas.openxmlformats.org/markup-compatibility/2006" xmlns:o="urn:schemas-microsoft-com:office:office" xmlns:r="http://schemas.openxmlformats.org/officeDocument/2006/relationships" xmlns:m="http://schemas.openxmlformats.org/officeDocument/2006/math" xmlns:v="urn:schemas-microsoft-com:vml" xmlns:wp14="http://schemas.microsoft.com/office/word/2010/wordprocessingDrawing" xmlns:wp="http://schemas.openxmlformats.org/drawingml/2006/wordprocessingDrawing" xmlns:w="http://schemas.openxmlformats.org/wordprocessingml/2006/main" xmlns:w14="http://schemas.microsoft.com/office/word/2010/wordml" xmlns:w15="http://schemas.microsoft.com/office/word/2012/wordml" xmlns:w10="urn:schemas-microsoft-com:office:word" xmlns:wpg="http://schemas.microsoft.com/office/word/2010/wordprocessingGroup" xmlns:wpi="http://schemas.microsoft.com/office/word/2010/wordprocessingInk" xmlns:wne="http://schemas.microsoft.com/office/word/2006/wordml" xmlns:wps="http://schemas.microsoft.com/office/word/2010/wordprocessingShape" xmlns:wpsCustomData="http://www.wps.cn/officeDocument/2013/wpsCustomData" mc:Ignorable="w14 w15 wp14">
+  <w:endnote w:type="separator" w:id="0">
+    <w:p>
+      <w:pPr>
+        <w:spacing w:line="240" w:lineRule="auto"/>
+      </w:pPr>
+      <w:r>
+        <w:separator/>
+      </w:r>
+    </w:p>
+  </w:endnote>
+  <w:endnote w:type="continuationSeparator" w:id="1">
+    <w:p>
+      <w:pPr>
+        <w:spacing w:line="240" w:lineRule="auto"/>
+      </w:pPr>
+      <w:r>
+        <w:continuationSeparator/>
+      </w:r>
+    </w:p>
+  </w:endnote>
+</w:endnotes>
+</file>
+
+<file path=word/footnotes.xml><?xml version="1.0" encoding="utf-8"?>
+<w:footnotes xmlns:wpc="http://schemas.microsoft.com/office/word/2010/wordprocessingCanvas" xmlns:mc="http://schemas.openxmlformats.org/markup-compatibility/2006" xmlns:o="urn:schemas-microsoft-com:office:office" xmlns:r="http://schemas.openxmlformats.org/officeDocument/2006/relationships" xmlns:m="http://schemas.openxmlformats.org/officeDocument/2006/math" xmlns:v="urn:schemas-microsoft-com:vml" xmlns:wp14="http://schemas.microsoft.com/office/word/2010/wordprocessingDrawing" xmlns:wp="http://schemas.openxmlformats.org/drawingml/2006/wordprocessingDrawing" xmlns:w="http://schemas.openxmlformats.org/wordprocessingml/2006/main" xmlns:w14="http://schemas.microsoft.com/office/word/2010/wordml" xmlns:w15="http://schemas.microsoft.com/office/word/2012/wordml" xmlns:w10="urn:schemas-microsoft-com:office:word" xmlns:wpg="http://schemas.microsoft.com/office/word/2010/wordprocessingGroup" xmlns:wpi="http://schemas.microsoft.com/office/word/2010/wordprocessingInk" xmlns:wne="http://schemas.microsoft.com/office/word/2006/wordml" xmlns:wps="http://schemas.microsoft.com/office/word/2010/wordprocessingShape" xmlns:wpsCustomData="http://www.wps.cn/officeDocument/2013/wpsCustomData" mc:Ignorable="w14 w15 wp14">
+  <w:footnote w:type="separator" w:id="0">
+    <w:p>
+      <w:pPr>
+        <w:spacing w:line="360" w:lineRule="auto"/>
+      </w:pPr>
+      <w:r>
+        <w:separator/>
+      </w:r>
+    </w:p>
+  </w:footnote>
+  <w:footnote w:type="continuationSeparator" w:id="1">
+    <w:p>
+      <w:pPr>
+        <w:spacing w:line="360" w:lineRule="auto"/>
+      </w:pPr>
+      <w:r>
+        <w:continuationSeparator/>
+      </w:r>
+    </w:p>
+  </w:footnote>
+</w:footnotes>
+</file>
+
 <file path=word/header1.xml><?xml version="1.0" encoding="utf-8"?>
-<w:hdr xmlns:wpc="http://schemas.microsoft.com/office/word/2010/wordprocessingCanvas" xmlns:mc="http://schemas.openxmlformats.org/markup-compatibility/2006" xmlns:o="urn:schemas-microsoft-com:office:office" xmlns:r="http://schemas.openxmlformats.org/officeDocument/2006/relationships" xmlns:m="http://schemas.openxmlformats.org/officeDocument/2006/math" xmlns:v="urn:schemas-microsoft-com:vml" xmlns:wp14="http://schemas.microsoft.com/office/word/2010/wordprocessingDrawing" xmlns:wp="http://schemas.openxmlformats.org/drawingml/2006/wordprocessingDrawing" xmlns:w10="urn:schemas-microsoft-com:office:word" xmlns:w="http://schemas.openxmlformats.org/wordprocessingml/2006/main" xmlns:w14="http://schemas.microsoft.com/office/word/2010/wordml" xmlns:w15="http://schemas.microsoft.com/office/word/2012/wordml" xmlns:wne="http://schemas.microsoft.com/office/word/2006/wordml" xmlns:wpg="http://schemas.microsoft.com/office/word/2010/wordprocessingGroup" xmlns:wpi="http://schemas.microsoft.com/office/word/2010/wordprocessingInk" xmlns:wps="http://schemas.microsoft.com/office/word/2010/wordprocessingShape" mc:Ignorable="w14 w15 wp14">
+<w:hdr xmlns:wpc="http://schemas.microsoft.com/office/word/2010/wordprocessingCanvas" xmlns:mc="http://schemas.openxmlformats.org/markup-compatibility/2006" xmlns:o="urn:schemas-microsoft-com:office:office" xmlns:r="http://schemas.openxmlformats.org/officeDocument/2006/relationships" xmlns:m="http://schemas.openxmlformats.org/officeDocument/2006/math" xmlns:v="urn:schemas-microsoft-com:vml" xmlns:wp14="http://schemas.microsoft.com/office/word/2010/wordprocessingDrawing" xmlns:wp="http://schemas.openxmlformats.org/drawingml/2006/wordprocessingDrawing" xmlns:w10="urn:schemas-microsoft-com:office:word" xmlns:w="http://schemas.openxmlformats.org/wordprocessingml/2006/main" xmlns:w14="http://schemas.microsoft.com/office/word/2010/wordml" xmlns:w15="http://schemas.microsoft.com/office/word/2012/wordml" xmlns:wpg="http://schemas.microsoft.com/office/word/2010/wordprocessingGroup" xmlns:wpi="http://schemas.microsoft.com/office/word/2010/wordprocessingInk" xmlns:wne="http://schemas.microsoft.com/office/word/2006/wordml" xmlns:wps="http://schemas.microsoft.com/office/word/2010/wordprocessingShape" xmlns:wpsCustomData="http://www.wps.cn/officeDocument/2013/wpsCustomData" mc:Ignorable="w14 w15 wp14">
   <w:p>
     <w:pPr>
-      <w:pStyle w:val="Header"/>
+      <w:pStyle w:val="15"/>
       <w:pBdr>
-        <w:bottom w:val="single" w:sz="4" w:space="1" w:color="auto"/>
+        <w:bottom w:val="single" w:color="auto" w:sz="4" w:space="1"/>
       </w:pBdr>
       <w:tabs>
         <w:tab w:val="left" w:pos="335"/>
@@ -6124,27 +6240,27 @@
       </w:tabs>
       <w:jc w:val="right"/>
       <w:rPr>
-        <w:rFonts w:eastAsiaTheme="minorEastAsia" w:hint="eastAsia"/>
+        <w:rFonts w:hint="eastAsia" w:eastAsiaTheme="minorEastAsia"/>
         <w:lang w:eastAsia="zh-CN"/>
       </w:rPr>
     </w:pPr>
     <w:r>
       <w:rPr>
-        <w:rFonts w:eastAsiaTheme="minorEastAsia" w:hint="eastAsia"/>
+        <w:rFonts w:hint="eastAsia" w:eastAsiaTheme="minorEastAsia"/>
         <w:lang w:val="en-US" w:eastAsia="zh-CN"/>
       </w:rPr>
       <w:tab/>
     </w:r>
     <w:r>
       <w:rPr>
-        <w:rFonts w:eastAsiaTheme="minorEastAsia" w:hint="eastAsia"/>
+        <w:rFonts w:hint="eastAsia" w:eastAsiaTheme="minorEastAsia"/>
         <w:lang w:val="en-US" w:eastAsia="zh-CN"/>
       </w:rPr>
       <w:tab/>
     </w:r>
     <w:r>
       <w:rPr>
-        <w:rFonts w:eastAsiaTheme="minorEastAsia" w:hint="eastAsia"/>
+        <w:rFonts w:hint="eastAsia" w:eastAsiaTheme="minorEastAsia"/>
         <w:lang w:val="en-US" w:eastAsia="zh-CN"/>
       </w:rPr>
       <w:t>桐乡华数广电网络有限公司</w:t>
@@ -6154,15 +6270,15 @@
 </file>
 
 <file path=word/numbering.xml><?xml version="1.0" encoding="utf-8"?>
-<w:numbering xmlns:wpc="http://schemas.microsoft.com/office/word/2010/wordprocessingCanvas" xmlns:mc="http://schemas.openxmlformats.org/markup-compatibility/2006" xmlns:o="urn:schemas-microsoft-com:office:office" xmlns:r="http://schemas.openxmlformats.org/officeDocument/2006/relationships" xmlns:m="http://schemas.openxmlformats.org/officeDocument/2006/math" xmlns:v="urn:schemas-microsoft-com:vml" xmlns:wp14="http://schemas.microsoft.com/office/word/2010/wordprocessingDrawing" xmlns:wp="http://schemas.openxmlformats.org/drawingml/2006/wordprocessingDrawing" xmlns:w10="urn:schemas-microsoft-com:office:word" xmlns:w="http://schemas.openxmlformats.org/wordprocessingml/2006/main" xmlns:w14="http://schemas.microsoft.com/office/word/2010/wordml" xmlns:w15="http://schemas.microsoft.com/office/word/2012/wordml" xmlns:wne="http://schemas.microsoft.com/office/word/2006/wordml" xmlns:wpg="http://schemas.microsoft.com/office/word/2010/wordprocessingGroup" xmlns:wpi="http://schemas.microsoft.com/office/word/2010/wordprocessingInk" xmlns:wps="http://schemas.microsoft.com/office/word/2010/wordprocessingShape" mc:Ignorable="w14 w15 wp14">
+<w:numbering xmlns:wpc="http://schemas.microsoft.com/office/word/2010/wordprocessingCanvas" xmlns:mc="http://schemas.openxmlformats.org/markup-compatibility/2006" xmlns:o="urn:schemas-microsoft-com:office:office" xmlns:r="http://schemas.openxmlformats.org/officeDocument/2006/relationships" xmlns:m="http://schemas.openxmlformats.org/officeDocument/2006/math" xmlns:v="urn:schemas-microsoft-com:vml" xmlns:wp14="http://schemas.microsoft.com/office/word/2010/wordprocessingDrawing" xmlns:wp="http://schemas.openxmlformats.org/drawingml/2006/wordprocessingDrawing" xmlns:w10="urn:schemas-microsoft-com:office:word" xmlns:w="http://schemas.openxmlformats.org/wordprocessingml/2006/main" xmlns:w14="http://schemas.microsoft.com/office/word/2010/wordml" xmlns:wpg="http://schemas.microsoft.com/office/word/2010/wordprocessingGroup" xmlns:wpi="http://schemas.microsoft.com/office/word/2010/wordprocessingInk" xmlns:wne="http://schemas.microsoft.com/office/word/2006/wordml" xmlns:wps="http://schemas.microsoft.com/office/word/2010/wordprocessingShape" xmlns:wpsCustomData="http://www.wps.cn/officeDocument/2013/wpsCustomData" mc:Ignorable="w14 wp14">
   <w:abstractNum w:abstractNumId="0">
     <w:nsid w:val="8E964DCE"/>
     <w:multiLevelType w:val="multilevel"/>
     <w:tmpl w:val="8E964DCE"/>
-    <w:lvl w:ilvl="0">
+    <w:lvl w:ilvl="0" w:tentative="0">
       <w:start w:val="1"/>
       <w:numFmt w:val="decimal"/>
-      <w:pStyle w:val="Heading1"/>
+      <w:pStyle w:val="2"/>
       <w:lvlText w:val="%1."/>
       <w:lvlJc w:val="left"/>
       <w:pPr>
@@ -6172,10 +6288,10 @@
         <w:rFonts w:hint="default"/>
       </w:rPr>
     </w:lvl>
-    <w:lvl w:ilvl="1">
+    <w:lvl w:ilvl="1" w:tentative="0">
       <w:start w:val="1"/>
       <w:numFmt w:val="decimal"/>
-      <w:pStyle w:val="Heading2"/>
+      <w:pStyle w:val="3"/>
       <w:lvlText w:val="%1.%2."/>
       <w:lvlJc w:val="left"/>
       <w:pPr>
@@ -6185,10 +6301,10 @@
         <w:rFonts w:hint="default"/>
       </w:rPr>
     </w:lvl>
-    <w:lvl w:ilvl="2">
+    <w:lvl w:ilvl="2" w:tentative="0">
       <w:start w:val="1"/>
       <w:numFmt w:val="decimal"/>
-      <w:pStyle w:val="Heading3"/>
+      <w:pStyle w:val="4"/>
       <w:lvlText w:val="%1.%2.%3."/>
       <w:lvlJc w:val="left"/>
       <w:pPr>
@@ -6198,10 +6314,10 @@
         <w:rFonts w:hint="default"/>
       </w:rPr>
     </w:lvl>
-    <w:lvl w:ilvl="3">
+    <w:lvl w:ilvl="3" w:tentative="0">
       <w:start w:val="1"/>
       <w:numFmt w:val="decimal"/>
-      <w:pStyle w:val="Heading4"/>
+      <w:pStyle w:val="5"/>
       <w:lvlText w:val="%1.%2.%3.%4."/>
       <w:lvlJc w:val="left"/>
       <w:pPr>
@@ -6211,10 +6327,10 @@
         <w:rFonts w:hint="default"/>
       </w:rPr>
     </w:lvl>
-    <w:lvl w:ilvl="4">
+    <w:lvl w:ilvl="4" w:tentative="0">
       <w:start w:val="1"/>
       <w:numFmt w:val="decimal"/>
-      <w:pStyle w:val="Heading5"/>
+      <w:pStyle w:val="6"/>
       <w:lvlText w:val="%1.%2.%3.%4.%5."/>
       <w:lvlJc w:val="left"/>
       <w:pPr>
@@ -6224,10 +6340,10 @@
         <w:rFonts w:hint="default"/>
       </w:rPr>
     </w:lvl>
-    <w:lvl w:ilvl="5">
+    <w:lvl w:ilvl="5" w:tentative="0">
       <w:start w:val="1"/>
       <w:numFmt w:val="decimal"/>
-      <w:pStyle w:val="Heading6"/>
+      <w:pStyle w:val="7"/>
       <w:lvlText w:val="%1.%2.%3.%4.%5.%6."/>
       <w:lvlJc w:val="left"/>
       <w:pPr>
@@ -6237,10 +6353,10 @@
         <w:rFonts w:hint="default"/>
       </w:rPr>
     </w:lvl>
-    <w:lvl w:ilvl="6">
+    <w:lvl w:ilvl="6" w:tentative="0">
       <w:start w:val="1"/>
       <w:numFmt w:val="decimal"/>
-      <w:pStyle w:val="Heading7"/>
+      <w:pStyle w:val="8"/>
       <w:lvlText w:val="%1.%2.%3.%4.%5.%6.%7."/>
       <w:lvlJc w:val="left"/>
       <w:pPr>
@@ -6250,10 +6366,10 @@
         <w:rFonts w:hint="default"/>
       </w:rPr>
     </w:lvl>
-    <w:lvl w:ilvl="7">
+    <w:lvl w:ilvl="7" w:tentative="0">
       <w:start w:val="1"/>
       <w:numFmt w:val="decimal"/>
-      <w:pStyle w:val="Heading8"/>
+      <w:pStyle w:val="9"/>
       <w:lvlText w:val="%1.%2.%3.%4.%5.%6.%7.%8."/>
       <w:lvlJc w:val="left"/>
       <w:pPr>
@@ -6263,10 +6379,10 @@
         <w:rFonts w:hint="default"/>
       </w:rPr>
     </w:lvl>
-    <w:lvl w:ilvl="8">
+    <w:lvl w:ilvl="8" w:tentative="0">
       <w:start w:val="1"/>
       <w:numFmt w:val="decimal"/>
-      <w:pStyle w:val="Heading9"/>
+      <w:pStyle w:val="10"/>
       <w:lvlText w:val="%1.%2.%3.%4.%5.%6.%7.%8.%9."/>
       <w:lvlJc w:val="left"/>
       <w:pPr>
@@ -6284,267 +6400,269 @@
 </file>
 
 <file path=word/styles.xml><?xml version="1.0" encoding="utf-8"?>
-<w:styles xmlns:mc="http://schemas.openxmlformats.org/markup-compatibility/2006" xmlns:r="http://schemas.openxmlformats.org/officeDocument/2006/relationships" xmlns:w="http://schemas.openxmlformats.org/wordprocessingml/2006/main" xmlns:w14="http://schemas.microsoft.com/office/word/2010/wordml" xmlns:w15="http://schemas.microsoft.com/office/word/2012/wordml" mc:Ignorable="w14 w15">
+<w:styles xmlns:mc="http://schemas.openxmlformats.org/markup-compatibility/2006" xmlns:o="urn:schemas-microsoft-com:office:office" xmlns:r="http://schemas.openxmlformats.org/officeDocument/2006/relationships" xmlns:m="http://schemas.openxmlformats.org/officeDocument/2006/math" xmlns:v="urn:schemas-microsoft-com:vml" xmlns:w="http://schemas.openxmlformats.org/wordprocessingml/2006/main" xmlns:w14="http://schemas.microsoft.com/office/word/2010/wordml" xmlns:w10="urn:schemas-microsoft-com:office:word" xmlns:sl="http://schemas.openxmlformats.org/schemaLibrary/2006/main" xmlns:wpsCustomData="http://www.wps.cn/officeDocument/2013/wpsCustomData" mc:Ignorable="w14">
   <w:docDefaults>
     <w:rPrDefault>
       <w:rPr>
-        <w:rFonts w:ascii="Times New Roman" w:eastAsia="宋体" w:hAnsi="Times New Roman" w:cs="Times New Roman"/>
+        <w:rFonts w:ascii="Times New Roman" w:hAnsi="Times New Roman" w:eastAsia="宋体" w:cs="Times New Roman"/>
       </w:rPr>
     </w:rPrDefault>
     <w:pPrDefault/>
   </w:docDefaults>
-  <w:latentStyles w:defLockedState="0" w:defUIPriority="99" w:defSemiHidden="1" w:defUnhideWhenUsed="1" w:defQFormat="0" w:count="260">
-    <w:lsdException w:name="Normal" w:semiHidden="0" w:uiPriority="0" w:unhideWhenUsed="0" w:qFormat="1"/>
-    <w:lsdException w:name="heading 1" w:semiHidden="0" w:uiPriority="0" w:unhideWhenUsed="0" w:qFormat="1"/>
-    <w:lsdException w:name="heading 2" w:semiHidden="0" w:uiPriority="0" w:qFormat="1"/>
-    <w:lsdException w:name="heading 3" w:uiPriority="0" w:qFormat="1"/>
-    <w:lsdException w:name="heading 4" w:semiHidden="0" w:uiPriority="0" w:qFormat="1"/>
-    <w:lsdException w:name="heading 5" w:uiPriority="0" w:qFormat="1"/>
-    <w:lsdException w:name="heading 6" w:uiPriority="0" w:qFormat="1"/>
-    <w:lsdException w:name="heading 7" w:uiPriority="0" w:qFormat="1"/>
-    <w:lsdException w:name="heading 8" w:uiPriority="0" w:qFormat="1"/>
-    <w:lsdException w:name="heading 9" w:uiPriority="0" w:qFormat="1"/>
-    <w:lsdException w:name="index 1" w:semiHidden="0" w:uiPriority="0" w:unhideWhenUsed="0"/>
-    <w:lsdException w:name="index 2" w:semiHidden="0" w:uiPriority="0" w:unhideWhenUsed="0"/>
-    <w:lsdException w:name="index 3" w:semiHidden="0" w:uiPriority="0" w:unhideWhenUsed="0"/>
-    <w:lsdException w:name="index 4" w:semiHidden="0" w:uiPriority="0" w:unhideWhenUsed="0"/>
-    <w:lsdException w:name="index 5" w:semiHidden="0" w:uiPriority="0" w:unhideWhenUsed="0"/>
-    <w:lsdException w:name="index 6" w:semiHidden="0" w:uiPriority="0" w:unhideWhenUsed="0"/>
-    <w:lsdException w:name="index 7" w:semiHidden="0" w:uiPriority="0" w:unhideWhenUsed="0"/>
-    <w:lsdException w:name="index 8" w:semiHidden="0" w:uiPriority="0" w:unhideWhenUsed="0"/>
-    <w:lsdException w:name="index 9" w:semiHidden="0" w:uiPriority="0" w:unhideWhenUsed="0"/>
-    <w:lsdException w:name="toc 1" w:semiHidden="0" w:uiPriority="0" w:unhideWhenUsed="0" w:qFormat="1"/>
-    <w:lsdException w:name="toc 2" w:semiHidden="0" w:uiPriority="0" w:unhideWhenUsed="0" w:qFormat="1"/>
-    <w:lsdException w:name="toc 3" w:semiHidden="0" w:uiPriority="0" w:unhideWhenUsed="0" w:qFormat="1"/>
-    <w:lsdException w:name="toc 4" w:semiHidden="0" w:uiPriority="0" w:unhideWhenUsed="0"/>
-    <w:lsdException w:name="toc 5" w:semiHidden="0" w:uiPriority="0" w:unhideWhenUsed="0"/>
-    <w:lsdException w:name="toc 6" w:semiHidden="0" w:uiPriority="0" w:unhideWhenUsed="0"/>
-    <w:lsdException w:name="toc 7" w:semiHidden="0" w:uiPriority="0" w:unhideWhenUsed="0"/>
-    <w:lsdException w:name="toc 8" w:semiHidden="0" w:uiPriority="0" w:unhideWhenUsed="0"/>
-    <w:lsdException w:name="toc 9" w:semiHidden="0" w:uiPriority="0" w:unhideWhenUsed="0"/>
-    <w:lsdException w:name="Normal Indent" w:semiHidden="0" w:uiPriority="0" w:unhideWhenUsed="0"/>
-    <w:lsdException w:name="footnote text" w:semiHidden="0" w:uiPriority="0" w:unhideWhenUsed="0"/>
-    <w:lsdException w:name="annotation text" w:semiHidden="0" w:uiPriority="0" w:unhideWhenUsed="0" w:qFormat="1"/>
-    <w:lsdException w:name="header" w:semiHidden="0" w:uiPriority="0" w:unhideWhenUsed="0" w:qFormat="1"/>
-    <w:lsdException w:name="footer" w:semiHidden="0" w:uiPriority="0" w:unhideWhenUsed="0" w:qFormat="1"/>
-    <w:lsdException w:name="index heading" w:semiHidden="0" w:uiPriority="0" w:unhideWhenUsed="0"/>
-    <w:lsdException w:name="caption" w:uiPriority="0" w:qFormat="1"/>
-    <w:lsdException w:name="table of figures" w:semiHidden="0" w:uiPriority="0" w:unhideWhenUsed="0"/>
-    <w:lsdException w:name="envelope address" w:semiHidden="0" w:uiPriority="0" w:unhideWhenUsed="0"/>
-    <w:lsdException w:name="envelope return" w:semiHidden="0" w:uiPriority="0" w:unhideWhenUsed="0"/>
-    <w:lsdException w:name="footnote reference" w:semiHidden="0" w:uiPriority="0" w:unhideWhenUsed="0"/>
-    <w:lsdException w:name="annotation reference" w:semiHidden="0" w:uiPriority="0" w:unhideWhenUsed="0"/>
-    <w:lsdException w:name="line number" w:semiHidden="0" w:uiPriority="0" w:unhideWhenUsed="0"/>
-    <w:lsdException w:name="page number" w:semiHidden="0" w:uiPriority="0" w:unhideWhenUsed="0"/>
-    <w:lsdException w:name="endnote reference" w:semiHidden="0" w:uiPriority="0" w:unhideWhenUsed="0"/>
-    <w:lsdException w:name="endnote text" w:semiHidden="0" w:uiPriority="0" w:unhideWhenUsed="0"/>
-    <w:lsdException w:name="table of authorities" w:semiHidden="0" w:uiPriority="0" w:unhideWhenUsed="0"/>
-    <w:lsdException w:name="macro" w:semiHidden="0" w:uiPriority="0" w:unhideWhenUsed="0"/>
-    <w:lsdException w:name="toa heading" w:semiHidden="0" w:uiPriority="0" w:unhideWhenUsed="0"/>
-    <w:lsdException w:name="List" w:semiHidden="0" w:uiPriority="0" w:unhideWhenUsed="0"/>
-    <w:lsdException w:name="List Bullet" w:semiHidden="0" w:uiPriority="0" w:unhideWhenUsed="0"/>
-    <w:lsdException w:name="List Number" w:semiHidden="0" w:uiPriority="0" w:unhideWhenUsed="0"/>
-    <w:lsdException w:name="List 2" w:semiHidden="0" w:uiPriority="0" w:unhideWhenUsed="0"/>
-    <w:lsdException w:name="List 3" w:semiHidden="0" w:uiPriority="0" w:unhideWhenUsed="0"/>
-    <w:lsdException w:name="List 4" w:semiHidden="0" w:uiPriority="0" w:unhideWhenUsed="0"/>
-    <w:lsdException w:name="List 5" w:semiHidden="0" w:uiPriority="0" w:unhideWhenUsed="0"/>
-    <w:lsdException w:name="List Bullet 2" w:semiHidden="0" w:uiPriority="0" w:unhideWhenUsed="0"/>
-    <w:lsdException w:name="List Bullet 3" w:semiHidden="0" w:uiPriority="0" w:unhideWhenUsed="0"/>
-    <w:lsdException w:name="List Bullet 4" w:semiHidden="0" w:uiPriority="0" w:unhideWhenUsed="0"/>
-    <w:lsdException w:name="List Bullet 5" w:semiHidden="0" w:uiPriority="0" w:unhideWhenUsed="0"/>
-    <w:lsdException w:name="List Number 2" w:semiHidden="0" w:uiPriority="0" w:unhideWhenUsed="0"/>
-    <w:lsdException w:name="List Number 3" w:semiHidden="0" w:uiPriority="0" w:unhideWhenUsed="0"/>
-    <w:lsdException w:name="List Number 4" w:semiHidden="0" w:uiPriority="0" w:unhideWhenUsed="0"/>
-    <w:lsdException w:name="List Number 5" w:semiHidden="0" w:uiPriority="0" w:unhideWhenUsed="0"/>
-    <w:lsdException w:name="Title" w:semiHidden="0" w:uiPriority="0" w:unhideWhenUsed="0" w:qFormat="1"/>
-    <w:lsdException w:name="Closing" w:semiHidden="0" w:uiPriority="0" w:unhideWhenUsed="0"/>
-    <w:lsdException w:name="Signature" w:semiHidden="0" w:uiPriority="0" w:unhideWhenUsed="0"/>
-    <w:lsdException w:name="Default Paragraph Font" w:uiPriority="0" w:unhideWhenUsed="0" w:qFormat="1"/>
-    <w:lsdException w:name="Body Text" w:uiPriority="0" w:unhideWhenUsed="0" w:qFormat="1"/>
-    <w:lsdException w:name="Body Text Indent" w:semiHidden="0" w:uiPriority="0" w:unhideWhenUsed="0"/>
-    <w:lsdException w:name="List Continue" w:semiHidden="0" w:uiPriority="0" w:unhideWhenUsed="0"/>
-    <w:lsdException w:name="List Continue 2" w:semiHidden="0" w:uiPriority="0" w:unhideWhenUsed="0"/>
-    <w:lsdException w:name="List Continue 3" w:semiHidden="0" w:uiPriority="0" w:unhideWhenUsed="0"/>
-    <w:lsdException w:name="List Continue 4" w:semiHidden="0" w:uiPriority="0" w:unhideWhenUsed="0"/>
-    <w:lsdException w:name="List Continue 5" w:semiHidden="0" w:uiPriority="0" w:unhideWhenUsed="0"/>
-    <w:lsdException w:name="Message Header" w:semiHidden="0" w:uiPriority="0" w:unhideWhenUsed="0"/>
-    <w:lsdException w:name="Subtitle" w:semiHidden="0" w:uiPriority="0" w:unhideWhenUsed="0" w:qFormat="1"/>
-    <w:lsdException w:name="Salutation" w:semiHidden="0" w:uiPriority="0" w:unhideWhenUsed="0"/>
-    <w:lsdException w:name="Date" w:semiHidden="0" w:uiPriority="0" w:unhideWhenUsed="0"/>
-    <w:lsdException w:name="Body Text First Indent" w:semiHidden="0" w:uiPriority="0" w:unhideWhenUsed="0"/>
-    <w:lsdException w:name="Body Text First Indent 2" w:semiHidden="0" w:uiPriority="0" w:unhideWhenUsed="0"/>
-    <w:lsdException w:name="Body Text 2" w:semiHidden="0" w:uiPriority="0" w:unhideWhenUsed="0"/>
-    <w:lsdException w:name="Body Text 3" w:semiHidden="0" w:uiPriority="0" w:unhideWhenUsed="0"/>
-    <w:lsdException w:name="Body Text Indent 2" w:semiHidden="0" w:uiPriority="0" w:unhideWhenUsed="0"/>
-    <w:lsdException w:name="Body Text Indent 3" w:semiHidden="0" w:uiPriority="0" w:unhideWhenUsed="0"/>
-    <w:lsdException w:name="Block Text" w:semiHidden="0" w:uiPriority="0" w:unhideWhenUsed="0"/>
-    <w:lsdException w:name="Hyperlink" w:semiHidden="0" w:uiPriority="0" w:unhideWhenUsed="0"/>
-    <w:lsdException w:name="FollowedHyperlink" w:semiHidden="0" w:uiPriority="0" w:unhideWhenUsed="0"/>
-    <w:lsdException w:name="Strong" w:semiHidden="0" w:uiPriority="0" w:unhideWhenUsed="0" w:qFormat="1"/>
-    <w:lsdException w:name="Emphasis" w:semiHidden="0" w:uiPriority="0" w:unhideWhenUsed="0" w:qFormat="1"/>
-    <w:lsdException w:name="Document Map" w:semiHidden="0" w:uiPriority="0" w:unhideWhenUsed="0"/>
-    <w:lsdException w:name="Plain Text" w:semiHidden="0" w:uiPriority="0" w:unhideWhenUsed="0"/>
-    <w:lsdException w:name="E-mail Signature" w:semiHidden="0" w:uiPriority="0" w:unhideWhenUsed="0"/>
-    <w:lsdException w:name="Normal (Web)" w:semiHidden="0" w:uiPriority="0" w:unhideWhenUsed="0" w:qFormat="1"/>
-    <w:lsdException w:name="HTML Acronym" w:semiHidden="0" w:uiPriority="0" w:unhideWhenUsed="0"/>
-    <w:lsdException w:name="HTML Address" w:semiHidden="0" w:uiPriority="0" w:unhideWhenUsed="0"/>
-    <w:lsdException w:name="HTML Cite" w:semiHidden="0" w:uiPriority="0" w:unhideWhenUsed="0"/>
-    <w:lsdException w:name="HTML Code" w:semiHidden="0" w:uiPriority="0" w:unhideWhenUsed="0"/>
-    <w:lsdException w:name="HTML Definition" w:semiHidden="0" w:uiPriority="0" w:unhideWhenUsed="0"/>
-    <w:lsdException w:name="HTML Keyboard" w:semiHidden="0" w:uiPriority="0" w:unhideWhenUsed="0"/>
-    <w:lsdException w:name="HTML Preformatted" w:semiHidden="0" w:uiPriority="0" w:unhideWhenUsed="0"/>
-    <w:lsdException w:name="HTML Sample" w:semiHidden="0" w:uiPriority="0" w:unhideWhenUsed="0"/>
-    <w:lsdException w:name="HTML Typewriter" w:semiHidden="0" w:uiPriority="0" w:unhideWhenUsed="0"/>
-    <w:lsdException w:name="HTML Variable" w:semiHidden="0" w:uiPriority="0" w:unhideWhenUsed="0"/>
-    <w:lsdException w:name="Normal Table" w:uiPriority="0" w:unhideWhenUsed="0" w:qFormat="1"/>
-    <w:lsdException w:name="annotation subject" w:semiHidden="0" w:uiPriority="0" w:unhideWhenUsed="0"/>
-    <w:lsdException w:name="Table Simple 1" w:semiHidden="0" w:uiPriority="0" w:unhideWhenUsed="0"/>
-    <w:lsdException w:name="Table Simple 2" w:semiHidden="0" w:uiPriority="0" w:unhideWhenUsed="0"/>
-    <w:lsdException w:name="Table Simple 3" w:semiHidden="0" w:uiPriority="0" w:unhideWhenUsed="0"/>
-    <w:lsdException w:name="Table Classic 1" w:semiHidden="0" w:uiPriority="0" w:unhideWhenUsed="0"/>
-    <w:lsdException w:name="Table Classic 2" w:semiHidden="0" w:uiPriority="0" w:unhideWhenUsed="0"/>
-    <w:lsdException w:name="Table Classic 3" w:semiHidden="0" w:uiPriority="0" w:unhideWhenUsed="0"/>
-    <w:lsdException w:name="Table Classic 4" w:semiHidden="0" w:uiPriority="0" w:unhideWhenUsed="0"/>
-    <w:lsdException w:name="Table Colorful 1" w:semiHidden="0" w:uiPriority="0" w:unhideWhenUsed="0"/>
-    <w:lsdException w:name="Table Colorful 2" w:semiHidden="0" w:uiPriority="0" w:unhideWhenUsed="0"/>
-    <w:lsdException w:name="Table Colorful 3" w:semiHidden="0" w:uiPriority="0" w:unhideWhenUsed="0"/>
-    <w:lsdException w:name="Table Columns 1" w:semiHidden="0" w:uiPriority="0" w:unhideWhenUsed="0"/>
-    <w:lsdException w:name="Table Columns 2" w:semiHidden="0" w:uiPriority="0" w:unhideWhenUsed="0"/>
-    <w:lsdException w:name="Table Columns 3" w:semiHidden="0" w:uiPriority="0" w:unhideWhenUsed="0"/>
-    <w:lsdException w:name="Table Columns 4" w:semiHidden="0" w:uiPriority="0" w:unhideWhenUsed="0"/>
-    <w:lsdException w:name="Table Columns 5" w:semiHidden="0" w:uiPriority="0" w:unhideWhenUsed="0"/>
-    <w:lsdException w:name="Table Grid 1" w:semiHidden="0" w:uiPriority="0" w:unhideWhenUsed="0"/>
-    <w:lsdException w:name="Table Grid 2" w:semiHidden="0" w:uiPriority="0" w:unhideWhenUsed="0"/>
-    <w:lsdException w:name="Table Grid 3" w:semiHidden="0" w:uiPriority="0" w:unhideWhenUsed="0"/>
-    <w:lsdException w:name="Table Grid 4" w:semiHidden="0" w:uiPriority="0" w:unhideWhenUsed="0"/>
-    <w:lsdException w:name="Table Grid 5" w:semiHidden="0" w:uiPriority="0" w:unhideWhenUsed="0"/>
-    <w:lsdException w:name="Table Grid 6" w:semiHidden="0" w:uiPriority="0" w:unhideWhenUsed="0"/>
-    <w:lsdException w:name="Table Grid 7" w:semiHidden="0" w:uiPriority="0" w:unhideWhenUsed="0"/>
-    <w:lsdException w:name="Table Grid 8" w:semiHidden="0" w:uiPriority="0" w:unhideWhenUsed="0"/>
-    <w:lsdException w:name="Table List 1" w:semiHidden="0" w:uiPriority="0" w:unhideWhenUsed="0"/>
-    <w:lsdException w:name="Table List 2" w:semiHidden="0" w:uiPriority="0" w:unhideWhenUsed="0"/>
-    <w:lsdException w:name="Table List 3" w:semiHidden="0" w:uiPriority="0" w:unhideWhenUsed="0"/>
-    <w:lsdException w:name="Table List 4" w:semiHidden="0" w:uiPriority="0" w:unhideWhenUsed="0"/>
-    <w:lsdException w:name="Table List 5" w:semiHidden="0" w:uiPriority="0" w:unhideWhenUsed="0"/>
-    <w:lsdException w:name="Table List 6" w:semiHidden="0" w:uiPriority="0" w:unhideWhenUsed="0"/>
-    <w:lsdException w:name="Table List 7" w:semiHidden="0" w:uiPriority="0" w:unhideWhenUsed="0"/>
-    <w:lsdException w:name="Table List 8" w:semiHidden="0" w:uiPriority="0" w:unhideWhenUsed="0"/>
-    <w:lsdException w:name="Table 3D effects 1" w:semiHidden="0" w:uiPriority="0" w:unhideWhenUsed="0"/>
-    <w:lsdException w:name="Table 3D effects 2" w:semiHidden="0" w:uiPriority="0" w:unhideWhenUsed="0"/>
-    <w:lsdException w:name="Table 3D effects 3" w:semiHidden="0" w:uiPriority="0" w:unhideWhenUsed="0"/>
-    <w:lsdException w:name="Table Contemporary" w:semiHidden="0" w:uiPriority="0" w:unhideWhenUsed="0"/>
-    <w:lsdException w:name="Table Elegant" w:semiHidden="0" w:uiPriority="0" w:unhideWhenUsed="0"/>
-    <w:lsdException w:name="Table Professional" w:semiHidden="0" w:uiPriority="0" w:unhideWhenUsed="0"/>
-    <w:lsdException w:name="Table Subtle 1" w:semiHidden="0" w:uiPriority="0" w:unhideWhenUsed="0"/>
-    <w:lsdException w:name="Table Subtle 2" w:semiHidden="0" w:uiPriority="0" w:unhideWhenUsed="0"/>
-    <w:lsdException w:name="Table Web 1" w:semiHidden="0" w:uiPriority="0" w:unhideWhenUsed="0"/>
-    <w:lsdException w:name="Table Web 2" w:semiHidden="0" w:uiPriority="0" w:unhideWhenUsed="0"/>
-    <w:lsdException w:name="Table Web 3" w:semiHidden="0" w:uiPriority="0" w:unhideWhenUsed="0"/>
-    <w:lsdException w:name="Balloon Text" w:semiHidden="0" w:uiPriority="0" w:unhideWhenUsed="0"/>
-    <w:lsdException w:name="Table Grid" w:semiHidden="0" w:uiPriority="0" w:unhideWhenUsed="0" w:qFormat="1"/>
-    <w:lsdException w:name="Table Theme" w:semiHidden="0" w:uiPriority="0" w:unhideWhenUsed="0"/>
-    <w:lsdException w:name="Light Shading" w:semiHidden="0" w:uiPriority="60" w:unhideWhenUsed="0"/>
-    <w:lsdException w:name="Light List" w:semiHidden="0" w:uiPriority="61" w:unhideWhenUsed="0"/>
-    <w:lsdException w:name="Light Grid" w:semiHidden="0" w:uiPriority="62" w:unhideWhenUsed="0"/>
-    <w:lsdException w:name="Medium Shading 1" w:semiHidden="0" w:uiPriority="63" w:unhideWhenUsed="0"/>
-    <w:lsdException w:name="Medium Shading 2" w:semiHidden="0" w:uiPriority="64" w:unhideWhenUsed="0"/>
-    <w:lsdException w:name="Medium List 1" w:semiHidden="0" w:uiPriority="65" w:unhideWhenUsed="0"/>
-    <w:lsdException w:name="Medium List 2" w:semiHidden="0" w:uiPriority="66" w:unhideWhenUsed="0"/>
-    <w:lsdException w:name="Medium Grid 1" w:semiHidden="0" w:uiPriority="67" w:unhideWhenUsed="0"/>
-    <w:lsdException w:name="Medium Grid 2" w:semiHidden="0" w:uiPriority="68" w:unhideWhenUsed="0"/>
-    <w:lsdException w:name="Medium Grid 3" w:semiHidden="0" w:uiPriority="69" w:unhideWhenUsed="0"/>
-    <w:lsdException w:name="Dark List" w:semiHidden="0" w:uiPriority="70" w:unhideWhenUsed="0"/>
-    <w:lsdException w:name="Colorful Shading" w:semiHidden="0" w:uiPriority="71" w:unhideWhenUsed="0"/>
-    <w:lsdException w:name="Colorful List" w:semiHidden="0" w:uiPriority="72" w:unhideWhenUsed="0"/>
-    <w:lsdException w:name="Colorful Grid" w:semiHidden="0" w:uiPriority="73" w:unhideWhenUsed="0"/>
-    <w:lsdException w:name="Light Shading Accent 1" w:semiHidden="0" w:uiPriority="60" w:unhideWhenUsed="0"/>
-    <w:lsdException w:name="Light List Accent 1" w:semiHidden="0" w:uiPriority="61" w:unhideWhenUsed="0"/>
-    <w:lsdException w:name="Light Grid Accent 1" w:semiHidden="0" w:uiPriority="62" w:unhideWhenUsed="0"/>
-    <w:lsdException w:name="Medium Shading 1 Accent 1" w:semiHidden="0" w:uiPriority="63" w:unhideWhenUsed="0"/>
-    <w:lsdException w:name="Medium Shading 2 Accent 1" w:semiHidden="0" w:uiPriority="64" w:unhideWhenUsed="0"/>
-    <w:lsdException w:name="Medium List 1 Accent 1" w:semiHidden="0" w:uiPriority="65" w:unhideWhenUsed="0"/>
-    <w:lsdException w:name="Medium List 2 Accent 1" w:semiHidden="0" w:uiPriority="66" w:unhideWhenUsed="0"/>
-    <w:lsdException w:name="Medium Grid 1 Accent 1" w:semiHidden="0" w:uiPriority="67" w:unhideWhenUsed="0"/>
-    <w:lsdException w:name="Medium Grid 2 Accent 1" w:semiHidden="0" w:uiPriority="68" w:unhideWhenUsed="0"/>
-    <w:lsdException w:name="Medium Grid 3 Accent 1" w:semiHidden="0" w:uiPriority="69" w:unhideWhenUsed="0"/>
-    <w:lsdException w:name="Dark List Accent 1" w:semiHidden="0" w:uiPriority="70" w:unhideWhenUsed="0"/>
-    <w:lsdException w:name="Colorful Shading Accent 1" w:semiHidden="0" w:uiPriority="71" w:unhideWhenUsed="0"/>
-    <w:lsdException w:name="Colorful List Accent 1" w:semiHidden="0" w:uiPriority="72" w:unhideWhenUsed="0"/>
-    <w:lsdException w:name="Colorful Grid Accent 1" w:semiHidden="0" w:uiPriority="73" w:unhideWhenUsed="0"/>
-    <w:lsdException w:name="Light Shading Accent 2" w:semiHidden="0" w:uiPriority="60" w:unhideWhenUsed="0"/>
-    <w:lsdException w:name="Light List Accent 2" w:semiHidden="0" w:uiPriority="61" w:unhideWhenUsed="0"/>
-    <w:lsdException w:name="Light Grid Accent 2" w:semiHidden="0" w:uiPriority="62" w:unhideWhenUsed="0"/>
-    <w:lsdException w:name="Medium Shading 1 Accent 2" w:semiHidden="0" w:uiPriority="63" w:unhideWhenUsed="0"/>
-    <w:lsdException w:name="Medium Shading 2 Accent 2" w:semiHidden="0" w:uiPriority="64" w:unhideWhenUsed="0"/>
-    <w:lsdException w:name="Medium List 1 Accent 2" w:semiHidden="0" w:uiPriority="65" w:unhideWhenUsed="0"/>
-    <w:lsdException w:name="Medium List 2 Accent 2" w:semiHidden="0" w:uiPriority="66" w:unhideWhenUsed="0"/>
-    <w:lsdException w:name="Medium Grid 1 Accent 2" w:semiHidden="0" w:uiPriority="67" w:unhideWhenUsed="0"/>
-    <w:lsdException w:name="Medium Grid 2 Accent 2" w:semiHidden="0" w:uiPriority="68" w:unhideWhenUsed="0"/>
-    <w:lsdException w:name="Medium Grid 3 Accent 2" w:semiHidden="0" w:uiPriority="69" w:unhideWhenUsed="0"/>
-    <w:lsdException w:name="Dark List Accent 2" w:semiHidden="0" w:uiPriority="70" w:unhideWhenUsed="0"/>
-    <w:lsdException w:name="Colorful Shading Accent 2" w:semiHidden="0" w:uiPriority="71" w:unhideWhenUsed="0"/>
-    <w:lsdException w:name="Colorful List Accent 2" w:semiHidden="0" w:uiPriority="72" w:unhideWhenUsed="0"/>
-    <w:lsdException w:name="Colorful Grid Accent 2" w:semiHidden="0" w:uiPriority="73" w:unhideWhenUsed="0"/>
-    <w:lsdException w:name="Light Shading Accent 3" w:semiHidden="0" w:uiPriority="60" w:unhideWhenUsed="0"/>
-    <w:lsdException w:name="Light List Accent 3" w:semiHidden="0" w:uiPriority="61" w:unhideWhenUsed="0"/>
-    <w:lsdException w:name="Light Grid Accent 3" w:semiHidden="0" w:uiPriority="62" w:unhideWhenUsed="0"/>
-    <w:lsdException w:name="Medium Shading 1 Accent 3" w:semiHidden="0" w:uiPriority="63" w:unhideWhenUsed="0"/>
-    <w:lsdException w:name="Medium Shading 2 Accent 3" w:semiHidden="0" w:uiPriority="64" w:unhideWhenUsed="0"/>
-    <w:lsdException w:name="Medium List 1 Accent 3" w:semiHidden="0" w:uiPriority="65" w:unhideWhenUsed="0"/>
-    <w:lsdException w:name="Medium List 2 Accent 3" w:semiHidden="0" w:uiPriority="66" w:unhideWhenUsed="0"/>
-    <w:lsdException w:name="Medium Grid 1 Accent 3" w:semiHidden="0" w:uiPriority="67" w:unhideWhenUsed="0"/>
-    <w:lsdException w:name="Medium Grid 2 Accent 3" w:semiHidden="0" w:uiPriority="68" w:unhideWhenUsed="0"/>
-    <w:lsdException w:name="Medium Grid 3 Accent 3" w:semiHidden="0" w:uiPriority="69" w:unhideWhenUsed="0"/>
-    <w:lsdException w:name="Dark List Accent 3" w:semiHidden="0" w:uiPriority="70" w:unhideWhenUsed="0"/>
-    <w:lsdException w:name="Colorful Shading Accent 3" w:semiHidden="0" w:uiPriority="71" w:unhideWhenUsed="0"/>
-    <w:lsdException w:name="Colorful List Accent 3" w:semiHidden="0" w:uiPriority="72" w:unhideWhenUsed="0"/>
-    <w:lsdException w:name="Colorful Grid Accent 3" w:semiHidden="0" w:uiPriority="73" w:unhideWhenUsed="0"/>
-    <w:lsdException w:name="Light Shading Accent 4" w:semiHidden="0" w:uiPriority="60" w:unhideWhenUsed="0"/>
-    <w:lsdException w:name="Light List Accent 4" w:semiHidden="0" w:uiPriority="61" w:unhideWhenUsed="0"/>
-    <w:lsdException w:name="Light Grid Accent 4" w:semiHidden="0" w:uiPriority="62" w:unhideWhenUsed="0"/>
-    <w:lsdException w:name="Medium Shading 1 Accent 4" w:semiHidden="0" w:uiPriority="63" w:unhideWhenUsed="0"/>
-    <w:lsdException w:name="Medium Shading 2 Accent 4" w:semiHidden="0" w:uiPriority="64" w:unhideWhenUsed="0"/>
-    <w:lsdException w:name="Medium List 1 Accent 4" w:semiHidden="0" w:uiPriority="65" w:unhideWhenUsed="0"/>
-    <w:lsdException w:name="Medium List 2 Accent 4" w:semiHidden="0" w:uiPriority="66" w:unhideWhenUsed="0"/>
-    <w:lsdException w:name="Medium Grid 1 Accent 4" w:semiHidden="0" w:uiPriority="67" w:unhideWhenUsed="0"/>
-    <w:lsdException w:name="Medium Grid 2 Accent 4" w:semiHidden="0" w:uiPriority="68" w:unhideWhenUsed="0"/>
-    <w:lsdException w:name="Medium Grid 3 Accent 4" w:semiHidden="0" w:uiPriority="69" w:unhideWhenUsed="0"/>
-    <w:lsdException w:name="Dark List Accent 4" w:semiHidden="0" w:uiPriority="70" w:unhideWhenUsed="0"/>
-    <w:lsdException w:name="Colorful Shading Accent 4" w:semiHidden="0" w:uiPriority="71" w:unhideWhenUsed="0"/>
-    <w:lsdException w:name="Colorful List Accent 4" w:semiHidden="0" w:uiPriority="72" w:unhideWhenUsed="0"/>
-    <w:lsdException w:name="Colorful Grid Accent 4" w:semiHidden="0" w:uiPriority="73" w:unhideWhenUsed="0"/>
-    <w:lsdException w:name="Light Shading Accent 5" w:semiHidden="0" w:uiPriority="60" w:unhideWhenUsed="0"/>
-    <w:lsdException w:name="Light List Accent 5" w:semiHidden="0" w:uiPriority="61" w:unhideWhenUsed="0"/>
-    <w:lsdException w:name="Light Grid Accent 5" w:semiHidden="0" w:uiPriority="62" w:unhideWhenUsed="0"/>
-    <w:lsdException w:name="Medium Shading 1 Accent 5" w:semiHidden="0" w:uiPriority="63" w:unhideWhenUsed="0"/>
-    <w:lsdException w:name="Medium Shading 2 Accent 5" w:semiHidden="0" w:uiPriority="64" w:unhideWhenUsed="0"/>
-    <w:lsdException w:name="Medium List 1 Accent 5" w:semiHidden="0" w:uiPriority="65" w:unhideWhenUsed="0"/>
-    <w:lsdException w:name="Medium List 2 Accent 5" w:semiHidden="0" w:uiPriority="66" w:unhideWhenUsed="0"/>
-    <w:lsdException w:name="Medium Grid 1 Accent 5" w:semiHidden="0" w:uiPriority="67" w:unhideWhenUsed="0"/>
-    <w:lsdException w:name="Medium Grid 2 Accent 5" w:semiHidden="0" w:uiPriority="68" w:unhideWhenUsed="0"/>
-    <w:lsdException w:name="Medium Grid 3 Accent 5" w:semiHidden="0" w:uiPriority="69" w:unhideWhenUsed="0"/>
-    <w:lsdException w:name="Dark List Accent 5" w:semiHidden="0" w:uiPriority="70" w:unhideWhenUsed="0"/>
-    <w:lsdException w:name="Colorful Shading Accent 5" w:semiHidden="0" w:uiPriority="71" w:unhideWhenUsed="0"/>
-    <w:lsdException w:name="Colorful List Accent 5" w:semiHidden="0" w:uiPriority="72" w:unhideWhenUsed="0"/>
-    <w:lsdException w:name="Colorful Grid Accent 5" w:semiHidden="0" w:uiPriority="73" w:unhideWhenUsed="0"/>
-    <w:lsdException w:name="Light Shading Accent 6" w:semiHidden="0" w:uiPriority="60" w:unhideWhenUsed="0"/>
-    <w:lsdException w:name="Light List Accent 6" w:semiHidden="0" w:uiPriority="61" w:unhideWhenUsed="0"/>
-    <w:lsdException w:name="Light Grid Accent 6" w:semiHidden="0" w:uiPriority="62" w:unhideWhenUsed="0"/>
-    <w:lsdException w:name="Medium Shading 1 Accent 6" w:semiHidden="0" w:uiPriority="63" w:unhideWhenUsed="0"/>
-    <w:lsdException w:name="Medium Shading 2 Accent 6" w:semiHidden="0" w:uiPriority="64" w:unhideWhenUsed="0"/>
-    <w:lsdException w:name="Medium List 1 Accent 6" w:semiHidden="0" w:uiPriority="65" w:unhideWhenUsed="0"/>
-    <w:lsdException w:name="Medium List 2 Accent 6" w:semiHidden="0" w:uiPriority="66" w:unhideWhenUsed="0"/>
-    <w:lsdException w:name="Medium Grid 1 Accent 6" w:semiHidden="0" w:uiPriority="67" w:unhideWhenUsed="0"/>
-    <w:lsdException w:name="Medium Grid 2 Accent 6" w:semiHidden="0" w:uiPriority="68" w:unhideWhenUsed="0"/>
-    <w:lsdException w:name="Medium Grid 3 Accent 6" w:semiHidden="0" w:uiPriority="69" w:unhideWhenUsed="0"/>
-    <w:lsdException w:name="Dark List Accent 6" w:semiHidden="0" w:uiPriority="70" w:unhideWhenUsed="0"/>
-    <w:lsdException w:name="Colorful Shading Accent 6" w:semiHidden="0" w:uiPriority="71" w:unhideWhenUsed="0"/>
-    <w:lsdException w:name="Colorful List Accent 6" w:semiHidden="0" w:uiPriority="72" w:unhideWhenUsed="0"/>
-    <w:lsdException w:name="Colorful Grid Accent 6" w:semiHidden="0" w:uiPriority="73" w:unhideWhenUsed="0"/>
+  <w:latentStyles w:count="260" w:defQFormat="0" w:defUnhideWhenUsed="1" w:defSemiHidden="1" w:defUIPriority="99" w:defLockedState="0">
+    <w:lsdException w:qFormat="1" w:unhideWhenUsed="0" w:uiPriority="0" w:semiHidden="0" w:name="Normal"/>
+    <w:lsdException w:qFormat="1" w:unhideWhenUsed="0" w:uiPriority="0" w:semiHidden="0" w:name="heading 1"/>
+    <w:lsdException w:qFormat="1" w:uiPriority="0" w:semiHidden="0" w:name="heading 2"/>
+    <w:lsdException w:qFormat="1" w:uiPriority="0" w:name="heading 3"/>
+    <w:lsdException w:qFormat="1" w:uiPriority="0" w:semiHidden="0" w:name="heading 4"/>
+    <w:lsdException w:qFormat="1" w:uiPriority="0" w:name="heading 5"/>
+    <w:lsdException w:qFormat="1" w:uiPriority="0" w:name="heading 6"/>
+    <w:lsdException w:qFormat="1" w:uiPriority="0" w:name="heading 7"/>
+    <w:lsdException w:qFormat="1" w:uiPriority="0" w:name="heading 8"/>
+    <w:lsdException w:qFormat="1" w:uiPriority="0" w:name="heading 9"/>
+    <w:lsdException w:unhideWhenUsed="0" w:uiPriority="0" w:semiHidden="0" w:name="index 1"/>
+    <w:lsdException w:unhideWhenUsed="0" w:uiPriority="0" w:semiHidden="0" w:name="index 2"/>
+    <w:lsdException w:unhideWhenUsed="0" w:uiPriority="0" w:semiHidden="0" w:name="index 3"/>
+    <w:lsdException w:unhideWhenUsed="0" w:uiPriority="0" w:semiHidden="0" w:name="index 4"/>
+    <w:lsdException w:unhideWhenUsed="0" w:uiPriority="0" w:semiHidden="0" w:name="index 5"/>
+    <w:lsdException w:unhideWhenUsed="0" w:uiPriority="0" w:semiHidden="0" w:name="index 6"/>
+    <w:lsdException w:unhideWhenUsed="0" w:uiPriority="0" w:semiHidden="0" w:name="index 7"/>
+    <w:lsdException w:unhideWhenUsed="0" w:uiPriority="0" w:semiHidden="0" w:name="index 8"/>
+    <w:lsdException w:unhideWhenUsed="0" w:uiPriority="0" w:semiHidden="0" w:name="index 9"/>
+    <w:lsdException w:qFormat="1" w:unhideWhenUsed="0" w:uiPriority="0" w:semiHidden="0" w:name="toc 1"/>
+    <w:lsdException w:qFormat="1" w:unhideWhenUsed="0" w:uiPriority="0" w:semiHidden="0" w:name="toc 2"/>
+    <w:lsdException w:qFormat="1" w:unhideWhenUsed="0" w:uiPriority="0" w:semiHidden="0" w:name="toc 3"/>
+    <w:lsdException w:unhideWhenUsed="0" w:uiPriority="0" w:semiHidden="0" w:name="toc 4"/>
+    <w:lsdException w:unhideWhenUsed="0" w:uiPriority="0" w:semiHidden="0" w:name="toc 5"/>
+    <w:lsdException w:unhideWhenUsed="0" w:uiPriority="0" w:semiHidden="0" w:name="toc 6"/>
+    <w:lsdException w:unhideWhenUsed="0" w:uiPriority="0" w:semiHidden="0" w:name="toc 7"/>
+    <w:lsdException w:unhideWhenUsed="0" w:uiPriority="0" w:semiHidden="0" w:name="toc 8"/>
+    <w:lsdException w:unhideWhenUsed="0" w:uiPriority="0" w:semiHidden="0" w:name="toc 9"/>
+    <w:lsdException w:unhideWhenUsed="0" w:uiPriority="0" w:semiHidden="0" w:name="Normal Indent"/>
+    <w:lsdException w:unhideWhenUsed="0" w:uiPriority="0" w:semiHidden="0" w:name="footnote text"/>
+    <w:lsdException w:qFormat="1" w:unhideWhenUsed="0" w:uiPriority="0" w:semiHidden="0" w:name="annotation text"/>
+    <w:lsdException w:qFormat="1" w:unhideWhenUsed="0" w:uiPriority="0" w:semiHidden="0" w:name="header"/>
+    <w:lsdException w:qFormat="1" w:unhideWhenUsed="0" w:uiPriority="0" w:semiHidden="0" w:name="footer"/>
+    <w:lsdException w:unhideWhenUsed="0" w:uiPriority="0" w:semiHidden="0" w:name="index heading"/>
+    <w:lsdException w:qFormat="1" w:uiPriority="0" w:name="caption"/>
+    <w:lsdException w:unhideWhenUsed="0" w:uiPriority="0" w:semiHidden="0" w:name="table of figures"/>
+    <w:lsdException w:unhideWhenUsed="0" w:uiPriority="0" w:semiHidden="0" w:name="envelope address"/>
+    <w:lsdException w:unhideWhenUsed="0" w:uiPriority="0" w:semiHidden="0" w:name="envelope return"/>
+    <w:lsdException w:unhideWhenUsed="0" w:uiPriority="0" w:semiHidden="0" w:name="footnote reference"/>
+    <w:lsdException w:unhideWhenUsed="0" w:uiPriority="0" w:semiHidden="0" w:name="annotation reference"/>
+    <w:lsdException w:unhideWhenUsed="0" w:uiPriority="0" w:semiHidden="0" w:name="line number"/>
+    <w:lsdException w:unhideWhenUsed="0" w:uiPriority="0" w:semiHidden="0" w:name="page number"/>
+    <w:lsdException w:unhideWhenUsed="0" w:uiPriority="0" w:semiHidden="0" w:name="endnote reference"/>
+    <w:lsdException w:unhideWhenUsed="0" w:uiPriority="0" w:semiHidden="0" w:name="endnote text"/>
+    <w:lsdException w:unhideWhenUsed="0" w:uiPriority="0" w:semiHidden="0" w:name="table of authorities"/>
+    <w:lsdException w:unhideWhenUsed="0" w:uiPriority="0" w:semiHidden="0" w:name="macro"/>
+    <w:lsdException w:unhideWhenUsed="0" w:uiPriority="0" w:semiHidden="0" w:name="toa heading"/>
+    <w:lsdException w:unhideWhenUsed="0" w:uiPriority="0" w:semiHidden="0" w:name="List"/>
+    <w:lsdException w:unhideWhenUsed="0" w:uiPriority="0" w:semiHidden="0" w:name="List Bullet"/>
+    <w:lsdException w:unhideWhenUsed="0" w:uiPriority="0" w:semiHidden="0" w:name="List Number"/>
+    <w:lsdException w:unhideWhenUsed="0" w:uiPriority="0" w:semiHidden="0" w:name="List 2"/>
+    <w:lsdException w:unhideWhenUsed="0" w:uiPriority="0" w:semiHidden="0" w:name="List 3"/>
+    <w:lsdException w:unhideWhenUsed="0" w:uiPriority="0" w:semiHidden="0" w:name="List 4"/>
+    <w:lsdException w:unhideWhenUsed="0" w:uiPriority="0" w:semiHidden="0" w:name="List 5"/>
+    <w:lsdException w:unhideWhenUsed="0" w:uiPriority="0" w:semiHidden="0" w:name="List Bullet 2"/>
+    <w:lsdException w:unhideWhenUsed="0" w:uiPriority="0" w:semiHidden="0" w:name="List Bullet 3"/>
+    <w:lsdException w:unhideWhenUsed="0" w:uiPriority="0" w:semiHidden="0" w:name="List Bullet 4"/>
+    <w:lsdException w:unhideWhenUsed="0" w:uiPriority="0" w:semiHidden="0" w:name="List Bullet 5"/>
+    <w:lsdException w:unhideWhenUsed="0" w:uiPriority="0" w:semiHidden="0" w:name="List Number 2"/>
+    <w:lsdException w:unhideWhenUsed="0" w:uiPriority="0" w:semiHidden="0" w:name="List Number 3"/>
+    <w:lsdException w:unhideWhenUsed="0" w:uiPriority="0" w:semiHidden="0" w:name="List Number 4"/>
+    <w:lsdException w:unhideWhenUsed="0" w:uiPriority="0" w:semiHidden="0" w:name="List Number 5"/>
+    <w:lsdException w:qFormat="1" w:unhideWhenUsed="0" w:uiPriority="0" w:semiHidden="0" w:name="Title"/>
+    <w:lsdException w:unhideWhenUsed="0" w:uiPriority="0" w:semiHidden="0" w:name="Closing"/>
+    <w:lsdException w:unhideWhenUsed="0" w:uiPriority="0" w:semiHidden="0" w:name="Signature"/>
+    <w:lsdException w:qFormat="1" w:unhideWhenUsed="0" w:uiPriority="0" w:name="Default Paragraph Font"/>
+    <w:lsdException w:qFormat="1" w:unhideWhenUsed="0" w:uiPriority="0" w:name="Body Text"/>
+    <w:lsdException w:unhideWhenUsed="0" w:uiPriority="0" w:semiHidden="0" w:name="Body Text Indent"/>
+    <w:lsdException w:unhideWhenUsed="0" w:uiPriority="0" w:semiHidden="0" w:name="List Continue"/>
+    <w:lsdException w:unhideWhenUsed="0" w:uiPriority="0" w:semiHidden="0" w:name="List Continue 2"/>
+    <w:lsdException w:unhideWhenUsed="0" w:uiPriority="0" w:semiHidden="0" w:name="List Continue 3"/>
+    <w:lsdException w:unhideWhenUsed="0" w:uiPriority="0" w:semiHidden="0" w:name="List Continue 4"/>
+    <w:lsdException w:unhideWhenUsed="0" w:uiPriority="0" w:semiHidden="0" w:name="List Continue 5"/>
+    <w:lsdException w:unhideWhenUsed="0" w:uiPriority="0" w:semiHidden="0" w:name="Message Header"/>
+    <w:lsdException w:qFormat="1" w:unhideWhenUsed="0" w:uiPriority="0" w:semiHidden="0" w:name="Subtitle"/>
+    <w:lsdException w:unhideWhenUsed="0" w:uiPriority="0" w:semiHidden="0" w:name="Salutation"/>
+    <w:lsdException w:unhideWhenUsed="0" w:uiPriority="0" w:semiHidden="0" w:name="Date"/>
+    <w:lsdException w:unhideWhenUsed="0" w:uiPriority="0" w:semiHidden="0" w:name="Body Text First Indent"/>
+    <w:lsdException w:unhideWhenUsed="0" w:uiPriority="0" w:semiHidden="0" w:name="Body Text First Indent 2"/>
+    <w:lsdException w:uiPriority="99" w:name="Note Heading"/>
+    <w:lsdException w:unhideWhenUsed="0" w:uiPriority="0" w:semiHidden="0" w:name="Body Text 2"/>
+    <w:lsdException w:unhideWhenUsed="0" w:uiPriority="0" w:semiHidden="0" w:name="Body Text 3"/>
+    <w:lsdException w:unhideWhenUsed="0" w:uiPriority="0" w:semiHidden="0" w:name="Body Text Indent 2"/>
+    <w:lsdException w:unhideWhenUsed="0" w:uiPriority="0" w:semiHidden="0" w:name="Body Text Indent 3"/>
+    <w:lsdException w:unhideWhenUsed="0" w:uiPriority="0" w:semiHidden="0" w:name="Block Text"/>
+    <w:lsdException w:unhideWhenUsed="0" w:uiPriority="0" w:semiHidden="0" w:name="Hyperlink"/>
+    <w:lsdException w:unhideWhenUsed="0" w:uiPriority="0" w:semiHidden="0" w:name="FollowedHyperlink"/>
+    <w:lsdException w:qFormat="1" w:unhideWhenUsed="0" w:uiPriority="0" w:semiHidden="0" w:name="Strong"/>
+    <w:lsdException w:qFormat="1" w:unhideWhenUsed="0" w:uiPriority="0" w:semiHidden="0" w:name="Emphasis"/>
+    <w:lsdException w:unhideWhenUsed="0" w:uiPriority="0" w:semiHidden="0" w:name="Document Map"/>
+    <w:lsdException w:unhideWhenUsed="0" w:uiPriority="0" w:semiHidden="0" w:name="Plain Text"/>
+    <w:lsdException w:unhideWhenUsed="0" w:uiPriority="0" w:semiHidden="0" w:name="E-mail Signature"/>
+    <w:lsdException w:qFormat="1" w:unhideWhenUsed="0" w:uiPriority="0" w:semiHidden="0" w:name="Normal (Web)"/>
+    <w:lsdException w:unhideWhenUsed="0" w:uiPriority="0" w:semiHidden="0" w:name="HTML Acronym"/>
+    <w:lsdException w:unhideWhenUsed="0" w:uiPriority="0" w:semiHidden="0" w:name="HTML Address"/>
+    <w:lsdException w:unhideWhenUsed="0" w:uiPriority="0" w:semiHidden="0" w:name="HTML Cite"/>
+    <w:lsdException w:unhideWhenUsed="0" w:uiPriority="0" w:semiHidden="0" w:name="HTML Code"/>
+    <w:lsdException w:unhideWhenUsed="0" w:uiPriority="0" w:semiHidden="0" w:name="HTML Definition"/>
+    <w:lsdException w:unhideWhenUsed="0" w:uiPriority="0" w:semiHidden="0" w:name="HTML Keyboard"/>
+    <w:lsdException w:unhideWhenUsed="0" w:uiPriority="0" w:semiHidden="0" w:name="HTML Preformatted"/>
+    <w:lsdException w:unhideWhenUsed="0" w:uiPriority="0" w:semiHidden="0" w:name="HTML Sample"/>
+    <w:lsdException w:unhideWhenUsed="0" w:uiPriority="0" w:semiHidden="0" w:name="HTML Typewriter"/>
+    <w:lsdException w:unhideWhenUsed="0" w:uiPriority="0" w:semiHidden="0" w:name="HTML Variable"/>
+    <w:lsdException w:qFormat="1" w:unhideWhenUsed="0" w:uiPriority="0" w:name="Normal Table"/>
+    <w:lsdException w:unhideWhenUsed="0" w:uiPriority="0" w:semiHidden="0" w:name="annotation subject"/>
+    <w:lsdException w:unhideWhenUsed="0" w:uiPriority="0" w:semiHidden="0" w:name="Table Simple 1"/>
+    <w:lsdException w:unhideWhenUsed="0" w:uiPriority="0" w:semiHidden="0" w:name="Table Simple 2"/>
+    <w:lsdException w:unhideWhenUsed="0" w:uiPriority="0" w:semiHidden="0" w:name="Table Simple 3"/>
+    <w:lsdException w:unhideWhenUsed="0" w:uiPriority="0" w:semiHidden="0" w:name="Table Classic 1"/>
+    <w:lsdException w:unhideWhenUsed="0" w:uiPriority="0" w:semiHidden="0" w:name="Table Classic 2"/>
+    <w:lsdException w:unhideWhenUsed="0" w:uiPriority="0" w:semiHidden="0" w:name="Table Classic 3"/>
+    <w:lsdException w:unhideWhenUsed="0" w:uiPriority="0" w:semiHidden="0" w:name="Table Classic 4"/>
+    <w:lsdException w:unhideWhenUsed="0" w:uiPriority="0" w:semiHidden="0" w:name="Table Colorful 1"/>
+    <w:lsdException w:unhideWhenUsed="0" w:uiPriority="0" w:semiHidden="0" w:name="Table Colorful 2"/>
+    <w:lsdException w:unhideWhenUsed="0" w:uiPriority="0" w:semiHidden="0" w:name="Table Colorful 3"/>
+    <w:lsdException w:unhideWhenUsed="0" w:uiPriority="0" w:semiHidden="0" w:name="Table Columns 1"/>
+    <w:lsdException w:unhideWhenUsed="0" w:uiPriority="0" w:semiHidden="0" w:name="Table Columns 2"/>
+    <w:lsdException w:unhideWhenUsed="0" w:uiPriority="0" w:semiHidden="0" w:name="Table Columns 3"/>
+    <w:lsdException w:unhideWhenUsed="0" w:uiPriority="0" w:semiHidden="0" w:name="Table Columns 4"/>
+    <w:lsdException w:unhideWhenUsed="0" w:uiPriority="0" w:semiHidden="0" w:name="Table Columns 5"/>
+    <w:lsdException w:unhideWhenUsed="0" w:uiPriority="0" w:semiHidden="0" w:name="Table Grid 1"/>
+    <w:lsdException w:unhideWhenUsed="0" w:uiPriority="0" w:semiHidden="0" w:name="Table Grid 2"/>
+    <w:lsdException w:unhideWhenUsed="0" w:uiPriority="0" w:semiHidden="0" w:name="Table Grid 3"/>
+    <w:lsdException w:unhideWhenUsed="0" w:uiPriority="0" w:semiHidden="0" w:name="Table Grid 4"/>
+    <w:lsdException w:unhideWhenUsed="0" w:uiPriority="0" w:semiHidden="0" w:name="Table Grid 5"/>
+    <w:lsdException w:unhideWhenUsed="0" w:uiPriority="0" w:semiHidden="0" w:name="Table Grid 6"/>
+    <w:lsdException w:unhideWhenUsed="0" w:uiPriority="0" w:semiHidden="0" w:name="Table Grid 7"/>
+    <w:lsdException w:unhideWhenUsed="0" w:uiPriority="0" w:semiHidden="0" w:name="Table Grid 8"/>
+    <w:lsdException w:unhideWhenUsed="0" w:uiPriority="0" w:semiHidden="0" w:name="Table List 1"/>
+    <w:lsdException w:unhideWhenUsed="0" w:uiPriority="0" w:semiHidden="0" w:name="Table List 2"/>
+    <w:lsdException w:unhideWhenUsed="0" w:uiPriority="0" w:semiHidden="0" w:name="Table List 3"/>
+    <w:lsdException w:unhideWhenUsed="0" w:uiPriority="0" w:semiHidden="0" w:name="Table List 4"/>
+    <w:lsdException w:unhideWhenUsed="0" w:uiPriority="0" w:semiHidden="0" w:name="Table List 5"/>
+    <w:lsdException w:unhideWhenUsed="0" w:uiPriority="0" w:semiHidden="0" w:name="Table List 6"/>
+    <w:lsdException w:unhideWhenUsed="0" w:uiPriority="0" w:semiHidden="0" w:name="Table List 7"/>
+    <w:lsdException w:unhideWhenUsed="0" w:uiPriority="0" w:semiHidden="0" w:name="Table List 8"/>
+    <w:lsdException w:unhideWhenUsed="0" w:uiPriority="0" w:semiHidden="0" w:name="Table 3D effects 1"/>
+    <w:lsdException w:unhideWhenUsed="0" w:uiPriority="0" w:semiHidden="0" w:name="Table 3D effects 2"/>
+    <w:lsdException w:unhideWhenUsed="0" w:uiPriority="0" w:semiHidden="0" w:name="Table 3D effects 3"/>
+    <w:lsdException w:unhideWhenUsed="0" w:uiPriority="0" w:semiHidden="0" w:name="Table Contemporary"/>
+    <w:lsdException w:unhideWhenUsed="0" w:uiPriority="0" w:semiHidden="0" w:name="Table Elegant"/>
+    <w:lsdException w:unhideWhenUsed="0" w:uiPriority="0" w:semiHidden="0" w:name="Table Professional"/>
+    <w:lsdException w:unhideWhenUsed="0" w:uiPriority="0" w:semiHidden="0" w:name="Table Subtle 1"/>
+    <w:lsdException w:unhideWhenUsed="0" w:uiPriority="0" w:semiHidden="0" w:name="Table Subtle 2"/>
+    <w:lsdException w:unhideWhenUsed="0" w:uiPriority="0" w:semiHidden="0" w:name="Table Web 1"/>
+    <w:lsdException w:unhideWhenUsed="0" w:uiPriority="0" w:semiHidden="0" w:name="Table Web 2"/>
+    <w:lsdException w:unhideWhenUsed="0" w:uiPriority="0" w:semiHidden="0" w:name="Table Web 3"/>
+    <w:lsdException w:unhideWhenUsed="0" w:uiPriority="0" w:semiHidden="0" w:name="Balloon Text"/>
+    <w:lsdException w:qFormat="1" w:unhideWhenUsed="0" w:uiPriority="0" w:semiHidden="0" w:name="Table Grid"/>
+    <w:lsdException w:unhideWhenUsed="0" w:uiPriority="0" w:semiHidden="0" w:name="Table Theme"/>
+    <w:lsdException w:unhideWhenUsed="0" w:uiPriority="60" w:semiHidden="0" w:name="Light Shading"/>
+    <w:lsdException w:unhideWhenUsed="0" w:uiPriority="61" w:semiHidden="0" w:name="Light List"/>
+    <w:lsdException w:unhideWhenUsed="0" w:uiPriority="62" w:semiHidden="0" w:name="Light Grid"/>
+    <w:lsdException w:unhideWhenUsed="0" w:uiPriority="63" w:semiHidden="0" w:name="Medium Shading 1"/>
+    <w:lsdException w:unhideWhenUsed="0" w:uiPriority="64" w:semiHidden="0" w:name="Medium Shading 2"/>
+    <w:lsdException w:unhideWhenUsed="0" w:uiPriority="65" w:semiHidden="0" w:name="Medium List 1"/>
+    <w:lsdException w:unhideWhenUsed="0" w:uiPriority="66" w:semiHidden="0" w:name="Medium List 2"/>
+    <w:lsdException w:unhideWhenUsed="0" w:uiPriority="67" w:semiHidden="0" w:name="Medium Grid 1"/>
+    <w:lsdException w:unhideWhenUsed="0" w:uiPriority="68" w:semiHidden="0" w:name="Medium Grid 2"/>
+    <w:lsdException w:unhideWhenUsed="0" w:uiPriority="69" w:semiHidden="0" w:name="Medium Grid 3"/>
+    <w:lsdException w:unhideWhenUsed="0" w:uiPriority="70" w:semiHidden="0" w:name="Dark List"/>
+    <w:lsdException w:unhideWhenUsed="0" w:uiPriority="71" w:semiHidden="0" w:name="Colorful Shading"/>
+    <w:lsdException w:unhideWhenUsed="0" w:uiPriority="72" w:semiHidden="0" w:name="Colorful List"/>
+    <w:lsdException w:unhideWhenUsed="0" w:uiPriority="73" w:semiHidden="0" w:name="Colorful Grid"/>
+    <w:lsdException w:unhideWhenUsed="0" w:uiPriority="60" w:semiHidden="0" w:name="Light Shading Accent 1"/>
+    <w:lsdException w:unhideWhenUsed="0" w:uiPriority="61" w:semiHidden="0" w:name="Light List Accent 1"/>
+    <w:lsdException w:unhideWhenUsed="0" w:uiPriority="62" w:semiHidden="0" w:name="Light Grid Accent 1"/>
+    <w:lsdException w:unhideWhenUsed="0" w:uiPriority="63" w:semiHidden="0" w:name="Medium Shading 1 Accent 1"/>
+    <w:lsdException w:unhideWhenUsed="0" w:uiPriority="64" w:semiHidden="0" w:name="Medium Shading 2 Accent 1"/>
+    <w:lsdException w:unhideWhenUsed="0" w:uiPriority="65" w:semiHidden="0" w:name="Medium List 1 Accent 1"/>
+    <w:lsdException w:unhideWhenUsed="0" w:uiPriority="66" w:semiHidden="0" w:name="Medium List 2 Accent 1"/>
+    <w:lsdException w:unhideWhenUsed="0" w:uiPriority="67" w:semiHidden="0" w:name="Medium Grid 1 Accent 1"/>
+    <w:lsdException w:unhideWhenUsed="0" w:uiPriority="68" w:semiHidden="0" w:name="Medium Grid 2 Accent 1"/>
+    <w:lsdException w:unhideWhenUsed="0" w:uiPriority="69" w:semiHidden="0" w:name="Medium Grid 3 Accent 1"/>
+    <w:lsdException w:unhideWhenUsed="0" w:uiPriority="70" w:semiHidden="0" w:name="Dark List Accent 1"/>
+    <w:lsdException w:unhideWhenUsed="0" w:uiPriority="71" w:semiHidden="0" w:name="Colorful Shading Accent 1"/>
+    <w:lsdException w:unhideWhenUsed="0" w:uiPriority="72" w:semiHidden="0" w:name="Colorful List Accent 1"/>
+    <w:lsdException w:unhideWhenUsed="0" w:uiPriority="73" w:semiHidden="0" w:name="Colorful Grid Accent 1"/>
+    <w:lsdException w:unhideWhenUsed="0" w:uiPriority="60" w:semiHidden="0" w:name="Light Shading Accent 2"/>
+    <w:lsdException w:unhideWhenUsed="0" w:uiPriority="61" w:semiHidden="0" w:name="Light List Accent 2"/>
+    <w:lsdException w:unhideWhenUsed="0" w:uiPriority="62" w:semiHidden="0" w:name="Light Grid Accent 2"/>
+    <w:lsdException w:unhideWhenUsed="0" w:uiPriority="63" w:semiHidden="0" w:name="Medium Shading 1 Accent 2"/>
+    <w:lsdException w:unhideWhenUsed="0" w:uiPriority="64" w:semiHidden="0" w:name="Medium Shading 2 Accent 2"/>
+    <w:lsdException w:unhideWhenUsed="0" w:uiPriority="65" w:semiHidden="0" w:name="Medium List 1 Accent 2"/>
+    <w:lsdException w:unhideWhenUsed="0" w:uiPriority="66" w:semiHidden="0" w:name="Medium List 2 Accent 2"/>
+    <w:lsdException w:unhideWhenUsed="0" w:uiPriority="67" w:semiHidden="0" w:name="Medium Grid 1 Accent 2"/>
+    <w:lsdException w:unhideWhenUsed="0" w:uiPriority="68" w:semiHidden="0" w:name="Medium Grid 2 Accent 2"/>
+    <w:lsdException w:unhideWhenUsed="0" w:uiPriority="69" w:semiHidden="0" w:name="Medium Grid 3 Accent 2"/>
+    <w:lsdException w:unhideWhenUsed="0" w:uiPriority="70" w:semiHidden="0" w:name="Dark List Accent 2"/>
+    <w:lsdException w:unhideWhenUsed="0" w:uiPriority="71" w:semiHidden="0" w:name="Colorful Shading Accent 2"/>
+    <w:lsdException w:unhideWhenUsed="0" w:uiPriority="72" w:semiHidden="0" w:name="Colorful List Accent 2"/>
+    <w:lsdException w:unhideWhenUsed="0" w:uiPriority="73" w:semiHidden="0" w:name="Colorful Grid Accent 2"/>
+    <w:lsdException w:unhideWhenUsed="0" w:uiPriority="60" w:semiHidden="0" w:name="Light Shading Accent 3"/>
+    <w:lsdException w:unhideWhenUsed="0" w:uiPriority="61" w:semiHidden="0" w:name="Light List Accent 3"/>
+    <w:lsdException w:unhideWhenUsed="0" w:uiPriority="62" w:semiHidden="0" w:name="Light Grid Accent 3"/>
+    <w:lsdException w:unhideWhenUsed="0" w:uiPriority="63" w:semiHidden="0" w:name="Medium Shading 1 Accent 3"/>
+    <w:lsdException w:unhideWhenUsed="0" w:uiPriority="64" w:semiHidden="0" w:name="Medium Shading 2 Accent 3"/>
+    <w:lsdException w:unhideWhenUsed="0" w:uiPriority="65" w:semiHidden="0" w:name="Medium List 1 Accent 3"/>
+    <w:lsdException w:unhideWhenUsed="0" w:uiPriority="66" w:semiHidden="0" w:name="Medium List 2 Accent 3"/>
+    <w:lsdException w:unhideWhenUsed="0" w:uiPriority="67" w:semiHidden="0" w:name="Medium Grid 1 Accent 3"/>
+    <w:lsdException w:unhideWhenUsed="0" w:uiPriority="68" w:semiHidden="0" w:name="Medium Grid 2 Accent 3"/>
+    <w:lsdException w:unhideWhenUsed="0" w:uiPriority="69" w:semiHidden="0" w:name="Medium Grid 3 Accent 3"/>
+    <w:lsdException w:unhideWhenUsed="0" w:uiPriority="70" w:semiHidden="0" w:name="Dark List Accent 3"/>
+    <w:lsdException w:unhideWhenUsed="0" w:uiPriority="71" w:semiHidden="0" w:name="Colorful Shading Accent 3"/>
+    <w:lsdException w:unhideWhenUsed="0" w:uiPriority="72" w:semiHidden="0" w:name="Colorful List Accent 3"/>
+    <w:lsdException w:unhideWhenUsed="0" w:uiPriority="73" w:semiHidden="0" w:name="Colorful Grid Accent 3"/>
+    <w:lsdException w:unhideWhenUsed="0" w:uiPriority="60" w:semiHidden="0" w:name="Light Shading Accent 4"/>
+    <w:lsdException w:unhideWhenUsed="0" w:uiPriority="61" w:semiHidden="0" w:name="Light List Accent 4"/>
+    <w:lsdException w:unhideWhenUsed="0" w:uiPriority="62" w:semiHidden="0" w:name="Light Grid Accent 4"/>
+    <w:lsdException w:unhideWhenUsed="0" w:uiPriority="63" w:semiHidden="0" w:name="Medium Shading 1 Accent 4"/>
+    <w:lsdException w:unhideWhenUsed="0" w:uiPriority="64" w:semiHidden="0" w:name="Medium Shading 2 Accent 4"/>
+    <w:lsdException w:unhideWhenUsed="0" w:uiPriority="65" w:semiHidden="0" w:name="Medium List 1 Accent 4"/>
+    <w:lsdException w:unhideWhenUsed="0" w:uiPriority="66" w:semiHidden="0" w:name="Medium List 2 Accent 4"/>
+    <w:lsdException w:unhideWhenUsed="0" w:uiPriority="67" w:semiHidden="0" w:name="Medium Grid 1 Accent 4"/>
+    <w:lsdException w:unhideWhenUsed="0" w:uiPriority="68" w:semiHidden="0" w:name="Medium Grid 2 Accent 4"/>
+    <w:lsdException w:unhideWhenUsed="0" w:uiPriority="69" w:semiHidden="0" w:name="Medium Grid 3 Accent 4"/>
+    <w:lsdException w:unhideWhenUsed="0" w:uiPriority="70" w:semiHidden="0" w:name="Dark List Accent 4"/>
+    <w:lsdException w:unhideWhenUsed="0" w:uiPriority="71" w:semiHidden="0" w:name="Colorful Shading Accent 4"/>
+    <w:lsdException w:unhideWhenUsed="0" w:uiPriority="72" w:semiHidden="0" w:name="Colorful List Accent 4"/>
+    <w:lsdException w:unhideWhenUsed="0" w:uiPriority="73" w:semiHidden="0" w:name="Colorful Grid Accent 4"/>
+    <w:lsdException w:unhideWhenUsed="0" w:uiPriority="60" w:semiHidden="0" w:name="Light Shading Accent 5"/>
+    <w:lsdException w:unhideWhenUsed="0" w:uiPriority="61" w:semiHidden="0" w:name="Light List Accent 5"/>
+    <w:lsdException w:unhideWhenUsed="0" w:uiPriority="62" w:semiHidden="0" w:name="Light Grid Accent 5"/>
+    <w:lsdException w:unhideWhenUsed="0" w:uiPriority="63" w:semiHidden="0" w:name="Medium Shading 1 Accent 5"/>
+    <w:lsdException w:unhideWhenUsed="0" w:uiPriority="64" w:semiHidden="0" w:name="Medium Shading 2 Accent 5"/>
+    <w:lsdException w:unhideWhenUsed="0" w:uiPriority="65" w:semiHidden="0" w:name="Medium List 1 Accent 5"/>
+    <w:lsdException w:unhideWhenUsed="0" w:uiPriority="66" w:semiHidden="0" w:name="Medium List 2 Accent 5"/>
+    <w:lsdException w:unhideWhenUsed="0" w:uiPriority="67" w:semiHidden="0" w:name="Medium Grid 1 Accent 5"/>
+    <w:lsdException w:unhideWhenUsed="0" w:uiPriority="68" w:semiHidden="0" w:name="Medium Grid 2 Accent 5"/>
+    <w:lsdException w:unhideWhenUsed="0" w:uiPriority="69" w:semiHidden="0" w:name="Medium Grid 3 Accent 5"/>
+    <w:lsdException w:unhideWhenUsed="0" w:uiPriority="70" w:semiHidden="0" w:name="Dark List Accent 5"/>
+    <w:lsdException w:unhideWhenUsed="0" w:uiPriority="71" w:semiHidden="0" w:name="Colorful Shading Accent 5"/>
+    <w:lsdException w:unhideWhenUsed="0" w:uiPriority="72" w:semiHidden="0" w:name="Colorful List Accent 5"/>
+    <w:lsdException w:unhideWhenUsed="0" w:uiPriority="73" w:semiHidden="0" w:name="Colorful Grid Accent 5"/>
+    <w:lsdException w:unhideWhenUsed="0" w:uiPriority="60" w:semiHidden="0" w:name="Light Shading Accent 6"/>
+    <w:lsdException w:unhideWhenUsed="0" w:uiPriority="61" w:semiHidden="0" w:name="Light List Accent 6"/>
+    <w:lsdException w:unhideWhenUsed="0" w:uiPriority="62" w:semiHidden="0" w:name="Light Grid Accent 6"/>
+    <w:lsdException w:unhideWhenUsed="0" w:uiPriority="63" w:semiHidden="0" w:name="Medium Shading 1 Accent 6"/>
+    <w:lsdException w:unhideWhenUsed="0" w:uiPriority="64" w:semiHidden="0" w:name="Medium Shading 2 Accent 6"/>
+    <w:lsdException w:unhideWhenUsed="0" w:uiPriority="65" w:semiHidden="0" w:name="Medium List 1 Accent 6"/>
+    <w:lsdException w:unhideWhenUsed="0" w:uiPriority="66" w:semiHidden="0" w:name="Medium List 2 Accent 6"/>
+    <w:lsdException w:unhideWhenUsed="0" w:uiPriority="67" w:semiHidden="0" w:name="Medium Grid 1 Accent 6"/>
+    <w:lsdException w:unhideWhenUsed="0" w:uiPriority="68" w:semiHidden="0" w:name="Medium Grid 2 Accent 6"/>
+    <w:lsdException w:unhideWhenUsed="0" w:uiPriority="69" w:semiHidden="0" w:name="Medium Grid 3 Accent 6"/>
+    <w:lsdException w:unhideWhenUsed="0" w:uiPriority="70" w:semiHidden="0" w:name="Dark List Accent 6"/>
+    <w:lsdException w:unhideWhenUsed="0" w:uiPriority="71" w:semiHidden="0" w:name="Colorful Shading Accent 6"/>
+    <w:lsdException w:unhideWhenUsed="0" w:uiPriority="72" w:semiHidden="0" w:name="Colorful List Accent 6"/>
+    <w:lsdException w:unhideWhenUsed="0" w:uiPriority="73" w:semiHidden="0" w:name="Colorful Grid Accent 6"/>
   </w:latentStyles>
-  <w:style w:type="paragraph" w:default="1" w:styleId="Normal">
+  <w:style w:type="paragraph" w:default="1" w:styleId="1">
     <w:name w:val="Normal"/>
     <w:qFormat/>
+    <w:uiPriority w:val="0"/>
     <w:pPr>
       <w:kinsoku w:val="0"/>
       <w:autoSpaceDE w:val="0"/>
@@ -6556,7 +6674,7 @@
       <w:textAlignment w:val="baseline"/>
     </w:pPr>
     <w:rPr>
-      <w:rFonts w:ascii="Arial" w:eastAsia="宋体" w:hAnsi="Arial" w:cs="Arial"/>
+      <w:rFonts w:ascii="Arial" w:hAnsi="Arial" w:eastAsia="宋体" w:cs="Arial"/>
       <w:snapToGrid w:val="0"/>
       <w:color w:val="000000"/>
       <w:kern w:val="0"/>
@@ -6565,11 +6683,12 @@
       <w:lang w:val="en-US" w:eastAsia="en-US" w:bidi="ar-SA"/>
     </w:rPr>
   </w:style>
-  <w:style w:type="paragraph" w:styleId="Heading1">
+  <w:style w:type="paragraph" w:styleId="2">
     <w:name w:val="heading 1"/>
-    <w:basedOn w:val="Normal"/>
-    <w:next w:val="Normal"/>
+    <w:basedOn w:val="1"/>
+    <w:next w:val="1"/>
     <w:qFormat/>
+    <w:uiPriority w:val="0"/>
     <w:pPr>
       <w:keepNext/>
       <w:keepLines/>
@@ -6587,12 +6706,13 @@
       <w:sz w:val="44"/>
     </w:rPr>
   </w:style>
-  <w:style w:type="paragraph" w:styleId="Heading2">
+  <w:style w:type="paragraph" w:styleId="3">
     <w:name w:val="heading 2"/>
-    <w:basedOn w:val="Normal"/>
-    <w:next w:val="Normal"/>
+    <w:basedOn w:val="1"/>
+    <w:next w:val="1"/>
     <w:unhideWhenUsed/>
     <w:qFormat/>
+    <w:uiPriority w:val="0"/>
     <w:pPr>
       <w:keepNext/>
       <w:keepLines/>
@@ -6605,18 +6725,19 @@
       <w:outlineLvl w:val="1"/>
     </w:pPr>
     <w:rPr>
-      <w:rFonts w:ascii="Arial" w:eastAsia="黑体" w:hAnsi="Arial"/>
+      <w:rFonts w:ascii="Arial" w:hAnsi="Arial" w:eastAsia="黑体"/>
       <w:b/>
       <w:sz w:val="32"/>
     </w:rPr>
   </w:style>
-  <w:style w:type="paragraph" w:styleId="Heading3">
+  <w:style w:type="paragraph" w:styleId="4">
     <w:name w:val="heading 3"/>
-    <w:basedOn w:val="Normal"/>
-    <w:next w:val="Normal"/>
+    <w:basedOn w:val="1"/>
+    <w:next w:val="1"/>
     <w:semiHidden/>
     <w:unhideWhenUsed/>
     <w:qFormat/>
+    <w:uiPriority w:val="0"/>
     <w:pPr>
       <w:keepNext/>
       <w:keepLines/>
@@ -6633,12 +6754,13 @@
       <w:sz w:val="32"/>
     </w:rPr>
   </w:style>
-  <w:style w:type="paragraph" w:styleId="Heading4">
+  <w:style w:type="paragraph" w:styleId="5">
     <w:name w:val="heading 4"/>
-    <w:basedOn w:val="Normal"/>
-    <w:next w:val="Normal"/>
+    <w:basedOn w:val="1"/>
+    <w:next w:val="1"/>
     <w:unhideWhenUsed/>
     <w:qFormat/>
+    <w:uiPriority w:val="0"/>
     <w:pPr>
       <w:keepNext/>
       <w:keepLines/>
@@ -6651,18 +6773,19 @@
       <w:outlineLvl w:val="3"/>
     </w:pPr>
     <w:rPr>
-      <w:rFonts w:ascii="Arial" w:eastAsia="黑体" w:hAnsi="Arial"/>
+      <w:rFonts w:ascii="Arial" w:hAnsi="Arial" w:eastAsia="黑体"/>
       <w:b/>
       <w:sz w:val="28"/>
     </w:rPr>
   </w:style>
-  <w:style w:type="paragraph" w:styleId="Heading5">
+  <w:style w:type="paragraph" w:styleId="6">
     <w:name w:val="heading 5"/>
-    <w:basedOn w:val="Normal"/>
-    <w:next w:val="Normal"/>
+    <w:basedOn w:val="1"/>
+    <w:next w:val="1"/>
     <w:semiHidden/>
     <w:unhideWhenUsed/>
     <w:qFormat/>
+    <w:uiPriority w:val="0"/>
     <w:pPr>
       <w:keepNext/>
       <w:keepLines/>
@@ -6679,13 +6802,14 @@
       <w:sz w:val="28"/>
     </w:rPr>
   </w:style>
-  <w:style w:type="paragraph" w:styleId="Heading6">
+  <w:style w:type="paragraph" w:styleId="7">
     <w:name w:val="heading 6"/>
-    <w:basedOn w:val="Normal"/>
-    <w:next w:val="Normal"/>
+    <w:basedOn w:val="1"/>
+    <w:next w:val="1"/>
     <w:semiHidden/>
     <w:unhideWhenUsed/>
     <w:qFormat/>
+    <w:uiPriority w:val="0"/>
     <w:pPr>
       <w:keepNext/>
       <w:keepLines/>
@@ -6698,18 +6822,19 @@
       <w:outlineLvl w:val="5"/>
     </w:pPr>
     <w:rPr>
-      <w:rFonts w:ascii="Arial" w:eastAsia="黑体" w:hAnsi="Arial"/>
+      <w:rFonts w:ascii="Arial" w:hAnsi="Arial" w:eastAsia="黑体"/>
       <w:b/>
       <w:sz w:val="24"/>
     </w:rPr>
   </w:style>
-  <w:style w:type="paragraph" w:styleId="Heading7">
+  <w:style w:type="paragraph" w:styleId="8">
     <w:name w:val="heading 7"/>
-    <w:basedOn w:val="Normal"/>
-    <w:next w:val="Normal"/>
+    <w:basedOn w:val="1"/>
+    <w:next w:val="1"/>
     <w:semiHidden/>
     <w:unhideWhenUsed/>
     <w:qFormat/>
+    <w:uiPriority w:val="0"/>
     <w:pPr>
       <w:keepNext/>
       <w:keepLines/>
@@ -6726,13 +6851,14 @@
       <w:sz w:val="24"/>
     </w:rPr>
   </w:style>
-  <w:style w:type="paragraph" w:styleId="Heading8">
+  <w:style w:type="paragraph" w:styleId="9">
     <w:name w:val="heading 8"/>
-    <w:basedOn w:val="Normal"/>
-    <w:next w:val="Normal"/>
+    <w:basedOn w:val="1"/>
+    <w:next w:val="1"/>
     <w:semiHidden/>
     <w:unhideWhenUsed/>
     <w:qFormat/>
+    <w:uiPriority w:val="0"/>
     <w:pPr>
       <w:keepNext/>
       <w:keepLines/>
@@ -6745,17 +6871,18 @@
       <w:outlineLvl w:val="7"/>
     </w:pPr>
     <w:rPr>
-      <w:rFonts w:ascii="Arial" w:eastAsia="黑体" w:hAnsi="Arial"/>
+      <w:rFonts w:ascii="Arial" w:hAnsi="Arial" w:eastAsia="黑体"/>
       <w:sz w:val="24"/>
     </w:rPr>
   </w:style>
-  <w:style w:type="paragraph" w:styleId="Heading9">
+  <w:style w:type="paragraph" w:styleId="10">
     <w:name w:val="heading 9"/>
-    <w:basedOn w:val="Normal"/>
-    <w:next w:val="Normal"/>
+    <w:basedOn w:val="1"/>
+    <w:next w:val="1"/>
     <w:semiHidden/>
     <w:unhideWhenUsed/>
     <w:qFormat/>
+    <w:uiPriority w:val="0"/>
     <w:pPr>
       <w:keepNext/>
       <w:keepLines/>
@@ -6768,19 +6895,21 @@
       <w:outlineLvl w:val="8"/>
     </w:pPr>
     <w:rPr>
-      <w:rFonts w:ascii="Arial" w:eastAsia="黑体" w:hAnsi="Arial"/>
+      <w:rFonts w:ascii="Arial" w:hAnsi="Arial" w:eastAsia="黑体"/>
       <w:sz w:val="21"/>
     </w:rPr>
   </w:style>
-  <w:style w:type="character" w:default="1" w:styleId="DefaultParagraphFont">
+  <w:style w:type="character" w:default="1" w:styleId="22">
     <w:name w:val="Default Paragraph Font"/>
     <w:semiHidden/>
     <w:qFormat/>
+    <w:uiPriority w:val="0"/>
   </w:style>
-  <w:style w:type="table" w:default="1" w:styleId="TableNormal">
+  <w:style w:type="table" w:default="1" w:styleId="20">
     <w:name w:val="Normal Table"/>
     <w:semiHidden/>
     <w:qFormat/>
+    <w:uiPriority w:val="0"/>
     <w:tblPr>
       <w:tblCellMar>
         <w:top w:w="0" w:type="dxa"/>
@@ -6790,39 +6919,43 @@
       </w:tblCellMar>
     </w:tblPr>
   </w:style>
-  <w:style w:type="paragraph" w:styleId="CommentText">
+  <w:style w:type="paragraph" w:styleId="11">
     <w:name w:val="annotation text"/>
-    <w:basedOn w:val="Normal"/>
+    <w:basedOn w:val="1"/>
     <w:qFormat/>
+    <w:uiPriority w:val="0"/>
     <w:pPr>
       <w:jc w:val="left"/>
     </w:pPr>
   </w:style>
-  <w:style w:type="paragraph" w:styleId="BodyText">
+  <w:style w:type="paragraph" w:styleId="12">
     <w:name w:val="Body Text"/>
-    <w:basedOn w:val="Normal"/>
+    <w:basedOn w:val="1"/>
     <w:semiHidden/>
     <w:qFormat/>
+    <w:uiPriority w:val="0"/>
     <w:rPr>
-      <w:rFonts w:ascii="Arial" w:eastAsia="Arial" w:hAnsi="Arial" w:cs="Arial"/>
+      <w:rFonts w:ascii="Arial" w:hAnsi="Arial" w:eastAsia="Arial" w:cs="Arial"/>
       <w:sz w:val="21"/>
       <w:szCs w:val="21"/>
       <w:lang w:val="en-US" w:eastAsia="en-US" w:bidi="ar-SA"/>
     </w:rPr>
   </w:style>
-  <w:style w:type="paragraph" w:styleId="TOC3">
+  <w:style w:type="paragraph" w:styleId="13">
     <w:name w:val="toc 3"/>
-    <w:basedOn w:val="Normal"/>
-    <w:next w:val="Normal"/>
+    <w:basedOn w:val="1"/>
+    <w:next w:val="1"/>
     <w:qFormat/>
+    <w:uiPriority w:val="0"/>
     <w:pPr>
       <w:ind w:left="840" w:leftChars="400"/>
     </w:pPr>
   </w:style>
-  <w:style w:type="paragraph" w:styleId="Footer">
+  <w:style w:type="paragraph" w:styleId="14">
     <w:name w:val="footer"/>
-    <w:basedOn w:val="Normal"/>
+    <w:basedOn w:val="1"/>
     <w:qFormat/>
+    <w:uiPriority w:val="0"/>
     <w:pPr>
       <w:tabs>
         <w:tab w:val="center" w:pos="4153"/>
@@ -6835,16 +6968,17 @@
       <w:sz w:val="18"/>
     </w:rPr>
   </w:style>
-  <w:style w:type="paragraph" w:styleId="Header">
+  <w:style w:type="paragraph" w:styleId="15">
     <w:name w:val="header"/>
-    <w:basedOn w:val="Normal"/>
+    <w:basedOn w:val="1"/>
     <w:qFormat/>
+    <w:uiPriority w:val="0"/>
     <w:pPr>
       <w:pBdr>
-        <w:top w:val="nil"/>
-        <w:left w:val="nil"/>
-        <w:bottom w:val="nil"/>
-        <w:right w:val="nil"/>
+        <w:top w:val="none" w:color="auto" w:sz="0" w:space="0"/>
+        <w:left w:val="none" w:color="auto" w:sz="0" w:space="0"/>
+        <w:bottom w:val="none" w:color="auto" w:sz="0" w:space="0"/>
+        <w:right w:val="none" w:color="auto" w:sz="0" w:space="0"/>
       </w:pBdr>
       <w:tabs>
         <w:tab w:val="center" w:pos="4153"/>
@@ -6859,37 +6993,41 @@
       <w:sz w:val="18"/>
     </w:rPr>
   </w:style>
-  <w:style w:type="paragraph" w:styleId="TOC1">
+  <w:style w:type="paragraph" w:styleId="16">
     <w:name w:val="toc 1"/>
-    <w:basedOn w:val="Normal"/>
-    <w:next w:val="Normal"/>
+    <w:basedOn w:val="1"/>
+    <w:next w:val="1"/>
     <w:qFormat/>
+    <w:uiPriority w:val="0"/>
     <w:rPr>
-      <w:rFonts w:ascii="Arial" w:eastAsia="Microsoft JhengHei" w:hAnsi="Arial"/>
+      <w:rFonts w:ascii="Arial" w:hAnsi="Arial" w:eastAsia="Microsoft JhengHei"/>
       <w:sz w:val="24"/>
     </w:rPr>
   </w:style>
-  <w:style w:type="paragraph" w:styleId="TOC2">
+  <w:style w:type="paragraph" w:styleId="17">
     <w:name w:val="toc 2"/>
-    <w:basedOn w:val="Normal"/>
-    <w:next w:val="Normal"/>
+    <w:basedOn w:val="1"/>
+    <w:next w:val="1"/>
     <w:qFormat/>
+    <w:uiPriority w:val="0"/>
     <w:pPr>
       <w:ind w:left="420" w:leftChars="200"/>
     </w:pPr>
   </w:style>
-  <w:style w:type="paragraph" w:styleId="NormalWeb">
+  <w:style w:type="paragraph" w:styleId="18">
     <w:name w:val="Normal (Web)"/>
-    <w:basedOn w:val="Normal"/>
+    <w:basedOn w:val="1"/>
     <w:qFormat/>
+    <w:uiPriority w:val="0"/>
     <w:rPr>
       <w:sz w:val="24"/>
     </w:rPr>
   </w:style>
-  <w:style w:type="paragraph" w:styleId="Title">
+  <w:style w:type="paragraph" w:styleId="19">
     <w:name w:val="Title"/>
-    <w:basedOn w:val="Normal"/>
+    <w:basedOn w:val="1"/>
     <w:qFormat/>
+    <w:uiPriority w:val="0"/>
     <w:pPr>
       <w:spacing w:before="240" w:beforeLines="0" w:beforeAutospacing="0" w:after="60" w:afterLines="0" w:afterAutospacing="0"/>
       <w:jc w:val="center"/>
@@ -6901,68 +7039,73 @@
       <w:sz w:val="32"/>
     </w:rPr>
   </w:style>
-  <w:style w:type="table" w:styleId="TableGrid">
+  <w:style w:type="table" w:styleId="21">
     <w:name w:val="Table Grid"/>
-    <w:basedOn w:val="TableNormal"/>
+    <w:basedOn w:val="20"/>
     <w:qFormat/>
+    <w:uiPriority w:val="0"/>
     <w:pPr>
       <w:widowControl w:val="0"/>
       <w:jc w:val="both"/>
     </w:pPr>
     <w:tblPr>
       <w:tblBorders>
-        <w:top w:val="single" w:sz="4" w:space="0" w:color="auto"/>
-        <w:left w:val="single" w:sz="4" w:space="0" w:color="auto"/>
-        <w:bottom w:val="single" w:sz="4" w:space="0" w:color="auto"/>
-        <w:right w:val="single" w:sz="4" w:space="0" w:color="auto"/>
-        <w:insideH w:val="single" w:sz="4" w:space="0" w:color="auto"/>
-        <w:insideV w:val="single" w:sz="4" w:space="0" w:color="auto"/>
+        <w:top w:val="single" w:color="auto" w:sz="4" w:space="0"/>
+        <w:left w:val="single" w:color="auto" w:sz="4" w:space="0"/>
+        <w:bottom w:val="single" w:color="auto" w:sz="4" w:space="0"/>
+        <w:right w:val="single" w:color="auto" w:sz="4" w:space="0"/>
+        <w:insideH w:val="single" w:color="auto" w:sz="4" w:space="0"/>
+        <w:insideV w:val="single" w:color="auto" w:sz="4" w:space="0"/>
       </w:tblBorders>
     </w:tblPr>
   </w:style>
-  <w:style w:type="character" w:styleId="Strong">
+  <w:style w:type="character" w:styleId="23">
     <w:name w:val="Strong"/>
-    <w:basedOn w:val="DefaultParagraphFont"/>
+    <w:basedOn w:val="22"/>
     <w:qFormat/>
+    <w:uiPriority w:val="0"/>
     <w:rPr>
       <w:b/>
     </w:rPr>
   </w:style>
-  <w:style w:type="paragraph" w:customStyle="1" w:styleId="a">
+  <w:style w:type="paragraph" w:customStyle="1" w:styleId="24">
     <w:name w:val="柴_公司名"/>
-    <w:basedOn w:val="Title"/>
+    <w:basedOn w:val="19"/>
     <w:qFormat/>
+    <w:uiPriority w:val="0"/>
     <w:pPr>
       <w:spacing w:after="600" w:afterLines="600"/>
     </w:pPr>
     <w:rPr>
-      <w:rFonts w:ascii="宋体" w:eastAsia="宋体" w:hAnsi="宋体" w:cs="宋体" w:hint="eastAsia"/>
+      <w:rFonts w:hint="eastAsia" w:ascii="宋体" w:hAnsi="宋体" w:eastAsia="宋体" w:cs="宋体"/>
       <w:bCs/>
       <w:spacing w:val="-6"/>
       <w:sz w:val="52"/>
       <w:szCs w:val="52"/>
     </w:rPr>
   </w:style>
-  <w:style w:type="paragraph" w:customStyle="1" w:styleId="a0">
+  <w:style w:type="paragraph" w:customStyle="1" w:styleId="25">
     <w:name w:val="柴_文档名"/>
-    <w:basedOn w:val="Title"/>
+    <w:basedOn w:val="19"/>
     <w:qFormat/>
+    <w:uiPriority w:val="0"/>
     <w:pPr>
       <w:spacing w:after="900" w:afterLines="900"/>
     </w:pPr>
     <w:rPr>
-      <w:rFonts w:ascii="黑体" w:eastAsia="黑体" w:hAnsi="黑体" w:cs="黑体"/>
+      <w:rFonts w:ascii="黑体" w:hAnsi="黑体" w:eastAsia="黑体" w:cs="黑体"/>
       <w:bCs/>
       <w:spacing w:val="-7"/>
       <w:sz w:val="52"/>
       <w:szCs w:val="52"/>
     </w:rPr>
   </w:style>
-  <w:style w:type="table" w:customStyle="1" w:styleId="TableNormal0">
+  <w:style w:type="table" w:customStyle="1" w:styleId="26">
     <w:name w:val="Table Normal_0"/>
     <w:semiHidden/>
     <w:unhideWhenUsed/>
     <w:qFormat/>
+    <w:uiPriority w:val="0"/>
     <w:tblPr>
       <w:tblCellMar>
         <w:top w:w="0" w:type="dxa"/>
@@ -6972,81 +7115,87 @@
       </w:tblCellMar>
     </w:tblPr>
   </w:style>
-  <w:style w:type="paragraph" w:customStyle="1" w:styleId="TableText">
+  <w:style w:type="paragraph" w:customStyle="1" w:styleId="27">
     <w:name w:val="Table Text"/>
-    <w:basedOn w:val="Normal"/>
+    <w:basedOn w:val="1"/>
     <w:semiHidden/>
     <w:qFormat/>
+    <w:uiPriority w:val="0"/>
     <w:rPr>
-      <w:rFonts w:ascii="宋体" w:eastAsia="宋体" w:hAnsi="宋体" w:cs="宋体"/>
+      <w:rFonts w:ascii="宋体" w:hAnsi="宋体" w:eastAsia="宋体" w:cs="宋体"/>
       <w:sz w:val="21"/>
       <w:szCs w:val="21"/>
       <w:lang w:val="en-US" w:eastAsia="en-US" w:bidi="ar-SA"/>
     </w:rPr>
   </w:style>
-  <w:style w:type="paragraph" w:customStyle="1" w:styleId="1">
+  <w:style w:type="paragraph" w:customStyle="1" w:styleId="28">
     <w:name w:val="柴_标题1"/>
-    <w:basedOn w:val="Heading1"/>
-    <w:next w:val="a1"/>
-    <w:link w:val="1Char"/>
+    <w:basedOn w:val="2"/>
+    <w:next w:val="29"/>
+    <w:link w:val="38"/>
     <w:qFormat/>
+    <w:uiPriority w:val="0"/>
     <w:pPr>
       <w:spacing w:before="100" w:after="90" w:line="360" w:lineRule="auto"/>
     </w:pPr>
     <w:rPr>
-      <w:rFonts w:ascii="Arial" w:eastAsia="宋体" w:hAnsi="Arial"/>
+      <w:rFonts w:ascii="Arial" w:hAnsi="Arial" w:eastAsia="宋体"/>
       <w:sz w:val="32"/>
     </w:rPr>
   </w:style>
-  <w:style w:type="paragraph" w:customStyle="1" w:styleId="a1">
+  <w:style w:type="paragraph" w:customStyle="1" w:styleId="29">
     <w:name w:val="柴_正文"/>
-    <w:basedOn w:val="BodyText"/>
-    <w:link w:val="Char"/>
+    <w:basedOn w:val="12"/>
+    <w:link w:val="42"/>
     <w:qFormat/>
+    <w:uiPriority w:val="0"/>
     <w:pPr>
       <w:spacing w:line="360" w:lineRule="auto"/>
       <w:ind w:firstLine="470" w:firstLineChars="200"/>
     </w:pPr>
     <w:rPr>
-      <w:rFonts w:ascii="Arial" w:eastAsia="宋体" w:hAnsi="Arial"/>
+      <w:rFonts w:ascii="Arial" w:hAnsi="Arial" w:eastAsia="宋体"/>
       <w:sz w:val="24"/>
       <w:lang w:eastAsia="zh-CN"/>
     </w:rPr>
   </w:style>
-  <w:style w:type="paragraph" w:customStyle="1" w:styleId="2">
+  <w:style w:type="paragraph" w:customStyle="1" w:styleId="30">
     <w:name w:val="柴_标题2"/>
-    <w:basedOn w:val="Heading2"/>
-    <w:next w:val="a1"/>
+    <w:basedOn w:val="3"/>
+    <w:next w:val="29"/>
     <w:qFormat/>
+    <w:uiPriority w:val="0"/>
     <w:pPr>
       <w:spacing w:line="360" w:lineRule="auto"/>
     </w:pPr>
     <w:rPr>
-      <w:rFonts w:ascii="Arial" w:eastAsia="宋体" w:hAnsi="Arial"/>
+      <w:rFonts w:ascii="Arial" w:hAnsi="Arial" w:eastAsia="宋体"/>
       <w:sz w:val="28"/>
     </w:rPr>
   </w:style>
-  <w:style w:type="paragraph" w:customStyle="1" w:styleId="3">
+  <w:style w:type="paragraph" w:customStyle="1" w:styleId="31">
     <w:name w:val="柴_标题3"/>
-    <w:basedOn w:val="Heading3"/>
-    <w:next w:val="a1"/>
+    <w:basedOn w:val="4"/>
+    <w:next w:val="29"/>
     <w:qFormat/>
+    <w:uiPriority w:val="0"/>
     <w:pPr>
       <w:spacing w:line="360" w:lineRule="auto"/>
       <w:ind w:left="0" w:firstLine="472" w:firstLineChars="200"/>
     </w:pPr>
     <w:rPr>
-      <w:rFonts w:ascii="宋体" w:eastAsia="宋体" w:hAnsi="宋体" w:cs="宋体"/>
+      <w:rFonts w:ascii="宋体" w:hAnsi="宋体" w:eastAsia="宋体" w:cs="宋体"/>
       <w:spacing w:val="-2"/>
       <w:sz w:val="24"/>
       <w:szCs w:val="24"/>
     </w:rPr>
   </w:style>
-  <w:style w:type="paragraph" w:customStyle="1" w:styleId="a2">
+  <w:style w:type="paragraph" w:customStyle="1" w:styleId="32">
     <w:name w:val="柴_目录"/>
-    <w:basedOn w:val="Normal"/>
-    <w:next w:val="BodyText"/>
+    <w:basedOn w:val="1"/>
+    <w:next w:val="12"/>
     <w:qFormat/>
+    <w:uiPriority w:val="0"/>
     <w:pPr>
       <w:tabs>
         <w:tab w:val="right" w:leader="dot" w:pos="8442"/>
@@ -7054,59 +7203,64 @@
       <w:ind w:left="0" w:leftChars="0"/>
     </w:pPr>
     <w:rPr>
-      <w:rFonts w:ascii="Arial" w:eastAsia="Microsoft JhengHei" w:hAnsi="Arial"/>
+      <w:rFonts w:ascii="Arial" w:hAnsi="Arial" w:eastAsia="Microsoft JhengHei"/>
       <w:sz w:val="24"/>
     </w:rPr>
   </w:style>
-  <w:style w:type="paragraph" w:customStyle="1" w:styleId="WPSOffice1">
+  <w:style w:type="paragraph" w:customStyle="1" w:styleId="33">
     <w:name w:val="WPSOffice手动目录 1"/>
     <w:qFormat/>
+    <w:uiPriority w:val="0"/>
     <w:pPr>
       <w:ind w:leftChars="0"/>
     </w:pPr>
     <w:rPr>
-      <w:rFonts w:ascii="Times New Roman" w:eastAsia="宋体" w:hAnsi="Times New Roman" w:cs="Times New Roman"/>
+      <w:rFonts w:ascii="Times New Roman" w:hAnsi="Times New Roman" w:eastAsia="宋体" w:cs="Times New Roman"/>
       <w:sz w:val="20"/>
       <w:szCs w:val="20"/>
     </w:rPr>
   </w:style>
-  <w:style w:type="paragraph" w:customStyle="1" w:styleId="WPSOffice2">
+  <w:style w:type="paragraph" w:customStyle="1" w:styleId="34">
     <w:name w:val="WPSOffice手动目录 2"/>
     <w:qFormat/>
+    <w:uiPriority w:val="0"/>
     <w:pPr>
       <w:ind w:leftChars="200"/>
     </w:pPr>
     <w:rPr>
-      <w:rFonts w:ascii="Times New Roman" w:eastAsia="宋体" w:hAnsi="Times New Roman" w:cs="Times New Roman"/>
+      <w:rFonts w:ascii="Times New Roman" w:hAnsi="Times New Roman" w:eastAsia="宋体" w:cs="Times New Roman"/>
       <w:sz w:val="20"/>
       <w:szCs w:val="20"/>
     </w:rPr>
   </w:style>
-  <w:style w:type="paragraph" w:customStyle="1" w:styleId="WPSOffice3">
+  <w:style w:type="paragraph" w:customStyle="1" w:styleId="35">
     <w:name w:val="WPSOffice手动目录 3"/>
     <w:qFormat/>
+    <w:uiPriority w:val="0"/>
     <w:pPr>
       <w:ind w:leftChars="400"/>
     </w:pPr>
     <w:rPr>
-      <w:rFonts w:ascii="Times New Roman" w:eastAsia="宋体" w:hAnsi="Times New Roman" w:cs="Times New Roman"/>
+      <w:rFonts w:ascii="Times New Roman" w:hAnsi="Times New Roman" w:eastAsia="宋体" w:cs="Times New Roman"/>
       <w:sz w:val="20"/>
       <w:szCs w:val="20"/>
     </w:rPr>
   </w:style>
-  <w:style w:type="paragraph" w:customStyle="1" w:styleId="Compact">
+  <w:style w:type="paragraph" w:customStyle="1" w:styleId="36">
     <w:name w:val="Compact"/>
-    <w:basedOn w:val="BodyText"/>
+    <w:basedOn w:val="12"/>
     <w:qFormat/>
+    <w:uiPriority w:val="0"/>
     <w:pPr>
       <w:spacing w:before="36" w:after="36"/>
     </w:pPr>
   </w:style>
-  <w:style w:type="table" w:customStyle="1" w:styleId="Table">
+  <w:style w:type="table" w:customStyle="1" w:styleId="37">
     <w:name w:val="Table"/>
     <w:semiHidden/>
     <w:unhideWhenUsed/>
     <w:qFormat/>
+    <w:uiPriority w:val="0"/>
     <w:tblPr>
       <w:tblCellMar>
         <w:top w:w="0" w:type="dxa"/>
@@ -7118,26 +7272,28 @@
     <w:tblStylePr w:type="firstRow">
       <w:tcPr>
         <w:tcBorders>
-          <w:bottom w:val="single" w:sz="0" w:space="0" w:color="auto"/>
+          <w:bottom w:val="single" w:color="auto" w:sz="0" w:space="0"/>
         </w:tcBorders>
         <w:vAlign w:val="bottom"/>
       </w:tcPr>
     </w:tblStylePr>
   </w:style>
-  <w:style w:type="character" w:customStyle="1" w:styleId="1Char">
+  <w:style w:type="character" w:customStyle="1" w:styleId="38">
     <w:name w:val="柴_标题1 Char"/>
-    <w:link w:val="1"/>
+    <w:link w:val="28"/>
     <w:qFormat/>
+    <w:uiPriority w:val="0"/>
     <w:rPr>
-      <w:rFonts w:ascii="Arial" w:eastAsia="宋体" w:hAnsi="Arial"/>
+      <w:rFonts w:ascii="Arial" w:hAnsi="Arial" w:eastAsia="宋体"/>
       <w:sz w:val="32"/>
     </w:rPr>
   </w:style>
-  <w:style w:type="table" w:customStyle="1" w:styleId="TableNormal1">
+  <w:style w:type="table" w:customStyle="1" w:styleId="39">
     <w:name w:val="Table Normal_1"/>
     <w:semiHidden/>
     <w:unhideWhenUsed/>
     <w:qFormat/>
+    <w:uiPriority w:val="0"/>
     <w:tblPr>
       <w:tblCellMar>
         <w:top w:w="0" w:type="dxa"/>
@@ -7147,10 +7303,11 @@
       </w:tblCellMar>
     </w:tblPr>
   </w:style>
-  <w:style w:type="paragraph" w:customStyle="1" w:styleId="a3">
+  <w:style w:type="paragraph" w:customStyle="1" w:styleId="40">
     <w:name w:val="柴_正文_无缩进"/>
-    <w:basedOn w:val="Normal"/>
+    <w:basedOn w:val="1"/>
     <w:qFormat/>
+    <w:uiPriority w:val="0"/>
     <w:pPr>
       <w:ind w:firstLine="0" w:firstLineChars="0"/>
     </w:pPr>
@@ -7160,29 +7317,31 @@
       <w:lang w:eastAsia="zh-CN"/>
     </w:rPr>
   </w:style>
-  <w:style w:type="paragraph" w:customStyle="1" w:styleId="4">
+  <w:style w:type="paragraph" w:customStyle="1" w:styleId="41">
     <w:name w:val="柴_标题4"/>
-    <w:basedOn w:val="Heading4"/>
-    <w:next w:val="Normal"/>
+    <w:basedOn w:val="5"/>
+    <w:next w:val="1"/>
     <w:qFormat/>
+    <w:uiPriority w:val="0"/>
     <w:pPr>
       <w:widowControl w:val="0"/>
       <w:spacing w:before="160" w:line="360" w:lineRule="auto"/>
-      <w:ind w:left="981" w:hanging="862" w:leftChars="300"/>
+      <w:ind w:left="981" w:leftChars="300" w:hanging="862"/>
     </w:pPr>
     <w:rPr>
-      <w:rFonts w:ascii="Calibri" w:eastAsia="宋体" w:hAnsi="Calibri" w:cs="宋体" w:hint="eastAsia"/>
+      <w:rFonts w:hint="eastAsia" w:ascii="Calibri" w:hAnsi="Calibri" w:eastAsia="宋体" w:cs="宋体"/>
       <w:sz w:val="24"/>
       <w:szCs w:val="24"/>
       <w:lang w:eastAsia="zh-CN" w:bidi="zh-CN"/>
     </w:rPr>
   </w:style>
-  <w:style w:type="character" w:customStyle="1" w:styleId="Char">
+  <w:style w:type="character" w:customStyle="1" w:styleId="42">
     <w:name w:val="柴_正文 Char"/>
-    <w:link w:val="a1"/>
+    <w:link w:val="29"/>
     <w:qFormat/>
+    <w:uiPriority w:val="0"/>
     <w:rPr>
-      <w:rFonts w:ascii="Arial" w:eastAsia="宋体" w:hAnsi="Arial"/>
+      <w:rFonts w:ascii="Arial" w:hAnsi="Arial" w:eastAsia="宋体"/>
       <w:sz w:val="24"/>
       <w:lang w:eastAsia="zh-CN"/>
     </w:rPr>
